--- a/01-foundations/NIST_CSF_2/Espanol/NIST_CSF_2_Practical_GRC_and_Junior_Analyst_Manual_Espanol_v1.0.docx
+++ b/01-foundations/NIST_CSF_2/Espanol/NIST_CSF_2_Practical_GRC_and_Junior_Analyst_Manual_Espanol_v1.0.docx
@@ -4703,24 +4703,6 @@
         </w:tc>
       </w:tr>
     </w:tbl>
-    <w:p>
-      <w:pPr>
-        <w:pStyle w:val="BlockText"/>
-      </w:pPr>
-      <w:r>
-        <w:rPr>
-          <w:bCs/>
-          <w:b/>
-        </w:rPr>
-        <w:t xml:space="preserve">Estado:</w:t>
-      </w:r>
-      <w:r>
-        <w:t xml:space="preserve"> </w:t>
-      </w:r>
-      <w:r>
-        <w:t xml:space="preserve">Traducción humana revisada para integración. Conserva los identificadores oficiales del NIST CSF 2.0. Este archivo sustituye únicamente el contenido textual de los capítulos 6–9; la edición completa todavía requiere integración, regeneración de DOCX/PDF y revisión visual.</w:t>
-      </w:r>
-    </w:p>
     <w:bookmarkEnd w:id="42"/>
     <w:bookmarkEnd w:id="43"/>
     <w:bookmarkStart w:id="49" w:name="función-proteger"/>
@@ -8931,7 +8913,7 @@
     <w:bookmarkStart w:id="61" w:name="declaración-del-alcance-del-perfil"/>
     <w:p>
       <w:pPr>
-        <w:pStyle w:val="Heading3"/>
+        <w:pStyle w:val="Heading2"/>
       </w:pPr>
       <w:r>
         <w:t xml:space="preserve">10.1 Declaración del alcance del Perfil</w:t>
@@ -9013,7 +8995,7 @@
     <w:bookmarkStart w:id="62" w:name="estado-de-los-resultados"/>
     <w:p>
       <w:pPr>
-        <w:pStyle w:val="Heading3"/>
+        <w:pStyle w:val="Heading2"/>
       </w:pPr>
       <w:r>
         <w:t xml:space="preserve">10.2 Estado de los resultados</w:t>
@@ -9279,7 +9261,7 @@
     <w:bookmarkStart w:id="63" w:name="priorización-de-brechas"/>
     <w:p>
       <w:pPr>
-        <w:pStyle w:val="Heading3"/>
+        <w:pStyle w:val="Heading2"/>
       </w:pPr>
       <w:r>
         <w:t xml:space="preserve">10.3 Priorización de brechas</w:t>

--- a/01-foundations/NIST_CSF_2/Espanol/NIST_CSF_2_Practical_GRC_and_Junior_Analyst_Manual_Espanol_v1.0.docx
+++ b/01-foundations/NIST_CSF_2/Espanol/NIST_CSF_2_Practical_GRC_and_Junior_Analyst_Manual_Espanol_v1.0.docx
@@ -2,32 +2,6 @@
 <file path=word/document.xml><?xml version="1.0" encoding="utf-8"?>
 <w:document xmlns:w="http://schemas.openxmlformats.org/wordprocessingml/2006/main" xmlns:m="http://schemas.openxmlformats.org/officeDocument/2006/math" xmlns:r="http://schemas.openxmlformats.org/officeDocument/2006/relationships" xmlns:o="urn:schemas-microsoft-com:office:office" xmlns:v="urn:schemas-microsoft-com:vml" xmlns:w10="urn:schemas-microsoft-com:office:word" xmlns:a="http://schemas.openxmlformats.org/drawingml/2006/main" xmlns:pic="http://schemas.openxmlformats.org/drawingml/2006/picture" xmlns:wp="http://schemas.openxmlformats.org/drawingml/2006/wordprocessingDrawing">
   <w:body>
-    <w:sdt>
-      <w:sdtPr>
-        <w:docPartObj>
-          <w:docPartGallery w:val="Table of Contents"/>
-          <w:docPartUnique/>
-        </w:docPartObj>
-      </w:sdtPr>
-      <w:sdtContent>
-        <w:p>
-          <w:pPr>
-            <w:pStyle w:val="TOCHeading"/>
-          </w:pPr>
-          <w:r>
-            <w:t xml:space="preserve">Table of Contents</w:t>
-          </w:r>
-        </w:p>
-        <w:p>
-          <w:r>
-            <w:fldChar w:fldCharType="begin" w:dirty="true"/>
-            <w:instrText xml:space="preserve">TOC \o "1-3" \h \z \u</w:instrText>
-            <w:fldChar w:fldCharType="separate"/>
-            <w:fldChar w:fldCharType="end"/>
-          </w:r>
-        </w:p>
-      </w:sdtContent>
-    </w:sdt>
     <w:p>
       <w:pPr>
         <w:pStyle w:val="BlockText"/>
@@ -2069,7 +2043,7 @@
         <w:t xml:space="preserve">“</w:t>
       </w:r>
       <w:r>
-        <w:t xml:space="preserve">media/image1.png</w:t>
+        <w:t xml:space="preserve">media/image1_es-419.png</w:t>
       </w:r>
       <w:r>
         <w:t xml:space="preserve">”</w:t>
@@ -2311,7 +2285,7 @@
         <w:t xml:space="preserve">“</w:t>
       </w:r>
       <w:r>
-        <w:t xml:space="preserve">media/image2.png</w:t>
+        <w:t xml:space="preserve">media/image2_es-419.png</w:t>
       </w:r>
       <w:r>
         <w:t xml:space="preserve">”</w:t>

--- a/01-foundations/NIST_CSF_2/Espanol/NIST_CSF_2_Practical_GRC_and_Junior_Analyst_Manual_Espanol_v1.0.docx
+++ b/01-foundations/NIST_CSF_2/Espanol/NIST_CSF_2_Practical_GRC_and_Junior_Analyst_Manual_Espanol_v1.0.docx
@@ -2011,7 +2011,7 @@
       </w:hyperlink>
     </w:p>
     <w:bookmarkEnd w:id="24"/>
-    <w:bookmarkStart w:id="28" w:name="nist-csf-2.0-foundations"/>
+    <w:bookmarkStart w:id="31" w:name="nist-csf-2.0-foundations"/>
     <w:p>
       <w:pPr>
         <w:pStyle w:val="Heading1"/>
@@ -2034,56 +2034,58 @@
     </w:p>
     <w:p>
       <w:pPr>
-        <w:pStyle w:val="BodyText"/>
-      </w:pPr>
-      <w:r>
-        <w:t xml:space="preserve">■img src=</w:t>
-      </w:r>
-      <w:r>
-        <w:t xml:space="preserve">“</w:t>
-      </w:r>
-      <w:r>
-        <w:t xml:space="preserve">media/image1_es-419.png</w:t>
-      </w:r>
-      <w:r>
-        <w:t xml:space="preserve">”</w:t>
-      </w:r>
-      <w:r>
-        <w:t xml:space="preserve"> </w:t>
-      </w:r>
-      <w:r>
-        <w:t xml:space="preserve">estilo=</w:t>
-      </w:r>
-      <w:r>
-        <w:t xml:space="preserve">“</w:t>
-      </w:r>
-      <w:r>
-        <w:t xml:space="preserve">Ancho:6.15in; Altura:3.39605in</w:t>
-      </w:r>
-      <w:r>
-        <w:t xml:space="preserve">”</w:t>
-      </w:r>
-      <w:r>
-        <w:t xml:space="preserve"> </w:t>
-      </w:r>
-      <w:r>
-        <w:t xml:space="preserve">alt=</w:t>
-      </w:r>
-      <w:r>
-        <w:t xml:space="preserve">“</w:t>
-      </w:r>
+        <w:pStyle w:val="CaptionedFigure"/>
+      </w:pPr>
+      <w:r>
+        <w:drawing>
+          <wp:inline>
+            <wp:extent cx="5334000" cy="2963333"/>
+            <wp:effectExtent b="0" l="0" r="0" t="0"/>
+            <wp:docPr descr="Govern, Identificar, Proteger, Detectar, Responder y Recuperar el trabajo como un sistema conectado." title="" id="26" name="Picture"/>
+            <a:graphic>
+              <a:graphicData uri="http://schemas.openxmlformats.org/drawingml/2006/picture">
+                <pic:pic>
+                  <pic:nvPicPr>
+                    <pic:cNvPr descr="media/image1_es-419.png" id="27" name="Picture"/>
+                    <pic:cNvPicPr>
+                      <a:picLocks noChangeArrowheads="1" noChangeAspect="1"/>
+                    </pic:cNvPicPr>
+                  </pic:nvPicPr>
+                  <pic:blipFill>
+                    <a:blip r:embed="rId25"/>
+                    <a:stretch>
+                      <a:fillRect/>
+                    </a:stretch>
+                  </pic:blipFill>
+                  <pic:spPr bwMode="auto">
+                    <a:xfrm>
+                      <a:off x="0" y="0"/>
+                      <a:ext cx="5334000" cy="2963333"/>
+                    </a:xfrm>
+                    <a:prstGeom prst="rect">
+                      <a:avLst/>
+                    </a:prstGeom>
+                    <a:noFill/>
+                    <a:ln w="9525">
+                      <a:noFill/>
+                      <a:headEnd/>
+                      <a:tailEnd/>
+                    </a:ln>
+                  </pic:spPr>
+                </pic:pic>
+              </a:graphicData>
+            </a:graphic>
+          </wp:inline>
+        </w:drawing>
+      </w:r>
+    </w:p>
+    <w:p>
+      <w:pPr>
+        <w:pStyle w:val="ImageCaption"/>
+      </w:pPr>
       <w:r>
         <w:t xml:space="preserve">Govern, Identificar, Proteger, Detectar, Responder y Recuperar el trabajo como un sistema conectado.</w:t>
       </w:r>
-      <w:r>
-        <w:t xml:space="preserve">”</w:t>
-      </w:r>
-      <w:r>
-        <w:t xml:space="preserve"> </w:t>
-      </w:r>
-      <w:r>
-        <w:t xml:space="preserve">/</w:t>
-      </w:r>
     </w:p>
     <w:p>
       <w:pPr>
@@ -2093,7 +2095,7 @@
         <w:t xml:space="preserve">Figura 1. Las seis funciones NIST CSF 2.0</w:t>
       </w:r>
     </w:p>
-    <w:bookmarkStart w:id="25" w:name="what-csf-2.0-is"/>
+    <w:bookmarkStart w:id="28" w:name="what-csf-2.0-is"/>
     <w:p>
       <w:pPr>
         <w:pStyle w:val="Heading2"/>
@@ -2110,8 +2112,8 @@
         <w:t xml:space="preserve">NIST publicó CSF 2.0 el 26 de febrero de 2024. Está diseñado para organizaciones de todo tamaño, sector y nivel de sofisticación técnica. Sus resultados son nacionales, sectoriales y tecnológicamente neutros. Las organizaciones pueden adoptarlo voluntariamente o porque una política, contrato, regulador, cliente o estándar interno lo solicite.</w:t>
       </w:r>
     </w:p>
-    <w:bookmarkEnd w:id="25"/>
-    <w:bookmarkStart w:id="26" w:name="qué-cambió-desde-csf-1.1"/>
+    <w:bookmarkEnd w:id="28"/>
+    <w:bookmarkStart w:id="29" w:name="qué-cambió-desde-csf-1.1"/>
     <w:p>
       <w:pPr>
         <w:pStyle w:val="Heading2"/>
@@ -2175,8 +2177,8 @@
         <w:t xml:space="preserve">Algunos números de Subcategoría contienen lagunas intencionales porque el contenido CSF 1.1 se movió dentro de CSF 2.0.</w:t>
       </w:r>
     </w:p>
-    <w:bookmarkEnd w:id="26"/>
-    <w:bookmarkStart w:id="27" w:name="what-csf-2.0-is-not"/>
+    <w:bookmarkEnd w:id="29"/>
+    <w:bookmarkStart w:id="30" w:name="what-csf-2.0-is-not"/>
     <w:p>
       <w:pPr>
         <w:pStyle w:val="Heading2"/>
@@ -2251,9 +2253,9 @@
         <w:t xml:space="preserve">Una asignación a un resultado CSF no prueba que el resultado se alcance.</w:t>
       </w:r>
     </w:p>
-    <w:bookmarkEnd w:id="27"/>
-    <w:bookmarkEnd w:id="28"/>
-    <w:bookmarkStart w:id="51" w:name="Xb1e465cb7f877a0783bcef82b82ec4363298ef5"/>
+    <w:bookmarkEnd w:id="30"/>
+    <w:bookmarkEnd w:id="31"/>
+    <w:bookmarkStart w:id="57" w:name="Xb1e465cb7f877a0783bcef82b82ec4363298ef5"/>
     <w:p>
       <w:pPr>
         <w:pStyle w:val="Heading1"/>
@@ -2276,55 +2278,57 @@
     </w:p>
     <w:p>
       <w:pPr>
-        <w:pStyle w:val="BodyText"/>
-      </w:pPr>
-      <w:r>
-        <w:t xml:space="preserve">■img src=</w:t>
-      </w:r>
-      <w:r>
-        <w:t xml:space="preserve">“</w:t>
-      </w:r>
-      <w:r>
-        <w:t xml:space="preserve">media/image2_es-419.png</w:t>
-      </w:r>
-      <w:r>
-        <w:t xml:space="preserve">”</w:t>
-      </w:r>
-      <w:r>
-        <w:t xml:space="preserve"> </w:t>
-      </w:r>
-      <w:r>
-        <w:t xml:space="preserve">style=</w:t>
-      </w:r>
-      <w:r>
-        <w:t xml:space="preserve">“</w:t>
-      </w:r>
-      <w:r>
-        <w:t xml:space="preserve">width:6.15in;height:2.6593in</w:t>
-      </w:r>
-      <w:r>
-        <w:t xml:space="preserve">”</w:t>
-      </w:r>
-      <w:r>
-        <w:t xml:space="preserve"> </w:t>
-      </w:r>
-      <w:r>
-        <w:t xml:space="preserve">alt=</w:t>
-      </w:r>
-      <w:r>
-        <w:t xml:space="preserve">“</w:t>
-      </w:r>
+        <w:pStyle w:val="CaptionedFigure"/>
+      </w:pPr>
+      <w:r>
+        <w:drawing>
+          <wp:inline>
+            <wp:extent cx="5334000" cy="2963333"/>
+            <wp:effectExtent b="0" l="0" r="0" t="0"/>
+            <wp:docPr descr="Las fusiones contienen Categorías, que contienen Subcategorías específicas centradas en el resultado." title="" id="33" name="Picture"/>
+            <a:graphic>
+              <a:graphicData uri="http://schemas.openxmlformats.org/drawingml/2006/picture">
+                <pic:pic>
+                  <pic:nvPicPr>
+                    <pic:cNvPr descr="media/image2_es-419.png" id="34" name="Picture"/>
+                    <pic:cNvPicPr>
+                      <a:picLocks noChangeArrowheads="1" noChangeAspect="1"/>
+                    </pic:cNvPicPr>
+                  </pic:nvPicPr>
+                  <pic:blipFill>
+                    <a:blip r:embed="rId32"/>
+                    <a:stretch>
+                      <a:fillRect/>
+                    </a:stretch>
+                  </pic:blipFill>
+                  <pic:spPr bwMode="auto">
+                    <a:xfrm>
+                      <a:off x="0" y="0"/>
+                      <a:ext cx="5334000" cy="2963333"/>
+                    </a:xfrm>
+                    <a:prstGeom prst="rect">
+                      <a:avLst/>
+                    </a:prstGeom>
+                    <a:noFill/>
+                    <a:ln w="9525">
+                      <a:noFill/>
+                      <a:headEnd/>
+                      <a:tailEnd/>
+                    </a:ln>
+                  </pic:spPr>
+                </pic:pic>
+              </a:graphicData>
+            </a:graphic>
+          </wp:inline>
+        </w:drawing>
+      </w:r>
+    </w:p>
+    <w:p>
+      <w:pPr>
+        <w:pStyle w:val="ImageCaption"/>
+      </w:pPr>
       <w:r>
         <w:t xml:space="preserve">Las fusiones contienen Categorías, que contienen Subcategorías específicas centradas en el resultado.</w:t>
-      </w:r>
-      <w:r>
-        <w:t xml:space="preserve">”</w:t>
-      </w:r>
-      <w:r>
-        <w:t xml:space="preserve"> </w:t>
-      </w:r>
-      <w:r>
-        <w:t xml:space="preserve">/</w:t>
       </w:r>
     </w:p>
     <w:p>
@@ -2672,7 +2676,7 @@
         <w:t xml:space="preserve">Silencio…</w:t>
       </w:r>
     </w:p>
-    <w:bookmarkStart w:id="29" w:name="organizational-context-gv.oc"/>
+    <w:bookmarkStart w:id="35" w:name="organizational-context-gv.oc"/>
     <w:p>
       <w:pPr>
         <w:pStyle w:val="Heading2"/>
@@ -2798,8 +2802,8 @@
         <w:t xml:space="preserve">.</w:t>
       </w:r>
     </w:p>
-    <w:bookmarkEnd w:id="29"/>
-    <w:bookmarkStart w:id="30" w:name="risk-management-strategy-gv.rm"/>
+    <w:bookmarkEnd w:id="35"/>
+    <w:bookmarkStart w:id="36" w:name="risk-management-strategy-gv.rm"/>
     <w:p>
       <w:pPr>
         <w:pStyle w:val="Heading2"/>
@@ -2937,8 +2941,8 @@
         <w:t xml:space="preserve">.</w:t>
       </w:r>
     </w:p>
-    <w:bookmarkEnd w:id="30"/>
-    <w:bookmarkStart w:id="31" w:name="Xe17dd260425e60af9ee9e6615040e5d989071a8"/>
+    <w:bookmarkEnd w:id="36"/>
+    <w:bookmarkStart w:id="37" w:name="Xe17dd260425e60af9ee9e6615040e5d989071a8"/>
     <w:p>
       <w:pPr>
         <w:pStyle w:val="Heading2"/>
@@ -3058,8 +3062,8 @@
         <w:t xml:space="preserve">.</w:t>
       </w:r>
     </w:p>
-    <w:bookmarkEnd w:id="31"/>
-    <w:bookmarkStart w:id="32" w:name="policy-gv.po"/>
+    <w:bookmarkEnd w:id="37"/>
+    <w:bookmarkStart w:id="38" w:name="policy-gv.po"/>
     <w:p>
       <w:pPr>
         <w:pStyle w:val="Heading2"/>
@@ -3167,8 +3171,8 @@
         <w:t xml:space="preserve">.</w:t>
       </w:r>
     </w:p>
-    <w:bookmarkEnd w:id="32"/>
-    <w:bookmarkStart w:id="33" w:name="monitoring-gv.ov"/>
+    <w:bookmarkEnd w:id="38"/>
+    <w:bookmarkStart w:id="39" w:name="monitoring-gv.ov"/>
     <w:p>
       <w:pPr>
         <w:pStyle w:val="Heading2"/>
@@ -3282,8 +3286,8 @@
         <w:t xml:space="preserve">.</w:t>
       </w:r>
     </w:p>
-    <w:bookmarkEnd w:id="33"/>
-    <w:bookmarkStart w:id="34" w:name="Xc68eb2e698529c7f74799b986df866a06d0e82d"/>
+    <w:bookmarkEnd w:id="39"/>
+    <w:bookmarkStart w:id="40" w:name="Xc68eb2e698529c7f74799b986df866a06d0e82d"/>
     <w:p>
       <w:pPr>
         <w:pStyle w:val="Heading2"/>
@@ -3496,8 +3500,8 @@
         <w:t xml:space="preserve">Silencio.</w:t>
       </w:r>
     </w:p>
-    <w:bookmarkEnd w:id="34"/>
-    <w:bookmarkStart w:id="35" w:name="asset-management-id.am"/>
+    <w:bookmarkEnd w:id="40"/>
+    <w:bookmarkStart w:id="41" w:name="asset-management-id.am"/>
     <w:p>
       <w:pPr>
         <w:pStyle w:val="Heading2"/>
@@ -3635,8 +3639,8 @@
         <w:t xml:space="preserve">.</w:t>
       </w:r>
     </w:p>
-    <w:bookmarkEnd w:id="35"/>
-    <w:bookmarkStart w:id="36" w:name="risk-assessment-id.ra"/>
+    <w:bookmarkEnd w:id="41"/>
+    <w:bookmarkStart w:id="42" w:name="risk-assessment-id.ra"/>
     <w:p>
       <w:pPr>
         <w:pStyle w:val="Heading2"/>
@@ -3792,8 +3796,8 @@
         <w:t xml:space="preserve">.</w:t>
       </w:r>
     </w:p>
-    <w:bookmarkEnd w:id="36"/>
-    <w:bookmarkStart w:id="37" w:name="improvement-id.im"/>
+    <w:bookmarkEnd w:id="42"/>
+    <w:bookmarkStart w:id="43" w:name="improvement-id.im"/>
     <w:p>
       <w:pPr>
         <w:pStyle w:val="Heading2"/>
@@ -3970,8 +3974,8 @@
         <w:t xml:space="preserve">Silencio…</w:t>
       </w:r>
     </w:p>
-    <w:bookmarkEnd w:id="37"/>
-    <w:bookmarkStart w:id="38" w:name="Xb9eba731fe338d3cf3988bbb6e1399a73a1751c"/>
+    <w:bookmarkEnd w:id="43"/>
+    <w:bookmarkStart w:id="44" w:name="Xb9eba731fe338d3cf3988bbb6e1399a73a1751c"/>
     <w:p>
       <w:pPr>
         <w:pStyle w:val="Heading2"/>
@@ -4103,8 +4107,8 @@
         <w:t xml:space="preserve">.</w:t>
       </w:r>
     </w:p>
-    <w:bookmarkEnd w:id="38"/>
-    <w:bookmarkStart w:id="39" w:name="awareness-and-training-pr.at"/>
+    <w:bookmarkEnd w:id="44"/>
+    <w:bookmarkStart w:id="45" w:name="awareness-and-training-pr.at"/>
     <w:p>
       <w:pPr>
         <w:pStyle w:val="Heading2"/>
@@ -4212,8 +4216,8 @@
         <w:t xml:space="preserve">.</w:t>
       </w:r>
     </w:p>
-    <w:bookmarkEnd w:id="39"/>
-    <w:bookmarkStart w:id="40" w:name="data-security-pr.ds"/>
+    <w:bookmarkEnd w:id="45"/>
+    <w:bookmarkStart w:id="46" w:name="data-security-pr.ds"/>
     <w:p>
       <w:pPr>
         <w:pStyle w:val="Heading2"/>
@@ -4333,8 +4337,8 @@
         <w:t xml:space="preserve">.</w:t>
       </w:r>
     </w:p>
-    <w:bookmarkEnd w:id="40"/>
-    <w:bookmarkStart w:id="41" w:name="platform-security-pr.ps"/>
+    <w:bookmarkEnd w:id="46"/>
+    <w:bookmarkStart w:id="47" w:name="platform-security-pr.ps"/>
     <w:p>
       <w:pPr>
         <w:pStyle w:val="Heading2"/>
@@ -4466,8 +4470,8 @@
         <w:t xml:space="preserve">.</w:t>
       </w:r>
     </w:p>
-    <w:bookmarkEnd w:id="41"/>
-    <w:bookmarkStart w:id="42" w:name="Xbc69ba418f3149be27b0b766a443f18b55da042"/>
+    <w:bookmarkEnd w:id="47"/>
+    <w:bookmarkStart w:id="48" w:name="Xbc69ba418f3149be27b0b766a443f18b55da042"/>
     <w:p>
       <w:pPr>
         <w:pStyle w:val="Heading2"/>
@@ -4644,8 +4648,8 @@
         <w:t xml:space="preserve">Silencio…</w:t>
       </w:r>
     </w:p>
-    <w:bookmarkEnd w:id="42"/>
-    <w:bookmarkStart w:id="43" w:name="continuous-monitoring-de.cm"/>
+    <w:bookmarkEnd w:id="48"/>
+    <w:bookmarkStart w:id="49" w:name="continuous-monitoring-de.cm"/>
     <w:p>
       <w:pPr>
         <w:pStyle w:val="Heading2"/>
@@ -4771,8 +4775,8 @@
         <w:t xml:space="preserve">.</w:t>
       </w:r>
     </w:p>
-    <w:bookmarkEnd w:id="43"/>
-    <w:bookmarkStart w:id="44" w:name="adverse-event-analysis-de.ae"/>
+    <w:bookmarkEnd w:id="49"/>
+    <w:bookmarkStart w:id="50" w:name="adverse-event-analysis-de.ae"/>
     <w:p>
       <w:pPr>
         <w:pStyle w:val="Heading2"/>
@@ -4961,8 +4965,8 @@
         <w:t xml:space="preserve">Silencio.</w:t>
       </w:r>
     </w:p>
-    <w:bookmarkEnd w:id="44"/>
-    <w:bookmarkStart w:id="45" w:name="incident-management-rs.ma"/>
+    <w:bookmarkEnd w:id="50"/>
+    <w:bookmarkStart w:id="51" w:name="incident-management-rs.ma"/>
     <w:p>
       <w:pPr>
         <w:pStyle w:val="Heading2"/>
@@ -5088,8 +5092,8 @@
         <w:t xml:space="preserve">.</w:t>
       </w:r>
     </w:p>
-    <w:bookmarkEnd w:id="45"/>
-    <w:bookmarkStart w:id="46" w:name="incident-analysis-rs.an"/>
+    <w:bookmarkEnd w:id="51"/>
+    <w:bookmarkStart w:id="52" w:name="incident-analysis-rs.an"/>
     <w:p>
       <w:pPr>
         <w:pStyle w:val="Heading2"/>
@@ -5209,8 +5213,8 @@
         <w:t xml:space="preserve">.</w:t>
       </w:r>
     </w:p>
-    <w:bookmarkEnd w:id="46"/>
-    <w:bookmarkStart w:id="47" w:name="Xeeb46bf582eb04c8415d0ea9c1711676e9e1ea0"/>
+    <w:bookmarkEnd w:id="52"/>
+    <w:bookmarkStart w:id="53" w:name="Xeeb46bf582eb04c8415d0ea9c1711676e9e1ea0"/>
     <w:p>
       <w:pPr>
         <w:pStyle w:val="Heading2"/>
@@ -5318,8 +5322,8 @@
         <w:t xml:space="preserve">.</w:t>
       </w:r>
     </w:p>
-    <w:bookmarkEnd w:id="47"/>
-    <w:bookmarkStart w:id="48" w:name="incident-mitigation-rs.mi"/>
+    <w:bookmarkEnd w:id="53"/>
+    <w:bookmarkStart w:id="54" w:name="incident-mitigation-rs.mi"/>
     <w:p>
       <w:pPr>
         <w:pStyle w:val="Heading2"/>
@@ -5484,8 +5488,8 @@
         <w:t xml:space="preserve">Silencio…</w:t>
       </w:r>
     </w:p>
-    <w:bookmarkEnd w:id="48"/>
-    <w:bookmarkStart w:id="49" w:name="incident-recovery-plan-execution-rc.rp"/>
+    <w:bookmarkEnd w:id="54"/>
+    <w:bookmarkStart w:id="55" w:name="incident-recovery-plan-execution-rc.rp"/>
     <w:p>
       <w:pPr>
         <w:pStyle w:val="Heading2"/>
@@ -5617,8 +5621,8 @@
         <w:t xml:space="preserve">.</w:t>
       </w:r>
     </w:p>
-    <w:bookmarkEnd w:id="49"/>
-    <w:bookmarkStart w:id="50" w:name="incident-recovery-communication-rc.co"/>
+    <w:bookmarkEnd w:id="55"/>
+    <w:bookmarkStart w:id="56" w:name="incident-recovery-communication-rc.co"/>
     <w:p>
       <w:pPr>
         <w:pStyle w:val="Heading2"/>
@@ -5726,9 +5730,9 @@
         <w:t xml:space="preserve">.</w:t>
       </w:r>
     </w:p>
-    <w:bookmarkEnd w:id="50"/>
-    <w:bookmarkEnd w:id="51"/>
-    <w:bookmarkStart w:id="55" w:name="perfiles-organizacionales"/>
+    <w:bookmarkEnd w:id="56"/>
+    <w:bookmarkEnd w:id="57"/>
+    <w:bookmarkStart w:id="64" w:name="perfiles-organizacionales"/>
     <w:p>
       <w:pPr>
         <w:pStyle w:val="Heading1"/>
@@ -5754,50 +5758,58 @@
     </w:p>
     <w:p>
       <w:pPr>
-        <w:pStyle w:val="BodyText"/>
-      </w:pPr>
-      <w:r>
-        <w:t xml:space="preserve">■img src=</w:t>
-      </w:r>
-      <w:r>
-        <w:t xml:space="preserve">“</w:t>
-      </w:r>
-      <w:r>
-        <w:t xml:space="preserve">media/image3.png</w:t>
-      </w:r>
-      <w:r>
-        <w:t xml:space="preserve">”</w:t>
-      </w:r>
-      <w:r>
-        <w:t xml:space="preserve"> </w:t>
-      </w:r>
-      <w:r>
-        <w:t xml:space="preserve">style=</w:t>
-      </w:r>
-      <w:r>
-        <w:t xml:space="preserve">“</w:t>
-      </w:r>
-      <w:r>
-        <w:t xml:space="preserve">width:6.15in;height:3.39605in</w:t>
-      </w:r>
-      <w:r>
-        <w:t xml:space="preserve">”</w:t>
-      </w:r>
-      <w:r>
-        <w:t xml:space="preserve"> </w:t>
-      </w:r>
-      <w:r>
-        <w:t xml:space="preserve">alt=</w:t>
-      </w:r>
-      <w:r>
-        <w:t xml:space="preserve">“</w:t>
-      </w:r>
+        <w:pStyle w:val="CaptionedFigure"/>
+      </w:pPr>
+      <w:r>
+        <w:drawing>
+          <wp:inline>
+            <wp:extent cx="5334000" cy="2963333"/>
+            <wp:effectExtent b="0" l="0" r="0" t="0"/>
+            <wp:docPr descr="A Target Profile es útil cuando sus brechas se convierten en acción de propiedad, financiada y basada en el riesgo." title="" id="59" name="Picture"/>
+            <a:graphic>
+              <a:graphicData uri="http://schemas.openxmlformats.org/drawingml/2006/picture">
+                <pic:pic>
+                  <pic:nvPicPr>
+                    <pic:cNvPr descr="media/image3_es-419.png" id="60" name="Picture"/>
+                    <pic:cNvPicPr>
+                      <a:picLocks noChangeArrowheads="1" noChangeAspect="1"/>
+                    </pic:cNvPicPr>
+                  </pic:nvPicPr>
+                  <pic:blipFill>
+                    <a:blip r:embed="rId58"/>
+                    <a:stretch>
+                      <a:fillRect/>
+                    </a:stretch>
+                  </pic:blipFill>
+                  <pic:spPr bwMode="auto">
+                    <a:xfrm>
+                      <a:off x="0" y="0"/>
+                      <a:ext cx="5334000" cy="2963333"/>
+                    </a:xfrm>
+                    <a:prstGeom prst="rect">
+                      <a:avLst/>
+                    </a:prstGeom>
+                    <a:noFill/>
+                    <a:ln w="9525">
+                      <a:noFill/>
+                      <a:headEnd/>
+                      <a:tailEnd/>
+                    </a:ln>
+                  </pic:spPr>
+                </pic:pic>
+              </a:graphicData>
+            </a:graphic>
+          </wp:inline>
+        </w:drawing>
+      </w:r>
+    </w:p>
+    <w:p>
+      <w:pPr>
+        <w:pStyle w:val="ImageCaption"/>
+      </w:pPr>
       <w:r>
         <w:t xml:space="preserve">A Target Profile es útil cuando sus brechas se convierten en acción de propiedad, financiada y basada en el riesgo.</w:t>
       </w:r>
-      <w:r>
-        <w:t xml:space="preserve">”</w:t>
-      </w:r>
     </w:p>
     <w:p>
       <w:pPr>
@@ -5807,7 +5819,7 @@
         <w:t xml:space="preserve">Gráfico 3 Perfil actual del plan de acción</w:t>
       </w:r>
     </w:p>
-    <w:bookmarkStart w:id="52" w:name="declaración-de-alcance-del-perfil"/>
+    <w:bookmarkStart w:id="61" w:name="declaración-de-alcance-del-perfil"/>
     <w:p>
       <w:pPr>
         <w:pStyle w:val="Heading2"/>
@@ -5882,8 +5894,8 @@
         <w:t xml:space="preserve">Sumas, exclusiones, dependencias y limitaciones</w:t>
       </w:r>
     </w:p>
-    <w:bookmarkEnd w:id="52"/>
-    <w:bookmarkStart w:id="53" w:name="outcome-status"/>
+    <w:bookmarkEnd w:id="61"/>
+    <w:bookmarkStart w:id="62" w:name="outcome-status"/>
     <w:p>
       <w:pPr>
         <w:pStyle w:val="Heading2"/>
@@ -5946,8 +5958,8 @@
         <w:t xml:space="preserve">Silencio No evaluado Silencio La evidencia no es suficiente para una conclusión</w:t>
       </w:r>
     </w:p>
-    <w:bookmarkEnd w:id="53"/>
-    <w:bookmarkStart w:id="54" w:name="gap-prioritization"/>
+    <w:bookmarkEnd w:id="62"/>
+    <w:bookmarkStart w:id="63" w:name="gap-prioritization"/>
     <w:p>
       <w:pPr>
         <w:pStyle w:val="Heading2"/>
@@ -5964,9 +5976,9 @@
         <w:t xml:space="preserve">Priorizar las lagunas que utilizan el impacto de la misión, la probabilidad de amenaza, la crítica de activos, las obligaciones jurídicas y contractuales, la exposición, las dependencias, la seguridad, la privacidad, los controles actuales, el tiempo para explotar, el esfuerzo de rehabilitación y los recursos disponibles. No clasificar las brechas sólo por la etiqueta de gravedad del escáner.</w:t>
       </w:r>
     </w:p>
-    <w:bookmarkEnd w:id="54"/>
-    <w:bookmarkEnd w:id="55"/>
-    <w:bookmarkStart w:id="56" w:name="csf-tiros"/>
+    <w:bookmarkEnd w:id="63"/>
+    <w:bookmarkEnd w:id="64"/>
+    <w:bookmarkStart w:id="65" w:name="csf-tiros"/>
     <w:p>
       <w:pPr>
         <w:pStyle w:val="Heading1"/>
@@ -6134,8 +6146,8 @@
         <w:t xml:space="preserve">Evaluar cuando el riesgo, la misión, los proveedores o la tecnología cambia materialmente.</w:t>
       </w:r>
     </w:p>
-    <w:bookmarkEnd w:id="56"/>
-    <w:bookmarkStart w:id="59" w:name="X9f06961296a18263a57aef4e2105a780ea053dc"/>
+    <w:bookmarkEnd w:id="65"/>
+    <w:bookmarkStart w:id="71" w:name="X9f06961296a18263a57aef4e2105a780ea053dc"/>
     <w:p>
       <w:pPr>
         <w:pStyle w:val="Heading1"/>
@@ -6216,7 +6228,7 @@
         <w:t xml:space="preserve">tención Riesgo positivo ← Opportunity que puede mejorar los objetivos tención Automatización segura que reduce el error y mejora la velocidad de detección</w:t>
       </w:r>
     </w:p>
-    <w:bookmarkStart w:id="57" w:name="declaración-de-riesgo-ejecutivo"/>
+    <w:bookmarkStart w:id="66" w:name="declaración-de-riesgo-ejecutivo"/>
     <w:p>
       <w:pPr>
         <w:pStyle w:val="Heading2"/>
@@ -6255,8 +6267,8 @@
         <w:t xml:space="preserve">Silencio.</w:t>
       </w:r>
     </w:p>
-    <w:bookmarkEnd w:id="57"/>
-    <w:bookmarkStart w:id="58" w:name="cuestiones-a-nivel-de-la-junta"/>
+    <w:bookmarkEnd w:id="66"/>
+    <w:bookmarkStart w:id="70" w:name="cuestiones-a-nivel-de-la-junta"/>
     <w:p>
       <w:pPr>
         <w:pStyle w:val="Heading2"/>
@@ -6368,144 +6380,149 @@
     </w:p>
     <w:p>
       <w:pPr>
+        <w:pStyle w:val="CaptionedFigure"/>
+      </w:pPr>
+      <w:r>
+        <w:drawing>
+          <wp:inline>
+            <wp:extent cx="5334000" cy="2963333"/>
+            <wp:effectExtent b="0" l="0" r="0" t="0"/>
+            <wp:docPr descr="Plan, select, contract, monitor, y salida con responsabilidades de seguridad definidas" title="" id="68" name="Picture"/>
+            <a:graphic>
+              <a:graphicData uri="http://schemas.openxmlformats.org/drawingml/2006/picture">
+                <pic:pic>
+                  <pic:nvPicPr>
+                    <pic:cNvPr descr="media/image4_es-419.png" id="69" name="Picture"/>
+                    <pic:cNvPicPr>
+                      <a:picLocks noChangeArrowheads="1" noChangeAspect="1"/>
+                    </pic:cNvPicPr>
+                  </pic:nvPicPr>
+                  <pic:blipFill>
+                    <a:blip r:embed="rId67"/>
+                    <a:stretch>
+                      <a:fillRect/>
+                    </a:stretch>
+                  </pic:blipFill>
+                  <pic:spPr bwMode="auto">
+                    <a:xfrm>
+                      <a:off x="0" y="0"/>
+                      <a:ext cx="5334000" cy="2963333"/>
+                    </a:xfrm>
+                    <a:prstGeom prst="rect">
+                      <a:avLst/>
+                    </a:prstGeom>
+                    <a:noFill/>
+                    <a:ln w="9525">
+                      <a:noFill/>
+                      <a:headEnd/>
+                      <a:tailEnd/>
+                    </a:ln>
+                  </pic:spPr>
+                </pic:pic>
+              </a:graphicData>
+            </a:graphic>
+          </wp:inline>
+        </w:drawing>
+      </w:r>
+    </w:p>
+    <w:p>
+      <w:pPr>
+        <w:pStyle w:val="ImageCaption"/>
+      </w:pPr>
+      <w:r>
+        <w:t xml:space="preserve">Plan, select, contract, monitor, y salida con responsabilidades de seguridad definidas</w:t>
+      </w:r>
+    </w:p>
+    <w:p>
+      <w:pPr>
+        <w:pStyle w:val="BodyText"/>
+      </w:pPr>
+      <w:r>
+        <w:t xml:space="preserve">Gráfico 5 Ciclo de vida de ciberseguridad en cadena de suministro</w:t>
+      </w:r>
+    </w:p>
+    <w:p>
+      <w:pPr>
+        <w:numPr>
+          <w:ilvl w:val="0"/>
+          <w:numId w:val="1016"/>
+        </w:numPr>
+      </w:pPr>
+      <w:r>
+        <w:t xml:space="preserve">Proveedores de inventario, subcontratistas, productos, servicios, flujos de datos, acceso, ubicaciones y dependencias.</w:t>
+      </w:r>
+    </w:p>
+    <w:p>
+      <w:pPr>
+        <w:numPr>
+          <w:ilvl w:val="0"/>
+          <w:numId w:val="1016"/>
+        </w:numPr>
+      </w:pPr>
+      <w:r>
+        <w:t xml:space="preserve">Relaciones más estrechas por crítica, sensibilidad, acceso, sustitución, concentración, seguridad e impacto operacional.</w:t>
+      </w:r>
+    </w:p>
+    <w:p>
+      <w:pPr>
+        <w:numPr>
+          <w:ilvl w:val="0"/>
+          <w:numId w:val="1016"/>
+        </w:numPr>
+      </w:pPr>
+      <w:r>
+        <w:t xml:space="preserve">Realizar diligencia debida proporcional antes de la compra o renovación.</w:t>
+      </w:r>
+    </w:p>
+    <w:p>
+      <w:pPr>
+        <w:numPr>
+          <w:ilvl w:val="0"/>
+          <w:numId w:val="1016"/>
+        </w:numPr>
+      </w:pPr>
+      <w:r>
+        <w:t xml:space="preserve">Colocar funciones de ciberseguridad, incidentes, notificación, pruebas, subcontratistas, resiliencia, retorno y destrucción mensurables en los acuerdos.</w:t>
+      </w:r>
+    </w:p>
+    <w:p>
+      <w:pPr>
+        <w:numPr>
+          <w:ilvl w:val="0"/>
+          <w:numId w:val="1016"/>
+        </w:numPr>
+      </w:pPr>
+      <w:r>
+        <w:t xml:space="preserve">Supervisar los cambios, las conclusiones, los incidentes, la salud financiera, el rendimiento de los servicios y las dependencias materiales de cuartas partes.</w:t>
+      </w:r>
+    </w:p>
+    <w:p>
+      <w:pPr>
+        <w:numPr>
+          <w:ilvl w:val="0"/>
+          <w:numId w:val="1016"/>
+        </w:numPr>
+      </w:pPr>
+      <w:r>
+        <w:t xml:space="preserve">Incluir a terceros críticos en ejercicios, respuesta, recuperación y comunicación.</w:t>
+      </w:r>
+    </w:p>
+    <w:p>
+      <w:pPr>
+        <w:numPr>
+          <w:ilvl w:val="0"/>
+          <w:numId w:val="1016"/>
+        </w:numPr>
+      </w:pPr>
+      <w:r>
+        <w:t xml:space="preserve">Al salir, eliminar el acceso, recuperar activos, devolver o destruir datos, transferir conocimientos, conservar los registros necesarios y validar la terminación.</w:t>
+      </w:r>
+    </w:p>
+    <w:p>
+      <w:pPr>
         <w:pStyle w:val="FirstParagraph"/>
       </w:pPr>
       <w:r>
-        <w:t xml:space="preserve">יimg src=</w:t>
-      </w:r>
-      <w:r>
-        <w:t xml:space="preserve">“</w:t>
-      </w:r>
-      <w:r>
-        <w:t xml:space="preserve">media/image5.png</w:t>
-      </w:r>
-      <w:r>
-        <w:t xml:space="preserve">”</w:t>
-      </w:r>
-      <w:r>
-        <w:t xml:space="preserve"> </w:t>
-      </w:r>
-      <w:r>
-        <w:t xml:space="preserve">style=</w:t>
-      </w:r>
-      <w:r>
-        <w:t xml:space="preserve">“</w:t>
-      </w:r>
-      <w:r>
-        <w:t xml:space="preserve">width:6.15in;height:3.21373in</w:t>
-      </w:r>
-      <w:r>
-        <w:t xml:space="preserve">”</w:t>
-      </w:r>
-      <w:r>
-        <w:t xml:space="preserve"> </w:t>
-      </w:r>
-      <w:r>
-        <w:t xml:space="preserve">alt=</w:t>
-      </w:r>
-      <w:r>
-        <w:t xml:space="preserve">“</w:t>
-      </w:r>
-      <w:r>
-        <w:t xml:space="preserve">Plan, select, contract, monitor, y salida con responsabilidades de seguridad definidas</w:t>
-      </w:r>
-      <w:r>
-        <w:t xml:space="preserve">”</w:t>
-      </w:r>
-      <w:r>
-        <w:t xml:space="preserve">.</w:t>
-      </w:r>
-    </w:p>
-    <w:p>
-      <w:pPr>
-        <w:pStyle w:val="BodyText"/>
-      </w:pPr>
-      <w:r>
-        <w:t xml:space="preserve">Gráfico 5 Ciclo de vida de ciberseguridad en cadena de suministro</w:t>
-      </w:r>
-    </w:p>
-    <w:p>
-      <w:pPr>
-        <w:numPr>
-          <w:ilvl w:val="0"/>
-          <w:numId w:val="1016"/>
-        </w:numPr>
-      </w:pPr>
-      <w:r>
-        <w:t xml:space="preserve">Proveedores de inventario, subcontratistas, productos, servicios, flujos de datos, acceso, ubicaciones y dependencias.</w:t>
-      </w:r>
-    </w:p>
-    <w:p>
-      <w:pPr>
-        <w:numPr>
-          <w:ilvl w:val="0"/>
-          <w:numId w:val="1016"/>
-        </w:numPr>
-      </w:pPr>
-      <w:r>
-        <w:t xml:space="preserve">Relaciones más estrechas por crítica, sensibilidad, acceso, sustitución, concentración, seguridad e impacto operacional.</w:t>
-      </w:r>
-    </w:p>
-    <w:p>
-      <w:pPr>
-        <w:numPr>
-          <w:ilvl w:val="0"/>
-          <w:numId w:val="1016"/>
-        </w:numPr>
-      </w:pPr>
-      <w:r>
-        <w:t xml:space="preserve">Realizar diligencia debida proporcional antes de la compra o renovación.</w:t>
-      </w:r>
-    </w:p>
-    <w:p>
-      <w:pPr>
-        <w:numPr>
-          <w:ilvl w:val="0"/>
-          <w:numId w:val="1016"/>
-        </w:numPr>
-      </w:pPr>
-      <w:r>
-        <w:t xml:space="preserve">Colocar funciones de ciberseguridad, incidentes, notificación, pruebas, subcontratistas, resiliencia, retorno y destrucción mensurables en los acuerdos.</w:t>
-      </w:r>
-    </w:p>
-    <w:p>
-      <w:pPr>
-        <w:numPr>
-          <w:ilvl w:val="0"/>
-          <w:numId w:val="1016"/>
-        </w:numPr>
-      </w:pPr>
-      <w:r>
-        <w:t xml:space="preserve">Supervisar los cambios, las conclusiones, los incidentes, la salud financiera, el rendimiento de los servicios y las dependencias materiales de cuartas partes.</w:t>
-      </w:r>
-    </w:p>
-    <w:p>
-      <w:pPr>
-        <w:numPr>
-          <w:ilvl w:val="0"/>
-          <w:numId w:val="1016"/>
-        </w:numPr>
-      </w:pPr>
-      <w:r>
-        <w:t xml:space="preserve">Incluir a terceros críticos en ejercicios, respuesta, recuperación y comunicación.</w:t>
-      </w:r>
-    </w:p>
-    <w:p>
-      <w:pPr>
-        <w:numPr>
-          <w:ilvl w:val="0"/>
-          <w:numId w:val="1016"/>
-        </w:numPr>
-      </w:pPr>
-      <w:r>
-        <w:t xml:space="preserve">Al salir, eliminar el acceso, recuperar activos, devolver o destruir datos, transferir conocimientos, conservar los registros necesarios y validar la terminación.</w:t>
-      </w:r>
-    </w:p>
-    <w:p>
-      <w:pPr>
-        <w:pStyle w:val="FirstParagraph"/>
-      </w:pPr>
-      <w:r>
         <w:t xml:space="preserve">Silencio</w:t>
       </w:r>
       <w:r>
@@ -6531,9 +6548,9 @@
         <w:t xml:space="preserve">Silencio.</w:t>
       </w:r>
     </w:p>
-    <w:bookmarkEnd w:id="58"/>
-    <w:bookmarkEnd w:id="59"/>
-    <w:bookmarkStart w:id="61" w:name="métricas-pruebas-y-informes"/>
+    <w:bookmarkEnd w:id="70"/>
+    <w:bookmarkEnd w:id="71"/>
+    <w:bookmarkStart w:id="73" w:name="métricas-pruebas-y-informes"/>
     <w:p>
       <w:pPr>
         <w:pStyle w:val="Heading1"/>
@@ -6639,7 +6656,7 @@
         <w:t xml:space="preserve">Figure 6. Outcome-to-evidence chain</w:t>
       </w:r>
     </w:p>
-    <w:bookmarkStart w:id="60" w:name="calidad-de-la-evidencia"/>
+    <w:bookmarkStart w:id="72" w:name="calidad-de-la-evidencia"/>
     <w:p>
       <w:pPr>
         <w:pStyle w:val="Heading2"/>
@@ -6680,9 +6697,9 @@
         <w:t xml:space="preserve">tención Strong Silencio Datos del sistema más revisión independiente, decisiones, acción correctiva, y retest ¦</w:t>
       </w:r>
     </w:p>
-    <w:bookmarkEnd w:id="60"/>
-    <w:bookmarkEnd w:id="61"/>
-    <w:bookmarkStart w:id="101" w:name="X27891684f0f9470f13799123d0007fd728bde14"/>
+    <w:bookmarkEnd w:id="72"/>
+    <w:bookmarkEnd w:id="73"/>
+    <w:bookmarkStart w:id="116" w:name="X27891684f0f9470f13799123d0007fd728bde14"/>
     <w:p>
       <w:pPr>
         <w:pStyle w:val="Heading1"/>
@@ -6821,7 +6838,7 @@
         <w:t xml:space="preserve">Reprueba la corrección en toda la población afectada y escribe una conclusión clara con limitaciones.</w:t>
       </w:r>
     </w:p>
-    <w:bookmarkStart w:id="62" w:name="pruebas-de-verificación-práctica"/>
+    <w:bookmarkStart w:id="74" w:name="pruebas-de-verificación-práctica"/>
     <w:p>
       <w:pPr>
         <w:pStyle w:val="Heading2"/>
@@ -6899,8 +6916,8 @@
         <w:t xml:space="preserve">Silencio Desarrollo seguro Silencio Todos los repositorios, liberaciones, dependencias, excepciones, y hallazgos ¦ Requisitos de examen, revisión, escaneo, secretos, dependencias, aprobación, implementación, corrección, y retestigos de los diarios de Pipeline, revisión, escaneo, ticket, liberación y validación</w:t>
       </w:r>
     </w:p>
-    <w:bookmarkEnd w:id="62"/>
-    <w:bookmarkStart w:id="63" w:name="conclusion-language"/>
+    <w:bookmarkEnd w:id="74"/>
+    <w:bookmarkStart w:id="78" w:name="conclusion-language"/>
     <w:p>
       <w:pPr>
         <w:pStyle w:val="Heading2"/>
@@ -6961,50 +6978,58 @@
     </w:p>
     <w:p>
       <w:pPr>
-        <w:pStyle w:val="BodyText"/>
-      </w:pPr>
-      <w:r>
-        <w:t xml:space="preserve">■img src=</w:t>
-      </w:r>
-      <w:r>
-        <w:t xml:space="preserve">“</w:t>
-      </w:r>
-      <w:r>
-        <w:t xml:space="preserve">media/image7.png</w:t>
-      </w:r>
-      <w:r>
-        <w:t xml:space="preserve">”</w:t>
-      </w:r>
-      <w:r>
-        <w:t xml:space="preserve"> </w:t>
-      </w:r>
-      <w:r>
-        <w:t xml:space="preserve">estilo=</w:t>
-      </w:r>
-      <w:r>
-        <w:t xml:space="preserve">“</w:t>
-      </w:r>
-      <w:r>
-        <w:t xml:space="preserve">Ancho:6.15in; Altura:3.39605in</w:t>
-      </w:r>
-      <w:r>
-        <w:t xml:space="preserve">”</w:t>
-      </w:r>
-      <w:r>
-        <w:t xml:space="preserve"> </w:t>
-      </w:r>
-      <w:r>
-        <w:t xml:space="preserve">alt=</w:t>
-      </w:r>
-      <w:r>
-        <w:t xml:space="preserve">“</w:t>
-      </w:r>
+        <w:pStyle w:val="CaptionedFigure"/>
+      </w:pPr>
+      <w:r>
+        <w:drawing>
+          <wp:inline>
+            <wp:extent cx="5334000" cy="2963333"/>
+            <wp:effectExtent b="0" l="0" r="0" t="0"/>
+            <wp:docPr descr="Autorización, validación, acción correctiva, y retesting convierten la producción técnica en evidencia útil." title="" id="76" name="Picture"/>
+            <a:graphic>
+              <a:graphicData uri="http://schemas.openxmlformats.org/drawingml/2006/picture">
+                <pic:pic>
+                  <pic:nvPicPr>
+                    <pic:cNvPr descr="media/image5_es-419.png" id="77" name="Picture"/>
+                    <pic:cNvPicPr>
+                      <a:picLocks noChangeArrowheads="1" noChangeAspect="1"/>
+                    </pic:cNvPicPr>
+                  </pic:nvPicPr>
+                  <pic:blipFill>
+                    <a:blip r:embed="rId75"/>
+                    <a:stretch>
+                      <a:fillRect/>
+                    </a:stretch>
+                  </pic:blipFill>
+                  <pic:spPr bwMode="auto">
+                    <a:xfrm>
+                      <a:off x="0" y="0"/>
+                      <a:ext cx="5334000" cy="2963333"/>
+                    </a:xfrm>
+                    <a:prstGeom prst="rect">
+                      <a:avLst/>
+                    </a:prstGeom>
+                    <a:noFill/>
+                    <a:ln w="9525">
+                      <a:noFill/>
+                      <a:headEnd/>
+                      <a:tailEnd/>
+                    </a:ln>
+                  </pic:spPr>
+                </pic:pic>
+              </a:graphicData>
+            </a:graphic>
+          </wp:inline>
+        </w:drawing>
+      </w:r>
+    </w:p>
+    <w:p>
+      <w:pPr>
+        <w:pStyle w:val="ImageCaption"/>
+      </w:pPr>
       <w:r>
         <w:t xml:space="preserve">Autorización, validación, acción correctiva, y retesting convierten la producción técnica en evidencia útil.</w:t>
       </w:r>
-      <w:r>
-        <w:t xml:space="preserve">”</w:t>
-      </w:r>
     </w:p>
     <w:p>
       <w:pPr>
@@ -7110,8 +7135,8 @@
         <w:t xml:space="preserve">TEN OpenSearch TENIDO Buscar, análisis, tableros de instrumentos y monitoreo de seguridad TENIDO DE.CM, DE.AE, GV.OV ANTE</w:t>
       </w:r>
     </w:p>
-    <w:bookmarkEnd w:id="63"/>
-    <w:bookmarkStart w:id="64" w:name="X27c8a08910d8eb682202b0b8017ecf36a6791c1"/>
+    <w:bookmarkEnd w:id="78"/>
+    <w:bookmarkStart w:id="79" w:name="X27c8a08910d8eb682202b0b8017ecf36a6791c1"/>
     <w:p>
       <w:pPr>
         <w:pStyle w:val="Heading2"/>
@@ -7208,8 +7233,8 @@
         <w:t xml:space="preserve">Revalidate después de actualizaciones de materiales, cambios de integración, cambios de configuración o fallos.</w:t>
       </w:r>
     </w:p>
-    <w:bookmarkEnd w:id="64"/>
-    <w:bookmarkStart w:id="66" w:name="ciso-assistant"/>
+    <w:bookmarkEnd w:id="79"/>
+    <w:bookmarkStart w:id="81" w:name="ciso-assistant"/>
     <w:p>
       <w:pPr>
         <w:pStyle w:val="Heading2"/>
@@ -7244,7 +7269,7 @@
         <w:t xml:space="preserve">Abra la guía oficial de asistentes CISO(https://intuitem.gitbook.io/ciso-assistant)</w:t>
       </w:r>
     </w:p>
-    <w:bookmarkStart w:id="65" w:name="quick-start"/>
+    <w:bookmarkStart w:id="80" w:name="quick-start"/>
     <w:p>
       <w:pPr>
         <w:pStyle w:val="Heading3"/>
@@ -7259,371 +7284,11 @@
       </w:pPr>
       <w:r>
         <w:t xml:space="preserve">Cree una organización ficticia, seleccione cinco resultados CSF, asigne propietarios, adjunte pruebas sanitarias, registre una brecha y construya un plan de acción.</w:t>
-      </w:r>
-    </w:p>
-    <w:bookmarkEnd w:id="65"/>
-    <w:bookmarkEnd w:id="66"/>
-    <w:bookmarkStart w:id="67" w:name="evidencia-y-limitación"/>
-    <w:p>
-      <w:pPr>
-        <w:pStyle w:val="Heading2"/>
-      </w:pPr>
-      <w:r>
-        <w:t xml:space="preserve">Evidencia y limitación</w:t>
-      </w:r>
-    </w:p>
-    <w:p>
-      <w:pPr>
-        <w:pStyle w:val="FirstParagraph"/>
-      </w:pPr>
-      <w:r>
-        <w:t xml:space="preserve">Retener autorización, alcance, población objetivo, versión de herramientas y contenidos, configuración, resultado bruto, revisor, decisión, acción correctiva, excepción y retest. La herramienta admite trabajo seleccionado; no puede certificar la alineación CSF, determinar el alcance completo o reemplazar el juicio humano calificado.</w:t>
-      </w:r>
-    </w:p>
-    <w:bookmarkEnd w:id="67"/>
-    <w:bookmarkStart w:id="69" w:name="wazuh"/>
-    <w:p>
-      <w:pPr>
-        <w:pStyle w:val="Heading2"/>
-      </w:pPr>
-      <w:r>
-        <w:t xml:space="preserve">16.3 Wazuh</w:t>
-      </w:r>
-    </w:p>
-    <w:p>
-      <w:pPr>
-        <w:pStyle w:val="FirstParagraph"/>
-      </w:pPr>
-      <w:r>
-        <w:t xml:space="preserve">SIEM, control de puntos finales, integridad. Posible apoyo CSF: DE.CM, DE.AE, RS.MA.</w:t>
-      </w:r>
-    </w:p>
-    <w:p>
-      <w:pPr>
-        <w:pStyle w:val="BodyText"/>
-      </w:pPr>
-      <w:r>
-        <w:rPr>
-          <w:bCs/>
-          <w:b/>
-        </w:rPr>
-        <w:t xml:space="preserve">Documentación oficial:</w:t>
-      </w:r>
-      <w:r>
-        <w:t xml:space="preserve"> </w:t>
-      </w:r>
-      <w:r>
-        <w:t xml:space="preserve">Abra la guía oficial Wazuh realizada/u título](https://documentation.wazuh.com/current/quickstart.html)</w:t>
-      </w:r>
-    </w:p>
-    <w:bookmarkStart w:id="68" w:name="quick-start-1"/>
-    <w:p>
-      <w:pPr>
-        <w:pStyle w:val="Heading3"/>
-      </w:pPr>
-      <w:r>
-        <w:t xml:space="preserve">Quick start</w:t>
-      </w:r>
-    </w:p>
-    <w:p>
-      <w:pPr>
-        <w:pStyle w:val="FirstParagraph"/>
-      </w:pPr>
-      <w:r>
-        <w:t xml:space="preserve">Conectar un punto final autorizado de laboratorio, crear un evento inofensivo, revisar la alerta, documentar la decisión y retener el evento y el ticket.</w:t>
-      </w:r>
-    </w:p>
-    <w:bookmarkEnd w:id="68"/>
-    <w:bookmarkEnd w:id="69"/>
-    <w:bookmarkStart w:id="70" w:name="evidencia-y-limitación-1"/>
-    <w:p>
-      <w:pPr>
-        <w:pStyle w:val="Heading2"/>
-      </w:pPr>
-      <w:r>
-        <w:t xml:space="preserve">Evidencia y limitación</w:t>
-      </w:r>
-    </w:p>
-    <w:p>
-      <w:pPr>
-        <w:pStyle w:val="FirstParagraph"/>
-      </w:pPr>
-      <w:r>
-        <w:t xml:space="preserve">Retener autorización, alcance, población objetivo, versión de herramientas y contenidos, configuración, resultado bruto, revisor, decisión, acción correctiva, excepción y retest. La herramienta admite trabajo seleccionado; no puede certificar la alineación CSF, determinar el alcance completo o reemplazar el juicio humano calificado.</w:t>
-      </w:r>
-    </w:p>
-    <w:bookmarkEnd w:id="70"/>
-    <w:bookmarkStart w:id="72" w:name="osquery"/>
-    <w:p>
-      <w:pPr>
-        <w:pStyle w:val="Heading2"/>
-      </w:pPr>
-      <w:r>
-        <w:t xml:space="preserve">16.4 osquery</w:t>
-      </w:r>
-    </w:p>
-    <w:p>
-      <w:pPr>
-        <w:pStyle w:val="FirstParagraph"/>
-      </w:pPr>
-      <w:r>
-        <w:t xml:space="preserve">Inventario de endpoint y pruebas de consulta. Posible apoyo CSF: ID.AM, PR.PS, PR.AA.</w:t>
-      </w:r>
-    </w:p>
-    <w:p>
-      <w:pPr>
-        <w:pStyle w:val="BodyText"/>
-      </w:pPr>
-      <w:r>
-        <w:rPr>
-          <w:bCs/>
-          <w:b/>
-        </w:rPr>
-        <w:t xml:space="preserve">Documentación oficial:</w:t>
-      </w:r>
-      <w:r>
-        <w:t xml:space="preserve"> </w:t>
-      </w:r>
-      <w:r>
-        <w:t xml:space="preserve">[Seguido]Abre la guía oficial del osquery realizada/u contacto](https://osquery.readthedocs.io/en/stable/)</w:t>
-      </w:r>
-    </w:p>
-    <w:bookmarkStart w:id="71" w:name="quick-start-2"/>
-    <w:p>
-      <w:pPr>
-        <w:pStyle w:val="Heading3"/>
-      </w:pPr>
-      <w:r>
-        <w:t xml:space="preserve">Quick start</w:t>
-      </w:r>
-    </w:p>
-    <w:p>
-      <w:pPr>
-        <w:pStyle w:val="FirstParagraph"/>
-      </w:pPr>
-      <w:r>
-        <w:t xml:space="preserve">Query users, software, servicios, cifrado o procesos en un endpoint de laboratorio; registro de consultas, host, tiempo, salida y revisión.</w:t>
-      </w:r>
-    </w:p>
-    <w:bookmarkEnd w:id="71"/>
-    <w:bookmarkEnd w:id="72"/>
-    <w:bookmarkStart w:id="73" w:name="evidencia-y-limitación-2"/>
-    <w:p>
-      <w:pPr>
-        <w:pStyle w:val="Heading2"/>
-      </w:pPr>
-      <w:r>
-        <w:t xml:space="preserve">Evidencia y limitación</w:t>
-      </w:r>
-    </w:p>
-    <w:p>
-      <w:pPr>
-        <w:pStyle w:val="FirstParagraph"/>
-      </w:pPr>
-      <w:r>
-        <w:t xml:space="preserve">Retener autorización, alcance, población objetivo, versión de herramientas y contenidos, configuración, resultado bruto, revisor, decisión, acción correctiva, excepción y retest. La herramienta admite trabajo seleccionado; no puede certificar la alineación CSF, determinar el alcance completo o reemplazar el juicio humano calificado.</w:t>
-      </w:r>
-    </w:p>
-    <w:bookmarkEnd w:id="73"/>
-    <w:bookmarkStart w:id="75" w:name="openscap"/>
-    <w:p>
-      <w:pPr>
-        <w:pStyle w:val="Heading2"/>
-      </w:pPr>
-      <w:r>
-        <w:t xml:space="preserve">16.5 OpenSCAP</w:t>
-      </w:r>
-    </w:p>
-    <w:p>
-      <w:pPr>
-        <w:pStyle w:val="FirstParagraph"/>
-      </w:pPr>
-      <w:r>
-        <w:t xml:space="preserve">Evaluación de configuración de Linux. Posible soporte CSF: PR.PS, ID.IM.</w:t>
-      </w:r>
-    </w:p>
-    <w:p>
-      <w:pPr>
-        <w:pStyle w:val="BodyText"/>
-      </w:pPr>
-      <w:r>
-        <w:rPr>
-          <w:bCs/>
-          <w:b/>
-        </w:rPr>
-        <w:t xml:space="preserve">Documentación oficial:</w:t>
-      </w:r>
-      <w:r>
-        <w:t xml:space="preserve"> </w:t>
-      </w:r>
-      <w:r>
-        <w:t xml:space="preserve">[Seguido]Abre la guía oficial OpenSCAP efectuada/u contacto](https://www.open-scap.org/getting-started/)</w:t>
-      </w:r>
-    </w:p>
-    <w:bookmarkStart w:id="74" w:name="quick-start-3"/>
-    <w:p>
-      <w:pPr>
-        <w:pStyle w:val="Heading3"/>
-      </w:pPr>
-      <w:r>
-        <w:t xml:space="preserve">Quick start</w:t>
-      </w:r>
-    </w:p>
-    <w:p>
-      <w:pPr>
-        <w:pStyle w:val="FirstParagraph"/>
-      </w:pPr>
-      <w:r>
-        <w:t xml:space="preserve">Evaluar un laboratorio Linux autorizado contra un perfil adecuado, corregir un ajuste aprobado, y comparar el antes y después de los informes.</w:t>
-      </w:r>
-    </w:p>
-    <w:bookmarkEnd w:id="74"/>
-    <w:bookmarkEnd w:id="75"/>
-    <w:bookmarkStart w:id="76" w:name="evidencia-y-limitación-3"/>
-    <w:p>
-      <w:pPr>
-        <w:pStyle w:val="Heading2"/>
-      </w:pPr>
-      <w:r>
-        <w:t xml:space="preserve">Evidencia y limitación</w:t>
-      </w:r>
-    </w:p>
-    <w:p>
-      <w:pPr>
-        <w:pStyle w:val="FirstParagraph"/>
-      </w:pPr>
-      <w:r>
-        <w:t xml:space="preserve">Retener autorización, alcance, población objetivo, versión de herramientas y contenidos, configuración, resultado bruto, revisor, decisión, acción correctiva, excepción y retest. La herramienta admite trabajo seleccionado; no puede certificar la alineación CSF, determinar el alcance completo o reemplazar el juicio humano calificado.</w:t>
-      </w:r>
-    </w:p>
-    <w:bookmarkEnd w:id="76"/>
-    <w:bookmarkStart w:id="78" w:name="greenbone-community-edition"/>
-    <w:p>
-      <w:pPr>
-        <w:pStyle w:val="Heading2"/>
-      </w:pPr>
-      <w:r>
-        <w:t xml:space="preserve">16.6 Greenbone Community Edition</w:t>
-      </w:r>
-    </w:p>
-    <w:p>
-      <w:pPr>
-        <w:pStyle w:val="FirstParagraph"/>
-      </w:pPr>
-      <w:r>
-        <w:t xml:space="preserve">Evaluación de vulnerabilidades. Posible soporte CSF: ID.RA, ID.IM.</w:t>
-      </w:r>
-    </w:p>
-    <w:p>
-      <w:pPr>
-        <w:pStyle w:val="BodyText"/>
-      </w:pPr>
-      <w:r>
-        <w:rPr>
-          <w:bCs/>
-          <w:b/>
-        </w:rPr>
-        <w:t xml:space="preserve">Documentación oficial:</w:t>
-      </w:r>
-      <w:r>
-        <w:t xml:space="preserve"> </w:t>
-      </w:r>
-      <w:r>
-        <w:t xml:space="preserve">[Seguridad]Abre la guía oficial Greenbone Community Edition realizada/u contacto](https://greenbone.github.io/docs/latest/)</w:t>
-      </w:r>
-    </w:p>
-    <w:bookmarkStart w:id="77" w:name="quick-start-4"/>
-    <w:p>
-      <w:pPr>
-        <w:pStyle w:val="Heading3"/>
-      </w:pPr>
-      <w:r>
-        <w:t xml:space="preserve">Quick start</w:t>
-      </w:r>
-    </w:p>
-    <w:p>
-      <w:pPr>
-        <w:pStyle w:val="FirstParagraph"/>
-      </w:pPr>
-      <w:r>
-        <w:t xml:space="preserve">Escanear sólo un objetivo de laboratorio aprobado, validar un hallazgo, corregirlo, cambiar y documentar el alcance y las limitaciones.</w:t>
-      </w:r>
-    </w:p>
-    <w:bookmarkEnd w:id="77"/>
-    <w:bookmarkEnd w:id="78"/>
-    <w:bookmarkStart w:id="79" w:name="evidencia-y-limitación-4"/>
-    <w:p>
-      <w:pPr>
-        <w:pStyle w:val="Heading2"/>
-      </w:pPr>
-      <w:r>
-        <w:t xml:space="preserve">Evidencia y limitación</w:t>
-      </w:r>
-    </w:p>
-    <w:p>
-      <w:pPr>
-        <w:pStyle w:val="FirstParagraph"/>
-      </w:pPr>
-      <w:r>
-        <w:t xml:space="preserve">Retener autorización, alcance, población objetivo, versión de herramientas y contenidos, configuración, resultado bruto, revisor, decisión, acción correctiva, excepción y retest. La herramienta admite trabajo seleccionado; no puede certificar la alineación CSF, determinar el alcance completo o reemplazar el juicio humano calificado.</w:t>
-      </w:r>
-    </w:p>
-    <w:bookmarkEnd w:id="79"/>
-    <w:bookmarkStart w:id="81" w:name="trivy"/>
-    <w:p>
-      <w:pPr>
-        <w:pStyle w:val="Heading2"/>
-      </w:pPr>
-      <w:r>
-        <w:t xml:space="preserve">16.7 Trivy</w:t>
-      </w:r>
-    </w:p>
-    <w:p>
-      <w:pPr>
-        <w:pStyle w:val="FirstParagraph"/>
-      </w:pPr>
-      <w:r>
-        <w:t xml:space="preserve">Código, imagen, dependencia, secreto y análisis de configuración. Posible soporte CSF: ID.RA, PR.PS.</w:t>
-      </w:r>
-    </w:p>
-    <w:p>
-      <w:pPr>
-        <w:pStyle w:val="BodyText"/>
-      </w:pPr>
-      <w:r>
-        <w:rPr>
-          <w:bCs/>
-          <w:b/>
-        </w:rPr>
-        <w:t xml:space="preserve">Documentación oficial:</w:t>
-      </w:r>
-      <w:r>
-        <w:t xml:space="preserve"> </w:t>
-      </w:r>
-      <w:r>
-        <w:t xml:space="preserve">Abra la guía oficial Trivy realizada/u título](https://trivy.dev/latest/)</w:t>
-      </w:r>
-    </w:p>
-    <w:bookmarkStart w:id="80" w:name="quick-start-5"/>
-    <w:p>
-      <w:pPr>
-        <w:pStyle w:val="Heading3"/>
-      </w:pPr>
-      <w:r>
-        <w:t xml:space="preserve">Quick start</w:t>
-      </w:r>
-    </w:p>
-    <w:p>
-      <w:pPr>
-        <w:pStyle w:val="FirstParagraph"/>
-      </w:pPr>
-      <w:r>
-        <w:t xml:space="preserve">Escríbete una imagen de laboratorio o un repositorio de pruebas, protege el informe, valida un resultado, corrigelo y vuelve a escanear.</w:t>
       </w:r>
     </w:p>
     <w:bookmarkEnd w:id="80"/>
     <w:bookmarkEnd w:id="81"/>
-    <w:bookmarkStart w:id="82" w:name="evidencia-y-limitación-5"/>
+    <w:bookmarkStart w:id="82" w:name="evidencia-y-limitación"/>
     <w:p>
       <w:pPr>
         <w:pStyle w:val="Heading2"/>
@@ -7641,13 +7306,13 @@
       </w:r>
     </w:p>
     <w:bookmarkEnd w:id="82"/>
-    <w:bookmarkStart w:id="84" w:name="owasp-zap"/>
+    <w:bookmarkStart w:id="84" w:name="wazuh"/>
     <w:p>
       <w:pPr>
         <w:pStyle w:val="Heading2"/>
       </w:pPr>
       <w:r>
-        <w:t xml:space="preserve">16.8 OWASP ZAP</w:t>
+        <w:t xml:space="preserve">16.3 Wazuh</w:t>
       </w:r>
     </w:p>
     <w:p>
@@ -7655,7 +7320,7 @@
         <w:pStyle w:val="FirstParagraph"/>
       </w:pPr>
       <w:r>
-        <w:t xml:space="preserve">Evaluación autorizada de la aplicación web. Posible soporte CSF: ID.RA, ID.IM.</w:t>
+        <w:t xml:space="preserve">SIEM, control de puntos finales, integridad. Posible apoyo CSF: DE.CM, DE.AE, RS.MA.</w:t>
       </w:r>
     </w:p>
     <w:p>
@@ -7673,10 +7338,10 @@
         <w:t xml:space="preserve"> </w:t>
       </w:r>
       <w:r>
-        <w:t xml:space="preserve">Abra la guía oficial OWASP ZAP efectuada / u fiel](https://www.zaproxy.org/getting-started/)</w:t>
-      </w:r>
-    </w:p>
-    <w:bookmarkStart w:id="83" w:name="quick-start-6"/>
+        <w:t xml:space="preserve">Abra la guía oficial Wazuh realizada/u título](https://documentation.wazuh.com/current/quickstart.html)</w:t>
+      </w:r>
+    </w:p>
+    <w:bookmarkStart w:id="83" w:name="quick-start-1"/>
     <w:p>
       <w:pPr>
         <w:pStyle w:val="Heading3"/>
@@ -7690,12 +7355,12 @@
         <w:pStyle w:val="FirstParagraph"/>
       </w:pPr>
       <w:r>
-        <w:t xml:space="preserve">Proxy una aplicación de entrenamiento local, empezar con análisis pasivos, validar un hallazgo, y conservar el alcance y los resultados aprobados.</w:t>
+        <w:t xml:space="preserve">Conectar un punto final autorizado de laboratorio, crear un evento inofensivo, revisar la alerta, documentar la decisión y retener el evento y el ticket.</w:t>
       </w:r>
     </w:p>
     <w:bookmarkEnd w:id="83"/>
     <w:bookmarkEnd w:id="84"/>
-    <w:bookmarkStart w:id="85" w:name="evidencia-y-limitación-6"/>
+    <w:bookmarkStart w:id="85" w:name="evidencia-y-limitación-1"/>
     <w:p>
       <w:pPr>
         <w:pStyle w:val="Heading2"/>
@@ -7713,13 +7378,13 @@
       </w:r>
     </w:p>
     <w:bookmarkEnd w:id="85"/>
-    <w:bookmarkStart w:id="87" w:name="keycloak"/>
+    <w:bookmarkStart w:id="87" w:name="osquery"/>
     <w:p>
       <w:pPr>
         <w:pStyle w:val="Heading2"/>
       </w:pPr>
       <w:r>
-        <w:t xml:space="preserve">16.9 Keycloak</w:t>
+        <w:t xml:space="preserve">16.4 osquery</w:t>
       </w:r>
     </w:p>
     <w:p>
@@ -7727,7 +7392,7 @@
         <w:pStyle w:val="FirstParagraph"/>
       </w:pPr>
       <w:r>
-        <w:t xml:space="preserve">Identidad, roles, autenticación y MFA. Posible apoyo CSF: PR.AA.</w:t>
+        <w:t xml:space="preserve">Inventario de endpoint y pruebas de consulta. Posible apoyo CSF: ID.AM, PR.PS, PR.AA.</w:t>
       </w:r>
     </w:p>
     <w:p>
@@ -7745,10 +7410,10 @@
         <w:t xml:space="preserve"> </w:t>
       </w:r>
       <w:r>
-        <w:t xml:space="preserve">[ obedeció]Abre la guía oficial de Keycloak realizada/u contacto](https://www.keycloak.org/guides)</w:t>
-      </w:r>
-    </w:p>
-    <w:bookmarkStart w:id="86" w:name="quick-start-7"/>
+        <w:t xml:space="preserve">[Seguido]Abre la guía oficial del osquery realizada/u contacto](https://osquery.readthedocs.io/en/stable/)</w:t>
+      </w:r>
+    </w:p>
+    <w:bookmarkStart w:id="86" w:name="quick-start-2"/>
     <w:p>
       <w:pPr>
         <w:pStyle w:val="Heading3"/>
@@ -7762,12 +7427,12 @@
         <w:pStyle w:val="FirstParagraph"/>
       </w:pPr>
       <w:r>
-        <w:t xml:space="preserve">Crear un reino de laboratorio, usuarios, roles y MFA; probar menos privilegios, acceso fallido y eliminación; exportar evidencia de configuración sanitaria.</w:t>
+        <w:t xml:space="preserve">Query users, software, servicios, cifrado o procesos en un endpoint de laboratorio; registro de consultas, host, tiempo, salida y revisión.</w:t>
       </w:r>
     </w:p>
     <w:bookmarkEnd w:id="86"/>
     <w:bookmarkEnd w:id="87"/>
-    <w:bookmarkStart w:id="88" w:name="evidencia-y-limitación-7"/>
+    <w:bookmarkStart w:id="88" w:name="evidencia-y-limitación-2"/>
     <w:p>
       <w:pPr>
         <w:pStyle w:val="Heading2"/>
@@ -7785,13 +7450,13 @@
       </w:r>
     </w:p>
     <w:bookmarkEnd w:id="88"/>
-    <w:bookmarkStart w:id="90" w:name="defectodojo"/>
+    <w:bookmarkStart w:id="90" w:name="openscap"/>
     <w:p>
       <w:pPr>
         <w:pStyle w:val="Heading2"/>
       </w:pPr>
       <w:r>
-        <w:t xml:space="preserve">16.10 DefectoDojo</w:t>
+        <w:t xml:space="preserve">16.5 OpenSCAP</w:t>
       </w:r>
     </w:p>
     <w:p>
@@ -7799,7 +7464,7 @@
         <w:pStyle w:val="FirstParagraph"/>
       </w:pPr>
       <w:r>
-        <w:t xml:space="preserve">Encontrar captación y seguimiento de remediación. Posible apoyo CSF: ID.RA, ID.IM, GV.OV.</w:t>
+        <w:t xml:space="preserve">Evaluación de configuración de Linux. Posible soporte CSF: PR.PS, ID.IM.</w:t>
       </w:r>
     </w:p>
     <w:p>
@@ -7817,10 +7482,10 @@
         <w:t xml:space="preserve"> </w:t>
       </w:r>
       <w:r>
-        <w:t xml:space="preserve">[Seguido]Abre el defecto oficialDojo guía seleccionada/u contacto](https://docs.defectdojo.com/)</w:t>
-      </w:r>
-    </w:p>
-    <w:bookmarkStart w:id="89" w:name="quick-start-8"/>
+        <w:t xml:space="preserve">[Seguido]Abre la guía oficial OpenSCAP efectuada/u contacto](https://www.open-scap.org/getting-started/)</w:t>
+      </w:r>
+    </w:p>
+    <w:bookmarkStart w:id="89" w:name="quick-start-3"/>
     <w:p>
       <w:pPr>
         <w:pStyle w:val="Heading3"/>
@@ -7834,12 +7499,12 @@
         <w:pStyle w:val="FirstParagraph"/>
       </w:pPr>
       <w:r>
-        <w:t xml:space="preserve">Importar un informe de laboratorio, validar y asignar un hallazgo, registrar corrección, retestarlo y cerrarlo con prueba.</w:t>
+        <w:t xml:space="preserve">Evaluar un laboratorio Linux autorizado contra un perfil adecuado, corregir un ajuste aprobado, y comparar el antes y después de los informes.</w:t>
       </w:r>
     </w:p>
     <w:bookmarkEnd w:id="89"/>
     <w:bookmarkEnd w:id="90"/>
-    <w:bookmarkStart w:id="92" w:name="evidencia-y-limitación-8"/>
+    <w:bookmarkStart w:id="91" w:name="evidencia-y-limitación-3"/>
     <w:p>
       <w:pPr>
         <w:pStyle w:val="Heading2"/>
@@ -7856,6 +7521,366 @@
         <w:t xml:space="preserve">Retener autorización, alcance, población objetivo, versión de herramientas y contenidos, configuración, resultado bruto, revisor, decisión, acción correctiva, excepción y retest. La herramienta admite trabajo seleccionado; no puede certificar la alineación CSF, determinar el alcance completo o reemplazar el juicio humano calificado.</w:t>
       </w:r>
     </w:p>
+    <w:bookmarkEnd w:id="91"/>
+    <w:bookmarkStart w:id="93" w:name="greenbone-community-edition"/>
+    <w:p>
+      <w:pPr>
+        <w:pStyle w:val="Heading2"/>
+      </w:pPr>
+      <w:r>
+        <w:t xml:space="preserve">16.6 Greenbone Community Edition</w:t>
+      </w:r>
+    </w:p>
+    <w:p>
+      <w:pPr>
+        <w:pStyle w:val="FirstParagraph"/>
+      </w:pPr>
+      <w:r>
+        <w:t xml:space="preserve">Evaluación de vulnerabilidades. Posible soporte CSF: ID.RA, ID.IM.</w:t>
+      </w:r>
+    </w:p>
+    <w:p>
+      <w:pPr>
+        <w:pStyle w:val="BodyText"/>
+      </w:pPr>
+      <w:r>
+        <w:rPr>
+          <w:bCs/>
+          <w:b/>
+        </w:rPr>
+        <w:t xml:space="preserve">Documentación oficial:</w:t>
+      </w:r>
+      <w:r>
+        <w:t xml:space="preserve"> </w:t>
+      </w:r>
+      <w:r>
+        <w:t xml:space="preserve">[Seguridad]Abre la guía oficial Greenbone Community Edition realizada/u contacto](https://greenbone.github.io/docs/latest/)</w:t>
+      </w:r>
+    </w:p>
+    <w:bookmarkStart w:id="92" w:name="quick-start-4"/>
+    <w:p>
+      <w:pPr>
+        <w:pStyle w:val="Heading3"/>
+      </w:pPr>
+      <w:r>
+        <w:t xml:space="preserve">Quick start</w:t>
+      </w:r>
+    </w:p>
+    <w:p>
+      <w:pPr>
+        <w:pStyle w:val="FirstParagraph"/>
+      </w:pPr>
+      <w:r>
+        <w:t xml:space="preserve">Escanear sólo un objetivo de laboratorio aprobado, validar un hallazgo, corregirlo, cambiar y documentar el alcance y las limitaciones.</w:t>
+      </w:r>
+    </w:p>
+    <w:bookmarkEnd w:id="92"/>
+    <w:bookmarkEnd w:id="93"/>
+    <w:bookmarkStart w:id="94" w:name="evidencia-y-limitación-4"/>
+    <w:p>
+      <w:pPr>
+        <w:pStyle w:val="Heading2"/>
+      </w:pPr>
+      <w:r>
+        <w:t xml:space="preserve">Evidencia y limitación</w:t>
+      </w:r>
+    </w:p>
+    <w:p>
+      <w:pPr>
+        <w:pStyle w:val="FirstParagraph"/>
+      </w:pPr>
+      <w:r>
+        <w:t xml:space="preserve">Retener autorización, alcance, población objetivo, versión de herramientas y contenidos, configuración, resultado bruto, revisor, decisión, acción correctiva, excepción y retest. La herramienta admite trabajo seleccionado; no puede certificar la alineación CSF, determinar el alcance completo o reemplazar el juicio humano calificado.</w:t>
+      </w:r>
+    </w:p>
+    <w:bookmarkEnd w:id="94"/>
+    <w:bookmarkStart w:id="96" w:name="trivy"/>
+    <w:p>
+      <w:pPr>
+        <w:pStyle w:val="Heading2"/>
+      </w:pPr>
+      <w:r>
+        <w:t xml:space="preserve">16.7 Trivy</w:t>
+      </w:r>
+    </w:p>
+    <w:p>
+      <w:pPr>
+        <w:pStyle w:val="FirstParagraph"/>
+      </w:pPr>
+      <w:r>
+        <w:t xml:space="preserve">Código, imagen, dependencia, secreto y análisis de configuración. Posible soporte CSF: ID.RA, PR.PS.</w:t>
+      </w:r>
+    </w:p>
+    <w:p>
+      <w:pPr>
+        <w:pStyle w:val="BodyText"/>
+      </w:pPr>
+      <w:r>
+        <w:rPr>
+          <w:bCs/>
+          <w:b/>
+        </w:rPr>
+        <w:t xml:space="preserve">Documentación oficial:</w:t>
+      </w:r>
+      <w:r>
+        <w:t xml:space="preserve"> </w:t>
+      </w:r>
+      <w:r>
+        <w:t xml:space="preserve">Abra la guía oficial Trivy realizada/u título](https://trivy.dev/latest/)</w:t>
+      </w:r>
+    </w:p>
+    <w:bookmarkStart w:id="95" w:name="quick-start-5"/>
+    <w:p>
+      <w:pPr>
+        <w:pStyle w:val="Heading3"/>
+      </w:pPr>
+      <w:r>
+        <w:t xml:space="preserve">Quick start</w:t>
+      </w:r>
+    </w:p>
+    <w:p>
+      <w:pPr>
+        <w:pStyle w:val="FirstParagraph"/>
+      </w:pPr>
+      <w:r>
+        <w:t xml:space="preserve">Escríbete una imagen de laboratorio o un repositorio de pruebas, protege el informe, valida un resultado, corrigelo y vuelve a escanear.</w:t>
+      </w:r>
+    </w:p>
+    <w:bookmarkEnd w:id="95"/>
+    <w:bookmarkEnd w:id="96"/>
+    <w:bookmarkStart w:id="97" w:name="evidencia-y-limitación-5"/>
+    <w:p>
+      <w:pPr>
+        <w:pStyle w:val="Heading2"/>
+      </w:pPr>
+      <w:r>
+        <w:t xml:space="preserve">Evidencia y limitación</w:t>
+      </w:r>
+    </w:p>
+    <w:p>
+      <w:pPr>
+        <w:pStyle w:val="FirstParagraph"/>
+      </w:pPr>
+      <w:r>
+        <w:t xml:space="preserve">Retener autorización, alcance, población objetivo, versión de herramientas y contenidos, configuración, resultado bruto, revisor, decisión, acción correctiva, excepción y retest. La herramienta admite trabajo seleccionado; no puede certificar la alineación CSF, determinar el alcance completo o reemplazar el juicio humano calificado.</w:t>
+      </w:r>
+    </w:p>
+    <w:bookmarkEnd w:id="97"/>
+    <w:bookmarkStart w:id="99" w:name="owasp-zap"/>
+    <w:p>
+      <w:pPr>
+        <w:pStyle w:val="Heading2"/>
+      </w:pPr>
+      <w:r>
+        <w:t xml:space="preserve">16.8 OWASP ZAP</w:t>
+      </w:r>
+    </w:p>
+    <w:p>
+      <w:pPr>
+        <w:pStyle w:val="FirstParagraph"/>
+      </w:pPr>
+      <w:r>
+        <w:t xml:space="preserve">Evaluación autorizada de la aplicación web. Posible soporte CSF: ID.RA, ID.IM.</w:t>
+      </w:r>
+    </w:p>
+    <w:p>
+      <w:pPr>
+        <w:pStyle w:val="BodyText"/>
+      </w:pPr>
+      <w:r>
+        <w:rPr>
+          <w:bCs/>
+          <w:b/>
+        </w:rPr>
+        <w:t xml:space="preserve">Documentación oficial:</w:t>
+      </w:r>
+      <w:r>
+        <w:t xml:space="preserve"> </w:t>
+      </w:r>
+      <w:r>
+        <w:t xml:space="preserve">Abra la guía oficial OWASP ZAP efectuada / u fiel](https://www.zaproxy.org/getting-started/)</w:t>
+      </w:r>
+    </w:p>
+    <w:bookmarkStart w:id="98" w:name="quick-start-6"/>
+    <w:p>
+      <w:pPr>
+        <w:pStyle w:val="Heading3"/>
+      </w:pPr>
+      <w:r>
+        <w:t xml:space="preserve">Quick start</w:t>
+      </w:r>
+    </w:p>
+    <w:p>
+      <w:pPr>
+        <w:pStyle w:val="FirstParagraph"/>
+      </w:pPr>
+      <w:r>
+        <w:t xml:space="preserve">Proxy una aplicación de entrenamiento local, empezar con análisis pasivos, validar un hallazgo, y conservar el alcance y los resultados aprobados.</w:t>
+      </w:r>
+    </w:p>
+    <w:bookmarkEnd w:id="98"/>
+    <w:bookmarkEnd w:id="99"/>
+    <w:bookmarkStart w:id="100" w:name="evidencia-y-limitación-6"/>
+    <w:p>
+      <w:pPr>
+        <w:pStyle w:val="Heading2"/>
+      </w:pPr>
+      <w:r>
+        <w:t xml:space="preserve">Evidencia y limitación</w:t>
+      </w:r>
+    </w:p>
+    <w:p>
+      <w:pPr>
+        <w:pStyle w:val="FirstParagraph"/>
+      </w:pPr>
+      <w:r>
+        <w:t xml:space="preserve">Retener autorización, alcance, población objetivo, versión de herramientas y contenidos, configuración, resultado bruto, revisor, decisión, acción correctiva, excepción y retest. La herramienta admite trabajo seleccionado; no puede certificar la alineación CSF, determinar el alcance completo o reemplazar el juicio humano calificado.</w:t>
+      </w:r>
+    </w:p>
+    <w:bookmarkEnd w:id="100"/>
+    <w:bookmarkStart w:id="102" w:name="keycloak"/>
+    <w:p>
+      <w:pPr>
+        <w:pStyle w:val="Heading2"/>
+      </w:pPr>
+      <w:r>
+        <w:t xml:space="preserve">16.9 Keycloak</w:t>
+      </w:r>
+    </w:p>
+    <w:p>
+      <w:pPr>
+        <w:pStyle w:val="FirstParagraph"/>
+      </w:pPr>
+      <w:r>
+        <w:t xml:space="preserve">Identidad, roles, autenticación y MFA. Posible apoyo CSF: PR.AA.</w:t>
+      </w:r>
+    </w:p>
+    <w:p>
+      <w:pPr>
+        <w:pStyle w:val="BodyText"/>
+      </w:pPr>
+      <w:r>
+        <w:rPr>
+          <w:bCs/>
+          <w:b/>
+        </w:rPr>
+        <w:t xml:space="preserve">Documentación oficial:</w:t>
+      </w:r>
+      <w:r>
+        <w:t xml:space="preserve"> </w:t>
+      </w:r>
+      <w:r>
+        <w:t xml:space="preserve">[ obedeció]Abre la guía oficial de Keycloak realizada/u contacto](https://www.keycloak.org/guides)</w:t>
+      </w:r>
+    </w:p>
+    <w:bookmarkStart w:id="101" w:name="quick-start-7"/>
+    <w:p>
+      <w:pPr>
+        <w:pStyle w:val="Heading3"/>
+      </w:pPr>
+      <w:r>
+        <w:t xml:space="preserve">Quick start</w:t>
+      </w:r>
+    </w:p>
+    <w:p>
+      <w:pPr>
+        <w:pStyle w:val="FirstParagraph"/>
+      </w:pPr>
+      <w:r>
+        <w:t xml:space="preserve">Crear un reino de laboratorio, usuarios, roles y MFA; probar menos privilegios, acceso fallido y eliminación; exportar evidencia de configuración sanitaria.</w:t>
+      </w:r>
+    </w:p>
+    <w:bookmarkEnd w:id="101"/>
+    <w:bookmarkEnd w:id="102"/>
+    <w:bookmarkStart w:id="103" w:name="evidencia-y-limitación-7"/>
+    <w:p>
+      <w:pPr>
+        <w:pStyle w:val="Heading2"/>
+      </w:pPr>
+      <w:r>
+        <w:t xml:space="preserve">Evidencia y limitación</w:t>
+      </w:r>
+    </w:p>
+    <w:p>
+      <w:pPr>
+        <w:pStyle w:val="FirstParagraph"/>
+      </w:pPr>
+      <w:r>
+        <w:t xml:space="preserve">Retener autorización, alcance, población objetivo, versión de herramientas y contenidos, configuración, resultado bruto, revisor, decisión, acción correctiva, excepción y retest. La herramienta admite trabajo seleccionado; no puede certificar la alineación CSF, determinar el alcance completo o reemplazar el juicio humano calificado.</w:t>
+      </w:r>
+    </w:p>
+    <w:bookmarkEnd w:id="103"/>
+    <w:bookmarkStart w:id="105" w:name="defectodojo"/>
+    <w:p>
+      <w:pPr>
+        <w:pStyle w:val="Heading2"/>
+      </w:pPr>
+      <w:r>
+        <w:t xml:space="preserve">16.10 DefectoDojo</w:t>
+      </w:r>
+    </w:p>
+    <w:p>
+      <w:pPr>
+        <w:pStyle w:val="FirstParagraph"/>
+      </w:pPr>
+      <w:r>
+        <w:t xml:space="preserve">Encontrar captación y seguimiento de remediación. Posible apoyo CSF: ID.RA, ID.IM, GV.OV.</w:t>
+      </w:r>
+    </w:p>
+    <w:p>
+      <w:pPr>
+        <w:pStyle w:val="BodyText"/>
+      </w:pPr>
+      <w:r>
+        <w:rPr>
+          <w:bCs/>
+          <w:b/>
+        </w:rPr>
+        <w:t xml:space="preserve">Documentación oficial:</w:t>
+      </w:r>
+      <w:r>
+        <w:t xml:space="preserve"> </w:t>
+      </w:r>
+      <w:r>
+        <w:t xml:space="preserve">[Seguido]Abre el defecto oficialDojo guía seleccionada/u contacto](https://docs.defectdojo.com/)</w:t>
+      </w:r>
+    </w:p>
+    <w:bookmarkStart w:id="104" w:name="quick-start-8"/>
+    <w:p>
+      <w:pPr>
+        <w:pStyle w:val="Heading3"/>
+      </w:pPr>
+      <w:r>
+        <w:t xml:space="preserve">Quick start</w:t>
+      </w:r>
+    </w:p>
+    <w:p>
+      <w:pPr>
+        <w:pStyle w:val="FirstParagraph"/>
+      </w:pPr>
+      <w:r>
+        <w:t xml:space="preserve">Importar un informe de laboratorio, validar y asignar un hallazgo, registrar corrección, retestarlo y cerrarlo con prueba.</w:t>
+      </w:r>
+    </w:p>
+    <w:bookmarkEnd w:id="104"/>
+    <w:bookmarkEnd w:id="105"/>
+    <w:bookmarkStart w:id="107" w:name="evidencia-y-limitación-8"/>
+    <w:p>
+      <w:pPr>
+        <w:pStyle w:val="Heading2"/>
+      </w:pPr>
+      <w:r>
+        <w:t xml:space="preserve">Evidencia y limitación</w:t>
+      </w:r>
+    </w:p>
+    <w:p>
+      <w:pPr>
+        <w:pStyle w:val="FirstParagraph"/>
+      </w:pPr>
+      <w:r>
+        <w:t xml:space="preserve">Retener autorización, alcance, población objetivo, versión de herramientas y contenidos, configuración, resultado bruto, revisor, decisión, acción correctiva, excepción y retest. La herramienta admite trabajo seleccionado; no puede certificar la alineación CSF, determinar el alcance completo o reemplazar el juicio humano calificado.</w:t>
+      </w:r>
+    </w:p>
     <w:p>
       <w:pPr>
         <w:pStyle w:val="BodyText"/>
@@ -7890,7 +7915,7 @@
         <w:t xml:space="preserve">[Seguridad]Abre la guía oficial Velociraptor realizada/u contacto](https://docs.velociraptor.app/)</w:t>
       </w:r>
     </w:p>
-    <w:bookmarkStart w:id="91" w:name="quick-start-9"/>
+    <w:bookmarkStart w:id="106" w:name="quick-start-9"/>
     <w:p>
       <w:pPr>
         <w:pStyle w:val="Heading3"/>
@@ -7907,9 +7932,9 @@
         <w:t xml:space="preserve">Utilice un cliente de laboratorio aislado, recoger un artefacto aprobado inofensivo, y propósito de registro, alcance, colección, revisión y preservación.</w:t>
       </w:r>
     </w:p>
-    <w:bookmarkEnd w:id="91"/>
-    <w:bookmarkEnd w:id="92"/>
-    <w:bookmarkStart w:id="93" w:name="evidencia-y-limitación-9"/>
+    <w:bookmarkEnd w:id="106"/>
+    <w:bookmarkEnd w:id="107"/>
+    <w:bookmarkStart w:id="108" w:name="evidencia-y-limitación-9"/>
     <w:p>
       <w:pPr>
         <w:pStyle w:val="Heading2"/>
@@ -7926,8 +7951,8 @@
         <w:t xml:space="preserve">Retener autorización, alcance, población objetivo, versión de herramientas y contenidos, configuración, resultado bruto, revisor, decisión, acción correctiva, excepción y retest. La herramienta admite trabajo seleccionado; no puede certificar la alineación CSF, determinar el alcance completo o reemplazar el juicio humano calificado.</w:t>
       </w:r>
     </w:p>
-    <w:bookmarkEnd w:id="93"/>
-    <w:bookmarkStart w:id="95" w:name="open-policy-agent"/>
+    <w:bookmarkEnd w:id="108"/>
+    <w:bookmarkStart w:id="110" w:name="open-policy-agent"/>
     <w:p>
       <w:pPr>
         <w:pStyle w:val="Heading2"/>
@@ -7962,7 +7987,7 @@
         <w:t xml:space="preserve">[Seguridad]Abre la guía oficial de Agentes de Políticas Abiertas efectuada/u contacto](https://www.openpolicyagent.org/docs)</w:t>
       </w:r>
     </w:p>
-    <w:bookmarkStart w:id="94" w:name="quick-start-10"/>
+    <w:bookmarkStart w:id="109" w:name="quick-start-10"/>
     <w:p>
       <w:pPr>
         <w:pStyle w:val="Heading3"/>
@@ -7979,9 +8004,9 @@
         <w:t xml:space="preserve">Escribir una regla de laboratorio que requiera un propietario, clasificación y entorno aprobado; probar los insumos permitidos y negados.</w:t>
       </w:r>
     </w:p>
-    <w:bookmarkEnd w:id="94"/>
-    <w:bookmarkEnd w:id="95"/>
-    <w:bookmarkStart w:id="96" w:name="evidencia-y-limitación-10"/>
+    <w:bookmarkEnd w:id="109"/>
+    <w:bookmarkEnd w:id="110"/>
+    <w:bookmarkStart w:id="111" w:name="evidencia-y-limitación-10"/>
     <w:p>
       <w:pPr>
         <w:pStyle w:val="Heading2"/>
@@ -7998,8 +8023,8 @@
         <w:t xml:space="preserve">Retener autorización, alcance, población objetivo, versión de herramientas y contenidos, configuración, resultado bruto, revisor, decisión, acción correctiva, excepción y retest. La herramienta admite trabajo seleccionado; no puede certificar la alineación CSF, determinar el alcance completo o reemplazar el juicio humano calificado.</w:t>
       </w:r>
     </w:p>
-    <w:bookmarkEnd w:id="96"/>
-    <w:bookmarkStart w:id="98" w:name="opensearch"/>
+    <w:bookmarkEnd w:id="111"/>
+    <w:bookmarkStart w:id="113" w:name="opensearch"/>
     <w:p>
       <w:pPr>
         <w:pStyle w:val="Heading2"/>
@@ -8034,7 +8059,7 @@
         <w:t xml:space="preserve">[Seguridad]Abre la guía oficial OpenSearch efectuada/u contacto](https://opensearch.org/docs/latest/getting-started/)</w:t>
       </w:r>
     </w:p>
-    <w:bookmarkStart w:id="97" w:name="quick-start-11"/>
+    <w:bookmarkStart w:id="112" w:name="quick-start-11"/>
     <w:p>
       <w:pPr>
         <w:pStyle w:val="Heading3"/>
@@ -8051,9 +8076,9 @@
         <w:t xml:space="preserve">Cargar eventos de seguridad sintéticos, construir una búsqueda y panel de control, documentar la cobertura de datos, acceso, retención, revisión y limitaciones.</w:t>
       </w:r>
     </w:p>
-    <w:bookmarkEnd w:id="97"/>
-    <w:bookmarkEnd w:id="98"/>
-    <w:bookmarkStart w:id="99" w:name="evidencia-y-limitación-11"/>
+    <w:bookmarkEnd w:id="112"/>
+    <w:bookmarkEnd w:id="113"/>
+    <w:bookmarkStart w:id="114" w:name="evidencia-y-limitación-11"/>
     <w:p>
       <w:pPr>
         <w:pStyle w:val="Heading2"/>
@@ -8070,8 +8095,8 @@
         <w:t xml:space="preserve">Retener autorización, alcance, población objetivo, versión de herramientas y contenidos, configuración, resultado bruto, revisor, decisión, acción correctiva, excepción y retest. La herramienta admite trabajo seleccionado; no puede certificar la alineación CSF, determinar el alcance completo o reemplazar el juicio humano calificado.</w:t>
       </w:r>
     </w:p>
-    <w:bookmarkEnd w:id="99"/>
-    <w:bookmarkStart w:id="100" w:name="official-nist-tools"/>
+    <w:bookmarkEnd w:id="114"/>
+    <w:bookmarkStart w:id="115" w:name="official-nist-tools"/>
     <w:p>
       <w:pPr>
         <w:pStyle w:val="Heading2"/>
@@ -8106,9 +8131,9 @@
         <w:t xml:space="preserve">** Perfiles organizacionales:** [ ] Guía de perfil y plantillas seleccionadas/u fiel](https://www.nist.gov/cyberframework/profiles)</w:t>
       </w:r>
     </w:p>
-    <w:bookmarkEnd w:id="100"/>
-    <w:bookmarkEnd w:id="101"/>
-    <w:bookmarkStart w:id="105" w:name="libro-de-juegos-csf-del-administrador"/>
+    <w:bookmarkEnd w:id="115"/>
+    <w:bookmarkEnd w:id="116"/>
+    <w:bookmarkStart w:id="120" w:name="libro-de-juegos-csf-del-administrador"/>
     <w:p>
       <w:pPr>
         <w:pStyle w:val="Heading1"/>
@@ -8129,7 +8154,7 @@
         <w:t xml:space="preserve">Las preguntas, las rutinas de gobernanza, los tableros de control y los administradores de decisiones deben controlar.</w:t>
       </w:r>
     </w:p>
-    <w:bookmarkStart w:id="102" w:name="preguntas-mensuales"/>
+    <w:bookmarkStart w:id="117" w:name="preguntas-mensuales"/>
     <w:p>
       <w:pPr>
         <w:pStyle w:val="Heading2"/>
@@ -8226,8 +8251,8 @@
         <w:t xml:space="preserve">¿Qué limitaciones debe entender el liderazgo antes de confiar en el tablero?</w:t>
       </w:r>
     </w:p>
-    <w:bookmarkEnd w:id="102"/>
-    <w:bookmarkStart w:id="103" w:name="dashboard"/>
+    <w:bookmarkEnd w:id="117"/>
+    <w:bookmarkStart w:id="118" w:name="dashboard"/>
     <w:p>
       <w:pPr>
         <w:pStyle w:val="Heading2"/>
@@ -8314,8 +8339,8 @@
         <w:t xml:space="preserve">Ø Mejoramiento Silencio ¿Se han corregido los resultados y se han vuelto a comprobar de forma independiente? Verde / Amarillo / Rojo</w:t>
       </w:r>
     </w:p>
-    <w:bookmarkEnd w:id="103"/>
-    <w:bookmarkStart w:id="104" w:name="errores-comunes"/>
+    <w:bookmarkEnd w:id="118"/>
+    <w:bookmarkStart w:id="119" w:name="errores-comunes"/>
     <w:p>
       <w:pPr>
         <w:pStyle w:val="Heading2"/>
@@ -8423,9 +8448,9 @@
         <w:t xml:space="preserve">Describir la alineación CSF como cumplimiento legal o certificación NIST.</w:t>
       </w:r>
     </w:p>
-    <w:bookmarkEnd w:id="104"/>
-    <w:bookmarkEnd w:id="105"/>
-    <w:bookmarkStart w:id="126" w:name="from-beginner-to-junior-analyst"/>
+    <w:bookmarkEnd w:id="119"/>
+    <w:bookmarkEnd w:id="120"/>
+    <w:bookmarkStart w:id="144" w:name="from-beginner-to-junior-analyst"/>
     <w:p>
       <w:pPr>
         <w:pStyle w:val="Heading1"/>
@@ -8448,56 +8473,58 @@
     </w:p>
     <w:p>
       <w:pPr>
-        <w:pStyle w:val="BodyText"/>
-      </w:pPr>
-      <w:r>
-        <w:t xml:space="preserve">■img src=</w:t>
-      </w:r>
-      <w:r>
-        <w:t xml:space="preserve">“</w:t>
-      </w:r>
-      <w:r>
-        <w:t xml:space="preserve">media/image8.png</w:t>
-      </w:r>
-      <w:r>
-        <w:t xml:space="preserve">”</w:t>
-      </w:r>
-      <w:r>
-        <w:t xml:space="preserve"> </w:t>
-      </w:r>
-      <w:r>
-        <w:t xml:space="preserve">estilo=</w:t>
-      </w:r>
-      <w:r>
-        <w:t xml:space="preserve">“</w:t>
-      </w:r>
-      <w:r>
-        <w:t xml:space="preserve">Ancho:6.15in; Altura:3.20335in</w:t>
-      </w:r>
-      <w:r>
-        <w:t xml:space="preserve">”</w:t>
-      </w:r>
-      <w:r>
-        <w:t xml:space="preserve"> </w:t>
-      </w:r>
-      <w:r>
-        <w:t xml:space="preserve">alt=</w:t>
-      </w:r>
-      <w:r>
-        <w:t xml:space="preserve">“</w:t>
-      </w:r>
+        <w:pStyle w:val="CaptionedFigure"/>
+      </w:pPr>
+      <w:r>
+        <w:drawing>
+          <wp:inline>
+            <wp:extent cx="5334000" cy="2963333"/>
+            <wp:effectExtent b="0" l="0" r="0" t="0"/>
+            <wp:docPr descr="Aprender, mapa, test, reportar y aplicar con evidencia de cartera honesta." title="" id="122" name="Picture"/>
+            <a:graphic>
+              <a:graphicData uri="http://schemas.openxmlformats.org/drawingml/2006/picture">
+                <pic:pic>
+                  <pic:nvPicPr>
+                    <pic:cNvPr descr="media/image6_es-419.png" id="123" name="Picture"/>
+                    <pic:cNvPicPr>
+                      <a:picLocks noChangeArrowheads="1" noChangeAspect="1"/>
+                    </pic:cNvPicPr>
+                  </pic:nvPicPr>
+                  <pic:blipFill>
+                    <a:blip r:embed="rId121"/>
+                    <a:stretch>
+                      <a:fillRect/>
+                    </a:stretch>
+                  </pic:blipFill>
+                  <pic:spPr bwMode="auto">
+                    <a:xfrm>
+                      <a:off x="0" y="0"/>
+                      <a:ext cx="5334000" cy="2963333"/>
+                    </a:xfrm>
+                    <a:prstGeom prst="rect">
+                      <a:avLst/>
+                    </a:prstGeom>
+                    <a:noFill/>
+                    <a:ln w="9525">
+                      <a:noFill/>
+                      <a:headEnd/>
+                      <a:tailEnd/>
+                    </a:ln>
+                  </pic:spPr>
+                </pic:pic>
+              </a:graphicData>
+            </a:graphic>
+          </wp:inline>
+        </w:drawing>
+      </w:r>
+    </w:p>
+    <w:p>
+      <w:pPr>
+        <w:pStyle w:val="ImageCaption"/>
+      </w:pPr>
       <w:r>
         <w:t xml:space="preserve">Aprender, mapa, test, reportar y aplicar con evidencia de cartera honesta.</w:t>
       </w:r>
-      <w:r>
-        <w:t xml:space="preserve">”</w:t>
-      </w:r>
-      <w:r>
-        <w:t xml:space="preserve"> </w:t>
-      </w:r>
-      <w:r>
-        <w:t xml:space="preserve">/</w:t>
-      </w:r>
     </w:p>
     <w:p>
       <w:pPr>
@@ -8507,7 +8534,7 @@
         <w:t xml:space="preserve">Figura 8. Vía de analista junior</w:t>
       </w:r>
     </w:p>
-    <w:bookmarkStart w:id="106" w:name="funciones-de-nivel-de-entrada"/>
+    <w:bookmarkStart w:id="124" w:name="funciones-de-nivel-de-entrada"/>
     <w:p>
       <w:pPr>
         <w:pStyle w:val="Heading2"/>
@@ -8588,8 +8615,8 @@
         <w:t xml:space="preserve">Analista de Auditoría</w:t>
       </w:r>
     </w:p>
-    <w:bookmarkEnd w:id="106"/>
-    <w:bookmarkStart w:id="107" w:name="trabajar-un-analista-junior-puede-actuar"/>
+    <w:bookmarkEnd w:id="124"/>
+    <w:bookmarkStart w:id="125" w:name="trabajar-un-analista-junior-puede-actuar"/>
     <w:p>
       <w:pPr>
         <w:pStyle w:val="Heading2"/>
@@ -8686,8 +8713,8 @@
         <w:t xml:space="preserve">Proteger información confidencial y seguir límites de autorización.</w:t>
       </w:r>
     </w:p>
-    <w:bookmarkEnd w:id="107"/>
-    <w:bookmarkStart w:id="108" w:name="portafolio-proof"/>
+    <w:bookmarkEnd w:id="125"/>
+    <w:bookmarkStart w:id="126" w:name="portafolio-proof"/>
     <w:p>
       <w:pPr>
         <w:pStyle w:val="Heading2"/>
@@ -8809,8 +8836,8 @@
         <w:t xml:space="preserve">Harbor Light Services es una organización ficticia que proporciona un portal de clientes, centro de llamadas, colaboración en la nube, integración de pagos, fuerza de trabajo remota y análisis anfitriones por proveedores. Cada persona, cuenta, dirección, activo, evento, registro de clientes y proveedor es inventado.</w:t>
       </w:r>
     </w:p>
-    <w:bookmarkEnd w:id="108"/>
-    <w:bookmarkStart w:id="109" w:name="project-1-scope-and-context"/>
+    <w:bookmarkEnd w:id="126"/>
+    <w:bookmarkStart w:id="127" w:name="project-1-scope-and-context"/>
     <w:p>
       <w:pPr>
         <w:pStyle w:val="Heading2"/>
@@ -8827,8 +8854,8 @@
         <w:t xml:space="preserve">Definir misión, partes interesadas, obligaciones, servicios críticos, dependencias, exclusiones y propietarios.</w:t>
       </w:r>
     </w:p>
-    <w:bookmarkEnd w:id="109"/>
-    <w:bookmarkStart w:id="110" w:name="project-2-asset-and-data-map"/>
+    <w:bookmarkEnd w:id="127"/>
+    <w:bookmarkStart w:id="128" w:name="project-2-asset-and-data-map"/>
     <w:p>
       <w:pPr>
         <w:pStyle w:val="Heading2"/>
@@ -8861,8 +8888,8 @@
         <w:t xml:space="preserve">Cree una amenaza, vulnerabilidad, probabilidad, impacto, tratamiento y registro de riesgo residual.</w:t>
       </w:r>
     </w:p>
-    <w:bookmarkEnd w:id="110"/>
-    <w:bookmarkStart w:id="111" w:name="project-4-profiles"/>
+    <w:bookmarkEnd w:id="128"/>
+    <w:bookmarkStart w:id="129" w:name="project-4-profiles"/>
     <w:p>
       <w:pPr>
         <w:pStyle w:val="Heading2"/>
@@ -8879,8 +8906,8 @@
         <w:t xml:space="preserve">Cree perfiles de objetivos actuales y basados en riesgos.</w:t>
       </w:r>
     </w:p>
-    <w:bookmarkEnd w:id="111"/>
-    <w:bookmarkStart w:id="112" w:name="project-5-controles-y-pruebas"/>
+    <w:bookmarkEnd w:id="129"/>
+    <w:bookmarkStart w:id="130" w:name="project-5-controles-y-pruebas"/>
     <w:p>
       <w:pPr>
         <w:pStyle w:val="Heading2"/>
@@ -8897,8 +8924,8 @@
         <w:t xml:space="preserve">Diseñar y ejecutar pruebas ficticias para el acceso, vulnerabilidades, registros, respaldos y proveedores.</w:t>
       </w:r>
     </w:p>
-    <w:bookmarkEnd w:id="112"/>
-    <w:bookmarkStart w:id="113" w:name="project-6-incident"/>
+    <w:bookmarkEnd w:id="130"/>
+    <w:bookmarkStart w:id="131" w:name="project-6-incident"/>
     <w:p>
       <w:pPr>
         <w:pStyle w:val="Heading2"/>
@@ -8915,8 +8942,8 @@
         <w:t xml:space="preserve">Analizar eventos sintéticos, declarar un incidente, preservar evidencia, contener, erradicar, restaurar y aprender.</w:t>
       </w:r>
     </w:p>
-    <w:bookmarkEnd w:id="113"/>
-    <w:bookmarkStart w:id="114" w:name="project-7-tools"/>
+    <w:bookmarkEnd w:id="131"/>
+    <w:bookmarkStart w:id="132" w:name="project-7-tools"/>
     <w:p>
       <w:pPr>
         <w:pStyle w:val="Heading2"/>
@@ -9044,8 +9071,8 @@
         <w:t xml:space="preserve">Silencio Semana 4 Silencio Herramientas, reportajes, portafolio y entrevistas ← Portafolio Sanitizado, dashboard, respuestas practicadas</w:t>
       </w:r>
     </w:p>
-    <w:bookmarkEnd w:id="114"/>
-    <w:bookmarkStart w:id="115" w:name="hábitos-diarios"/>
+    <w:bookmarkEnd w:id="132"/>
+    <w:bookmarkStart w:id="133" w:name="hábitos-diarios"/>
     <w:p>
       <w:pPr>
         <w:pStyle w:val="Heading2"/>
@@ -9121,8 +9148,8 @@
         <w:t xml:space="preserve">.</w:t>
       </w:r>
     </w:p>
-    <w:bookmarkEnd w:id="115"/>
-    <w:bookmarkStart w:id="116" w:name="qué-es-nist-csf-2.0"/>
+    <w:bookmarkEnd w:id="133"/>
+    <w:bookmarkStart w:id="134" w:name="qué-es-nist-csf-2.0"/>
     <w:p>
       <w:pPr>
         <w:pStyle w:val="Heading2"/>
@@ -9139,8 +9166,8 @@
         <w:t xml:space="preserve">Un marco flexible centrado en los resultados que ayuda a las organizaciones a comprender, evaluar, priorizar y comunicar el riesgo de ciberseguridad utilizando el núcleo, los perfiles, los niveles y los recursos de apoyo.</w:t>
       </w:r>
     </w:p>
-    <w:bookmarkEnd w:id="116"/>
-    <w:bookmarkStart w:id="117" w:name="cuáles-son-las-seis-funciones"/>
+    <w:bookmarkEnd w:id="134"/>
+    <w:bookmarkStart w:id="135" w:name="cuáles-son-las-seis-funciones"/>
     <w:p>
       <w:pPr>
         <w:pStyle w:val="Heading2"/>
@@ -9157,8 +9184,8 @@
         <w:t xml:space="preserve">Govern, Identificar, Proteger, Detectar, Responder y Recover.</w:t>
       </w:r>
     </w:p>
-    <w:bookmarkEnd w:id="117"/>
-    <w:bookmarkStart w:id="118" w:name="por-qué-fue-agregado-govern"/>
+    <w:bookmarkEnd w:id="135"/>
+    <w:bookmarkStart w:id="136" w:name="por-qué-fue-agregado-govern"/>
     <w:p>
       <w:pPr>
         <w:pStyle w:val="Heading2"/>
@@ -9175,8 +9202,8 @@
         <w:t xml:space="preserve">Hace explícita la rendición de cuentas, la política, la estrategia de riesgo, la integración de los riesgos institucionales, la supervisión y el riesgo de cadena de suministro.</w:t>
       </w:r>
     </w:p>
-    <w:bookmarkEnd w:id="118"/>
-    <w:bookmarkStart w:id="119" w:name="qué-es-un-perfil-actual"/>
+    <w:bookmarkEnd w:id="136"/>
+    <w:bookmarkStart w:id="137" w:name="qué-es-un-perfil-actual"/>
     <w:p>
       <w:pPr>
         <w:pStyle w:val="Heading2"/>
@@ -9193,8 +9220,8 @@
         <w:t xml:space="preserve">A description of Core outcomes a defined scope is currently achieving or attempting to achieve, including how or to what extent.</w:t>
       </w:r>
     </w:p>
-    <w:bookmarkEnd w:id="119"/>
-    <w:bookmarkStart w:id="120" w:name="qué-es-un-perfil-objetivo"/>
+    <w:bookmarkEnd w:id="137"/>
+    <w:bookmarkStart w:id="138" w:name="qué-es-un-perfil-objetivo"/>
     <w:p>
       <w:pPr>
         <w:pStyle w:val="Heading2"/>
@@ -9211,8 +9238,8 @@
         <w:t xml:space="preserve">Los resultados básicos prioritarios que la organización selecciona para un estado futuro definido basado en la misión, el riesgo, las obligaciones, los interesados y los recursos.</w:t>
       </w:r>
     </w:p>
-    <w:bookmarkEnd w:id="120"/>
-    <w:bookmarkStart w:id="121" w:name="qué-son-los-tiers"/>
+    <w:bookmarkEnd w:id="138"/>
+    <w:bookmarkStart w:id="139" w:name="qué-son-los-tiers"/>
     <w:p>
       <w:pPr>
         <w:pStyle w:val="Heading2"/>
@@ -9229,8 +9256,8 @@
         <w:t xml:space="preserve">Context for the rigor of cibersecurity risk governance and management practices: Partial, Risk Informed, Repible, and Adaptive.</w:t>
       </w:r>
     </w:p>
-    <w:bookmarkEnd w:id="121"/>
-    <w:bookmarkStart w:id="122" w:name="csf-certifica-el-cumplimiento"/>
+    <w:bookmarkEnd w:id="139"/>
+    <w:bookmarkStart w:id="140" w:name="csf-certifica-el-cumplimiento"/>
     <w:p>
       <w:pPr>
         <w:pStyle w:val="Heading2"/>
@@ -9247,8 +9274,8 @@
         <w:t xml:space="preserve">No. La alineación CSF no crea el cumplimiento legal ni la certificación NIST. Las obligaciones aplicables y los controles aplicados deben evaluarse por separado.</w:t>
       </w:r>
     </w:p>
-    <w:bookmarkEnd w:id="122"/>
-    <w:bookmarkStart w:id="123" w:name="cómo-verificas-un-resultado"/>
+    <w:bookmarkEnd w:id="140"/>
+    <w:bookmarkStart w:id="141" w:name="cómo-verificas-un-resultado"/>
     <w:p>
       <w:pPr>
         <w:pStyle w:val="Heading2"/>
@@ -9265,8 +9292,8 @@
         <w:t xml:space="preserve">Definir el alcance y los criterios, evaluar el diseño de control, obtener una población completa, muestra por riesgo, inspeccionar y repercutir, registrar excepciones, corregir, retest y declarar una conclusión apoyada.</w:t>
       </w:r>
     </w:p>
-    <w:bookmarkEnd w:id="123"/>
-    <w:bookmarkStart w:id="124" w:name="cómo-deben-usarse-las-herramientas"/>
+    <w:bookmarkEnd w:id="141"/>
+    <w:bookmarkStart w:id="142" w:name="cómo-deben-usarse-las-herramientas"/>
     <w:p>
       <w:pPr>
         <w:pStyle w:val="Heading2"/>
@@ -9283,8 +9310,8 @@
         <w:t xml:space="preserve">Sólo con autorización y como una fuente de evidencia. Validar la cobertura y los resultados, proteger los productos, corregir las brechas confirmadas y volver a probar.</w:t>
       </w:r>
     </w:p>
-    <w:bookmarkEnd w:id="124"/>
-    <w:bookmarkStart w:id="125" w:name="cómo-priorizas-las-brechas"/>
+    <w:bookmarkEnd w:id="142"/>
+    <w:bookmarkStart w:id="143" w:name="cómo-priorizas-las-brechas"/>
     <w:p>
       <w:pPr>
         <w:pStyle w:val="Heading2"/>
@@ -9331,9 +9358,9 @@
         <w:t xml:space="preserve">Respuesta</w:t>
       </w:r>
     </w:p>
-    <w:bookmarkEnd w:id="125"/>
-    <w:bookmarkEnd w:id="126"/>
-    <w:bookmarkStart w:id="132" w:name="plantillas-y-listas-de-verificación"/>
+    <w:bookmarkEnd w:id="143"/>
+    <w:bookmarkEnd w:id="144"/>
+    <w:bookmarkStart w:id="150" w:name="plantillas-y-listas-de-verificación"/>
     <w:p>
       <w:pPr>
         <w:pStyle w:val="Heading1"/>
@@ -9354,7 +9381,7 @@
         <w:t xml:space="preserve">Estructuras útiles para un sistema de organización aprobado*.</w:t>
       </w:r>
     </w:p>
-    <w:bookmarkStart w:id="127" w:name="profile-record"/>
+    <w:bookmarkStart w:id="145" w:name="profile-record"/>
     <w:p>
       <w:pPr>
         <w:pStyle w:val="Heading2"/>
@@ -9451,8 +9478,8 @@
         <w:t xml:space="preserve">Historial de aprobación y versión</w:t>
       </w:r>
     </w:p>
-    <w:bookmarkEnd w:id="127"/>
-    <w:bookmarkStart w:id="128" w:name="risk-register"/>
+    <w:bookmarkEnd w:id="145"/>
+    <w:bookmarkStart w:id="146" w:name="risk-register"/>
     <w:p>
       <w:pPr>
         <w:pStyle w:val="Heading2"/>
@@ -9538,8 +9565,8 @@
         <w:t xml:space="preserve">Indicador, gatillo de revisión, expiración de excepción y retest</w:t>
       </w:r>
     </w:p>
-    <w:bookmarkEnd w:id="128"/>
-    <w:bookmarkStart w:id="129" w:name="ficha-de-control"/>
+    <w:bookmarkEnd w:id="146"/>
+    <w:bookmarkStart w:id="147" w:name="ficha-de-control"/>
     <w:p>
       <w:pPr>
         <w:pStyle w:val="Heading2"/>
@@ -9625,8 +9652,8 @@
         <w:t xml:space="preserve">Retest, conclusión, limitaciones, revisor y aprobación</w:t>
       </w:r>
     </w:p>
-    <w:bookmarkEnd w:id="129"/>
-    <w:bookmarkStart w:id="130" w:name="revisión-del-proveedor"/>
+    <w:bookmarkEnd w:id="147"/>
+    <w:bookmarkStart w:id="148" w:name="revisión-del-proveedor"/>
     <w:p>
       <w:pPr>
         <w:pStyle w:val="Heading2"/>
@@ -9679,8 +9706,8 @@
         <w:t xml:space="preserve">Vigilancia, hallazgos, excepciones, acciones correctivas, ejercicios, incidentes, cambios, renovación y terminación</w:t>
       </w:r>
     </w:p>
-    <w:bookmarkEnd w:id="130"/>
-    <w:bookmarkStart w:id="131" w:name="Xd154050ad2f858fb995bf5a81e185461cb3b560"/>
+    <w:bookmarkEnd w:id="148"/>
+    <w:bookmarkStart w:id="149" w:name="Xd154050ad2f858fb995bf5a81e185461cb3b560"/>
     <w:p>
       <w:pPr>
         <w:pStyle w:val="Heading2"/>
@@ -9788,9 +9815,9 @@
         <w:t xml:space="preserve">Excepciones, aceptaciones, limitaciones y pruebas visibles para los encargados de adoptar decisiones</w:t>
       </w:r>
     </w:p>
-    <w:bookmarkEnd w:id="131"/>
-    <w:bookmarkEnd w:id="132"/>
-    <w:bookmarkStart w:id="134" w:name="índice-de-glosario-y-asunto"/>
+    <w:bookmarkEnd w:id="149"/>
+    <w:bookmarkEnd w:id="150"/>
+    <w:bookmarkStart w:id="152" w:name="índice-de-glosario-y-asunto"/>
     <w:p>
       <w:pPr>
         <w:pStyle w:val="Heading1"/>
@@ -9974,7 +10001,7 @@
         <w:t xml:space="preserve">Más. Context for the rigor of cibersecurity risk governance and risk-management practices.</w:t>
       </w:r>
     </w:p>
-    <w:bookmarkStart w:id="133" w:name="subject-index"/>
+    <w:bookmarkStart w:id="151" w:name="subject-index"/>
     <w:p>
       <w:pPr>
         <w:pStyle w:val="Heading2"/>
@@ -10073,9 +10100,9 @@
         <w:t xml:space="preserve">Silencioso analista junior Silencio 18–21 Silencio Gestión de la Vulnerabilidad</w:t>
       </w:r>
     </w:p>
-    <w:bookmarkEnd w:id="133"/>
-    <w:bookmarkEnd w:id="134"/>
-    <w:bookmarkStart w:id="138" w:name="referencias-oficiales-y-estudio-ulterior"/>
+    <w:bookmarkEnd w:id="151"/>
+    <w:bookmarkEnd w:id="152"/>
+    <w:bookmarkStart w:id="156" w:name="referencias-oficiales-y-estudio-ulterior"/>
     <w:p>
       <w:pPr>
         <w:pStyle w:val="Heading1"/>
@@ -10132,7 +10159,7 @@
       <w:pPr>
         <w:pStyle w:val="BodyText"/>
       </w:pPr>
-      <w:hyperlink r:id="rId135">
+      <w:hyperlink r:id="rId153">
         <w:r>
           <w:rPr>
             <w:rStyle w:val="Hyperlink"/>
@@ -10167,7 +10194,7 @@
       <w:r>
         <w:t xml:space="preserve"> </w:t>
       </w:r>
-      <w:hyperlink r:id="rId136">
+      <w:hyperlink r:id="rId154">
         <w:r>
           <w:rPr>
             <w:rStyle w:val="Hyperlink"/>
@@ -10228,7 +10255,7 @@
       <w:pPr>
         <w:pStyle w:val="BodyText"/>
       </w:pPr>
-      <w:hyperlink r:id="rId137">
+      <w:hyperlink r:id="rId155">
         <w:r>
           <w:rPr>
             <w:rStyle w:val="Hyperlink"/>
@@ -10267,7 +10294,7 @@
         <w:t xml:space="preserve">Silencio.</w:t>
       </w:r>
     </w:p>
-    <w:bookmarkEnd w:id="138"/>
+    <w:bookmarkEnd w:id="156"/>
     <w:sectPr/>
   </w:body>
 </w:document>

--- a/01-foundations/NIST_CSF_2/Espanol/NIST_CSF_2_Practical_GRC_and_Junior_Analyst_Manual_Espanol_v1.0.docx
+++ b/01-foundations/NIST_CSF_2/Espanol/NIST_CSF_2_Practical_GRC_and_Junior_Analyst_Manual_Espanol_v1.0.docx
@@ -2,6 +2,32 @@
 <file path=word/document.xml><?xml version="1.0" encoding="utf-8"?>
 <w:document xmlns:w="http://schemas.openxmlformats.org/wordprocessingml/2006/main" xmlns:m="http://schemas.openxmlformats.org/officeDocument/2006/math" xmlns:r="http://schemas.openxmlformats.org/officeDocument/2006/relationships" xmlns:o="urn:schemas-microsoft-com:office:office" xmlns:v="urn:schemas-microsoft-com:vml" xmlns:w10="urn:schemas-microsoft-com:office:word" xmlns:a="http://schemas.openxmlformats.org/drawingml/2006/main" xmlns:pic="http://schemas.openxmlformats.org/drawingml/2006/picture" xmlns:wp="http://schemas.openxmlformats.org/drawingml/2006/wordprocessingDrawing">
   <w:body>
+    <w:sdt>
+      <w:sdtPr>
+        <w:docPartObj>
+          <w:docPartGallery w:val="Table of Contents"/>
+          <w:docPartUnique/>
+        </w:docPartObj>
+      </w:sdtPr>
+      <w:sdtContent>
+        <w:p>
+          <w:pPr>
+            <w:pStyle w:val="TOCHeading"/>
+          </w:pPr>
+          <w:r>
+            <w:t xml:space="preserve">Table of Contents</w:t>
+          </w:r>
+        </w:p>
+        <w:p>
+          <w:r>
+            <w:fldChar w:fldCharType="begin" w:dirty="true"/>
+            <w:instrText xml:space="preserve">TOC \o "1-3" \h \z \u</w:instrText>
+            <w:fldChar w:fldCharType="separate"/>
+            <w:fldChar w:fldCharType="end"/>
+          </w:r>
+        </w:p>
+      </w:sdtContent>
+    </w:sdt>
     <w:p>
       <w:pPr>
         <w:pStyle w:val="BlockText"/>
@@ -2011,7 +2037,7 @@
       </w:hyperlink>
     </w:p>
     <w:bookmarkEnd w:id="24"/>
-    <w:bookmarkStart w:id="31" w:name="nist-csf-2.0-foundations"/>
+    <w:bookmarkStart w:id="28" w:name="nist-csf-2.0-foundations"/>
     <w:p>
       <w:pPr>
         <w:pStyle w:val="Heading1"/>
@@ -2032,53 +2058,31 @@
         <w:t xml:space="preserve">Qué marco es, qué cambió, y lo que no reclama.</w:t>
       </w:r>
     </w:p>
-    <w:p>
-      <w:pPr>
-        <w:pStyle w:val="CaptionedFigure"/>
-      </w:pPr>
-      <w:r>
-        <w:drawing>
-          <wp:inline>
-            <wp:extent cx="5334000" cy="2963333"/>
-            <wp:effectExtent b="0" l="0" r="0" t="0"/>
-            <wp:docPr descr="Govern, Identificar, Proteger, Detectar, Responder y Recuperar el trabajo como un sistema conectado." title="" id="26" name="Picture"/>
-            <a:graphic>
-              <a:graphicData uri="http://schemas.openxmlformats.org/drawingml/2006/picture">
-                <pic:pic>
-                  <pic:nvPicPr>
-                    <pic:cNvPr descr="media/image1_es-419.png" id="27" name="Picture"/>
-                    <pic:cNvPicPr>
-                      <a:picLocks noChangeArrowheads="1" noChangeAspect="1"/>
-                    </pic:cNvPicPr>
-                  </pic:nvPicPr>
-                  <pic:blipFill>
-                    <a:blip r:embed="rId25"/>
-                    <a:stretch>
-                      <a:fillRect/>
-                    </a:stretch>
-                  </pic:blipFill>
-                  <pic:spPr bwMode="auto">
-                    <a:xfrm>
-                      <a:off x="0" y="0"/>
-                      <a:ext cx="5334000" cy="2963333"/>
-                    </a:xfrm>
-                    <a:prstGeom prst="rect">
-                      <a:avLst/>
-                    </a:prstGeom>
-                    <a:noFill/>
-                    <a:ln w="9525">
-                      <a:noFill/>
-                      <a:headEnd/>
-                      <a:tailEnd/>
-                    </a:ln>
-                  </pic:spPr>
-                </pic:pic>
-              </a:graphicData>
-            </a:graphic>
-          </wp:inline>
-        </w:drawing>
-      </w:r>
-    </w:p>
+    <w:tbl>
+      <w:tblPr>
+        <w:tblStyle w:val="FigureTable"/>
+        <w:tblW w:type="auto" w:w="0"/>
+        <w:tblLook w:firstRow="0" w:lastRow="0" w:firstColumn="0" w:lastColumn="0"/>
+        <w:jc w:val="center"/>
+      </w:tblPr>
+      <w:tblGrid>
+        <w:gridCol w:w="7920"/>
+      </w:tblGrid>
+      <w:tr>
+        <w:tc>
+          <w:tcPr/>
+          <w:p>
+            <w:pPr>
+              <w:pStyle w:val="Compact"/>
+              <w:jc w:val="center"/>
+            </w:pPr>
+            <w:r>
+              <w:t xml:space="preserve">Govern, Identificar, Proteger, Detectar, Responder y Recuperar el trabajo como un sistema conectado.</w:t>
+            </w:r>
+          </w:p>
+        </w:tc>
+      </w:tr>
+    </w:tbl>
     <w:p>
       <w:pPr>
         <w:pStyle w:val="ImageCaption"/>
@@ -2095,7 +2099,7 @@
         <w:t xml:space="preserve">Figura 1. Las seis funciones NIST CSF 2.0</w:t>
       </w:r>
     </w:p>
-    <w:bookmarkStart w:id="28" w:name="what-csf-2.0-is"/>
+    <w:bookmarkStart w:id="25" w:name="what-csf-2.0-is"/>
     <w:p>
       <w:pPr>
         <w:pStyle w:val="Heading2"/>
@@ -2112,150 +2116,150 @@
         <w:t xml:space="preserve">NIST publicó CSF 2.0 el 26 de febrero de 2024. Está diseñado para organizaciones de todo tamaño, sector y nivel de sofisticación técnica. Sus resultados son nacionales, sectoriales y tecnológicamente neutros. Las organizaciones pueden adoptarlo voluntariamente o porque una política, contrato, regulador, cliente o estándar interno lo solicite.</w:t>
       </w:r>
     </w:p>
+    <w:bookmarkEnd w:id="25"/>
+    <w:bookmarkStart w:id="26" w:name="qué-cambió-desde-csf-1.1"/>
+    <w:p>
+      <w:pPr>
+        <w:pStyle w:val="Heading2"/>
+      </w:pPr>
+      <w:r>
+        <w:t xml:space="preserve">1.2 Qué cambió desde CSF 1.1</w:t>
+      </w:r>
+    </w:p>
+    <w:p>
+      <w:pPr>
+        <w:numPr>
+          <w:ilvl w:val="0"/>
+          <w:numId w:val="1001"/>
+        </w:numPr>
+      </w:pPr>
+      <w:r>
+        <w:t xml:space="preserve">GOVERN se convirtió en una sexta función, colocando liderazgo, política, riesgo empresarial y responsabilidad en el centro.</w:t>
+      </w:r>
+    </w:p>
+    <w:p>
+      <w:pPr>
+        <w:numPr>
+          <w:ilvl w:val="0"/>
+          <w:numId w:val="1001"/>
+        </w:numPr>
+      </w:pPr>
+      <w:r>
+        <w:t xml:space="preserve">La ciberseguridad de la cadena de suministro recibió mayor énfasis.</w:t>
+      </w:r>
+    </w:p>
+    <w:p>
+      <w:pPr>
+        <w:numPr>
+          <w:ilvl w:val="0"/>
+          <w:numId w:val="1001"/>
+        </w:numPr>
+      </w:pPr>
+      <w:r>
+        <w:t xml:space="preserve">El lenguaje se amplió más allá de la infraestructura crítica, por lo que el marco sirve claramente a todas las organizaciones.</w:t>
+      </w:r>
+    </w:p>
+    <w:p>
+      <w:pPr>
+        <w:numPr>
+          <w:ilvl w:val="0"/>
+          <w:numId w:val="1001"/>
+        </w:numPr>
+      </w:pPr>
+      <w:r>
+        <w:t xml:space="preserve">Perfiles, Tiers, Ejemplos de Implementación, Referencias Informáticas y Guías de Inicio Rápido forman una cartera CSF más grande.</w:t>
+      </w:r>
+    </w:p>
+    <w:p>
+      <w:pPr>
+        <w:numPr>
+          <w:ilvl w:val="0"/>
+          <w:numId w:val="1001"/>
+        </w:numPr>
+      </w:pPr>
+      <w:r>
+        <w:t xml:space="preserve">Algunos números de Subcategoría contienen lagunas intencionales porque el contenido CSF 1.1 se movió dentro de CSF 2.0.</w:t>
+      </w:r>
+    </w:p>
+    <w:bookmarkEnd w:id="26"/>
+    <w:bookmarkStart w:id="27" w:name="what-csf-2.0-is-not"/>
+    <w:p>
+      <w:pPr>
+        <w:pStyle w:val="Heading2"/>
+      </w:pPr>
+      <w:r>
+        <w:t xml:space="preserve">1.3 What CSF 2.0 is not</w:t>
+      </w:r>
+    </w:p>
+    <w:p>
+      <w:pPr>
+        <w:numPr>
+          <w:ilvl w:val="0"/>
+          <w:numId w:val="1002"/>
+        </w:numPr>
+      </w:pPr>
+      <w:r>
+        <w:t xml:space="preserve">No es una ley por sí misma.</w:t>
+      </w:r>
+    </w:p>
+    <w:p>
+      <w:pPr>
+        <w:numPr>
+          <w:ilvl w:val="0"/>
+          <w:numId w:val="1002"/>
+        </w:numPr>
+      </w:pPr>
+      <w:r>
+        <w:t xml:space="preserve">No es un único catálogo de control o una lista de tecnología obligatoria.</w:t>
+      </w:r>
+    </w:p>
+    <w:p>
+      <w:pPr>
+        <w:numPr>
+          <w:ilvl w:val="0"/>
+          <w:numId w:val="1002"/>
+        </w:numPr>
+      </w:pPr>
+      <w:r>
+        <w:t xml:space="preserve">No proporciona una puntuación universal.</w:t>
+      </w:r>
+    </w:p>
+    <w:p>
+      <w:pPr>
+        <w:numPr>
+          <w:ilvl w:val="0"/>
+          <w:numId w:val="1002"/>
+        </w:numPr>
+      </w:pPr>
+      <w:r>
+        <w:t xml:space="preserve">NIST no certifica organizaciones, productos, consultores o asesores contra el CSF.</w:t>
+      </w:r>
+    </w:p>
+    <w:p>
+      <w:pPr>
+        <w:numPr>
+          <w:ilvl w:val="0"/>
+          <w:numId w:val="1002"/>
+        </w:numPr>
+      </w:pPr>
+      <w:r>
+        <w:t xml:space="preserve">Un Tier alto no es automáticamente el objetivo adecuado para cada alcance.</w:t>
+      </w:r>
+    </w:p>
+    <w:p>
+      <w:pPr>
+        <w:numPr>
+          <w:ilvl w:val="0"/>
+          <w:numId w:val="1002"/>
+        </w:numPr>
+      </w:pPr>
+      <w:r>
+        <w:t xml:space="preserve">Una asignación a un resultado CSF no prueba que el resultado se alcance.</w:t>
+      </w:r>
+    </w:p>
+    <w:bookmarkEnd w:id="27"/>
     <w:bookmarkEnd w:id="28"/>
-    <w:bookmarkStart w:id="29" w:name="qué-cambió-desde-csf-1.1"/>
-    <w:p>
-      <w:pPr>
-        <w:pStyle w:val="Heading2"/>
-      </w:pPr>
-      <w:r>
-        <w:t xml:space="preserve">1.2 Qué cambió desde CSF 1.1</w:t>
-      </w:r>
-    </w:p>
-    <w:p>
-      <w:pPr>
-        <w:numPr>
-          <w:ilvl w:val="0"/>
-          <w:numId w:val="1001"/>
-        </w:numPr>
-      </w:pPr>
-      <w:r>
-        <w:t xml:space="preserve">GOVERN se convirtió en una sexta función, colocando liderazgo, política, riesgo empresarial y responsabilidad en el centro.</w:t>
-      </w:r>
-    </w:p>
-    <w:p>
-      <w:pPr>
-        <w:numPr>
-          <w:ilvl w:val="0"/>
-          <w:numId w:val="1001"/>
-        </w:numPr>
-      </w:pPr>
-      <w:r>
-        <w:t xml:space="preserve">La ciberseguridad de la cadena de suministro recibió mayor énfasis.</w:t>
-      </w:r>
-    </w:p>
-    <w:p>
-      <w:pPr>
-        <w:numPr>
-          <w:ilvl w:val="0"/>
-          <w:numId w:val="1001"/>
-        </w:numPr>
-      </w:pPr>
-      <w:r>
-        <w:t xml:space="preserve">El lenguaje se amplió más allá de la infraestructura crítica, por lo que el marco sirve claramente a todas las organizaciones.</w:t>
-      </w:r>
-    </w:p>
-    <w:p>
-      <w:pPr>
-        <w:numPr>
-          <w:ilvl w:val="0"/>
-          <w:numId w:val="1001"/>
-        </w:numPr>
-      </w:pPr>
-      <w:r>
-        <w:t xml:space="preserve">Perfiles, Tiers, Ejemplos de Implementación, Referencias Informáticas y Guías de Inicio Rápido forman una cartera CSF más grande.</w:t>
-      </w:r>
-    </w:p>
-    <w:p>
-      <w:pPr>
-        <w:numPr>
-          <w:ilvl w:val="0"/>
-          <w:numId w:val="1001"/>
-        </w:numPr>
-      </w:pPr>
-      <w:r>
-        <w:t xml:space="preserve">Algunos números de Subcategoría contienen lagunas intencionales porque el contenido CSF 1.1 se movió dentro de CSF 2.0.</w:t>
-      </w:r>
-    </w:p>
-    <w:bookmarkEnd w:id="29"/>
-    <w:bookmarkStart w:id="30" w:name="what-csf-2.0-is-not"/>
-    <w:p>
-      <w:pPr>
-        <w:pStyle w:val="Heading2"/>
-      </w:pPr>
-      <w:r>
-        <w:t xml:space="preserve">1.3 What CSF 2.0 is not</w:t>
-      </w:r>
-    </w:p>
-    <w:p>
-      <w:pPr>
-        <w:numPr>
-          <w:ilvl w:val="0"/>
-          <w:numId w:val="1002"/>
-        </w:numPr>
-      </w:pPr>
-      <w:r>
-        <w:t xml:space="preserve">No es una ley por sí misma.</w:t>
-      </w:r>
-    </w:p>
-    <w:p>
-      <w:pPr>
-        <w:numPr>
-          <w:ilvl w:val="0"/>
-          <w:numId w:val="1002"/>
-        </w:numPr>
-      </w:pPr>
-      <w:r>
-        <w:t xml:space="preserve">No es un único catálogo de control o una lista de tecnología obligatoria.</w:t>
-      </w:r>
-    </w:p>
-    <w:p>
-      <w:pPr>
-        <w:numPr>
-          <w:ilvl w:val="0"/>
-          <w:numId w:val="1002"/>
-        </w:numPr>
-      </w:pPr>
-      <w:r>
-        <w:t xml:space="preserve">No proporciona una puntuación universal.</w:t>
-      </w:r>
-    </w:p>
-    <w:p>
-      <w:pPr>
-        <w:numPr>
-          <w:ilvl w:val="0"/>
-          <w:numId w:val="1002"/>
-        </w:numPr>
-      </w:pPr>
-      <w:r>
-        <w:t xml:space="preserve">NIST no certifica organizaciones, productos, consultores o asesores contra el CSF.</w:t>
-      </w:r>
-    </w:p>
-    <w:p>
-      <w:pPr>
-        <w:numPr>
-          <w:ilvl w:val="0"/>
-          <w:numId w:val="1002"/>
-        </w:numPr>
-      </w:pPr>
-      <w:r>
-        <w:t xml:space="preserve">Un Tier alto no es automáticamente el objetivo adecuado para cada alcance.</w:t>
-      </w:r>
-    </w:p>
-    <w:p>
-      <w:pPr>
-        <w:numPr>
-          <w:ilvl w:val="0"/>
-          <w:numId w:val="1002"/>
-        </w:numPr>
-      </w:pPr>
-      <w:r>
-        <w:t xml:space="preserve">Una asignación a un resultado CSF no prueba que el resultado se alcance.</w:t>
-      </w:r>
-    </w:p>
-    <w:bookmarkEnd w:id="30"/>
-    <w:bookmarkEnd w:id="31"/>
-    <w:bookmarkStart w:id="57" w:name="Xb1e465cb7f877a0783bcef82b82ec4363298ef5"/>
+    <w:bookmarkStart w:id="51" w:name="Xb1e465cb7f877a0783bcef82b82ec4363298ef5"/>
     <w:p>
       <w:pPr>
         <w:pStyle w:val="Heading1"/>
@@ -2276,53 +2280,31 @@
         <w:t xml:space="preserve">Las piezas de CSF 2.0 y cómo encajan juntos.</w:t>
       </w:r>
     </w:p>
-    <w:p>
-      <w:pPr>
-        <w:pStyle w:val="CaptionedFigure"/>
-      </w:pPr>
-      <w:r>
-        <w:drawing>
-          <wp:inline>
-            <wp:extent cx="5334000" cy="2963333"/>
-            <wp:effectExtent b="0" l="0" r="0" t="0"/>
-            <wp:docPr descr="Las fusiones contienen Categorías, que contienen Subcategorías específicas centradas en el resultado." title="" id="33" name="Picture"/>
-            <a:graphic>
-              <a:graphicData uri="http://schemas.openxmlformats.org/drawingml/2006/picture">
-                <pic:pic>
-                  <pic:nvPicPr>
-                    <pic:cNvPr descr="media/image2_es-419.png" id="34" name="Picture"/>
-                    <pic:cNvPicPr>
-                      <a:picLocks noChangeArrowheads="1" noChangeAspect="1"/>
-                    </pic:cNvPicPr>
-                  </pic:nvPicPr>
-                  <pic:blipFill>
-                    <a:blip r:embed="rId32"/>
-                    <a:stretch>
-                      <a:fillRect/>
-                    </a:stretch>
-                  </pic:blipFill>
-                  <pic:spPr bwMode="auto">
-                    <a:xfrm>
-                      <a:off x="0" y="0"/>
-                      <a:ext cx="5334000" cy="2963333"/>
-                    </a:xfrm>
-                    <a:prstGeom prst="rect">
-                      <a:avLst/>
-                    </a:prstGeom>
-                    <a:noFill/>
-                    <a:ln w="9525">
-                      <a:noFill/>
-                      <a:headEnd/>
-                      <a:tailEnd/>
-                    </a:ln>
-                  </pic:spPr>
-                </pic:pic>
-              </a:graphicData>
-            </a:graphic>
-          </wp:inline>
-        </w:drawing>
-      </w:r>
-    </w:p>
+    <w:tbl>
+      <w:tblPr>
+        <w:tblStyle w:val="FigureTable"/>
+        <w:tblW w:type="auto" w:w="0"/>
+        <w:tblLook w:firstRow="0" w:lastRow="0" w:firstColumn="0" w:lastColumn="0"/>
+        <w:jc w:val="center"/>
+      </w:tblPr>
+      <w:tblGrid>
+        <w:gridCol w:w="7920"/>
+      </w:tblGrid>
+      <w:tr>
+        <w:tc>
+          <w:tcPr/>
+          <w:p>
+            <w:pPr>
+              <w:pStyle w:val="Compact"/>
+              <w:jc w:val="center"/>
+            </w:pPr>
+            <w:r>
+              <w:t xml:space="preserve">Las fusiones contienen Categorías, que contienen Subcategorías específicas centradas en el resultado.</w:t>
+            </w:r>
+          </w:p>
+        </w:tc>
+      </w:tr>
+    </w:tbl>
     <w:p>
       <w:pPr>
         <w:pStyle w:val="ImageCaption"/>
@@ -2676,7 +2658,7 @@
         <w:t xml:space="preserve">Silencio…</w:t>
       </w:r>
     </w:p>
-    <w:bookmarkStart w:id="35" w:name="organizational-context-gv.oc"/>
+    <w:bookmarkStart w:id="29" w:name="organizational-context-gv.oc"/>
     <w:p>
       <w:pPr>
         <w:pStyle w:val="Heading2"/>
@@ -2802,8 +2784,8 @@
         <w:t xml:space="preserve">.</w:t>
       </w:r>
     </w:p>
-    <w:bookmarkEnd w:id="35"/>
-    <w:bookmarkStart w:id="36" w:name="risk-management-strategy-gv.rm"/>
+    <w:bookmarkEnd w:id="29"/>
+    <w:bookmarkStart w:id="30" w:name="risk-management-strategy-gv.rm"/>
     <w:p>
       <w:pPr>
         <w:pStyle w:val="Heading2"/>
@@ -2941,8 +2923,8 @@
         <w:t xml:space="preserve">.</w:t>
       </w:r>
     </w:p>
-    <w:bookmarkEnd w:id="36"/>
-    <w:bookmarkStart w:id="37" w:name="Xe17dd260425e60af9ee9e6615040e5d989071a8"/>
+    <w:bookmarkEnd w:id="30"/>
+    <w:bookmarkStart w:id="31" w:name="Xe17dd260425e60af9ee9e6615040e5d989071a8"/>
     <w:p>
       <w:pPr>
         <w:pStyle w:val="Heading2"/>
@@ -3062,8 +3044,8 @@
         <w:t xml:space="preserve">.</w:t>
       </w:r>
     </w:p>
-    <w:bookmarkEnd w:id="37"/>
-    <w:bookmarkStart w:id="38" w:name="policy-gv.po"/>
+    <w:bookmarkEnd w:id="31"/>
+    <w:bookmarkStart w:id="32" w:name="policy-gv.po"/>
     <w:p>
       <w:pPr>
         <w:pStyle w:val="Heading2"/>
@@ -3171,8 +3153,8 @@
         <w:t xml:space="preserve">.</w:t>
       </w:r>
     </w:p>
-    <w:bookmarkEnd w:id="38"/>
-    <w:bookmarkStart w:id="39" w:name="monitoring-gv.ov"/>
+    <w:bookmarkEnd w:id="32"/>
+    <w:bookmarkStart w:id="33" w:name="monitoring-gv.ov"/>
     <w:p>
       <w:pPr>
         <w:pStyle w:val="Heading2"/>
@@ -3286,8 +3268,8 @@
         <w:t xml:space="preserve">.</w:t>
       </w:r>
     </w:p>
-    <w:bookmarkEnd w:id="39"/>
-    <w:bookmarkStart w:id="40" w:name="Xc68eb2e698529c7f74799b986df866a06d0e82d"/>
+    <w:bookmarkEnd w:id="33"/>
+    <w:bookmarkStart w:id="34" w:name="Xc68eb2e698529c7f74799b986df866a06d0e82d"/>
     <w:p>
       <w:pPr>
         <w:pStyle w:val="Heading2"/>
@@ -3500,8 +3482,8 @@
         <w:t xml:space="preserve">Silencio.</w:t>
       </w:r>
     </w:p>
-    <w:bookmarkEnd w:id="40"/>
-    <w:bookmarkStart w:id="41" w:name="asset-management-id.am"/>
+    <w:bookmarkEnd w:id="34"/>
+    <w:bookmarkStart w:id="35" w:name="asset-management-id.am"/>
     <w:p>
       <w:pPr>
         <w:pStyle w:val="Heading2"/>
@@ -3639,8 +3621,8 @@
         <w:t xml:space="preserve">.</w:t>
       </w:r>
     </w:p>
-    <w:bookmarkEnd w:id="41"/>
-    <w:bookmarkStart w:id="42" w:name="risk-assessment-id.ra"/>
+    <w:bookmarkEnd w:id="35"/>
+    <w:bookmarkStart w:id="36" w:name="risk-assessment-id.ra"/>
     <w:p>
       <w:pPr>
         <w:pStyle w:val="Heading2"/>
@@ -3796,8 +3778,8 @@
         <w:t xml:space="preserve">.</w:t>
       </w:r>
     </w:p>
-    <w:bookmarkEnd w:id="42"/>
-    <w:bookmarkStart w:id="43" w:name="improvement-id.im"/>
+    <w:bookmarkEnd w:id="36"/>
+    <w:bookmarkStart w:id="37" w:name="improvement-id.im"/>
     <w:p>
       <w:pPr>
         <w:pStyle w:val="Heading2"/>
@@ -3974,8 +3956,8 @@
         <w:t xml:space="preserve">Silencio…</w:t>
       </w:r>
     </w:p>
-    <w:bookmarkEnd w:id="43"/>
-    <w:bookmarkStart w:id="44" w:name="Xb9eba731fe338d3cf3988bbb6e1399a73a1751c"/>
+    <w:bookmarkEnd w:id="37"/>
+    <w:bookmarkStart w:id="38" w:name="Xb9eba731fe338d3cf3988bbb6e1399a73a1751c"/>
     <w:p>
       <w:pPr>
         <w:pStyle w:val="Heading2"/>
@@ -4107,8 +4089,8 @@
         <w:t xml:space="preserve">.</w:t>
       </w:r>
     </w:p>
-    <w:bookmarkEnd w:id="44"/>
-    <w:bookmarkStart w:id="45" w:name="awareness-and-training-pr.at"/>
+    <w:bookmarkEnd w:id="38"/>
+    <w:bookmarkStart w:id="39" w:name="awareness-and-training-pr.at"/>
     <w:p>
       <w:pPr>
         <w:pStyle w:val="Heading2"/>
@@ -4216,8 +4198,8 @@
         <w:t xml:space="preserve">.</w:t>
       </w:r>
     </w:p>
-    <w:bookmarkEnd w:id="45"/>
-    <w:bookmarkStart w:id="46" w:name="data-security-pr.ds"/>
+    <w:bookmarkEnd w:id="39"/>
+    <w:bookmarkStart w:id="40" w:name="data-security-pr.ds"/>
     <w:p>
       <w:pPr>
         <w:pStyle w:val="Heading2"/>
@@ -4337,8 +4319,8 @@
         <w:t xml:space="preserve">.</w:t>
       </w:r>
     </w:p>
-    <w:bookmarkEnd w:id="46"/>
-    <w:bookmarkStart w:id="47" w:name="platform-security-pr.ps"/>
+    <w:bookmarkEnd w:id="40"/>
+    <w:bookmarkStart w:id="41" w:name="platform-security-pr.ps"/>
     <w:p>
       <w:pPr>
         <w:pStyle w:val="Heading2"/>
@@ -4470,8 +4452,8 @@
         <w:t xml:space="preserve">.</w:t>
       </w:r>
     </w:p>
-    <w:bookmarkEnd w:id="47"/>
-    <w:bookmarkStart w:id="48" w:name="Xbc69ba418f3149be27b0b766a443f18b55da042"/>
+    <w:bookmarkEnd w:id="41"/>
+    <w:bookmarkStart w:id="42" w:name="Xbc69ba418f3149be27b0b766a443f18b55da042"/>
     <w:p>
       <w:pPr>
         <w:pStyle w:val="Heading2"/>
@@ -4648,8 +4630,8 @@
         <w:t xml:space="preserve">Silencio…</w:t>
       </w:r>
     </w:p>
-    <w:bookmarkEnd w:id="48"/>
-    <w:bookmarkStart w:id="49" w:name="continuous-monitoring-de.cm"/>
+    <w:bookmarkEnd w:id="42"/>
+    <w:bookmarkStart w:id="43" w:name="continuous-monitoring-de.cm"/>
     <w:p>
       <w:pPr>
         <w:pStyle w:val="Heading2"/>
@@ -4775,8 +4757,8 @@
         <w:t xml:space="preserve">.</w:t>
       </w:r>
     </w:p>
-    <w:bookmarkEnd w:id="49"/>
-    <w:bookmarkStart w:id="50" w:name="adverse-event-analysis-de.ae"/>
+    <w:bookmarkEnd w:id="43"/>
+    <w:bookmarkStart w:id="44" w:name="adverse-event-analysis-de.ae"/>
     <w:p>
       <w:pPr>
         <w:pStyle w:val="Heading2"/>
@@ -4965,8 +4947,8 @@
         <w:t xml:space="preserve">Silencio.</w:t>
       </w:r>
     </w:p>
-    <w:bookmarkEnd w:id="50"/>
-    <w:bookmarkStart w:id="51" w:name="incident-management-rs.ma"/>
+    <w:bookmarkEnd w:id="44"/>
+    <w:bookmarkStart w:id="45" w:name="incident-management-rs.ma"/>
     <w:p>
       <w:pPr>
         <w:pStyle w:val="Heading2"/>
@@ -5092,8 +5074,8 @@
         <w:t xml:space="preserve">.</w:t>
       </w:r>
     </w:p>
-    <w:bookmarkEnd w:id="51"/>
-    <w:bookmarkStart w:id="52" w:name="incident-analysis-rs.an"/>
+    <w:bookmarkEnd w:id="45"/>
+    <w:bookmarkStart w:id="46" w:name="incident-analysis-rs.an"/>
     <w:p>
       <w:pPr>
         <w:pStyle w:val="Heading2"/>
@@ -5213,8 +5195,8 @@
         <w:t xml:space="preserve">.</w:t>
       </w:r>
     </w:p>
-    <w:bookmarkEnd w:id="52"/>
-    <w:bookmarkStart w:id="53" w:name="Xeeb46bf582eb04c8415d0ea9c1711676e9e1ea0"/>
+    <w:bookmarkEnd w:id="46"/>
+    <w:bookmarkStart w:id="47" w:name="Xeeb46bf582eb04c8415d0ea9c1711676e9e1ea0"/>
     <w:p>
       <w:pPr>
         <w:pStyle w:val="Heading2"/>
@@ -5322,8 +5304,8 @@
         <w:t xml:space="preserve">.</w:t>
       </w:r>
     </w:p>
-    <w:bookmarkEnd w:id="53"/>
-    <w:bookmarkStart w:id="54" w:name="incident-mitigation-rs.mi"/>
+    <w:bookmarkEnd w:id="47"/>
+    <w:bookmarkStart w:id="48" w:name="incident-mitigation-rs.mi"/>
     <w:p>
       <w:pPr>
         <w:pStyle w:val="Heading2"/>
@@ -5488,8 +5470,8 @@
         <w:t xml:space="preserve">Silencio…</w:t>
       </w:r>
     </w:p>
-    <w:bookmarkEnd w:id="54"/>
-    <w:bookmarkStart w:id="55" w:name="incident-recovery-plan-execution-rc.rp"/>
+    <w:bookmarkEnd w:id="48"/>
+    <w:bookmarkStart w:id="49" w:name="incident-recovery-plan-execution-rc.rp"/>
     <w:p>
       <w:pPr>
         <w:pStyle w:val="Heading2"/>
@@ -5621,8 +5603,8 @@
         <w:t xml:space="preserve">.</w:t>
       </w:r>
     </w:p>
-    <w:bookmarkEnd w:id="55"/>
-    <w:bookmarkStart w:id="56" w:name="incident-recovery-communication-rc.co"/>
+    <w:bookmarkEnd w:id="49"/>
+    <w:bookmarkStart w:id="50" w:name="incident-recovery-communication-rc.co"/>
     <w:p>
       <w:pPr>
         <w:pStyle w:val="Heading2"/>
@@ -5730,9 +5712,9 @@
         <w:t xml:space="preserve">.</w:t>
       </w:r>
     </w:p>
-    <w:bookmarkEnd w:id="56"/>
-    <w:bookmarkEnd w:id="57"/>
-    <w:bookmarkStart w:id="64" w:name="perfiles-organizacionales"/>
+    <w:bookmarkEnd w:id="50"/>
+    <w:bookmarkEnd w:id="51"/>
+    <w:bookmarkStart w:id="55" w:name="perfiles-organizacionales"/>
     <w:p>
       <w:pPr>
         <w:pStyle w:val="Heading1"/>
@@ -5756,53 +5738,31 @@
         <w:t xml:space="preserve">.</w:t>
       </w:r>
     </w:p>
-    <w:p>
-      <w:pPr>
-        <w:pStyle w:val="CaptionedFigure"/>
-      </w:pPr>
-      <w:r>
-        <w:drawing>
-          <wp:inline>
-            <wp:extent cx="5334000" cy="2963333"/>
-            <wp:effectExtent b="0" l="0" r="0" t="0"/>
-            <wp:docPr descr="A Target Profile es útil cuando sus brechas se convierten en acción de propiedad, financiada y basada en el riesgo." title="" id="59" name="Picture"/>
-            <a:graphic>
-              <a:graphicData uri="http://schemas.openxmlformats.org/drawingml/2006/picture">
-                <pic:pic>
-                  <pic:nvPicPr>
-                    <pic:cNvPr descr="media/image3_es-419.png" id="60" name="Picture"/>
-                    <pic:cNvPicPr>
-                      <a:picLocks noChangeArrowheads="1" noChangeAspect="1"/>
-                    </pic:cNvPicPr>
-                  </pic:nvPicPr>
-                  <pic:blipFill>
-                    <a:blip r:embed="rId58"/>
-                    <a:stretch>
-                      <a:fillRect/>
-                    </a:stretch>
-                  </pic:blipFill>
-                  <pic:spPr bwMode="auto">
-                    <a:xfrm>
-                      <a:off x="0" y="0"/>
-                      <a:ext cx="5334000" cy="2963333"/>
-                    </a:xfrm>
-                    <a:prstGeom prst="rect">
-                      <a:avLst/>
-                    </a:prstGeom>
-                    <a:noFill/>
-                    <a:ln w="9525">
-                      <a:noFill/>
-                      <a:headEnd/>
-                      <a:tailEnd/>
-                    </a:ln>
-                  </pic:spPr>
-                </pic:pic>
-              </a:graphicData>
-            </a:graphic>
-          </wp:inline>
-        </w:drawing>
-      </w:r>
-    </w:p>
+    <w:tbl>
+      <w:tblPr>
+        <w:tblStyle w:val="FigureTable"/>
+        <w:tblW w:type="auto" w:w="0"/>
+        <w:tblLook w:firstRow="0" w:lastRow="0" w:firstColumn="0" w:lastColumn="0"/>
+        <w:jc w:val="center"/>
+      </w:tblPr>
+      <w:tblGrid>
+        <w:gridCol w:w="7920"/>
+      </w:tblGrid>
+      <w:tr>
+        <w:tc>
+          <w:tcPr/>
+          <w:p>
+            <w:pPr>
+              <w:pStyle w:val="Compact"/>
+              <w:jc w:val="center"/>
+            </w:pPr>
+            <w:r>
+              <w:t xml:space="preserve">A Target Profile es útil cuando sus brechas se convierten en acción de propiedad, financiada y basada en el riesgo.</w:t>
+            </w:r>
+          </w:p>
+        </w:tc>
+      </w:tr>
+    </w:tbl>
     <w:p>
       <w:pPr>
         <w:pStyle w:val="ImageCaption"/>
@@ -5819,7 +5779,7 @@
         <w:t xml:space="preserve">Gráfico 3 Perfil actual del plan de acción</w:t>
       </w:r>
     </w:p>
-    <w:bookmarkStart w:id="61" w:name="declaración-de-alcance-del-perfil"/>
+    <w:bookmarkStart w:id="52" w:name="declaración-de-alcance-del-perfil"/>
     <w:p>
       <w:pPr>
         <w:pStyle w:val="Heading2"/>
@@ -5894,8 +5854,8 @@
         <w:t xml:space="preserve">Sumas, exclusiones, dependencias y limitaciones</w:t>
       </w:r>
     </w:p>
-    <w:bookmarkEnd w:id="61"/>
-    <w:bookmarkStart w:id="62" w:name="outcome-status"/>
+    <w:bookmarkEnd w:id="52"/>
+    <w:bookmarkStart w:id="53" w:name="outcome-status"/>
     <w:p>
       <w:pPr>
         <w:pStyle w:val="Heading2"/>
@@ -5958,8 +5918,8 @@
         <w:t xml:space="preserve">Silencio No evaluado Silencio La evidencia no es suficiente para una conclusión</w:t>
       </w:r>
     </w:p>
-    <w:bookmarkEnd w:id="62"/>
-    <w:bookmarkStart w:id="63" w:name="gap-prioritization"/>
+    <w:bookmarkEnd w:id="53"/>
+    <w:bookmarkStart w:id="54" w:name="gap-prioritization"/>
     <w:p>
       <w:pPr>
         <w:pStyle w:val="Heading2"/>
@@ -5976,9 +5936,9 @@
         <w:t xml:space="preserve">Priorizar las lagunas que utilizan el impacto de la misión, la probabilidad de amenaza, la crítica de activos, las obligaciones jurídicas y contractuales, la exposición, las dependencias, la seguridad, la privacidad, los controles actuales, el tiempo para explotar, el esfuerzo de rehabilitación y los recursos disponibles. No clasificar las brechas sólo por la etiqueta de gravedad del escáner.</w:t>
       </w:r>
     </w:p>
-    <w:bookmarkEnd w:id="63"/>
-    <w:bookmarkEnd w:id="64"/>
-    <w:bookmarkStart w:id="65" w:name="csf-tiros"/>
+    <w:bookmarkEnd w:id="54"/>
+    <w:bookmarkEnd w:id="55"/>
+    <w:bookmarkStart w:id="56" w:name="csf-tiros"/>
     <w:p>
       <w:pPr>
         <w:pStyle w:val="Heading1"/>
@@ -6146,8 +6106,8 @@
         <w:t xml:space="preserve">Evaluar cuando el riesgo, la misión, los proveedores o la tecnología cambia materialmente.</w:t>
       </w:r>
     </w:p>
-    <w:bookmarkEnd w:id="65"/>
-    <w:bookmarkStart w:id="71" w:name="X9f06961296a18263a57aef4e2105a780ea053dc"/>
+    <w:bookmarkEnd w:id="56"/>
+    <w:bookmarkStart w:id="59" w:name="X9f06961296a18263a57aef4e2105a780ea053dc"/>
     <w:p>
       <w:pPr>
         <w:pStyle w:val="Heading1"/>
@@ -6228,7 +6188,7 @@
         <w:t xml:space="preserve">tención Riesgo positivo ← Opportunity que puede mejorar los objetivos tención Automatización segura que reduce el error y mejora la velocidad de detección</w:t>
       </w:r>
     </w:p>
-    <w:bookmarkStart w:id="66" w:name="declaración-de-riesgo-ejecutivo"/>
+    <w:bookmarkStart w:id="57" w:name="declaración-de-riesgo-ejecutivo"/>
     <w:p>
       <w:pPr>
         <w:pStyle w:val="Heading2"/>
@@ -6267,8 +6227,8 @@
         <w:t xml:space="preserve">Silencio.</w:t>
       </w:r>
     </w:p>
-    <w:bookmarkEnd w:id="66"/>
-    <w:bookmarkStart w:id="70" w:name="cuestiones-a-nivel-de-la-junta"/>
+    <w:bookmarkEnd w:id="57"/>
+    <w:bookmarkStart w:id="58" w:name="cuestiones-a-nivel-de-la-junta"/>
     <w:p>
       <w:pPr>
         <w:pStyle w:val="Heading2"/>
@@ -6378,53 +6338,31 @@
         <w:t xml:space="preserve">Gestionar proveedores, productos, servicios y dependencias en todo el ciclo de vida*.</w:t>
       </w:r>
     </w:p>
-    <w:p>
-      <w:pPr>
-        <w:pStyle w:val="CaptionedFigure"/>
-      </w:pPr>
-      <w:r>
-        <w:drawing>
-          <wp:inline>
-            <wp:extent cx="5334000" cy="2963333"/>
-            <wp:effectExtent b="0" l="0" r="0" t="0"/>
-            <wp:docPr descr="Plan, select, contract, monitor, y salida con responsabilidades de seguridad definidas" title="" id="68" name="Picture"/>
-            <a:graphic>
-              <a:graphicData uri="http://schemas.openxmlformats.org/drawingml/2006/picture">
-                <pic:pic>
-                  <pic:nvPicPr>
-                    <pic:cNvPr descr="media/image4_es-419.png" id="69" name="Picture"/>
-                    <pic:cNvPicPr>
-                      <a:picLocks noChangeArrowheads="1" noChangeAspect="1"/>
-                    </pic:cNvPicPr>
-                  </pic:nvPicPr>
-                  <pic:blipFill>
-                    <a:blip r:embed="rId67"/>
-                    <a:stretch>
-                      <a:fillRect/>
-                    </a:stretch>
-                  </pic:blipFill>
-                  <pic:spPr bwMode="auto">
-                    <a:xfrm>
-                      <a:off x="0" y="0"/>
-                      <a:ext cx="5334000" cy="2963333"/>
-                    </a:xfrm>
-                    <a:prstGeom prst="rect">
-                      <a:avLst/>
-                    </a:prstGeom>
-                    <a:noFill/>
-                    <a:ln w="9525">
-                      <a:noFill/>
-                      <a:headEnd/>
-                      <a:tailEnd/>
-                    </a:ln>
-                  </pic:spPr>
-                </pic:pic>
-              </a:graphicData>
-            </a:graphic>
-          </wp:inline>
-        </w:drawing>
-      </w:r>
-    </w:p>
+    <w:tbl>
+      <w:tblPr>
+        <w:tblStyle w:val="FigureTable"/>
+        <w:tblW w:type="auto" w:w="0"/>
+        <w:tblLook w:firstRow="0" w:lastRow="0" w:firstColumn="0" w:lastColumn="0"/>
+        <w:jc w:val="center"/>
+      </w:tblPr>
+      <w:tblGrid>
+        <w:gridCol w:w="7920"/>
+      </w:tblGrid>
+      <w:tr>
+        <w:tc>
+          <w:tcPr/>
+          <w:p>
+            <w:pPr>
+              <w:pStyle w:val="Compact"/>
+              <w:jc w:val="center"/>
+            </w:pPr>
+            <w:r>
+              <w:t xml:space="preserve">Plan, select, contract, monitor, y salida con responsabilidades de seguridad definidas</w:t>
+            </w:r>
+          </w:p>
+        </w:tc>
+      </w:tr>
+    </w:tbl>
     <w:p>
       <w:pPr>
         <w:pStyle w:val="ImageCaption"/>
@@ -6548,9 +6486,9 @@
         <w:t xml:space="preserve">Silencio.</w:t>
       </w:r>
     </w:p>
-    <w:bookmarkEnd w:id="70"/>
-    <w:bookmarkEnd w:id="71"/>
-    <w:bookmarkStart w:id="73" w:name="métricas-pruebas-y-informes"/>
+    <w:bookmarkEnd w:id="58"/>
+    <w:bookmarkEnd w:id="59"/>
+    <w:bookmarkStart w:id="61" w:name="métricas-pruebas-y-informes"/>
     <w:p>
       <w:pPr>
         <w:pStyle w:val="Heading1"/>
@@ -6656,7 +6594,7 @@
         <w:t xml:space="preserve">Figure 6. Outcome-to-evidence chain</w:t>
       </w:r>
     </w:p>
-    <w:bookmarkStart w:id="72" w:name="calidad-de-la-evidencia"/>
+    <w:bookmarkStart w:id="60" w:name="calidad-de-la-evidencia"/>
     <w:p>
       <w:pPr>
         <w:pStyle w:val="Heading2"/>
@@ -6697,9 +6635,9 @@
         <w:t xml:space="preserve">tención Strong Silencio Datos del sistema más revisión independiente, decisiones, acción correctiva, y retest ¦</w:t>
       </w:r>
     </w:p>
-    <w:bookmarkEnd w:id="72"/>
-    <w:bookmarkEnd w:id="73"/>
-    <w:bookmarkStart w:id="116" w:name="X27891684f0f9470f13799123d0007fd728bde14"/>
+    <w:bookmarkEnd w:id="60"/>
+    <w:bookmarkEnd w:id="61"/>
+    <w:bookmarkStart w:id="101" w:name="X27891684f0f9470f13799123d0007fd728bde14"/>
     <w:p>
       <w:pPr>
         <w:pStyle w:val="Heading1"/>
@@ -6838,7 +6776,7 @@
         <w:t xml:space="preserve">Reprueba la corrección en toda la población afectada y escribe una conclusión clara con limitaciones.</w:t>
       </w:r>
     </w:p>
-    <w:bookmarkStart w:id="74" w:name="pruebas-de-verificación-práctica"/>
+    <w:bookmarkStart w:id="62" w:name="pruebas-de-verificación-práctica"/>
     <w:p>
       <w:pPr>
         <w:pStyle w:val="Heading2"/>
@@ -6916,8 +6854,8 @@
         <w:t xml:space="preserve">Silencio Desarrollo seguro Silencio Todos los repositorios, liberaciones, dependencias, excepciones, y hallazgos ¦ Requisitos de examen, revisión, escaneo, secretos, dependencias, aprobación, implementación, corrección, y retestigos de los diarios de Pipeline, revisión, escaneo, ticket, liberación y validación</w:t>
       </w:r>
     </w:p>
-    <w:bookmarkEnd w:id="74"/>
-    <w:bookmarkStart w:id="78" w:name="conclusion-language"/>
+    <w:bookmarkEnd w:id="62"/>
+    <w:bookmarkStart w:id="63" w:name="conclusion-language"/>
     <w:p>
       <w:pPr>
         <w:pStyle w:val="Heading2"/>
@@ -6976,53 +6914,31 @@
         <w:t xml:space="preserve">Acoplamientos oficiales, inicios rápidos seguros, soporte CSF, evidencia y limitaciones.</w:t>
       </w:r>
     </w:p>
-    <w:p>
-      <w:pPr>
-        <w:pStyle w:val="CaptionedFigure"/>
-      </w:pPr>
-      <w:r>
-        <w:drawing>
-          <wp:inline>
-            <wp:extent cx="5334000" cy="2963333"/>
-            <wp:effectExtent b="0" l="0" r="0" t="0"/>
-            <wp:docPr descr="Autorización, validación, acción correctiva, y retesting convierten la producción técnica en evidencia útil." title="" id="76" name="Picture"/>
-            <a:graphic>
-              <a:graphicData uri="http://schemas.openxmlformats.org/drawingml/2006/picture">
-                <pic:pic>
-                  <pic:nvPicPr>
-                    <pic:cNvPr descr="media/image5_es-419.png" id="77" name="Picture"/>
-                    <pic:cNvPicPr>
-                      <a:picLocks noChangeArrowheads="1" noChangeAspect="1"/>
-                    </pic:cNvPicPr>
-                  </pic:nvPicPr>
-                  <pic:blipFill>
-                    <a:blip r:embed="rId75"/>
-                    <a:stretch>
-                      <a:fillRect/>
-                    </a:stretch>
-                  </pic:blipFill>
-                  <pic:spPr bwMode="auto">
-                    <a:xfrm>
-                      <a:off x="0" y="0"/>
-                      <a:ext cx="5334000" cy="2963333"/>
-                    </a:xfrm>
-                    <a:prstGeom prst="rect">
-                      <a:avLst/>
-                    </a:prstGeom>
-                    <a:noFill/>
-                    <a:ln w="9525">
-                      <a:noFill/>
-                      <a:headEnd/>
-                      <a:tailEnd/>
-                    </a:ln>
-                  </pic:spPr>
-                </pic:pic>
-              </a:graphicData>
-            </a:graphic>
-          </wp:inline>
-        </w:drawing>
-      </w:r>
-    </w:p>
+    <w:tbl>
+      <w:tblPr>
+        <w:tblStyle w:val="FigureTable"/>
+        <w:tblW w:type="auto" w:w="0"/>
+        <w:tblLook w:firstRow="0" w:lastRow="0" w:firstColumn="0" w:lastColumn="0"/>
+        <w:jc w:val="center"/>
+      </w:tblPr>
+      <w:tblGrid>
+        <w:gridCol w:w="7920"/>
+      </w:tblGrid>
+      <w:tr>
+        <w:tc>
+          <w:tcPr/>
+          <w:p>
+            <w:pPr>
+              <w:pStyle w:val="Compact"/>
+              <w:jc w:val="center"/>
+            </w:pPr>
+            <w:r>
+              <w:t xml:space="preserve">Autorización, validación, acción correctiva, y retesting convierten la producción técnica en evidencia útil.</w:t>
+            </w:r>
+          </w:p>
+        </w:tc>
+      </w:tr>
+    </w:tbl>
     <w:p>
       <w:pPr>
         <w:pStyle w:val="ImageCaption"/>
@@ -7135,112 +7051,472 @@
         <w:t xml:space="preserve">TEN OpenSearch TENIDO Buscar, análisis, tableros de instrumentos y monitoreo de seguridad TENIDO DE.CM, DE.AE, GV.OV ANTE</w:t>
       </w:r>
     </w:p>
+    <w:bookmarkEnd w:id="63"/>
+    <w:bookmarkStart w:id="64" w:name="X27c8a08910d8eb682202b0b8017ecf36a6791c1"/>
+    <w:p>
+      <w:pPr>
+        <w:pStyle w:val="Heading2"/>
+      </w:pPr>
+      <w:r>
+        <w:t xml:space="preserve">16.1 Lista de verificación de validación de herramientas</w:t>
+      </w:r>
+    </w:p>
+    <w:p>
+      <w:pPr>
+        <w:numPr>
+          <w:ilvl w:val="0"/>
+          <w:numId w:val="1018"/>
+        </w:numPr>
+      </w:pPr>
+      <w:r>
+        <w:t xml:space="preserve">Aprobar propósito, propietario, alcance, datos, sistemas, alojamiento, acceso de apoyo y retención.</w:t>
+      </w:r>
+    </w:p>
+    <w:p>
+      <w:pPr>
+        <w:numPr>
+          <w:ilvl w:val="0"/>
+          <w:numId w:val="1018"/>
+        </w:numPr>
+      </w:pPr>
+      <w:r>
+        <w:t xml:space="preserve">Verificar la fuente oficial, versión, dependencias, integridad, método de actualización y configuración segura.</w:t>
+      </w:r>
+    </w:p>
+    <w:p>
+      <w:pPr>
+        <w:numPr>
+          <w:ilvl w:val="0"/>
+          <w:numId w:val="1018"/>
+        </w:numPr>
+      </w:pPr>
+      <w:r>
+        <w:t xml:space="preserve">Prueba una condición conocida que la herramienta debe detectar o bloquear.</w:t>
+      </w:r>
+    </w:p>
+    <w:p>
+      <w:pPr>
+        <w:numPr>
+          <w:ilvl w:val="0"/>
+          <w:numId w:val="1018"/>
+        </w:numPr>
+      </w:pPr>
+      <w:r>
+        <w:t xml:space="preserve">Prueba una condición permitida conocida para identificar fallos innecesarios.</w:t>
+      </w:r>
+    </w:p>
+    <w:p>
+      <w:pPr>
+        <w:numPr>
+          <w:ilvl w:val="0"/>
+          <w:numId w:val="1018"/>
+        </w:numPr>
+      </w:pPr>
+      <w:r>
+        <w:t xml:space="preserve">Compare la cobertura de herramientas con un activo independiente, agente, repositorio o población de identidad.</w:t>
+      </w:r>
+    </w:p>
+    <w:p>
+      <w:pPr>
+        <w:numPr>
+          <w:ilvl w:val="0"/>
+          <w:numId w:val="1018"/>
+        </w:numPr>
+      </w:pPr>
+      <w:r>
+        <w:t xml:space="preserve">Administración de restricciones, protección de credenciales e informes, cambios de registro y recuperación de herramientas de prueba.</w:t>
+      </w:r>
+    </w:p>
+    <w:p>
+      <w:pPr>
+        <w:numPr>
+          <w:ilvl w:val="0"/>
+          <w:numId w:val="1018"/>
+        </w:numPr>
+      </w:pPr>
+      <w:r>
+        <w:t xml:space="preserve">Definir la validación humana, escalada, excepción, corrección y retest.</w:t>
+      </w:r>
+    </w:p>
+    <w:p>
+      <w:pPr>
+        <w:numPr>
+          <w:ilvl w:val="0"/>
+          <w:numId w:val="1018"/>
+        </w:numPr>
+      </w:pPr>
+      <w:r>
+        <w:t xml:space="preserve">Revalidate después de actualizaciones de materiales, cambios de integración, cambios de configuración o fallos.</w:t>
+      </w:r>
+    </w:p>
+    <w:bookmarkEnd w:id="64"/>
+    <w:bookmarkStart w:id="66" w:name="ciso-assistant"/>
+    <w:p>
+      <w:pPr>
+        <w:pStyle w:val="Heading2"/>
+      </w:pPr>
+      <w:r>
+        <w:t xml:space="preserve">16.2 CISO Assistant</w:t>
+      </w:r>
+    </w:p>
+    <w:p>
+      <w:pPr>
+        <w:pStyle w:val="FirstParagraph"/>
+      </w:pPr>
+      <w:r>
+        <w:t xml:space="preserve">GRC, Perfiles, riesgos, controles, evidencia. Posible apoyo CSF: GV, ID, reportaje.</w:t>
+      </w:r>
+    </w:p>
+    <w:p>
+      <w:pPr>
+        <w:pStyle w:val="BodyText"/>
+      </w:pPr>
+      <w:r>
+        <w:rPr>
+          <w:bCs/>
+          <w:b/>
+        </w:rPr>
+        <w:t xml:space="preserve">Documentación oficial:</w:t>
+      </w:r>
+      <w:r>
+        <w:t xml:space="preserve"> </w:t>
+      </w:r>
+      <w:r>
+        <w:t xml:space="preserve">Abra la guía oficial de asistentes CISO(https://intuitem.gitbook.io/ciso-assistant)</w:t>
+      </w:r>
+    </w:p>
+    <w:bookmarkStart w:id="65" w:name="quick-start"/>
+    <w:p>
+      <w:pPr>
+        <w:pStyle w:val="Heading3"/>
+      </w:pPr>
+      <w:r>
+        <w:t xml:space="preserve">Quick start</w:t>
+      </w:r>
+    </w:p>
+    <w:p>
+      <w:pPr>
+        <w:pStyle w:val="FirstParagraph"/>
+      </w:pPr>
+      <w:r>
+        <w:t xml:space="preserve">Cree una organización ficticia, seleccione cinco resultados CSF, asigne propietarios, adjunte pruebas sanitarias, registre una brecha y construya un plan de acción.</w:t>
+      </w:r>
+    </w:p>
+    <w:bookmarkEnd w:id="65"/>
+    <w:bookmarkEnd w:id="66"/>
+    <w:bookmarkStart w:id="67" w:name="evidencia-y-limitación"/>
+    <w:p>
+      <w:pPr>
+        <w:pStyle w:val="Heading2"/>
+      </w:pPr>
+      <w:r>
+        <w:t xml:space="preserve">Evidencia y limitación</w:t>
+      </w:r>
+    </w:p>
+    <w:p>
+      <w:pPr>
+        <w:pStyle w:val="FirstParagraph"/>
+      </w:pPr>
+      <w:r>
+        <w:t xml:space="preserve">Retener autorización, alcance, población objetivo, versión de herramientas y contenidos, configuración, resultado bruto, revisor, decisión, acción correctiva, excepción y retest. La herramienta admite trabajo seleccionado; no puede certificar la alineación CSF, determinar el alcance completo o reemplazar el juicio humano calificado.</w:t>
+      </w:r>
+    </w:p>
+    <w:bookmarkEnd w:id="67"/>
+    <w:bookmarkStart w:id="69" w:name="wazuh"/>
+    <w:p>
+      <w:pPr>
+        <w:pStyle w:val="Heading2"/>
+      </w:pPr>
+      <w:r>
+        <w:t xml:space="preserve">16.3 Wazuh</w:t>
+      </w:r>
+    </w:p>
+    <w:p>
+      <w:pPr>
+        <w:pStyle w:val="FirstParagraph"/>
+      </w:pPr>
+      <w:r>
+        <w:t xml:space="preserve">SIEM, control de puntos finales, integridad. Posible apoyo CSF: DE.CM, DE.AE, RS.MA.</w:t>
+      </w:r>
+    </w:p>
+    <w:p>
+      <w:pPr>
+        <w:pStyle w:val="BodyText"/>
+      </w:pPr>
+      <w:r>
+        <w:rPr>
+          <w:bCs/>
+          <w:b/>
+        </w:rPr>
+        <w:t xml:space="preserve">Documentación oficial:</w:t>
+      </w:r>
+      <w:r>
+        <w:t xml:space="preserve"> </w:t>
+      </w:r>
+      <w:r>
+        <w:t xml:space="preserve">Abra la guía oficial Wazuh realizada/u título](https://documentation.wazuh.com/current/quickstart.html)</w:t>
+      </w:r>
+    </w:p>
+    <w:bookmarkStart w:id="68" w:name="quick-start-1"/>
+    <w:p>
+      <w:pPr>
+        <w:pStyle w:val="Heading3"/>
+      </w:pPr>
+      <w:r>
+        <w:t xml:space="preserve">Quick start</w:t>
+      </w:r>
+    </w:p>
+    <w:p>
+      <w:pPr>
+        <w:pStyle w:val="FirstParagraph"/>
+      </w:pPr>
+      <w:r>
+        <w:t xml:space="preserve">Conectar un punto final autorizado de laboratorio, crear un evento inofensivo, revisar la alerta, documentar la decisión y retener el evento y el ticket.</w:t>
+      </w:r>
+    </w:p>
+    <w:bookmarkEnd w:id="68"/>
+    <w:bookmarkEnd w:id="69"/>
+    <w:bookmarkStart w:id="70" w:name="evidencia-y-limitación-1"/>
+    <w:p>
+      <w:pPr>
+        <w:pStyle w:val="Heading2"/>
+      </w:pPr>
+      <w:r>
+        <w:t xml:space="preserve">Evidencia y limitación</w:t>
+      </w:r>
+    </w:p>
+    <w:p>
+      <w:pPr>
+        <w:pStyle w:val="FirstParagraph"/>
+      </w:pPr>
+      <w:r>
+        <w:t xml:space="preserve">Retener autorización, alcance, población objetivo, versión de herramientas y contenidos, configuración, resultado bruto, revisor, decisión, acción correctiva, excepción y retest. La herramienta admite trabajo seleccionado; no puede certificar la alineación CSF, determinar el alcance completo o reemplazar el juicio humano calificado.</w:t>
+      </w:r>
+    </w:p>
+    <w:bookmarkEnd w:id="70"/>
+    <w:bookmarkStart w:id="72" w:name="osquery"/>
+    <w:p>
+      <w:pPr>
+        <w:pStyle w:val="Heading2"/>
+      </w:pPr>
+      <w:r>
+        <w:t xml:space="preserve">16.4 osquery</w:t>
+      </w:r>
+    </w:p>
+    <w:p>
+      <w:pPr>
+        <w:pStyle w:val="FirstParagraph"/>
+      </w:pPr>
+      <w:r>
+        <w:t xml:space="preserve">Inventario de endpoint y pruebas de consulta. Posible apoyo CSF: ID.AM, PR.PS, PR.AA.</w:t>
+      </w:r>
+    </w:p>
+    <w:p>
+      <w:pPr>
+        <w:pStyle w:val="BodyText"/>
+      </w:pPr>
+      <w:r>
+        <w:rPr>
+          <w:bCs/>
+          <w:b/>
+        </w:rPr>
+        <w:t xml:space="preserve">Documentación oficial:</w:t>
+      </w:r>
+      <w:r>
+        <w:t xml:space="preserve"> </w:t>
+      </w:r>
+      <w:r>
+        <w:t xml:space="preserve">[Seguido]Abre la guía oficial del osquery realizada/u contacto](https://osquery.readthedocs.io/en/stable/)</w:t>
+      </w:r>
+    </w:p>
+    <w:bookmarkStart w:id="71" w:name="quick-start-2"/>
+    <w:p>
+      <w:pPr>
+        <w:pStyle w:val="Heading3"/>
+      </w:pPr>
+      <w:r>
+        <w:t xml:space="preserve">Quick start</w:t>
+      </w:r>
+    </w:p>
+    <w:p>
+      <w:pPr>
+        <w:pStyle w:val="FirstParagraph"/>
+      </w:pPr>
+      <w:r>
+        <w:t xml:space="preserve">Query users, software, servicios, cifrado o procesos en un endpoint de laboratorio; registro de consultas, host, tiempo, salida y revisión.</w:t>
+      </w:r>
+    </w:p>
+    <w:bookmarkEnd w:id="71"/>
+    <w:bookmarkEnd w:id="72"/>
+    <w:bookmarkStart w:id="73" w:name="evidencia-y-limitación-2"/>
+    <w:p>
+      <w:pPr>
+        <w:pStyle w:val="Heading2"/>
+      </w:pPr>
+      <w:r>
+        <w:t xml:space="preserve">Evidencia y limitación</w:t>
+      </w:r>
+    </w:p>
+    <w:p>
+      <w:pPr>
+        <w:pStyle w:val="FirstParagraph"/>
+      </w:pPr>
+      <w:r>
+        <w:t xml:space="preserve">Retener autorización, alcance, población objetivo, versión de herramientas y contenidos, configuración, resultado bruto, revisor, decisión, acción correctiva, excepción y retest. La herramienta admite trabajo seleccionado; no puede certificar la alineación CSF, determinar el alcance completo o reemplazar el juicio humano calificado.</w:t>
+      </w:r>
+    </w:p>
+    <w:bookmarkEnd w:id="73"/>
+    <w:bookmarkStart w:id="75" w:name="openscap"/>
+    <w:p>
+      <w:pPr>
+        <w:pStyle w:val="Heading2"/>
+      </w:pPr>
+      <w:r>
+        <w:t xml:space="preserve">16.5 OpenSCAP</w:t>
+      </w:r>
+    </w:p>
+    <w:p>
+      <w:pPr>
+        <w:pStyle w:val="FirstParagraph"/>
+      </w:pPr>
+      <w:r>
+        <w:t xml:space="preserve">Evaluación de configuración de Linux. Posible soporte CSF: PR.PS, ID.IM.</w:t>
+      </w:r>
+    </w:p>
+    <w:p>
+      <w:pPr>
+        <w:pStyle w:val="BodyText"/>
+      </w:pPr>
+      <w:r>
+        <w:rPr>
+          <w:bCs/>
+          <w:b/>
+        </w:rPr>
+        <w:t xml:space="preserve">Documentación oficial:</w:t>
+      </w:r>
+      <w:r>
+        <w:t xml:space="preserve"> </w:t>
+      </w:r>
+      <w:r>
+        <w:t xml:space="preserve">[Seguido]Abre la guía oficial OpenSCAP efectuada/u contacto](https://www.open-scap.org/getting-started/)</w:t>
+      </w:r>
+    </w:p>
+    <w:bookmarkStart w:id="74" w:name="quick-start-3"/>
+    <w:p>
+      <w:pPr>
+        <w:pStyle w:val="Heading3"/>
+      </w:pPr>
+      <w:r>
+        <w:t xml:space="preserve">Quick start</w:t>
+      </w:r>
+    </w:p>
+    <w:p>
+      <w:pPr>
+        <w:pStyle w:val="FirstParagraph"/>
+      </w:pPr>
+      <w:r>
+        <w:t xml:space="preserve">Evaluar un laboratorio Linux autorizado contra un perfil adecuado, corregir un ajuste aprobado, y comparar el antes y después de los informes.</w:t>
+      </w:r>
+    </w:p>
+    <w:bookmarkEnd w:id="74"/>
+    <w:bookmarkEnd w:id="75"/>
+    <w:bookmarkStart w:id="76" w:name="evidencia-y-limitación-3"/>
+    <w:p>
+      <w:pPr>
+        <w:pStyle w:val="Heading2"/>
+      </w:pPr>
+      <w:r>
+        <w:t xml:space="preserve">Evidencia y limitación</w:t>
+      </w:r>
+    </w:p>
+    <w:p>
+      <w:pPr>
+        <w:pStyle w:val="FirstParagraph"/>
+      </w:pPr>
+      <w:r>
+        <w:t xml:space="preserve">Retener autorización, alcance, población objetivo, versión de herramientas y contenidos, configuración, resultado bruto, revisor, decisión, acción correctiva, excepción y retest. La herramienta admite trabajo seleccionado; no puede certificar la alineación CSF, determinar el alcance completo o reemplazar el juicio humano calificado.</w:t>
+      </w:r>
+    </w:p>
+    <w:bookmarkEnd w:id="76"/>
+    <w:bookmarkStart w:id="78" w:name="greenbone-community-edition"/>
+    <w:p>
+      <w:pPr>
+        <w:pStyle w:val="Heading2"/>
+      </w:pPr>
+      <w:r>
+        <w:t xml:space="preserve">16.6 Greenbone Community Edition</w:t>
+      </w:r>
+    </w:p>
+    <w:p>
+      <w:pPr>
+        <w:pStyle w:val="FirstParagraph"/>
+      </w:pPr>
+      <w:r>
+        <w:t xml:space="preserve">Evaluación de vulnerabilidades. Posible soporte CSF: ID.RA, ID.IM.</w:t>
+      </w:r>
+    </w:p>
+    <w:p>
+      <w:pPr>
+        <w:pStyle w:val="BodyText"/>
+      </w:pPr>
+      <w:r>
+        <w:rPr>
+          <w:bCs/>
+          <w:b/>
+        </w:rPr>
+        <w:t xml:space="preserve">Documentación oficial:</w:t>
+      </w:r>
+      <w:r>
+        <w:t xml:space="preserve"> </w:t>
+      </w:r>
+      <w:r>
+        <w:t xml:space="preserve">[Seguridad]Abre la guía oficial Greenbone Community Edition realizada/u contacto](https://greenbone.github.io/docs/latest/)</w:t>
+      </w:r>
+    </w:p>
+    <w:bookmarkStart w:id="77" w:name="quick-start-4"/>
+    <w:p>
+      <w:pPr>
+        <w:pStyle w:val="Heading3"/>
+      </w:pPr>
+      <w:r>
+        <w:t xml:space="preserve">Quick start</w:t>
+      </w:r>
+    </w:p>
+    <w:p>
+      <w:pPr>
+        <w:pStyle w:val="FirstParagraph"/>
+      </w:pPr>
+      <w:r>
+        <w:t xml:space="preserve">Escanear sólo un objetivo de laboratorio aprobado, validar un hallazgo, corregirlo, cambiar y documentar el alcance y las limitaciones.</w:t>
+      </w:r>
+    </w:p>
+    <w:bookmarkEnd w:id="77"/>
     <w:bookmarkEnd w:id="78"/>
-    <w:bookmarkStart w:id="79" w:name="X27c8a08910d8eb682202b0b8017ecf36a6791c1"/>
+    <w:bookmarkStart w:id="79" w:name="evidencia-y-limitación-4"/>
     <w:p>
       <w:pPr>
         <w:pStyle w:val="Heading2"/>
       </w:pPr>
       <w:r>
-        <w:t xml:space="preserve">16.1 Lista de verificación de validación de herramientas</w:t>
-      </w:r>
-    </w:p>
-    <w:p>
-      <w:pPr>
-        <w:numPr>
-          <w:ilvl w:val="0"/>
-          <w:numId w:val="1018"/>
-        </w:numPr>
-      </w:pPr>
-      <w:r>
-        <w:t xml:space="preserve">Aprobar propósito, propietario, alcance, datos, sistemas, alojamiento, acceso de apoyo y retención.</w:t>
-      </w:r>
-    </w:p>
-    <w:p>
-      <w:pPr>
-        <w:numPr>
-          <w:ilvl w:val="0"/>
-          <w:numId w:val="1018"/>
-        </w:numPr>
-      </w:pPr>
-      <w:r>
-        <w:t xml:space="preserve">Verificar la fuente oficial, versión, dependencias, integridad, método de actualización y configuración segura.</w:t>
-      </w:r>
-    </w:p>
-    <w:p>
-      <w:pPr>
-        <w:numPr>
-          <w:ilvl w:val="0"/>
-          <w:numId w:val="1018"/>
-        </w:numPr>
-      </w:pPr>
-      <w:r>
-        <w:t xml:space="preserve">Prueba una condición conocida que la herramienta debe detectar o bloquear.</w:t>
-      </w:r>
-    </w:p>
-    <w:p>
-      <w:pPr>
-        <w:numPr>
-          <w:ilvl w:val="0"/>
-          <w:numId w:val="1018"/>
-        </w:numPr>
-      </w:pPr>
-      <w:r>
-        <w:t xml:space="preserve">Prueba una condición permitida conocida para identificar fallos innecesarios.</w:t>
-      </w:r>
-    </w:p>
-    <w:p>
-      <w:pPr>
-        <w:numPr>
-          <w:ilvl w:val="0"/>
-          <w:numId w:val="1018"/>
-        </w:numPr>
-      </w:pPr>
-      <w:r>
-        <w:t xml:space="preserve">Compare la cobertura de herramientas con un activo independiente, agente, repositorio o población de identidad.</w:t>
-      </w:r>
-    </w:p>
-    <w:p>
-      <w:pPr>
-        <w:numPr>
-          <w:ilvl w:val="0"/>
-          <w:numId w:val="1018"/>
-        </w:numPr>
-      </w:pPr>
-      <w:r>
-        <w:t xml:space="preserve">Administración de restricciones, protección de credenciales e informes, cambios de registro y recuperación de herramientas de prueba.</w:t>
-      </w:r>
-    </w:p>
-    <w:p>
-      <w:pPr>
-        <w:numPr>
-          <w:ilvl w:val="0"/>
-          <w:numId w:val="1018"/>
-        </w:numPr>
-      </w:pPr>
-      <w:r>
-        <w:t xml:space="preserve">Definir la validación humana, escalada, excepción, corrección y retest.</w:t>
-      </w:r>
-    </w:p>
-    <w:p>
-      <w:pPr>
-        <w:numPr>
-          <w:ilvl w:val="0"/>
-          <w:numId w:val="1018"/>
-        </w:numPr>
-      </w:pPr>
-      <w:r>
-        <w:t xml:space="preserve">Revalidate después de actualizaciones de materiales, cambios de integración, cambios de configuración o fallos.</w:t>
+        <w:t xml:space="preserve">Evidencia y limitación</w:t>
+      </w:r>
+    </w:p>
+    <w:p>
+      <w:pPr>
+        <w:pStyle w:val="FirstParagraph"/>
+      </w:pPr>
+      <w:r>
+        <w:t xml:space="preserve">Retener autorización, alcance, población objetivo, versión de herramientas y contenidos, configuración, resultado bruto, revisor, decisión, acción correctiva, excepción y retest. La herramienta admite trabajo seleccionado; no puede certificar la alineación CSF, determinar el alcance completo o reemplazar el juicio humano calificado.</w:t>
       </w:r>
     </w:p>
     <w:bookmarkEnd w:id="79"/>
-    <w:bookmarkStart w:id="81" w:name="ciso-assistant"/>
+    <w:bookmarkStart w:id="81" w:name="trivy"/>
     <w:p>
       <w:pPr>
         <w:pStyle w:val="Heading2"/>
       </w:pPr>
       <w:r>
-        <w:t xml:space="preserve">16.2 CISO Assistant</w:t>
+        <w:t xml:space="preserve">16.7 Trivy</w:t>
       </w:r>
     </w:p>
     <w:p>
@@ -7248,7 +7524,7 @@
         <w:pStyle w:val="FirstParagraph"/>
       </w:pPr>
       <w:r>
-        <w:t xml:space="preserve">GRC, Perfiles, riesgos, controles, evidencia. Posible apoyo CSF: GV, ID, reportaje.</w:t>
+        <w:t xml:space="preserve">Código, imagen, dependencia, secreto y análisis de configuración. Posible soporte CSF: ID.RA, PR.PS.</w:t>
       </w:r>
     </w:p>
     <w:p>
@@ -7266,10 +7542,10 @@
         <w:t xml:space="preserve"> </w:t>
       </w:r>
       <w:r>
-        <w:t xml:space="preserve">Abra la guía oficial de asistentes CISO(https://intuitem.gitbook.io/ciso-assistant)</w:t>
-      </w:r>
-    </w:p>
-    <w:bookmarkStart w:id="80" w:name="quick-start"/>
+        <w:t xml:space="preserve">Abra la guía oficial Trivy realizada/u título](https://trivy.dev/latest/)</w:t>
+      </w:r>
+    </w:p>
+    <w:bookmarkStart w:id="80" w:name="quick-start-5"/>
     <w:p>
       <w:pPr>
         <w:pStyle w:val="Heading3"/>
@@ -7283,12 +7559,12 @@
         <w:pStyle w:val="FirstParagraph"/>
       </w:pPr>
       <w:r>
-        <w:t xml:space="preserve">Cree una organización ficticia, seleccione cinco resultados CSF, asigne propietarios, adjunte pruebas sanitarias, registre una brecha y construya un plan de acción.</w:t>
+        <w:t xml:space="preserve">Escríbete una imagen de laboratorio o un repositorio de pruebas, protege el informe, valida un resultado, corrigelo y vuelve a escanear.</w:t>
       </w:r>
     </w:p>
     <w:bookmarkEnd w:id="80"/>
     <w:bookmarkEnd w:id="81"/>
-    <w:bookmarkStart w:id="82" w:name="evidencia-y-limitación"/>
+    <w:bookmarkStart w:id="82" w:name="evidencia-y-limitación-5"/>
     <w:p>
       <w:pPr>
         <w:pStyle w:val="Heading2"/>
@@ -7306,13 +7582,13 @@
       </w:r>
     </w:p>
     <w:bookmarkEnd w:id="82"/>
-    <w:bookmarkStart w:id="84" w:name="wazuh"/>
+    <w:bookmarkStart w:id="84" w:name="owasp-zap"/>
     <w:p>
       <w:pPr>
         <w:pStyle w:val="Heading2"/>
       </w:pPr>
       <w:r>
-        <w:t xml:space="preserve">16.3 Wazuh</w:t>
+        <w:t xml:space="preserve">16.8 OWASP ZAP</w:t>
       </w:r>
     </w:p>
     <w:p>
@@ -7320,7 +7596,7 @@
         <w:pStyle w:val="FirstParagraph"/>
       </w:pPr>
       <w:r>
-        <w:t xml:space="preserve">SIEM, control de puntos finales, integridad. Posible apoyo CSF: DE.CM, DE.AE, RS.MA.</w:t>
+        <w:t xml:space="preserve">Evaluación autorizada de la aplicación web. Posible soporte CSF: ID.RA, ID.IM.</w:t>
       </w:r>
     </w:p>
     <w:p>
@@ -7338,10 +7614,10 @@
         <w:t xml:space="preserve"> </w:t>
       </w:r>
       <w:r>
-        <w:t xml:space="preserve">Abra la guía oficial Wazuh realizada/u título](https://documentation.wazuh.com/current/quickstart.html)</w:t>
-      </w:r>
-    </w:p>
-    <w:bookmarkStart w:id="83" w:name="quick-start-1"/>
+        <w:t xml:space="preserve">Abra la guía oficial OWASP ZAP efectuada / u fiel](https://www.zaproxy.org/getting-started/)</w:t>
+      </w:r>
+    </w:p>
+    <w:bookmarkStart w:id="83" w:name="quick-start-6"/>
     <w:p>
       <w:pPr>
         <w:pStyle w:val="Heading3"/>
@@ -7355,12 +7631,12 @@
         <w:pStyle w:val="FirstParagraph"/>
       </w:pPr>
       <w:r>
-        <w:t xml:space="preserve">Conectar un punto final autorizado de laboratorio, crear un evento inofensivo, revisar la alerta, documentar la decisión y retener el evento y el ticket.</w:t>
+        <w:t xml:space="preserve">Proxy una aplicación de entrenamiento local, empezar con análisis pasivos, validar un hallazgo, y conservar el alcance y los resultados aprobados.</w:t>
       </w:r>
     </w:p>
     <w:bookmarkEnd w:id="83"/>
     <w:bookmarkEnd w:id="84"/>
-    <w:bookmarkStart w:id="85" w:name="evidencia-y-limitación-1"/>
+    <w:bookmarkStart w:id="85" w:name="evidencia-y-limitación-6"/>
     <w:p>
       <w:pPr>
         <w:pStyle w:val="Heading2"/>
@@ -7378,13 +7654,13 @@
       </w:r>
     </w:p>
     <w:bookmarkEnd w:id="85"/>
-    <w:bookmarkStart w:id="87" w:name="osquery"/>
+    <w:bookmarkStart w:id="87" w:name="keycloak"/>
     <w:p>
       <w:pPr>
         <w:pStyle w:val="Heading2"/>
       </w:pPr>
       <w:r>
-        <w:t xml:space="preserve">16.4 osquery</w:t>
+        <w:t xml:space="preserve">16.9 Keycloak</w:t>
       </w:r>
     </w:p>
     <w:p>
@@ -7392,7 +7668,7 @@
         <w:pStyle w:val="FirstParagraph"/>
       </w:pPr>
       <w:r>
-        <w:t xml:space="preserve">Inventario de endpoint y pruebas de consulta. Posible apoyo CSF: ID.AM, PR.PS, PR.AA.</w:t>
+        <w:t xml:space="preserve">Identidad, roles, autenticación y MFA. Posible apoyo CSF: PR.AA.</w:t>
       </w:r>
     </w:p>
     <w:p>
@@ -7410,10 +7686,10 @@
         <w:t xml:space="preserve"> </w:t>
       </w:r>
       <w:r>
-        <w:t xml:space="preserve">[Seguido]Abre la guía oficial del osquery realizada/u contacto](https://osquery.readthedocs.io/en/stable/)</w:t>
-      </w:r>
-    </w:p>
-    <w:bookmarkStart w:id="86" w:name="quick-start-2"/>
+        <w:t xml:space="preserve">[ obedeció]Abre la guía oficial de Keycloak realizada/u contacto](https://www.keycloak.org/guides)</w:t>
+      </w:r>
+    </w:p>
+    <w:bookmarkStart w:id="86" w:name="quick-start-7"/>
     <w:p>
       <w:pPr>
         <w:pStyle w:val="Heading3"/>
@@ -7427,12 +7703,12 @@
         <w:pStyle w:val="FirstParagraph"/>
       </w:pPr>
       <w:r>
-        <w:t xml:space="preserve">Query users, software, servicios, cifrado o procesos en un endpoint de laboratorio; registro de consultas, host, tiempo, salida y revisión.</w:t>
+        <w:t xml:space="preserve">Crear un reino de laboratorio, usuarios, roles y MFA; probar menos privilegios, acceso fallido y eliminación; exportar evidencia de configuración sanitaria.</w:t>
       </w:r>
     </w:p>
     <w:bookmarkEnd w:id="86"/>
     <w:bookmarkEnd w:id="87"/>
-    <w:bookmarkStart w:id="88" w:name="evidencia-y-limitación-2"/>
+    <w:bookmarkStart w:id="88" w:name="evidencia-y-limitación-7"/>
     <w:p>
       <w:pPr>
         <w:pStyle w:val="Heading2"/>
@@ -7450,13 +7726,13 @@
       </w:r>
     </w:p>
     <w:bookmarkEnd w:id="88"/>
-    <w:bookmarkStart w:id="90" w:name="openscap"/>
+    <w:bookmarkStart w:id="90" w:name="defectodojo"/>
     <w:p>
       <w:pPr>
         <w:pStyle w:val="Heading2"/>
       </w:pPr>
       <w:r>
-        <w:t xml:space="preserve">16.5 OpenSCAP</w:t>
+        <w:t xml:space="preserve">16.10 DefectoDojo</w:t>
       </w:r>
     </w:p>
     <w:p>
@@ -7464,7 +7740,7 @@
         <w:pStyle w:val="FirstParagraph"/>
       </w:pPr>
       <w:r>
-        <w:t xml:space="preserve">Evaluación de configuración de Linux. Posible soporte CSF: PR.PS, ID.IM.</w:t>
+        <w:t xml:space="preserve">Encontrar captación y seguimiento de remediación. Posible apoyo CSF: ID.RA, ID.IM, GV.OV.</w:t>
       </w:r>
     </w:p>
     <w:p>
@@ -7482,10 +7758,10 @@
         <w:t xml:space="preserve"> </w:t>
       </w:r>
       <w:r>
-        <w:t xml:space="preserve">[Seguido]Abre la guía oficial OpenSCAP efectuada/u contacto](https://www.open-scap.org/getting-started/)</w:t>
-      </w:r>
-    </w:p>
-    <w:bookmarkStart w:id="89" w:name="quick-start-3"/>
+        <w:t xml:space="preserve">[Seguido]Abre el defecto oficialDojo guía seleccionada/u contacto](https://docs.defectdojo.com/)</w:t>
+      </w:r>
+    </w:p>
+    <w:bookmarkStart w:id="89" w:name="quick-start-8"/>
     <w:p>
       <w:pPr>
         <w:pStyle w:val="Heading3"/>
@@ -7499,12 +7775,12 @@
         <w:pStyle w:val="FirstParagraph"/>
       </w:pPr>
       <w:r>
-        <w:t xml:space="preserve">Evaluar un laboratorio Linux autorizado contra un perfil adecuado, corregir un ajuste aprobado, y comparar el antes y después de los informes.</w:t>
+        <w:t xml:space="preserve">Importar un informe de laboratorio, validar y asignar un hallazgo, registrar corrección, retestarlo y cerrarlo con prueba.</w:t>
       </w:r>
     </w:p>
     <w:bookmarkEnd w:id="89"/>
     <w:bookmarkEnd w:id="90"/>
-    <w:bookmarkStart w:id="91" w:name="evidencia-y-limitación-3"/>
+    <w:bookmarkStart w:id="92" w:name="evidencia-y-limitación-8"/>
     <w:p>
       <w:pPr>
         <w:pStyle w:val="Heading2"/>
@@ -7521,14 +7797,66 @@
         <w:t xml:space="preserve">Retener autorización, alcance, población objetivo, versión de herramientas y contenidos, configuración, resultado bruto, revisor, decisión, acción correctiva, excepción y retest. La herramienta admite trabajo seleccionado; no puede certificar la alineación CSF, determinar el alcance completo o reemplazar el juicio humano calificado.</w:t>
       </w:r>
     </w:p>
+    <w:p>
+      <w:pPr>
+        <w:pStyle w:val="BodyText"/>
+      </w:pPr>
+      <w:r>
+        <w:t xml:space="preserve">Velociraptor</w:t>
+      </w:r>
+    </w:p>
+    <w:p>
+      <w:pPr>
+        <w:pStyle w:val="BodyText"/>
+      </w:pPr>
+      <w:r>
+        <w:t xml:space="preserve">Visibilidad del punto final y respuesta a incidentes. Posible soporte CSF: DE.CM, RS.AN.</w:t>
+      </w:r>
+    </w:p>
+    <w:p>
+      <w:pPr>
+        <w:pStyle w:val="BodyText"/>
+      </w:pPr>
+      <w:r>
+        <w:rPr>
+          <w:bCs/>
+          <w:b/>
+        </w:rPr>
+        <w:t xml:space="preserve">Documentación oficial:</w:t>
+      </w:r>
+      <w:r>
+        <w:t xml:space="preserve"> </w:t>
+      </w:r>
+      <w:r>
+        <w:t xml:space="preserve">[Seguridad]Abre la guía oficial Velociraptor realizada/u contacto](https://docs.velociraptor.app/)</w:t>
+      </w:r>
+    </w:p>
+    <w:bookmarkStart w:id="91" w:name="quick-start-9"/>
+    <w:p>
+      <w:pPr>
+        <w:pStyle w:val="Heading3"/>
+      </w:pPr>
+      <w:r>
+        <w:t xml:space="preserve">Quick start</w:t>
+      </w:r>
+    </w:p>
+    <w:p>
+      <w:pPr>
+        <w:pStyle w:val="FirstParagraph"/>
+      </w:pPr>
+      <w:r>
+        <w:t xml:space="preserve">Utilice un cliente de laboratorio aislado, recoger un artefacto aprobado inofensivo, y propósito de registro, alcance, colección, revisión y preservación.</w:t>
+      </w:r>
+    </w:p>
     <w:bookmarkEnd w:id="91"/>
-    <w:bookmarkStart w:id="93" w:name="greenbone-community-edition"/>
+    <w:bookmarkEnd w:id="92"/>
+    <w:bookmarkStart w:id="93" w:name="evidencia-y-limitación-9"/>
     <w:p>
       <w:pPr>
         <w:pStyle w:val="Heading2"/>
       </w:pPr>
       <w:r>
-        <w:t xml:space="preserve">16.6 Greenbone Community Edition</w:t>
+        <w:t xml:space="preserve">Evidencia y limitación</w:t>
       </w:r>
     </w:p>
     <w:p>
@@ -7536,7 +7864,25 @@
         <w:pStyle w:val="FirstParagraph"/>
       </w:pPr>
       <w:r>
-        <w:t xml:space="preserve">Evaluación de vulnerabilidades. Posible soporte CSF: ID.RA, ID.IM.</w:t>
+        <w:t xml:space="preserve">Retener autorización, alcance, población objetivo, versión de herramientas y contenidos, configuración, resultado bruto, revisor, decisión, acción correctiva, excepción y retest. La herramienta admite trabajo seleccionado; no puede certificar la alineación CSF, determinar el alcance completo o reemplazar el juicio humano calificado.</w:t>
+      </w:r>
+    </w:p>
+    <w:bookmarkEnd w:id="93"/>
+    <w:bookmarkStart w:id="95" w:name="open-policy-agent"/>
+    <w:p>
+      <w:pPr>
+        <w:pStyle w:val="Heading2"/>
+      </w:pPr>
+      <w:r>
+        <w:t xml:space="preserve">16.12 Open Policy Agent</w:t>
+      </w:r>
+    </w:p>
+    <w:p>
+      <w:pPr>
+        <w:pStyle w:val="FirstParagraph"/>
+      </w:pPr>
+      <w:r>
+        <w:t xml:space="preserve">Política como código. Posible apoyo CSF: GV.PO, PR.AA, PR.PS.</w:t>
       </w:r>
     </w:p>
     <w:p>
@@ -7554,10 +7900,10 @@
         <w:t xml:space="preserve"> </w:t>
       </w:r>
       <w:r>
-        <w:t xml:space="preserve">[Seguridad]Abre la guía oficial Greenbone Community Edition realizada/u contacto](https://greenbone.github.io/docs/latest/)</w:t>
-      </w:r>
-    </w:p>
-    <w:bookmarkStart w:id="92" w:name="quick-start-4"/>
+        <w:t xml:space="preserve">[Seguridad]Abre la guía oficial de Agentes de Políticas Abiertas efectuada/u contacto](https://www.openpolicyagent.org/docs)</w:t>
+      </w:r>
+    </w:p>
+    <w:bookmarkStart w:id="94" w:name="quick-start-10"/>
     <w:p>
       <w:pPr>
         <w:pStyle w:val="Heading3"/>
@@ -7571,12 +7917,12 @@
         <w:pStyle w:val="FirstParagraph"/>
       </w:pPr>
       <w:r>
-        <w:t xml:space="preserve">Escanear sólo un objetivo de laboratorio aprobado, validar un hallazgo, corregirlo, cambiar y documentar el alcance y las limitaciones.</w:t>
-      </w:r>
-    </w:p>
-    <w:bookmarkEnd w:id="92"/>
-    <w:bookmarkEnd w:id="93"/>
-    <w:bookmarkStart w:id="94" w:name="evidencia-y-limitación-4"/>
+        <w:t xml:space="preserve">Escribir una regla de laboratorio que requiera un propietario, clasificación y entorno aprobado; probar los insumos permitidos y negados.</w:t>
+      </w:r>
+    </w:p>
+    <w:bookmarkEnd w:id="94"/>
+    <w:bookmarkEnd w:id="95"/>
+    <w:bookmarkStart w:id="96" w:name="evidencia-y-limitación-10"/>
     <w:p>
       <w:pPr>
         <w:pStyle w:val="Heading2"/>
@@ -7593,14 +7939,14 @@
         <w:t xml:space="preserve">Retener autorización, alcance, población objetivo, versión de herramientas y contenidos, configuración, resultado bruto, revisor, decisión, acción correctiva, excepción y retest. La herramienta admite trabajo seleccionado; no puede certificar la alineación CSF, determinar el alcance completo o reemplazar el juicio humano calificado.</w:t>
       </w:r>
     </w:p>
-    <w:bookmarkEnd w:id="94"/>
-    <w:bookmarkStart w:id="96" w:name="trivy"/>
+    <w:bookmarkEnd w:id="96"/>
+    <w:bookmarkStart w:id="98" w:name="opensearch"/>
     <w:p>
       <w:pPr>
         <w:pStyle w:val="Heading2"/>
       </w:pPr>
       <w:r>
-        <w:t xml:space="preserve">16.7 Trivy</w:t>
+        <w:t xml:space="preserve">16.13 OpenSearch</w:t>
       </w:r>
     </w:p>
     <w:p>
@@ -7608,7 +7954,7 @@
         <w:pStyle w:val="FirstParagraph"/>
       </w:pPr>
       <w:r>
-        <w:t xml:space="preserve">Código, imagen, dependencia, secreto y análisis de configuración. Posible soporte CSF: ID.RA, PR.PS.</w:t>
+        <w:t xml:space="preserve">Búsqueda, análisis, paneles y monitoreo de seguridad. Posible apoyo CSF: DE.CM, DE.AE, GV.OV.</w:t>
       </w:r>
     </w:p>
     <w:p>
@@ -7626,10 +7972,10 @@
         <w:t xml:space="preserve"> </w:t>
       </w:r>
       <w:r>
-        <w:t xml:space="preserve">Abra la guía oficial Trivy realizada/u título](https://trivy.dev/latest/)</w:t>
-      </w:r>
-    </w:p>
-    <w:bookmarkStart w:id="95" w:name="quick-start-5"/>
+        <w:t xml:space="preserve">[Seguridad]Abre la guía oficial OpenSearch efectuada/u contacto](https://opensearch.org/docs/latest/getting-started/)</w:t>
+      </w:r>
+    </w:p>
+    <w:bookmarkStart w:id="97" w:name="quick-start-11"/>
     <w:p>
       <w:pPr>
         <w:pStyle w:val="Heading3"/>
@@ -7643,12 +7989,12 @@
         <w:pStyle w:val="FirstParagraph"/>
       </w:pPr>
       <w:r>
-        <w:t xml:space="preserve">Escríbete una imagen de laboratorio o un repositorio de pruebas, protege el informe, valida un resultado, corrigelo y vuelve a escanear.</w:t>
-      </w:r>
-    </w:p>
-    <w:bookmarkEnd w:id="95"/>
-    <w:bookmarkEnd w:id="96"/>
-    <w:bookmarkStart w:id="97" w:name="evidencia-y-limitación-5"/>
+        <w:t xml:space="preserve">Cargar eventos de seguridad sintéticos, construir una búsqueda y panel de control, documentar la cobertura de datos, acceso, retención, revisión y limitaciones.</w:t>
+      </w:r>
+    </w:p>
+    <w:bookmarkEnd w:id="97"/>
+    <w:bookmarkEnd w:id="98"/>
+    <w:bookmarkStart w:id="99" w:name="evidencia-y-limitación-11"/>
     <w:p>
       <w:pPr>
         <w:pStyle w:val="Heading2"/>
@@ -7665,14 +8011,14 @@
         <w:t xml:space="preserve">Retener autorización, alcance, población objetivo, versión de herramientas y contenidos, configuración, resultado bruto, revisor, decisión, acción correctiva, excepción y retest. La herramienta admite trabajo seleccionado; no puede certificar la alineación CSF, determinar el alcance completo o reemplazar el juicio humano calificado.</w:t>
       </w:r>
     </w:p>
-    <w:bookmarkEnd w:id="97"/>
-    <w:bookmarkStart w:id="99" w:name="owasp-zap"/>
+    <w:bookmarkEnd w:id="99"/>
+    <w:bookmarkStart w:id="100" w:name="official-nist-tools"/>
     <w:p>
       <w:pPr>
         <w:pStyle w:val="Heading2"/>
       </w:pPr>
       <w:r>
-        <w:t xml:space="preserve">16.8 OWASP ZAP</w:t>
+        <w:t xml:space="preserve">16.14 Official NIST tools</w:t>
       </w:r>
     </w:p>
     <w:p>
@@ -7680,34 +8026,36 @@
         <w:pStyle w:val="FirstParagraph"/>
       </w:pPr>
       <w:r>
-        <w:t xml:space="preserve">Evaluación autorizada de la aplicación web. Posible soporte CSF: ID.RA, ID.IM.</w:t>
-      </w:r>
-    </w:p>
-    <w:p>
-      <w:pPr>
-        <w:pStyle w:val="BodyText"/>
-      </w:pPr>
-      <w:r>
-        <w:rPr>
-          <w:bCs/>
-          <w:b/>
-        </w:rPr>
-        <w:t xml:space="preserve">Documentación oficial:</w:t>
-      </w:r>
-      <w:r>
-        <w:t xml:space="preserve"> </w:t>
-      </w:r>
-      <w:r>
-        <w:t xml:space="preserve">Abra la guía oficial OWASP ZAP efectuada / u fiel](https://www.zaproxy.org/getting-started/)</w:t>
-      </w:r>
-    </w:p>
-    <w:bookmarkStart w:id="98" w:name="quick-start-6"/>
-    <w:p>
-      <w:pPr>
-        <w:pStyle w:val="Heading3"/>
-      </w:pPr>
-      <w:r>
-        <w:t xml:space="preserve">Quick start</w:t>
+        <w:rPr>
+          <w:bCs/>
+          <w:b/>
+        </w:rPr>
+        <w:t xml:space="preserve">CSF 2.0 Herramienta de referencia:</w:t>
+      </w:r>
+      <w:r>
+        <w:t xml:space="preserve"> </w:t>
+      </w:r>
+      <w:r>
+        <w:t xml:space="preserve">[ fieltro]Explore y exporte el CSF certificado Core/u título](https://csrc.nist.gov/Projects/cybersecurity-framework/Filters#/csf/filters)</w:t>
+      </w:r>
+    </w:p>
+    <w:p>
+      <w:pPr>
+        <w:pStyle w:val="BodyText"/>
+      </w:pPr>
+      <w:r>
+        <w:t xml:space="preserve">** Perfiles organizacionales:** [ ] Guía de perfil y plantillas seleccionadas/u fiel](https://www.nist.gov/cyberframework/profiles)</w:t>
+      </w:r>
+    </w:p>
+    <w:bookmarkEnd w:id="100"/>
+    <w:bookmarkEnd w:id="101"/>
+    <w:bookmarkStart w:id="105" w:name="libro-de-juegos-csf-del-administrador"/>
+    <w:p>
+      <w:pPr>
+        <w:pStyle w:val="Heading1"/>
+      </w:pPr>
+      <w:r>
+        <w:t xml:space="preserve">17. Libro de juegos CSF del administrador</w:t>
       </w:r>
     </w:p>
     <w:p>
@@ -7715,18 +8063,118 @@
         <w:pStyle w:val="FirstParagraph"/>
       </w:pPr>
       <w:r>
-        <w:t xml:space="preserve">Proxy una aplicación de entrenamiento local, empezar con análisis pasivos, validar un hallazgo, y conservar el alcance y los resultados aprobados.</w:t>
-      </w:r>
-    </w:p>
-    <w:bookmarkEnd w:id="98"/>
-    <w:bookmarkEnd w:id="99"/>
-    <w:bookmarkStart w:id="100" w:name="evidencia-y-limitación-6"/>
+        <w:rPr>
+          <w:iCs/>
+          <w:i/>
+        </w:rPr>
+        <w:t xml:space="preserve">Las preguntas, las rutinas de gobernanza, los tableros de control y los administradores de decisiones deben controlar.</w:t>
+      </w:r>
+    </w:p>
+    <w:bookmarkStart w:id="102" w:name="preguntas-mensuales"/>
     <w:p>
       <w:pPr>
         <w:pStyle w:val="Heading2"/>
       </w:pPr>
       <w:r>
-        <w:t xml:space="preserve">Evidencia y limitación</w:t>
+        <w:t xml:space="preserve">17.1 Preguntas mensuales</w:t>
+      </w:r>
+    </w:p>
+    <w:p>
+      <w:pPr>
+        <w:numPr>
+          <w:ilvl w:val="0"/>
+          <w:numId w:val="1019"/>
+        </w:numPr>
+      </w:pPr>
+      <w:r>
+        <w:t xml:space="preserve">¿Qué cambió en misión, sistemas, datos, amenazas, obligaciones, proveedores o apetito de riesgo?</w:t>
+      </w:r>
+    </w:p>
+    <w:p>
+      <w:pPr>
+        <w:numPr>
+          <w:ilvl w:val="0"/>
+          <w:numId w:val="1019"/>
+        </w:numPr>
+      </w:pPr>
+      <w:r>
+        <w:t xml:space="preserve">¿Qué riesgos exceden la tolerancia y quién tiene autoridad para decidir?</w:t>
+      </w:r>
+    </w:p>
+    <w:p>
+      <w:pPr>
+        <w:numPr>
+          <w:ilvl w:val="0"/>
+          <w:numId w:val="1019"/>
+        </w:numPr>
+      </w:pPr>
+      <w:r>
+        <w:t xml:space="preserve">¿Son las conclusiones del perfil actual apoyadas por pruebas fiables?</w:t>
+      </w:r>
+    </w:p>
+    <w:p>
+      <w:pPr>
+        <w:numPr>
+          <w:ilvl w:val="0"/>
+          <w:numId w:val="1019"/>
+        </w:numPr>
+      </w:pPr>
+      <w:r>
+        <w:t xml:space="preserve">¿Qué planes de acción son tardíos, bloqueados, insuficientes o dependientes de otros?</w:t>
+      </w:r>
+    </w:p>
+    <w:p>
+      <w:pPr>
+        <w:numPr>
+          <w:ilvl w:val="0"/>
+          <w:numId w:val="1019"/>
+        </w:numPr>
+      </w:pPr>
+      <w:r>
+        <w:t xml:space="preserve">¿Los proveedores críticos son supervisados e incluidos en el trabajo de recuperación y incidentes?</w:t>
+      </w:r>
+    </w:p>
+    <w:p>
+      <w:pPr>
+        <w:numPr>
+          <w:ilvl w:val="0"/>
+          <w:numId w:val="1019"/>
+        </w:numPr>
+      </w:pPr>
+      <w:r>
+        <w:t xml:space="preserve">¿Las fallas de control, incidentes, ejercicios, pruebas y faltas cercanas han mejorado?</w:t>
+      </w:r>
+    </w:p>
+    <w:p>
+      <w:pPr>
+        <w:numPr>
+          <w:ilvl w:val="0"/>
+          <w:numId w:val="1019"/>
+        </w:numPr>
+      </w:pPr>
+      <w:r>
+        <w:t xml:space="preserve">¿Pueden recuperarse los servicios críticos dentro de los objetivos aprobados?</w:t>
+      </w:r>
+    </w:p>
+    <w:p>
+      <w:pPr>
+        <w:numPr>
+          <w:ilvl w:val="0"/>
+          <w:numId w:val="1019"/>
+        </w:numPr>
+      </w:pPr>
+      <w:r>
+        <w:t xml:space="preserve">¿Qué limitaciones debe entender el liderazgo antes de confiar en el tablero?</w:t>
+      </w:r>
+    </w:p>
+    <w:bookmarkEnd w:id="102"/>
+    <w:bookmarkStart w:id="103" w:name="dashboard"/>
+    <w:p>
+      <w:pPr>
+        <w:pStyle w:val="Heading2"/>
+      </w:pPr>
+      <w:r>
+        <w:t xml:space="preserve">17.2 Dashboard</w:t>
       </w:r>
     </w:p>
     <w:p>
@@ -7734,412 +8182,197 @@
         <w:pStyle w:val="FirstParagraph"/>
       </w:pPr>
       <w:r>
-        <w:t xml:space="preserve">Retener autorización, alcance, población objetivo, versión de herramientas y contenidos, configuración, resultado bruto, revisor, decisión, acción correctiva, excepción y retest. La herramienta admite trabajo seleccionado; no puede certificar la alineación CSF, determinar el alcance completo o reemplazar el juicio humano calificado.</w:t>
-      </w:r>
-    </w:p>
-    <w:bookmarkEnd w:id="100"/>
-    <w:bookmarkStart w:id="102" w:name="keycloak"/>
+        <w:rPr>
+          <w:bCs/>
+          <w:b/>
+        </w:rPr>
+        <w:t xml:space="preserve">Area</w:t>
+      </w:r>
+      <w:r>
+        <w:t xml:space="preserve"> </w:t>
+      </w:r>
+      <w:r>
+        <w:t xml:space="preserve">Silencio ** Cuestión de gestión**</w:t>
+      </w:r>
+      <w:r>
+        <w:t xml:space="preserve"> </w:t>
+      </w:r>
+      <w:r>
+        <w:t xml:space="preserve">…————————————————–</w:t>
+      </w:r>
+      <w:r>
+        <w:t xml:space="preserve"> </w:t>
+      </w:r>
+      <w:r>
+        <w:t xml:space="preserve">← Gobernanza permanente ¿La estrategia, la política, las funciones, los recursos y la supervisión están alineados al riesgo? Verde / Amarillo / Rojo</w:t>
+      </w:r>
+      <w:r>
+        <w:t xml:space="preserve"> </w:t>
+      </w:r>
+      <w:r>
+        <w:t xml:space="preserve">TEN TERRITOR TEN ANTE ¿Es el alcance actual y está aprobado el perfil de destino? Verde / Amarillo / Rojo</w:t>
+      </w:r>
+      <w:r>
+        <w:t xml:space="preserve"> </w:t>
+      </w:r>
+      <w:r>
+        <w:t xml:space="preserve">Silencio ¿Qué riesgos residuales exceden la tolerancia? Verde / Amarillo / Rojo</w:t>
+      </w:r>
+      <w:r>
+        <w:t xml:space="preserve"> </w:t>
+      </w:r>
+      <w:r>
+        <w:t xml:space="preserve">← Activos Silencio ¿Son conocidos activos críticos, datos, flujos y proveedores? Verde / Amarillo / Rojo</w:t>
+      </w:r>
+      <w:r>
+        <w:t xml:space="preserve"> </w:t>
+      </w:r>
+      <w:r>
+        <w:t xml:space="preserve">tención permanente ¿Operan las salvaguardias de identidad, datos, plataforma, capacitación y resiliencia? Verde / Amarillo / Rojo</w:t>
+      </w:r>
+      <w:r>
+        <w:t xml:space="preserve"> </w:t>
+      </w:r>
+      <w:r>
+        <w:t xml:space="preserve">Silencioso Detección ¿El monitoreo está completo, revisado y conectado a criterios de incidentes? Verde / Amarillo / Rojo</w:t>
+      </w:r>
+      <w:r>
+        <w:t xml:space="preserve"> </w:t>
+      </w:r>
+      <w:r>
+        <w:t xml:space="preserve">Silencio Respuesta Silencio ¿Los incidentes son triaged, analizados, comunicados, contenidos y erradicados? Verde / Amarillo / Rojo</w:t>
+      </w:r>
+      <w:r>
+        <w:t xml:space="preserve"> </w:t>
+      </w:r>
+      <w:r>
+        <w:t xml:space="preserve">¿Se han demostrado la integridad de la restauración y los objetivos de servicio crítico? Verde / Amarillo / Rojo</w:t>
+      </w:r>
+      <w:r>
+        <w:t xml:space="preserve"> </w:t>
+      </w:r>
+      <w:r>
+        <w:t xml:space="preserve">Ø Mejoramiento Silencio ¿Se han corregido los resultados y se han vuelto a comprobar de forma independiente? Verde / Amarillo / Rojo</w:t>
+      </w:r>
+    </w:p>
+    <w:bookmarkEnd w:id="103"/>
+    <w:bookmarkStart w:id="104" w:name="errores-comunes"/>
     <w:p>
       <w:pPr>
         <w:pStyle w:val="Heading2"/>
       </w:pPr>
       <w:r>
-        <w:t xml:space="preserve">16.9 Keycloak</w:t>
-      </w:r>
-    </w:p>
-    <w:p>
-      <w:pPr>
-        <w:pStyle w:val="FirstParagraph"/>
-      </w:pPr>
-      <w:r>
-        <w:t xml:space="preserve">Identidad, roles, autenticación y MFA. Posible apoyo CSF: PR.AA.</w:t>
-      </w:r>
-    </w:p>
-    <w:p>
-      <w:pPr>
-        <w:pStyle w:val="BodyText"/>
-      </w:pPr>
-      <w:r>
-        <w:rPr>
-          <w:bCs/>
-          <w:b/>
-        </w:rPr>
-        <w:t xml:space="preserve">Documentación oficial:</w:t>
-      </w:r>
-      <w:r>
-        <w:t xml:space="preserve"> </w:t>
-      </w:r>
-      <w:r>
-        <w:t xml:space="preserve">[ obedeció]Abre la guía oficial de Keycloak realizada/u contacto](https://www.keycloak.org/guides)</w:t>
-      </w:r>
-    </w:p>
-    <w:bookmarkStart w:id="101" w:name="quick-start-7"/>
-    <w:p>
-      <w:pPr>
-        <w:pStyle w:val="Heading3"/>
-      </w:pPr>
-      <w:r>
-        <w:t xml:space="preserve">Quick start</w:t>
-      </w:r>
-    </w:p>
-    <w:p>
-      <w:pPr>
-        <w:pStyle w:val="FirstParagraph"/>
-      </w:pPr>
-      <w:r>
-        <w:t xml:space="preserve">Crear un reino de laboratorio, usuarios, roles y MFA; probar menos privilegios, acceso fallido y eliminación; exportar evidencia de configuración sanitaria.</w:t>
-      </w:r>
-    </w:p>
-    <w:bookmarkEnd w:id="101"/>
-    <w:bookmarkEnd w:id="102"/>
-    <w:bookmarkStart w:id="103" w:name="evidencia-y-limitación-7"/>
-    <w:p>
-      <w:pPr>
-        <w:pStyle w:val="Heading2"/>
-      </w:pPr>
-      <w:r>
-        <w:t xml:space="preserve">Evidencia y limitación</w:t>
-      </w:r>
-    </w:p>
-    <w:p>
-      <w:pPr>
-        <w:pStyle w:val="FirstParagraph"/>
-      </w:pPr>
-      <w:r>
-        <w:t xml:space="preserve">Retener autorización, alcance, población objetivo, versión de herramientas y contenidos, configuración, resultado bruto, revisor, decisión, acción correctiva, excepción y retest. La herramienta admite trabajo seleccionado; no puede certificar la alineación CSF, determinar el alcance completo o reemplazar el juicio humano calificado.</w:t>
-      </w:r>
-    </w:p>
-    <w:bookmarkEnd w:id="103"/>
-    <w:bookmarkStart w:id="105" w:name="defectodojo"/>
-    <w:p>
-      <w:pPr>
-        <w:pStyle w:val="Heading2"/>
-      </w:pPr>
-      <w:r>
-        <w:t xml:space="preserve">16.10 DefectoDojo</w:t>
-      </w:r>
-    </w:p>
-    <w:p>
-      <w:pPr>
-        <w:pStyle w:val="FirstParagraph"/>
-      </w:pPr>
-      <w:r>
-        <w:t xml:space="preserve">Encontrar captación y seguimiento de remediación. Posible apoyo CSF: ID.RA, ID.IM, GV.OV.</w:t>
-      </w:r>
-    </w:p>
-    <w:p>
-      <w:pPr>
-        <w:pStyle w:val="BodyText"/>
-      </w:pPr>
-      <w:r>
-        <w:rPr>
-          <w:bCs/>
-          <w:b/>
-        </w:rPr>
-        <w:t xml:space="preserve">Documentación oficial:</w:t>
-      </w:r>
-      <w:r>
-        <w:t xml:space="preserve"> </w:t>
-      </w:r>
-      <w:r>
-        <w:t xml:space="preserve">[Seguido]Abre el defecto oficialDojo guía seleccionada/u contacto](https://docs.defectdojo.com/)</w:t>
-      </w:r>
-    </w:p>
-    <w:bookmarkStart w:id="104" w:name="quick-start-8"/>
-    <w:p>
-      <w:pPr>
-        <w:pStyle w:val="Heading3"/>
-      </w:pPr>
-      <w:r>
-        <w:t xml:space="preserve">Quick start</w:t>
-      </w:r>
-    </w:p>
-    <w:p>
-      <w:pPr>
-        <w:pStyle w:val="FirstParagraph"/>
-      </w:pPr>
-      <w:r>
-        <w:t xml:space="preserve">Importar un informe de laboratorio, validar y asignar un hallazgo, registrar corrección, retestarlo y cerrarlo con prueba.</w:t>
+        <w:t xml:space="preserve">17.3 Errores comunes</w:t>
+      </w:r>
+    </w:p>
+    <w:p>
+      <w:pPr>
+        <w:numPr>
+          <w:ilvl w:val="0"/>
+          <w:numId w:val="1020"/>
+        </w:numPr>
+      </w:pPr>
+      <w:r>
+        <w:t xml:space="preserve">Tratar a CSF como una lista de verificación de TI en lugar de trabajo de riesgo empresarial.</w:t>
+      </w:r>
+    </w:p>
+    <w:p>
+      <w:pPr>
+        <w:numPr>
+          <w:ilvl w:val="0"/>
+          <w:numId w:val="1020"/>
+        </w:numPr>
+      </w:pPr>
+      <w:r>
+        <w:t xml:space="preserve">Comenzar con herramientas en lugar de misión, alcance, riesgo y resultados.</w:t>
+      </w:r>
+    </w:p>
+    <w:p>
+      <w:pPr>
+        <w:numPr>
+          <w:ilvl w:val="0"/>
+          <w:numId w:val="1020"/>
+        </w:numPr>
+      </w:pPr>
+      <w:r>
+        <w:t xml:space="preserve">Marcar los resultados obtenidos únicamente del texto de política.</w:t>
+      </w:r>
+    </w:p>
+    <w:p>
+      <w:pPr>
+        <w:numPr>
+          <w:ilvl w:val="0"/>
+          <w:numId w:val="1020"/>
+        </w:numPr>
+      </w:pPr>
+      <w:r>
+        <w:t xml:space="preserve">Usando una sola partitura que esconde debilidades críticas y diferencias de alcance.</w:t>
+      </w:r>
+    </w:p>
+    <w:p>
+      <w:pPr>
+        <w:numPr>
+          <w:ilvl w:val="0"/>
+          <w:numId w:val="1020"/>
+        </w:numPr>
+      </w:pPr>
+      <w:r>
+        <w:t xml:space="preserve">Llamar niveles de madurez sin entender el contexto previsto de NIST.</w:t>
+      </w:r>
+    </w:p>
+    <w:p>
+      <w:pPr>
+        <w:numPr>
+          <w:ilvl w:val="0"/>
+          <w:numId w:val="1020"/>
+        </w:numPr>
+      </w:pPr>
+      <w:r>
+        <w:t xml:space="preserve">Copiar un perfil de destino sin adaptarlo al riesgo organizativo.</w:t>
+      </w:r>
+    </w:p>
+    <w:p>
+      <w:pPr>
+        <w:numPr>
+          <w:ilvl w:val="0"/>
+          <w:numId w:val="1020"/>
+        </w:numPr>
+      </w:pPr>
+      <w:r>
+        <w:t xml:space="preserve">Ignorar proveedores, servicios en la nube, OT, datos, personas, instalaciones y dependencias.</w:t>
+      </w:r>
+    </w:p>
+    <w:p>
+      <w:pPr>
+        <w:numPr>
+          <w:ilvl w:val="0"/>
+          <w:numId w:val="1020"/>
+        </w:numPr>
+      </w:pPr>
+      <w:r>
+        <w:t xml:space="preserve">Cierra los resultados sin volver a probar.</w:t>
+      </w:r>
+    </w:p>
+    <w:p>
+      <w:pPr>
+        <w:numPr>
+          <w:ilvl w:val="0"/>
+          <w:numId w:val="1020"/>
+        </w:numPr>
+      </w:pPr>
+      <w:r>
+        <w:t xml:space="preserve">Describir la alineación CSF como cumplimiento legal o certificación NIST.</w:t>
       </w:r>
     </w:p>
     <w:bookmarkEnd w:id="104"/>
     <w:bookmarkEnd w:id="105"/>
-    <w:bookmarkStart w:id="107" w:name="evidencia-y-limitación-8"/>
-    <w:p>
-      <w:pPr>
-        <w:pStyle w:val="Heading2"/>
-      </w:pPr>
-      <w:r>
-        <w:t xml:space="preserve">Evidencia y limitación</w:t>
-      </w:r>
-    </w:p>
-    <w:p>
-      <w:pPr>
-        <w:pStyle w:val="FirstParagraph"/>
-      </w:pPr>
-      <w:r>
-        <w:t xml:space="preserve">Retener autorización, alcance, población objetivo, versión de herramientas y contenidos, configuración, resultado bruto, revisor, decisión, acción correctiva, excepción y retest. La herramienta admite trabajo seleccionado; no puede certificar la alineación CSF, determinar el alcance completo o reemplazar el juicio humano calificado.</w:t>
-      </w:r>
-    </w:p>
-    <w:p>
-      <w:pPr>
-        <w:pStyle w:val="BodyText"/>
-      </w:pPr>
-      <w:r>
-        <w:t xml:space="preserve">Velociraptor</w:t>
-      </w:r>
-    </w:p>
-    <w:p>
-      <w:pPr>
-        <w:pStyle w:val="BodyText"/>
-      </w:pPr>
-      <w:r>
-        <w:t xml:space="preserve">Visibilidad del punto final y respuesta a incidentes. Posible soporte CSF: DE.CM, RS.AN.</w:t>
-      </w:r>
-    </w:p>
-    <w:p>
-      <w:pPr>
-        <w:pStyle w:val="BodyText"/>
-      </w:pPr>
-      <w:r>
-        <w:rPr>
-          <w:bCs/>
-          <w:b/>
-        </w:rPr>
-        <w:t xml:space="preserve">Documentación oficial:</w:t>
-      </w:r>
-      <w:r>
-        <w:t xml:space="preserve"> </w:t>
-      </w:r>
-      <w:r>
-        <w:t xml:space="preserve">[Seguridad]Abre la guía oficial Velociraptor realizada/u contacto](https://docs.velociraptor.app/)</w:t>
-      </w:r>
-    </w:p>
-    <w:bookmarkStart w:id="106" w:name="quick-start-9"/>
-    <w:p>
-      <w:pPr>
-        <w:pStyle w:val="Heading3"/>
-      </w:pPr>
-      <w:r>
-        <w:t xml:space="preserve">Quick start</w:t>
-      </w:r>
-    </w:p>
-    <w:p>
-      <w:pPr>
-        <w:pStyle w:val="FirstParagraph"/>
-      </w:pPr>
-      <w:r>
-        <w:t xml:space="preserve">Utilice un cliente de laboratorio aislado, recoger un artefacto aprobado inofensivo, y propósito de registro, alcance, colección, revisión y preservación.</w:t>
-      </w:r>
-    </w:p>
-    <w:bookmarkEnd w:id="106"/>
-    <w:bookmarkEnd w:id="107"/>
-    <w:bookmarkStart w:id="108" w:name="evidencia-y-limitación-9"/>
-    <w:p>
-      <w:pPr>
-        <w:pStyle w:val="Heading2"/>
-      </w:pPr>
-      <w:r>
-        <w:t xml:space="preserve">Evidencia y limitación</w:t>
-      </w:r>
-    </w:p>
-    <w:p>
-      <w:pPr>
-        <w:pStyle w:val="FirstParagraph"/>
-      </w:pPr>
-      <w:r>
-        <w:t xml:space="preserve">Retener autorización, alcance, población objetivo, versión de herramientas y contenidos, configuración, resultado bruto, revisor, decisión, acción correctiva, excepción y retest. La herramienta admite trabajo seleccionado; no puede certificar la alineación CSF, determinar el alcance completo o reemplazar el juicio humano calificado.</w:t>
-      </w:r>
-    </w:p>
-    <w:bookmarkEnd w:id="108"/>
-    <w:bookmarkStart w:id="110" w:name="open-policy-agent"/>
-    <w:p>
-      <w:pPr>
-        <w:pStyle w:val="Heading2"/>
-      </w:pPr>
-      <w:r>
-        <w:t xml:space="preserve">16.12 Open Policy Agent</w:t>
-      </w:r>
-    </w:p>
-    <w:p>
-      <w:pPr>
-        <w:pStyle w:val="FirstParagraph"/>
-      </w:pPr>
-      <w:r>
-        <w:t xml:space="preserve">Política como código. Posible apoyo CSF: GV.PO, PR.AA, PR.PS.</w:t>
-      </w:r>
-    </w:p>
-    <w:p>
-      <w:pPr>
-        <w:pStyle w:val="BodyText"/>
-      </w:pPr>
-      <w:r>
-        <w:rPr>
-          <w:bCs/>
-          <w:b/>
-        </w:rPr>
-        <w:t xml:space="preserve">Documentación oficial:</w:t>
-      </w:r>
-      <w:r>
-        <w:t xml:space="preserve"> </w:t>
-      </w:r>
-      <w:r>
-        <w:t xml:space="preserve">[Seguridad]Abre la guía oficial de Agentes de Políticas Abiertas efectuada/u contacto](https://www.openpolicyagent.org/docs)</w:t>
-      </w:r>
-    </w:p>
-    <w:bookmarkStart w:id="109" w:name="quick-start-10"/>
-    <w:p>
-      <w:pPr>
-        <w:pStyle w:val="Heading3"/>
-      </w:pPr>
-      <w:r>
-        <w:t xml:space="preserve">Quick start</w:t>
-      </w:r>
-    </w:p>
-    <w:p>
-      <w:pPr>
-        <w:pStyle w:val="FirstParagraph"/>
-      </w:pPr>
-      <w:r>
-        <w:t xml:space="preserve">Escribir una regla de laboratorio que requiera un propietario, clasificación y entorno aprobado; probar los insumos permitidos y negados.</w:t>
-      </w:r>
-    </w:p>
-    <w:bookmarkEnd w:id="109"/>
-    <w:bookmarkEnd w:id="110"/>
-    <w:bookmarkStart w:id="111" w:name="evidencia-y-limitación-10"/>
-    <w:p>
-      <w:pPr>
-        <w:pStyle w:val="Heading2"/>
-      </w:pPr>
-      <w:r>
-        <w:t xml:space="preserve">Evidencia y limitación</w:t>
-      </w:r>
-    </w:p>
-    <w:p>
-      <w:pPr>
-        <w:pStyle w:val="FirstParagraph"/>
-      </w:pPr>
-      <w:r>
-        <w:t xml:space="preserve">Retener autorización, alcance, población objetivo, versión de herramientas y contenidos, configuración, resultado bruto, revisor, decisión, acción correctiva, excepción y retest. La herramienta admite trabajo seleccionado; no puede certificar la alineación CSF, determinar el alcance completo o reemplazar el juicio humano calificado.</w:t>
-      </w:r>
-    </w:p>
-    <w:bookmarkEnd w:id="111"/>
-    <w:bookmarkStart w:id="113" w:name="opensearch"/>
-    <w:p>
-      <w:pPr>
-        <w:pStyle w:val="Heading2"/>
-      </w:pPr>
-      <w:r>
-        <w:t xml:space="preserve">16.13 OpenSearch</w:t>
-      </w:r>
-    </w:p>
-    <w:p>
-      <w:pPr>
-        <w:pStyle w:val="FirstParagraph"/>
-      </w:pPr>
-      <w:r>
-        <w:t xml:space="preserve">Búsqueda, análisis, paneles y monitoreo de seguridad. Posible apoyo CSF: DE.CM, DE.AE, GV.OV.</w:t>
-      </w:r>
-    </w:p>
-    <w:p>
-      <w:pPr>
-        <w:pStyle w:val="BodyText"/>
-      </w:pPr>
-      <w:r>
-        <w:rPr>
-          <w:bCs/>
-          <w:b/>
-        </w:rPr>
-        <w:t xml:space="preserve">Documentación oficial:</w:t>
-      </w:r>
-      <w:r>
-        <w:t xml:space="preserve"> </w:t>
-      </w:r>
-      <w:r>
-        <w:t xml:space="preserve">[Seguridad]Abre la guía oficial OpenSearch efectuada/u contacto](https://opensearch.org/docs/latest/getting-started/)</w:t>
-      </w:r>
-    </w:p>
-    <w:bookmarkStart w:id="112" w:name="quick-start-11"/>
-    <w:p>
-      <w:pPr>
-        <w:pStyle w:val="Heading3"/>
-      </w:pPr>
-      <w:r>
-        <w:t xml:space="preserve">Quick start</w:t>
-      </w:r>
-    </w:p>
-    <w:p>
-      <w:pPr>
-        <w:pStyle w:val="FirstParagraph"/>
-      </w:pPr>
-      <w:r>
-        <w:t xml:space="preserve">Cargar eventos de seguridad sintéticos, construir una búsqueda y panel de control, documentar la cobertura de datos, acceso, retención, revisión y limitaciones.</w:t>
-      </w:r>
-    </w:p>
-    <w:bookmarkEnd w:id="112"/>
-    <w:bookmarkEnd w:id="113"/>
-    <w:bookmarkStart w:id="114" w:name="evidencia-y-limitación-11"/>
-    <w:p>
-      <w:pPr>
-        <w:pStyle w:val="Heading2"/>
-      </w:pPr>
-      <w:r>
-        <w:t xml:space="preserve">Evidencia y limitación</w:t>
-      </w:r>
-    </w:p>
-    <w:p>
-      <w:pPr>
-        <w:pStyle w:val="FirstParagraph"/>
-      </w:pPr>
-      <w:r>
-        <w:t xml:space="preserve">Retener autorización, alcance, población objetivo, versión de herramientas y contenidos, configuración, resultado bruto, revisor, decisión, acción correctiva, excepción y retest. La herramienta admite trabajo seleccionado; no puede certificar la alineación CSF, determinar el alcance completo o reemplazar el juicio humano calificado.</w:t>
-      </w:r>
-    </w:p>
-    <w:bookmarkEnd w:id="114"/>
-    <w:bookmarkStart w:id="115" w:name="official-nist-tools"/>
-    <w:p>
-      <w:pPr>
-        <w:pStyle w:val="Heading2"/>
-      </w:pPr>
-      <w:r>
-        <w:t xml:space="preserve">16.14 Official NIST tools</w:t>
-      </w:r>
-    </w:p>
-    <w:p>
-      <w:pPr>
-        <w:pStyle w:val="FirstParagraph"/>
-      </w:pPr>
-      <w:r>
-        <w:rPr>
-          <w:bCs/>
-          <w:b/>
-        </w:rPr>
-        <w:t xml:space="preserve">CSF 2.0 Herramienta de referencia:</w:t>
-      </w:r>
-      <w:r>
-        <w:t xml:space="preserve"> </w:t>
-      </w:r>
-      <w:r>
-        <w:t xml:space="preserve">[ fieltro]Explore y exporte el CSF certificado Core/u título](https://csrc.nist.gov/Projects/cybersecurity-framework/Filters#/csf/filters)</w:t>
-      </w:r>
-    </w:p>
-    <w:p>
-      <w:pPr>
-        <w:pStyle w:val="BodyText"/>
-      </w:pPr>
-      <w:r>
-        <w:t xml:space="preserve">** Perfiles organizacionales:** [ ] Guía de perfil y plantillas seleccionadas/u fiel](https://www.nist.gov/cyberframework/profiles)</w:t>
-      </w:r>
-    </w:p>
-    <w:bookmarkEnd w:id="115"/>
-    <w:bookmarkEnd w:id="116"/>
-    <w:bookmarkStart w:id="120" w:name="libro-de-juegos-csf-del-administrador"/>
+    <w:bookmarkStart w:id="126" w:name="from-beginner-to-junior-analyst"/>
     <w:p>
       <w:pPr>
         <w:pStyle w:val="Heading1"/>
       </w:pPr>
       <w:r>
-        <w:t xml:space="preserve">17. Libro de juegos CSF del administrador</w:t>
+        <w:t xml:space="preserve">18. From Beginner to Junior Analyst</w:t>
       </w:r>
     </w:p>
     <w:p>
@@ -8151,114 +8384,237 @@
           <w:iCs/>
           <w:i/>
         </w:rPr>
-        <w:t xml:space="preserve">Las preguntas, las rutinas de gobernanza, los tableros de control y los administradores de decisiones deben controlar.</w:t>
-      </w:r>
-    </w:p>
-    <w:bookmarkStart w:id="117" w:name="preguntas-mensuales"/>
+        <w:t xml:space="preserve">Un camino seguro y honesto hacia GRC, riesgo, cumplimiento y análisis de ciberseguridad.</w:t>
+      </w:r>
+    </w:p>
+    <w:tbl>
+      <w:tblPr>
+        <w:tblStyle w:val="FigureTable"/>
+        <w:tblW w:type="auto" w:w="0"/>
+        <w:tblLook w:firstRow="0" w:lastRow="0" w:firstColumn="0" w:lastColumn="0"/>
+        <w:jc w:val="center"/>
+      </w:tblPr>
+      <w:tblGrid>
+        <w:gridCol w:w="7920"/>
+      </w:tblGrid>
+      <w:tr>
+        <w:tc>
+          <w:tcPr/>
+          <w:p>
+            <w:pPr>
+              <w:pStyle w:val="Compact"/>
+              <w:jc w:val="center"/>
+            </w:pPr>
+            <w:r>
+              <w:t xml:space="preserve">Aprender, mapa, test, reportar y aplicar con evidencia de cartera honesta.</w:t>
+            </w:r>
+          </w:p>
+        </w:tc>
+      </w:tr>
+    </w:tbl>
+    <w:p>
+      <w:pPr>
+        <w:pStyle w:val="ImageCaption"/>
+      </w:pPr>
+      <w:r>
+        <w:t xml:space="preserve">Aprender, mapa, test, reportar y aplicar con evidencia de cartera honesta.</w:t>
+      </w:r>
+    </w:p>
+    <w:p>
+      <w:pPr>
+        <w:pStyle w:val="BodyText"/>
+      </w:pPr>
+      <w:r>
+        <w:t xml:space="preserve">Figura 8. Vía de analista junior</w:t>
+      </w:r>
+    </w:p>
+    <w:bookmarkStart w:id="106" w:name="funciones-de-nivel-de-entrada"/>
     <w:p>
       <w:pPr>
         <w:pStyle w:val="Heading2"/>
       </w:pPr>
       <w:r>
-        <w:t xml:space="preserve">17.1 Preguntas mensuales</w:t>
-      </w:r>
-    </w:p>
-    <w:p>
-      <w:pPr>
-        <w:numPr>
-          <w:ilvl w:val="0"/>
-          <w:numId w:val="1019"/>
-        </w:numPr>
-      </w:pPr>
-      <w:r>
-        <w:t xml:space="preserve">¿Qué cambió en misión, sistemas, datos, amenazas, obligaciones, proveedores o apetito de riesgo?</w:t>
-      </w:r>
-    </w:p>
-    <w:p>
-      <w:pPr>
-        <w:numPr>
-          <w:ilvl w:val="0"/>
-          <w:numId w:val="1019"/>
-        </w:numPr>
-      </w:pPr>
-      <w:r>
-        <w:t xml:space="preserve">¿Qué riesgos exceden la tolerancia y quién tiene autoridad para decidir?</w:t>
-      </w:r>
-    </w:p>
-    <w:p>
-      <w:pPr>
-        <w:numPr>
-          <w:ilvl w:val="0"/>
-          <w:numId w:val="1019"/>
-        </w:numPr>
-      </w:pPr>
-      <w:r>
-        <w:t xml:space="preserve">¿Son las conclusiones del perfil actual apoyadas por pruebas fiables?</w:t>
-      </w:r>
-    </w:p>
-    <w:p>
-      <w:pPr>
-        <w:numPr>
-          <w:ilvl w:val="0"/>
-          <w:numId w:val="1019"/>
-        </w:numPr>
-      </w:pPr>
-      <w:r>
-        <w:t xml:space="preserve">¿Qué planes de acción son tardíos, bloqueados, insuficientes o dependientes de otros?</w:t>
-      </w:r>
-    </w:p>
-    <w:p>
-      <w:pPr>
-        <w:numPr>
-          <w:ilvl w:val="0"/>
-          <w:numId w:val="1019"/>
-        </w:numPr>
-      </w:pPr>
-      <w:r>
-        <w:t xml:space="preserve">¿Los proveedores críticos son supervisados e incluidos en el trabajo de recuperación y incidentes?</w:t>
-      </w:r>
-    </w:p>
-    <w:p>
-      <w:pPr>
-        <w:numPr>
-          <w:ilvl w:val="0"/>
-          <w:numId w:val="1019"/>
-        </w:numPr>
-      </w:pPr>
-      <w:r>
-        <w:t xml:space="preserve">¿Las fallas de control, incidentes, ejercicios, pruebas y faltas cercanas han mejorado?</w:t>
-      </w:r>
-    </w:p>
-    <w:p>
-      <w:pPr>
-        <w:numPr>
-          <w:ilvl w:val="0"/>
-          <w:numId w:val="1019"/>
-        </w:numPr>
-      </w:pPr>
-      <w:r>
-        <w:t xml:space="preserve">¿Pueden recuperarse los servicios críticos dentro de los objetivos aprobados?</w:t>
-      </w:r>
-    </w:p>
-    <w:p>
-      <w:pPr>
-        <w:numPr>
-          <w:ilvl w:val="0"/>
-          <w:numId w:val="1019"/>
-        </w:numPr>
-      </w:pPr>
-      <w:r>
-        <w:t xml:space="preserve">¿Qué limitaciones debe entender el liderazgo antes de confiar en el tablero?</w:t>
-      </w:r>
-    </w:p>
-    <w:bookmarkEnd w:id="117"/>
-    <w:bookmarkStart w:id="118" w:name="dashboard"/>
+        <w:t xml:space="preserve">18.1 Funciones de nivel de entrada</w:t>
+      </w:r>
+    </w:p>
+    <w:p>
+      <w:pPr>
+        <w:pStyle w:val="FirstParagraph"/>
+      </w:pPr>
+      <w:r>
+        <w:t xml:space="preserve">Junior GRC Analista</w:t>
+      </w:r>
+    </w:p>
+    <w:p>
+      <w:pPr>
+        <w:pStyle w:val="BodyText"/>
+      </w:pPr>
+      <w:r>
+        <w:t xml:space="preserve">Análisis del riesgo de ciberseguridad</w:t>
+      </w:r>
+    </w:p>
+    <w:p>
+      <w:pPr>
+        <w:pStyle w:val="BodyText"/>
+      </w:pPr>
+      <w:r>
+        <w:t xml:space="preserve">Compliance Analyst</w:t>
+      </w:r>
+    </w:p>
+    <w:p>
+      <w:pPr>
+        <w:pStyle w:val="BodyText"/>
+      </w:pPr>
+      <w:r>
+        <w:t xml:space="preserve">Analista de Controles de Seguridad</w:t>
+      </w:r>
+    </w:p>
+    <w:p>
+      <w:pPr>
+        <w:pStyle w:val="BodyText"/>
+      </w:pPr>
+      <w:r>
+        <w:t xml:space="preserve">Third-Party Risk Analyst</w:t>
+      </w:r>
+    </w:p>
+    <w:p>
+      <w:pPr>
+        <w:pStyle w:val="BodyText"/>
+      </w:pPr>
+      <w:r>
+        <w:t xml:space="preserve">Análisis de la seguridad</w:t>
+      </w:r>
+    </w:p>
+    <w:p>
+      <w:pPr>
+        <w:pStyle w:val="BodyText"/>
+      </w:pPr>
+      <w:r>
+        <w:t xml:space="preserve">Cybersecurity Program Analyst</w:t>
+      </w:r>
+    </w:p>
+    <w:p>
+      <w:pPr>
+        <w:pStyle w:val="BodyText"/>
+      </w:pPr>
+      <w:r>
+        <w:t xml:space="preserve">Junior Security Analyst</w:t>
+      </w:r>
+    </w:p>
+    <w:p>
+      <w:pPr>
+        <w:pStyle w:val="BodyText"/>
+      </w:pPr>
+      <w:r>
+        <w:t xml:space="preserve">Analista de Auditoría</w:t>
+      </w:r>
+    </w:p>
+    <w:bookmarkEnd w:id="106"/>
+    <w:bookmarkStart w:id="107" w:name="trabajar-un-analista-junior-puede-actuar"/>
     <w:p>
       <w:pPr>
         <w:pStyle w:val="Heading2"/>
       </w:pPr>
       <w:r>
-        <w:t xml:space="preserve">17.2 Dashboard</w:t>
+        <w:t xml:space="preserve">18.2 Trabajar un analista junior puede actuar</w:t>
+      </w:r>
+    </w:p>
+    <w:p>
+      <w:pPr>
+        <w:numPr>
+          <w:ilvl w:val="0"/>
+          <w:numId w:val="1021"/>
+        </w:numPr>
+      </w:pPr>
+      <w:r>
+        <w:t xml:space="preserve">Mantener inventarios de activos, datos, sistema, riesgo, obligación, proveedor y evidencia.</w:t>
+      </w:r>
+    </w:p>
+    <w:p>
+      <w:pPr>
+        <w:numPr>
+          <w:ilvl w:val="0"/>
+          <w:numId w:val="1021"/>
+        </w:numPr>
+      </w:pPr>
+      <w:r>
+        <w:t xml:space="preserve">Reunir y organizar pruebas para los resultados de CSF.</w:t>
+      </w:r>
+    </w:p>
+    <w:p>
+      <w:pPr>
+        <w:numPr>
+          <w:ilvl w:val="0"/>
+          <w:numId w:val="1021"/>
+        </w:numPr>
+      </w:pPr>
+      <w:r>
+        <w:t xml:space="preserve">Revisar el acceso, la vulnerabilidad, la capacitación, la tala, la copia de seguridad, el proveedor y las muestras de incidentes.</w:t>
+      </w:r>
+    </w:p>
+    <w:p>
+      <w:pPr>
+        <w:numPr>
+          <w:ilvl w:val="0"/>
+          <w:numId w:val="1021"/>
+        </w:numPr>
+      </w:pPr>
+      <w:r>
+        <w:t xml:space="preserve">Document Profile status, gaps, limitations, owners, and action plans.</w:t>
+      </w:r>
+    </w:p>
+    <w:p>
+      <w:pPr>
+        <w:numPr>
+          <w:ilvl w:val="0"/>
+          <w:numId w:val="1021"/>
+        </w:numPr>
+      </w:pPr>
+      <w:r>
+        <w:t xml:space="preserve">Seguimiento de acciones correctivas, excepciones, aceptaciones de riesgo y pruebas.</w:t>
+      </w:r>
+    </w:p>
+    <w:p>
+      <w:pPr>
+        <w:numPr>
+          <w:ilvl w:val="0"/>
+          <w:numId w:val="1021"/>
+        </w:numPr>
+      </w:pPr>
+      <w:r>
+        <w:t xml:space="preserve">Preparar paneles y materiales de reunión sin ocultar incertidumbre.</w:t>
+      </w:r>
+    </w:p>
+    <w:p>
+      <w:pPr>
+        <w:numPr>
+          <w:ilvl w:val="0"/>
+          <w:numId w:val="1021"/>
+        </w:numPr>
+      </w:pPr>
+      <w:r>
+        <w:t xml:space="preserve">Ejercicios de apoyo, plazos de incidentes, lecciones aprendidas y actualizaciones del plan.</w:t>
+      </w:r>
+    </w:p>
+    <w:p>
+      <w:pPr>
+        <w:numPr>
+          <w:ilvl w:val="0"/>
+          <w:numId w:val="1021"/>
+        </w:numPr>
+      </w:pPr>
+      <w:r>
+        <w:t xml:space="preserve">Proteger información confidencial y seguir límites de autorización.</w:t>
+      </w:r>
+    </w:p>
+    <w:bookmarkEnd w:id="107"/>
+    <w:bookmarkStart w:id="108" w:name="portafolio-proof"/>
+    <w:p>
+      <w:pPr>
+        <w:pStyle w:val="Heading2"/>
+      </w:pPr>
+      <w:r>
+        <w:t xml:space="preserve">18.3 Portafolio proof</w:t>
       </w:r>
     </w:p>
     <w:p>
@@ -8266,197 +8622,89 @@
         <w:pStyle w:val="FirstParagraph"/>
       </w:pPr>
       <w:r>
-        <w:rPr>
-          <w:bCs/>
-          <w:b/>
-        </w:rPr>
-        <w:t xml:space="preserve">Area</w:t>
-      </w:r>
-      <w:r>
-        <w:t xml:space="preserve"> </w:t>
-      </w:r>
-      <w:r>
-        <w:t xml:space="preserve">Silencio ** Cuestión de gestión**</w:t>
-      </w:r>
-      <w:r>
-        <w:t xml:space="preserve"> </w:t>
-      </w:r>
-      <w:r>
-        <w:t xml:space="preserve">…————————————————–</w:t>
-      </w:r>
-      <w:r>
-        <w:t xml:space="preserve"> </w:t>
-      </w:r>
-      <w:r>
-        <w:t xml:space="preserve">← Gobernanza permanente ¿La estrategia, la política, las funciones, los recursos y la supervisión están alineados al riesgo? Verde / Amarillo / Rojo</w:t>
-      </w:r>
-      <w:r>
-        <w:t xml:space="preserve"> </w:t>
-      </w:r>
-      <w:r>
-        <w:t xml:space="preserve">TEN TERRITOR TEN ANTE ¿Es el alcance actual y está aprobado el perfil de destino? Verde / Amarillo / Rojo</w:t>
-      </w:r>
-      <w:r>
-        <w:t xml:space="preserve"> </w:t>
-      </w:r>
-      <w:r>
-        <w:t xml:space="preserve">Silencio ¿Qué riesgos residuales exceden la tolerancia? Verde / Amarillo / Rojo</w:t>
-      </w:r>
-      <w:r>
-        <w:t xml:space="preserve"> </w:t>
-      </w:r>
-      <w:r>
-        <w:t xml:space="preserve">← Activos Silencio ¿Son conocidos activos críticos, datos, flujos y proveedores? Verde / Amarillo / Rojo</w:t>
-      </w:r>
-      <w:r>
-        <w:t xml:space="preserve"> </w:t>
-      </w:r>
-      <w:r>
-        <w:t xml:space="preserve">tención permanente ¿Operan las salvaguardias de identidad, datos, plataforma, capacitación y resiliencia? Verde / Amarillo / Rojo</w:t>
-      </w:r>
-      <w:r>
-        <w:t xml:space="preserve"> </w:t>
-      </w:r>
-      <w:r>
-        <w:t xml:space="preserve">Silencioso Detección ¿El monitoreo está completo, revisado y conectado a criterios de incidentes? Verde / Amarillo / Rojo</w:t>
-      </w:r>
-      <w:r>
-        <w:t xml:space="preserve"> </w:t>
-      </w:r>
-      <w:r>
-        <w:t xml:space="preserve">Silencio Respuesta Silencio ¿Los incidentes son triaged, analizados, comunicados, contenidos y erradicados? Verde / Amarillo / Rojo</w:t>
-      </w:r>
-      <w:r>
-        <w:t xml:space="preserve"> </w:t>
-      </w:r>
-      <w:r>
-        <w:t xml:space="preserve">¿Se han demostrado la integridad de la restauración y los objetivos de servicio crítico? Verde / Amarillo / Rojo</w:t>
-      </w:r>
-      <w:r>
-        <w:t xml:space="preserve"> </w:t>
-      </w:r>
-      <w:r>
-        <w:t xml:space="preserve">Ø Mejoramiento Silencio ¿Se han corregido los resultados y se han vuelto a comprobar de forma independiente? Verde / Amarillo / Rojo</w:t>
-      </w:r>
-    </w:p>
-    <w:bookmarkEnd w:id="118"/>
-    <w:bookmarkStart w:id="119" w:name="errores-comunes"/>
-    <w:p>
-      <w:pPr>
-        <w:pStyle w:val="Heading2"/>
-      </w:pPr>
-      <w:r>
-        <w:t xml:space="preserve">17.3 Errores comunes</w:t>
-      </w:r>
-    </w:p>
-    <w:p>
-      <w:pPr>
-        <w:numPr>
-          <w:ilvl w:val="0"/>
-          <w:numId w:val="1020"/>
-        </w:numPr>
-      </w:pPr>
-      <w:r>
-        <w:t xml:space="preserve">Tratar a CSF como una lista de verificación de TI en lugar de trabajo de riesgo empresarial.</w:t>
-      </w:r>
-    </w:p>
-    <w:p>
-      <w:pPr>
-        <w:numPr>
-          <w:ilvl w:val="0"/>
-          <w:numId w:val="1020"/>
-        </w:numPr>
-      </w:pPr>
-      <w:r>
-        <w:t xml:space="preserve">Comenzar con herramientas en lugar de misión, alcance, riesgo y resultados.</w:t>
-      </w:r>
-    </w:p>
-    <w:p>
-      <w:pPr>
-        <w:numPr>
-          <w:ilvl w:val="0"/>
-          <w:numId w:val="1020"/>
-        </w:numPr>
-      </w:pPr>
-      <w:r>
-        <w:t xml:space="preserve">Marcar los resultados obtenidos únicamente del texto de política.</w:t>
-      </w:r>
-    </w:p>
-    <w:p>
-      <w:pPr>
-        <w:numPr>
-          <w:ilvl w:val="0"/>
-          <w:numId w:val="1020"/>
-        </w:numPr>
-      </w:pPr>
-      <w:r>
-        <w:t xml:space="preserve">Usando una sola partitura que esconde debilidades críticas y diferencias de alcance.</w:t>
-      </w:r>
-    </w:p>
-    <w:p>
-      <w:pPr>
-        <w:numPr>
-          <w:ilvl w:val="0"/>
-          <w:numId w:val="1020"/>
-        </w:numPr>
-      </w:pPr>
-      <w:r>
-        <w:t xml:space="preserve">Llamar niveles de madurez sin entender el contexto previsto de NIST.</w:t>
-      </w:r>
-    </w:p>
-    <w:p>
-      <w:pPr>
-        <w:numPr>
-          <w:ilvl w:val="0"/>
-          <w:numId w:val="1020"/>
-        </w:numPr>
-      </w:pPr>
-      <w:r>
-        <w:t xml:space="preserve">Copiar un perfil de destino sin adaptarlo al riesgo organizativo.</w:t>
-      </w:r>
-    </w:p>
-    <w:p>
-      <w:pPr>
-        <w:numPr>
-          <w:ilvl w:val="0"/>
-          <w:numId w:val="1020"/>
-        </w:numPr>
-      </w:pPr>
-      <w:r>
-        <w:t xml:space="preserve">Ignorar proveedores, servicios en la nube, OT, datos, personas, instalaciones y dependencias.</w:t>
-      </w:r>
-    </w:p>
-    <w:p>
-      <w:pPr>
-        <w:numPr>
-          <w:ilvl w:val="0"/>
-          <w:numId w:val="1020"/>
-        </w:numPr>
-      </w:pPr>
-      <w:r>
-        <w:t xml:space="preserve">Cierra los resultados sin volver a probar.</w:t>
-      </w:r>
-    </w:p>
-    <w:p>
-      <w:pPr>
-        <w:numPr>
-          <w:ilvl w:val="0"/>
-          <w:numId w:val="1020"/>
-        </w:numPr>
-      </w:pPr>
-      <w:r>
-        <w:t xml:space="preserve">Describir la alineación CSF como cumplimiento legal o certificación NIST.</w:t>
-      </w:r>
-    </w:p>
-    <w:bookmarkEnd w:id="119"/>
-    <w:bookmarkEnd w:id="120"/>
-    <w:bookmarkStart w:id="144" w:name="from-beginner-to-junior-analyst"/>
-    <w:p>
-      <w:pPr>
-        <w:pStyle w:val="Heading1"/>
-      </w:pPr>
-      <w:r>
-        <w:t xml:space="preserve">18. From Beginner to Junior Analyst</w:t>
+        <w:t xml:space="preserve">Silencio</w:t>
+      </w:r>
+      <w:r>
+        <w:t xml:space="preserve"> </w:t>
+      </w:r>
+      <w:r>
+        <w:rPr>
+          <w:bCs/>
+          <w:b/>
+        </w:rPr>
+        <w:t xml:space="preserve">Skill</w:t>
+      </w:r>
+      <w:r>
+        <w:t xml:space="preserve"> </w:t>
+      </w:r>
+      <w:r>
+        <w:t xml:space="preserve">Silencio**</w:t>
+      </w:r>
+      <w:r>
+        <w:t xml:space="preserve"> </w:t>
+      </w:r>
+      <w:r>
+        <w:t xml:space="preserve">Silencio…</w:t>
+      </w:r>
+      <w:r>
+        <w:t xml:space="preserve"> </w:t>
+      </w:r>
+      <w:r>
+        <w:t xml:space="preserve">TENCIÓN FORMULADA CON EL TERRITORIO DE SUPERVISIÓN</w:t>
+      </w:r>
+      <w:r>
+        <w:t xml:space="preserve"> </w:t>
+      </w:r>
+      <w:r>
+        <w:t xml:space="preserve">← Cartografía básica Silencio Aplicabilidad y matriz de pruebas</w:t>
+      </w:r>
+      <w:r>
+        <w:t xml:space="preserve"> </w:t>
+      </w:r>
+      <w:r>
+        <w:t xml:space="preserve">← Gestión de activos Silencioso Sistema, datos, proveedor e inventario de flujo</w:t>
+      </w:r>
+      <w:r>
+        <w:t xml:space="preserve"> </w:t>
+      </w:r>
+      <w:r>
+        <w:t xml:space="preserve">← Riesgo Silencioso registro de riesgo con apetito, tolerancia, respuesta y decisión residual</w:t>
+      </w:r>
+      <w:r>
+        <w:t xml:space="preserve"> </w:t>
+      </w:r>
+      <w:r>
+        <w:t xml:space="preserve">tención Perfiles ← Perfiles actuales y de objetivos con brechas priorizadas</w:t>
+      </w:r>
+      <w:r>
+        <w:t xml:space="preserve"> </w:t>
+      </w:r>
+      <w:r>
+        <w:t xml:space="preserve">← Testing ← Acceso, vulnerabilidad, copia de seguridad, registro y hojas de prueba de proveedores</w:t>
+      </w:r>
+      <w:r>
+        <w:t xml:space="preserve"> </w:t>
+      </w:r>
+      <w:r>
+        <w:t xml:space="preserve">Respuesta del incidente Silencio Sintético timeline, evidence log, communication, and lessons</w:t>
+      </w:r>
+      <w:r>
+        <w:t xml:space="preserve"> </w:t>
+      </w:r>
+      <w:r>
+        <w:t xml:space="preserve">Silencio Manejo de comunicación Silencio Una página dashboard y declaración de riesgo ejecutivo</w:t>
+      </w:r>
+    </w:p>
+    <w:p>
+      <w:pPr>
+        <w:numPr>
+          <w:ilvl w:val="0"/>
+          <w:numId w:val="1022"/>
+        </w:numPr>
+        <w:pStyle w:val="Compact"/>
+      </w:pPr>
+      <w:r>
+        <w:t xml:space="preserve">Laboratorio Ficcional y Portfolio</w:t>
       </w:r>
     </w:p>
     <w:p>
@@ -8468,79 +8716,28 @@
           <w:iCs/>
           <w:i/>
         </w:rPr>
-        <w:t xml:space="preserve">Un camino seguro y honesto hacia GRC, riesgo, cumplimiento y análisis de ciberseguridad.</w:t>
-      </w:r>
-    </w:p>
-    <w:p>
-      <w:pPr>
-        <w:pStyle w:val="CaptionedFigure"/>
-      </w:pPr>
-      <w:r>
-        <w:drawing>
-          <wp:inline>
-            <wp:extent cx="5334000" cy="2963333"/>
-            <wp:effectExtent b="0" l="0" r="0" t="0"/>
-            <wp:docPr descr="Aprender, mapa, test, reportar y aplicar con evidencia de cartera honesta." title="" id="122" name="Picture"/>
-            <a:graphic>
-              <a:graphicData uri="http://schemas.openxmlformats.org/drawingml/2006/picture">
-                <pic:pic>
-                  <pic:nvPicPr>
-                    <pic:cNvPr descr="media/image6_es-419.png" id="123" name="Picture"/>
-                    <pic:cNvPicPr>
-                      <a:picLocks noChangeArrowheads="1" noChangeAspect="1"/>
-                    </pic:cNvPicPr>
-                  </pic:nvPicPr>
-                  <pic:blipFill>
-                    <a:blip r:embed="rId121"/>
-                    <a:stretch>
-                      <a:fillRect/>
-                    </a:stretch>
-                  </pic:blipFill>
-                  <pic:spPr bwMode="auto">
-                    <a:xfrm>
-                      <a:off x="0" y="0"/>
-                      <a:ext cx="5334000" cy="2963333"/>
-                    </a:xfrm>
-                    <a:prstGeom prst="rect">
-                      <a:avLst/>
-                    </a:prstGeom>
-                    <a:noFill/>
-                    <a:ln w="9525">
-                      <a:noFill/>
-                      <a:headEnd/>
-                      <a:tailEnd/>
-                    </a:ln>
-                  </pic:spPr>
-                </pic:pic>
-              </a:graphicData>
-            </a:graphic>
-          </wp:inline>
-        </w:drawing>
-      </w:r>
-    </w:p>
-    <w:p>
-      <w:pPr>
-        <w:pStyle w:val="ImageCaption"/>
-      </w:pPr>
-      <w:r>
-        <w:t xml:space="preserve">Aprender, mapa, test, reportar y aplicar con evidencia de cartera honesta.</w:t>
-      </w:r>
-    </w:p>
-    <w:p>
-      <w:pPr>
-        <w:pStyle w:val="BodyText"/>
-      </w:pPr>
-      <w:r>
-        <w:t xml:space="preserve">Figura 8. Vía de analista junior</w:t>
-      </w:r>
-    </w:p>
-    <w:bookmarkStart w:id="124" w:name="funciones-de-nivel-de-entrada"/>
+        <w:t xml:space="preserve">Un entorno de práctica completo utilizando información sintética y sistemas de laboratorio autorizados</w:t>
+      </w:r>
+      <w:r>
+        <w:t xml:space="preserve">.</w:t>
+      </w:r>
+    </w:p>
+    <w:p>
+      <w:pPr>
+        <w:pStyle w:val="BodyText"/>
+      </w:pPr>
+      <w:r>
+        <w:t xml:space="preserve">Harbor Light Services es una organización ficticia que proporciona un portal de clientes, centro de llamadas, colaboración en la nube, integración de pagos, fuerza de trabajo remota y análisis anfitriones por proveedores. Cada persona, cuenta, dirección, activo, evento, registro de clientes y proveedor es inventado.</w:t>
+      </w:r>
+    </w:p>
+    <w:bookmarkEnd w:id="108"/>
+    <w:bookmarkStart w:id="109" w:name="project-1-scope-and-context"/>
     <w:p>
       <w:pPr>
         <w:pStyle w:val="Heading2"/>
       </w:pPr>
       <w:r>
-        <w:t xml:space="preserve">18.1 Funciones de nivel de entrada</w:t>
+        <w:t xml:space="preserve">Project 1 — Scope and context</w:t>
       </w:r>
     </w:p>
     <w:p>
@@ -8548,179 +8745,51 @@
         <w:pStyle w:val="FirstParagraph"/>
       </w:pPr>
       <w:r>
-        <w:t xml:space="preserve">Junior GRC Analista</w:t>
-      </w:r>
-    </w:p>
-    <w:p>
-      <w:pPr>
-        <w:pStyle w:val="BodyText"/>
-      </w:pPr>
-      <w:r>
-        <w:t xml:space="preserve">Análisis del riesgo de ciberseguridad</w:t>
-      </w:r>
-    </w:p>
-    <w:p>
-      <w:pPr>
-        <w:pStyle w:val="BodyText"/>
-      </w:pPr>
-      <w:r>
-        <w:t xml:space="preserve">Compliance Analyst</w:t>
-      </w:r>
-    </w:p>
-    <w:p>
-      <w:pPr>
-        <w:pStyle w:val="BodyText"/>
-      </w:pPr>
-      <w:r>
-        <w:t xml:space="preserve">Analista de Controles de Seguridad</w:t>
-      </w:r>
-    </w:p>
-    <w:p>
-      <w:pPr>
-        <w:pStyle w:val="BodyText"/>
-      </w:pPr>
-      <w:r>
-        <w:t xml:space="preserve">Third-Party Risk Analyst</w:t>
-      </w:r>
-    </w:p>
-    <w:p>
-      <w:pPr>
-        <w:pStyle w:val="BodyText"/>
-      </w:pPr>
-      <w:r>
-        <w:t xml:space="preserve">Análisis de la seguridad</w:t>
-      </w:r>
-    </w:p>
-    <w:p>
-      <w:pPr>
-        <w:pStyle w:val="BodyText"/>
-      </w:pPr>
-      <w:r>
-        <w:t xml:space="preserve">Cybersecurity Program Analyst</w:t>
-      </w:r>
-    </w:p>
-    <w:p>
-      <w:pPr>
-        <w:pStyle w:val="BodyText"/>
-      </w:pPr>
-      <w:r>
-        <w:t xml:space="preserve">Junior Security Analyst</w:t>
-      </w:r>
-    </w:p>
-    <w:p>
-      <w:pPr>
-        <w:pStyle w:val="BodyText"/>
-      </w:pPr>
-      <w:r>
-        <w:t xml:space="preserve">Analista de Auditoría</w:t>
-      </w:r>
-    </w:p>
-    <w:bookmarkEnd w:id="124"/>
-    <w:bookmarkStart w:id="125" w:name="trabajar-un-analista-junior-puede-actuar"/>
+        <w:t xml:space="preserve">Definir misión, partes interesadas, obligaciones, servicios críticos, dependencias, exclusiones y propietarios.</w:t>
+      </w:r>
+    </w:p>
+    <w:bookmarkEnd w:id="109"/>
+    <w:bookmarkStart w:id="110" w:name="project-2-asset-and-data-map"/>
     <w:p>
       <w:pPr>
         <w:pStyle w:val="Heading2"/>
       </w:pPr>
       <w:r>
-        <w:t xml:space="preserve">18.2 Trabajar un analista junior puede actuar</w:t>
-      </w:r>
-    </w:p>
-    <w:p>
-      <w:pPr>
-        <w:numPr>
-          <w:ilvl w:val="0"/>
-          <w:numId w:val="1021"/>
-        </w:numPr>
-      </w:pPr>
-      <w:r>
-        <w:t xml:space="preserve">Mantener inventarios de activos, datos, sistema, riesgo, obligación, proveedor y evidencia.</w:t>
-      </w:r>
-    </w:p>
-    <w:p>
-      <w:pPr>
-        <w:numPr>
-          <w:ilvl w:val="0"/>
-          <w:numId w:val="1021"/>
-        </w:numPr>
-      </w:pPr>
-      <w:r>
-        <w:t xml:space="preserve">Reunir y organizar pruebas para los resultados de CSF.</w:t>
-      </w:r>
-    </w:p>
-    <w:p>
-      <w:pPr>
-        <w:numPr>
-          <w:ilvl w:val="0"/>
-          <w:numId w:val="1021"/>
-        </w:numPr>
-      </w:pPr>
-      <w:r>
-        <w:t xml:space="preserve">Revisar el acceso, la vulnerabilidad, la capacitación, la tala, la copia de seguridad, el proveedor y las muestras de incidentes.</w:t>
-      </w:r>
-    </w:p>
-    <w:p>
-      <w:pPr>
-        <w:numPr>
-          <w:ilvl w:val="0"/>
-          <w:numId w:val="1021"/>
-        </w:numPr>
-      </w:pPr>
-      <w:r>
-        <w:t xml:space="preserve">Document Profile status, gaps, limitations, owners, and action plans.</w:t>
-      </w:r>
-    </w:p>
-    <w:p>
-      <w:pPr>
-        <w:numPr>
-          <w:ilvl w:val="0"/>
-          <w:numId w:val="1021"/>
-        </w:numPr>
-      </w:pPr>
-      <w:r>
-        <w:t xml:space="preserve">Seguimiento de acciones correctivas, excepciones, aceptaciones de riesgo y pruebas.</w:t>
-      </w:r>
-    </w:p>
-    <w:p>
-      <w:pPr>
-        <w:numPr>
-          <w:ilvl w:val="0"/>
-          <w:numId w:val="1021"/>
-        </w:numPr>
-      </w:pPr>
-      <w:r>
-        <w:t xml:space="preserve">Preparar paneles y materiales de reunión sin ocultar incertidumbre.</w:t>
-      </w:r>
-    </w:p>
-    <w:p>
-      <w:pPr>
-        <w:numPr>
-          <w:ilvl w:val="0"/>
-          <w:numId w:val="1021"/>
-        </w:numPr>
-      </w:pPr>
-      <w:r>
-        <w:t xml:space="preserve">Ejercicios de apoyo, plazos de incidentes, lecciones aprendidas y actualizaciones del plan.</w:t>
-      </w:r>
-    </w:p>
-    <w:p>
-      <w:pPr>
-        <w:numPr>
-          <w:ilvl w:val="0"/>
-          <w:numId w:val="1021"/>
-        </w:numPr>
-      </w:pPr>
-      <w:r>
-        <w:t xml:space="preserve">Proteger información confidencial y seguir límites de autorización.</w:t>
-      </w:r>
-    </w:p>
-    <w:bookmarkEnd w:id="125"/>
-    <w:bookmarkStart w:id="126" w:name="portafolio-proof"/>
+        <w:t xml:space="preserve">Project 2 — Asset and data map</w:t>
+      </w:r>
+    </w:p>
+    <w:p>
+      <w:pPr>
+        <w:pStyle w:val="FirstParagraph"/>
+      </w:pPr>
+      <w:r>
+        <w:t xml:space="preserve">Construir inventarios y un diagrama de flujo de datos autorizado.</w:t>
+      </w:r>
+    </w:p>
+    <w:p>
+      <w:pPr>
+        <w:pStyle w:val="BodyText"/>
+      </w:pPr>
+      <w:r>
+        <w:t xml:space="preserve">Proyecto 3 - Riesgo</w:t>
+      </w:r>
+    </w:p>
+    <w:p>
+      <w:pPr>
+        <w:pStyle w:val="BodyText"/>
+      </w:pPr>
+      <w:r>
+        <w:t xml:space="preserve">Cree una amenaza, vulnerabilidad, probabilidad, impacto, tratamiento y registro de riesgo residual.</w:t>
+      </w:r>
+    </w:p>
+    <w:bookmarkEnd w:id="110"/>
+    <w:bookmarkStart w:id="111" w:name="project-4-profiles"/>
     <w:p>
       <w:pPr>
         <w:pStyle w:val="Heading2"/>
       </w:pPr>
       <w:r>
-        <w:t xml:space="preserve">18.3 Portafolio proof</w:t>
+        <w:t xml:space="preserve">Project 4 — Profiles</w:t>
       </w:r>
     </w:p>
     <w:p>
@@ -8728,89 +8797,103 @@
         <w:pStyle w:val="FirstParagraph"/>
       </w:pPr>
       <w:r>
-        <w:t xml:space="preserve">Silencio</w:t>
-      </w:r>
-      <w:r>
-        <w:t xml:space="preserve"> </w:t>
-      </w:r>
-      <w:r>
-        <w:rPr>
-          <w:bCs/>
-          <w:b/>
-        </w:rPr>
-        <w:t xml:space="preserve">Skill</w:t>
-      </w:r>
-      <w:r>
-        <w:t xml:space="preserve"> </w:t>
-      </w:r>
-      <w:r>
-        <w:t xml:space="preserve">Silencio**</w:t>
-      </w:r>
-      <w:r>
-        <w:t xml:space="preserve"> </w:t>
-      </w:r>
-      <w:r>
-        <w:t xml:space="preserve">Silencio…</w:t>
-      </w:r>
-      <w:r>
-        <w:t xml:space="preserve"> </w:t>
-      </w:r>
-      <w:r>
-        <w:t xml:space="preserve">TENCIÓN FORMULADA CON EL TERRITORIO DE SUPERVISIÓN</w:t>
-      </w:r>
-      <w:r>
-        <w:t xml:space="preserve"> </w:t>
-      </w:r>
-      <w:r>
-        <w:t xml:space="preserve">← Cartografía básica Silencio Aplicabilidad y matriz de pruebas</w:t>
-      </w:r>
-      <w:r>
-        <w:t xml:space="preserve"> </w:t>
-      </w:r>
-      <w:r>
-        <w:t xml:space="preserve">← Gestión de activos Silencioso Sistema, datos, proveedor e inventario de flujo</w:t>
-      </w:r>
-      <w:r>
-        <w:t xml:space="preserve"> </w:t>
-      </w:r>
-      <w:r>
-        <w:t xml:space="preserve">← Riesgo Silencioso registro de riesgo con apetito, tolerancia, respuesta y decisión residual</w:t>
-      </w:r>
-      <w:r>
-        <w:t xml:space="preserve"> </w:t>
-      </w:r>
-      <w:r>
-        <w:t xml:space="preserve">tención Perfiles ← Perfiles actuales y de objetivos con brechas priorizadas</w:t>
-      </w:r>
-      <w:r>
-        <w:t xml:space="preserve"> </w:t>
-      </w:r>
-      <w:r>
-        <w:t xml:space="preserve">← Testing ← Acceso, vulnerabilidad, copia de seguridad, registro y hojas de prueba de proveedores</w:t>
-      </w:r>
-      <w:r>
-        <w:t xml:space="preserve"> </w:t>
-      </w:r>
-      <w:r>
-        <w:t xml:space="preserve">Respuesta del incidente Silencio Sintético timeline, evidence log, communication, and lessons</w:t>
-      </w:r>
-      <w:r>
-        <w:t xml:space="preserve"> </w:t>
-      </w:r>
-      <w:r>
-        <w:t xml:space="preserve">Silencio Manejo de comunicación Silencio Una página dashboard y declaración de riesgo ejecutivo</w:t>
-      </w:r>
-    </w:p>
-    <w:p>
-      <w:pPr>
-        <w:numPr>
-          <w:ilvl w:val="0"/>
-          <w:numId w:val="1022"/>
+        <w:t xml:space="preserve">Cree perfiles de objetivos actuales y basados en riesgos.</w:t>
+      </w:r>
+    </w:p>
+    <w:bookmarkEnd w:id="111"/>
+    <w:bookmarkStart w:id="112" w:name="project-5-controles-y-pruebas"/>
+    <w:p>
+      <w:pPr>
+        <w:pStyle w:val="Heading2"/>
+      </w:pPr>
+      <w:r>
+        <w:t xml:space="preserve">Project 5 — Controles y pruebas</w:t>
+      </w:r>
+    </w:p>
+    <w:p>
+      <w:pPr>
+        <w:pStyle w:val="FirstParagraph"/>
+      </w:pPr>
+      <w:r>
+        <w:t xml:space="preserve">Diseñar y ejecutar pruebas ficticias para el acceso, vulnerabilidades, registros, respaldos y proveedores.</w:t>
+      </w:r>
+    </w:p>
+    <w:bookmarkEnd w:id="112"/>
+    <w:bookmarkStart w:id="113" w:name="project-6-incident"/>
+    <w:p>
+      <w:pPr>
+        <w:pStyle w:val="Heading2"/>
+      </w:pPr>
+      <w:r>
+        <w:t xml:space="preserve">Project 6 — Incident</w:t>
+      </w:r>
+    </w:p>
+    <w:p>
+      <w:pPr>
+        <w:pStyle w:val="FirstParagraph"/>
+      </w:pPr>
+      <w:r>
+        <w:t xml:space="preserve">Analizar eventos sintéticos, declarar un incidente, preservar evidencia, contener, erradicar, restaurar y aprender.</w:t>
+      </w:r>
+    </w:p>
+    <w:bookmarkEnd w:id="113"/>
+    <w:bookmarkStart w:id="114" w:name="project-7-tools"/>
+    <w:p>
+      <w:pPr>
+        <w:pStyle w:val="Heading2"/>
+      </w:pPr>
+      <w:r>
+        <w:t xml:space="preserve">Project 7 — Tools</w:t>
+      </w:r>
+    </w:p>
+    <w:p>
+      <w:pPr>
+        <w:pStyle w:val="FirstParagraph"/>
+      </w:pPr>
+      <w:r>
+        <w:t xml:space="preserve">Utilice tres herramientas Capítulo 16 en un laboratorio aislado y autorización de registro, versión, alcance, hallazgos, corrección y retest.</w:t>
+      </w:r>
+    </w:p>
+    <w:p>
+      <w:pPr>
+        <w:pStyle w:val="BodyText"/>
+      </w:pPr>
+      <w:r>
+        <w:t xml:space="preserve">Proyecto 8 - Informe ejecutivo</w:t>
+      </w:r>
+    </w:p>
+    <w:p>
+      <w:pPr>
+        <w:pStyle w:val="BodyText"/>
+      </w:pPr>
+      <w:r>
+        <w:t xml:space="preserve">Prepare un dashboard, declaraciones de alto riesgo, plan de acción, decisiones y limitaciones.</w:t>
+      </w:r>
+    </w:p>
+    <w:p>
+      <w:pPr>
+        <w:pStyle w:val="BodyText"/>
+      </w:pPr>
+      <w:r>
+        <w:t xml:space="preserve">*Portfolio ethics:** Label todos trabajan como entrenamiento ficticio. Nunca publique información de empleador, cliente, paciente, cliente, empleado, proveedor, arquitectura, vulnerabilidad, credenciales o incidentes sin autorización explícita. Silencio</w:t>
+      </w:r>
+      <w:r>
+        <w:t xml:space="preserve"> </w:t>
+      </w:r>
+      <w:r>
+        <w:t xml:space="preserve">Silencio.</w:t>
+      </w:r>
+    </w:p>
+    <w:p>
+      <w:pPr>
+        <w:numPr>
+          <w:ilvl w:val="0"/>
+          <w:numId w:val="1023"/>
         </w:numPr>
         <w:pStyle w:val="Compact"/>
       </w:pPr>
       <w:r>
-        <w:t xml:space="preserve">Laboratorio Ficcional y Portfolio</w:t>
+        <w:t xml:space="preserve">Plan de aprendizaje de 30 días</w:t>
       </w:r>
     </w:p>
     <w:p>
@@ -8822,7 +8905,7 @@
           <w:iCs/>
           <w:i/>
         </w:rPr>
-        <w:t xml:space="preserve">Un entorno de práctica completo utilizando información sintética y sistemas de laboratorio autorizados</w:t>
+        <w:t xml:space="preserve">Un mes realista de lectura, práctica, trabajo de cartera y preparación de entrevistas</w:t>
       </w:r>
       <w:r>
         <w:t xml:space="preserve">.</w:t>
@@ -8833,17 +8916,63 @@
         <w:pStyle w:val="BodyText"/>
       </w:pPr>
       <w:r>
-        <w:t xml:space="preserve">Harbor Light Services es una organización ficticia que proporciona un portal de clientes, centro de llamadas, colaboración en la nube, integración de pagos, fuerza de trabajo remota y análisis anfitriones por proveedores. Cada persona, cuenta, dirección, activo, evento, registro de clientes y proveedor es inventado.</w:t>
-      </w:r>
-    </w:p>
-    <w:bookmarkEnd w:id="126"/>
-    <w:bookmarkStart w:id="127" w:name="project-1-scope-and-context"/>
+        <w:t xml:space="preserve">Silencio</w:t>
+      </w:r>
+      <w:r>
+        <w:t xml:space="preserve"> </w:t>
+      </w:r>
+      <w:r>
+        <w:rPr>
+          <w:bCs/>
+          <w:b/>
+        </w:rPr>
+        <w:t xml:space="preserve">Week</w:t>
+      </w:r>
+      <w:r>
+        <w:t xml:space="preserve"> </w:t>
+      </w:r>
+      <w:r>
+        <w:t xml:space="preserve">Silencio**</w:t>
+      </w:r>
+      <w:r>
+        <w:t xml:space="preserve"> </w:t>
+      </w:r>
+      <w:r>
+        <w:t xml:space="preserve">Silencio——————————————–</w:t>
+      </w:r>
+      <w:r>
+        <w:t xml:space="preserve"> </w:t>
+      </w:r>
+      <w:r>
+        <w:t xml:space="preserve">tención Semana 1 Silencio CSF propósito, Core, six Funciones, contexto, y activos peru Scope memo, mapa de los interesados, inventario de activos y datos</w:t>
+      </w:r>
+      <w:r>
+        <w:t xml:space="preserve"> </w:t>
+      </w:r>
+      <w:r>
+        <w:t xml:space="preserve">TEN Week 2 TENIDO Riesgo, Perfiles, Tiers, Gobernanza y cadena de suministro TENIDO Registro de riesgos, Perfiles actuales y de objetivos, Tiering de proveedores</w:t>
+      </w:r>
+      <w:r>
+        <w:t xml:space="preserve"> </w:t>
+      </w:r>
+      <w:r>
+        <w:t xml:space="preserve">tención semana 3 ← Salvaguardias, monitoreo, respuesta, recuperación, evidencia y pruebas TENENCIA Cinco pruebas de control, archivo de incidentes, evidencia de recuperación</w:t>
+      </w:r>
+      <w:r>
+        <w:t xml:space="preserve"> </w:t>
+      </w:r>
+      <w:r>
+        <w:t xml:space="preserve">Silencio Semana 4 Silencio Herramientas, reportajes, portafolio y entrevistas ← Portafolio Sanitizado, dashboard, respuestas practicadas</w:t>
+      </w:r>
+    </w:p>
+    <w:bookmarkEnd w:id="114"/>
+    <w:bookmarkStart w:id="115" w:name="hábitos-diarios"/>
     <w:p>
       <w:pPr>
         <w:pStyle w:val="Heading2"/>
       </w:pPr>
       <w:r>
-        <w:t xml:space="preserve">Project 1 — Scope and context</w:t>
+        <w:t xml:space="preserve">20.1 hábitos diarios</w:t>
       </w:r>
     </w:p>
     <w:p>
@@ -8851,155 +8980,51 @@
         <w:pStyle w:val="FirstParagraph"/>
       </w:pPr>
       <w:r>
-        <w:t xml:space="preserve">Definir misión, partes interesadas, obligaciones, servicios críticos, dependencias, exclusiones y propietarios.</w:t>
-      </w:r>
-    </w:p>
-    <w:bookmarkEnd w:id="127"/>
-    <w:bookmarkStart w:id="128" w:name="project-2-asset-and-data-map"/>
-    <w:p>
-      <w:pPr>
-        <w:pStyle w:val="Heading2"/>
-      </w:pPr>
-      <w:r>
-        <w:t xml:space="preserve">Project 2 — Asset and data map</w:t>
-      </w:r>
-    </w:p>
-    <w:p>
-      <w:pPr>
-        <w:pStyle w:val="FirstParagraph"/>
-      </w:pPr>
-      <w:r>
-        <w:t xml:space="preserve">Construir inventarios y un diagrama de flujo de datos autorizado.</w:t>
-      </w:r>
-    </w:p>
-    <w:p>
-      <w:pPr>
-        <w:pStyle w:val="BodyText"/>
-      </w:pPr>
-      <w:r>
-        <w:t xml:space="preserve">Proyecto 3 - Riesgo</w:t>
-      </w:r>
-    </w:p>
-    <w:p>
-      <w:pPr>
-        <w:pStyle w:val="BodyText"/>
-      </w:pPr>
-      <w:r>
-        <w:t xml:space="preserve">Cree una amenaza, vulnerabilidad, probabilidad, impacto, tratamiento y registro de riesgo residual.</w:t>
-      </w:r>
-    </w:p>
-    <w:bookmarkEnd w:id="128"/>
-    <w:bookmarkStart w:id="129" w:name="project-4-profiles"/>
-    <w:p>
-      <w:pPr>
-        <w:pStyle w:val="Heading2"/>
-      </w:pPr>
-      <w:r>
-        <w:t xml:space="preserve">Project 4 — Profiles</w:t>
-      </w:r>
-    </w:p>
-    <w:p>
-      <w:pPr>
-        <w:pStyle w:val="FirstParagraph"/>
-      </w:pPr>
-      <w:r>
-        <w:t xml:space="preserve">Cree perfiles de objetivos actuales y basados en riesgos.</w:t>
-      </w:r>
-    </w:p>
-    <w:bookmarkEnd w:id="129"/>
-    <w:bookmarkStart w:id="130" w:name="project-5-controles-y-pruebas"/>
-    <w:p>
-      <w:pPr>
-        <w:pStyle w:val="Heading2"/>
-      </w:pPr>
-      <w:r>
-        <w:t xml:space="preserve">Project 5 — Controles y pruebas</w:t>
-      </w:r>
-    </w:p>
-    <w:p>
-      <w:pPr>
-        <w:pStyle w:val="FirstParagraph"/>
-      </w:pPr>
-      <w:r>
-        <w:t xml:space="preserve">Diseñar y ejecutar pruebas ficticias para el acceso, vulnerabilidades, registros, respaldos y proveedores.</w:t>
-      </w:r>
-    </w:p>
-    <w:bookmarkEnd w:id="130"/>
-    <w:bookmarkStart w:id="131" w:name="project-6-incident"/>
-    <w:p>
-      <w:pPr>
-        <w:pStyle w:val="Heading2"/>
-      </w:pPr>
-      <w:r>
-        <w:t xml:space="preserve">Project 6 — Incident</w:t>
-      </w:r>
-    </w:p>
-    <w:p>
-      <w:pPr>
-        <w:pStyle w:val="FirstParagraph"/>
-      </w:pPr>
-      <w:r>
-        <w:t xml:space="preserve">Analizar eventos sintéticos, declarar un incidente, preservar evidencia, contener, erradicar, restaurar y aprender.</w:t>
-      </w:r>
-    </w:p>
-    <w:bookmarkEnd w:id="131"/>
-    <w:bookmarkStart w:id="132" w:name="project-7-tools"/>
-    <w:p>
-      <w:pPr>
-        <w:pStyle w:val="Heading2"/>
-      </w:pPr>
-      <w:r>
-        <w:t xml:space="preserve">Project 7 — Tools</w:t>
-      </w:r>
-    </w:p>
-    <w:p>
-      <w:pPr>
-        <w:pStyle w:val="FirstParagraph"/>
-      </w:pPr>
-      <w:r>
-        <w:t xml:space="preserve">Utilice tres herramientas Capítulo 16 en un laboratorio aislado y autorización de registro, versión, alcance, hallazgos, corrección y retest.</w:t>
-      </w:r>
-    </w:p>
-    <w:p>
-      <w:pPr>
-        <w:pStyle w:val="BodyText"/>
-      </w:pPr>
-      <w:r>
-        <w:t xml:space="preserve">Proyecto 8 - Informe ejecutivo</w:t>
-      </w:r>
-    </w:p>
-    <w:p>
-      <w:pPr>
-        <w:pStyle w:val="BodyText"/>
-      </w:pPr>
-      <w:r>
-        <w:t xml:space="preserve">Prepare un dashboard, declaraciones de alto riesgo, plan de acción, decisiones y limitaciones.</w:t>
-      </w:r>
-    </w:p>
-    <w:p>
-      <w:pPr>
-        <w:pStyle w:val="BodyText"/>
-      </w:pPr>
-      <w:r>
-        <w:t xml:space="preserve">*Portfolio ethics:** Label todos trabajan como entrenamiento ficticio. Nunca publique información de empleador, cliente, paciente, cliente, empleado, proveedor, arquitectura, vulnerabilidad, credenciales o incidentes sin autorización explícita. Silencio</w:t>
-      </w:r>
-      <w:r>
-        <w:t xml:space="preserve"> </w:t>
-      </w:r>
-      <w:r>
-        <w:t xml:space="preserve">Silencio.</w:t>
-      </w:r>
-    </w:p>
-    <w:p>
-      <w:pPr>
-        <w:numPr>
-          <w:ilvl w:val="0"/>
-          <w:numId w:val="1023"/>
+        <w:t xml:space="preserve">Lea una sección oficial NIST o grupo de resultados.</w:t>
+      </w:r>
+    </w:p>
+    <w:p>
+      <w:pPr>
+        <w:pStyle w:val="BodyText"/>
+      </w:pPr>
+      <w:r>
+        <w:t xml:space="preserve">Explíquelo en lenguaje claro sin cambiar su significado.</w:t>
+      </w:r>
+    </w:p>
+    <w:p>
+      <w:pPr>
+        <w:pStyle w:val="BodyText"/>
+      </w:pPr>
+      <w:r>
+        <w:t xml:space="preserve">Crear un elemento de evidencia ficticia.</w:t>
+      </w:r>
+    </w:p>
+    <w:p>
+      <w:pPr>
+        <w:pStyle w:val="BodyText"/>
+      </w:pPr>
+      <w:r>
+        <w:t xml:space="preserve">Prueba su integridad, alcance, fecha, propiedad y fiabilidad.</w:t>
+      </w:r>
+    </w:p>
+    <w:p>
+      <w:pPr>
+        <w:pStyle w:val="BodyText"/>
+      </w:pPr>
+      <w:r>
+        <w:t xml:space="preserve">Escribe una conclusión, acción correctiva o lección.</w:t>
+      </w:r>
+    </w:p>
+    <w:p>
+      <w:pPr>
+        <w:numPr>
+          <w:ilvl w:val="0"/>
+          <w:numId w:val="1024"/>
         </w:numPr>
         <w:pStyle w:val="Compact"/>
       </w:pPr>
       <w:r>
-        <w:t xml:space="preserve">Plan de aprendizaje de 30 días</w:t>
+        <w:t xml:space="preserve">Preparación de entrevistas</w:t>
       </w:r>
     </w:p>
     <w:p>
@@ -9011,12 +9036,192 @@
           <w:iCs/>
           <w:i/>
         </w:rPr>
-        <w:t xml:space="preserve">Un mes realista de lectura, práctica, trabajo de cartera y preparación de entrevistas</w:t>
+        <w:t xml:space="preserve">Respuestas rápidas y precisas para analistas y administradores junior</w:t>
       </w:r>
       <w:r>
         <w:t xml:space="preserve">.</w:t>
       </w:r>
     </w:p>
+    <w:bookmarkEnd w:id="115"/>
+    <w:bookmarkStart w:id="116" w:name="qué-es-nist-csf-2.0"/>
+    <w:p>
+      <w:pPr>
+        <w:pStyle w:val="Heading2"/>
+      </w:pPr>
+      <w:r>
+        <w:t xml:space="preserve">¿Qué es NIST CSF 2.0?</w:t>
+      </w:r>
+    </w:p>
+    <w:p>
+      <w:pPr>
+        <w:pStyle w:val="FirstParagraph"/>
+      </w:pPr>
+      <w:r>
+        <w:t xml:space="preserve">Un marco flexible centrado en los resultados que ayuda a las organizaciones a comprender, evaluar, priorizar y comunicar el riesgo de ciberseguridad utilizando el núcleo, los perfiles, los niveles y los recursos de apoyo.</w:t>
+      </w:r>
+    </w:p>
+    <w:bookmarkEnd w:id="116"/>
+    <w:bookmarkStart w:id="117" w:name="cuáles-son-las-seis-funciones"/>
+    <w:p>
+      <w:pPr>
+        <w:pStyle w:val="Heading2"/>
+      </w:pPr>
+      <w:r>
+        <w:t xml:space="preserve">¿Cuáles son las seis Funciones?</w:t>
+      </w:r>
+    </w:p>
+    <w:p>
+      <w:pPr>
+        <w:pStyle w:val="FirstParagraph"/>
+      </w:pPr>
+      <w:r>
+        <w:t xml:space="preserve">Govern, Identificar, Proteger, Detectar, Responder y Recover.</w:t>
+      </w:r>
+    </w:p>
+    <w:bookmarkEnd w:id="117"/>
+    <w:bookmarkStart w:id="118" w:name="por-qué-fue-agregado-govern"/>
+    <w:p>
+      <w:pPr>
+        <w:pStyle w:val="Heading2"/>
+      </w:pPr>
+      <w:r>
+        <w:t xml:space="preserve">¿Por qué fue agregado Govern?</w:t>
+      </w:r>
+    </w:p>
+    <w:p>
+      <w:pPr>
+        <w:pStyle w:val="FirstParagraph"/>
+      </w:pPr>
+      <w:r>
+        <w:t xml:space="preserve">Hace explícita la rendición de cuentas, la política, la estrategia de riesgo, la integración de los riesgos institucionales, la supervisión y el riesgo de cadena de suministro.</w:t>
+      </w:r>
+    </w:p>
+    <w:bookmarkEnd w:id="118"/>
+    <w:bookmarkStart w:id="119" w:name="qué-es-un-perfil-actual"/>
+    <w:p>
+      <w:pPr>
+        <w:pStyle w:val="Heading2"/>
+      </w:pPr>
+      <w:r>
+        <w:t xml:space="preserve">¿Qué es un perfil actual?</w:t>
+      </w:r>
+    </w:p>
+    <w:p>
+      <w:pPr>
+        <w:pStyle w:val="FirstParagraph"/>
+      </w:pPr>
+      <w:r>
+        <w:t xml:space="preserve">A description of Core outcomes a defined scope is currently achieving or attempting to achieve, including how or to what extent.</w:t>
+      </w:r>
+    </w:p>
+    <w:bookmarkEnd w:id="119"/>
+    <w:bookmarkStart w:id="120" w:name="qué-es-un-perfil-objetivo"/>
+    <w:p>
+      <w:pPr>
+        <w:pStyle w:val="Heading2"/>
+      </w:pPr>
+      <w:r>
+        <w:t xml:space="preserve">¿Qué es un perfil objetivo?</w:t>
+      </w:r>
+    </w:p>
+    <w:p>
+      <w:pPr>
+        <w:pStyle w:val="FirstParagraph"/>
+      </w:pPr>
+      <w:r>
+        <w:t xml:space="preserve">Los resultados básicos prioritarios que la organización selecciona para un estado futuro definido basado en la misión, el riesgo, las obligaciones, los interesados y los recursos.</w:t>
+      </w:r>
+    </w:p>
+    <w:bookmarkEnd w:id="120"/>
+    <w:bookmarkStart w:id="121" w:name="qué-son-los-tiers"/>
+    <w:p>
+      <w:pPr>
+        <w:pStyle w:val="Heading2"/>
+      </w:pPr>
+      <w:r>
+        <w:t xml:space="preserve">¿Qué son los Tiers?</w:t>
+      </w:r>
+    </w:p>
+    <w:p>
+      <w:pPr>
+        <w:pStyle w:val="FirstParagraph"/>
+      </w:pPr>
+      <w:r>
+        <w:t xml:space="preserve">Context for the rigor of cibersecurity risk governance and management practices: Partial, Risk Informed, Repible, and Adaptive.</w:t>
+      </w:r>
+    </w:p>
+    <w:bookmarkEnd w:id="121"/>
+    <w:bookmarkStart w:id="122" w:name="csf-certifica-el-cumplimiento"/>
+    <w:p>
+      <w:pPr>
+        <w:pStyle w:val="Heading2"/>
+      </w:pPr>
+      <w:r>
+        <w:t xml:space="preserve">¿CSF certifica el cumplimiento?</w:t>
+      </w:r>
+    </w:p>
+    <w:p>
+      <w:pPr>
+        <w:pStyle w:val="FirstParagraph"/>
+      </w:pPr>
+      <w:r>
+        <w:t xml:space="preserve">No. La alineación CSF no crea el cumplimiento legal ni la certificación NIST. Las obligaciones aplicables y los controles aplicados deben evaluarse por separado.</w:t>
+      </w:r>
+    </w:p>
+    <w:bookmarkEnd w:id="122"/>
+    <w:bookmarkStart w:id="123" w:name="cómo-verificas-un-resultado"/>
+    <w:p>
+      <w:pPr>
+        <w:pStyle w:val="Heading2"/>
+      </w:pPr>
+      <w:r>
+        <w:t xml:space="preserve">¿Cómo verificas un resultado?</w:t>
+      </w:r>
+    </w:p>
+    <w:p>
+      <w:pPr>
+        <w:pStyle w:val="FirstParagraph"/>
+      </w:pPr>
+      <w:r>
+        <w:t xml:space="preserve">Definir el alcance y los criterios, evaluar el diseño de control, obtener una población completa, muestra por riesgo, inspeccionar y repercutir, registrar excepciones, corregir, retest y declarar una conclusión apoyada.</w:t>
+      </w:r>
+    </w:p>
+    <w:bookmarkEnd w:id="123"/>
+    <w:bookmarkStart w:id="124" w:name="cómo-deben-usarse-las-herramientas"/>
+    <w:p>
+      <w:pPr>
+        <w:pStyle w:val="Heading2"/>
+      </w:pPr>
+      <w:r>
+        <w:t xml:space="preserve">¿Cómo deben usarse las herramientas?</w:t>
+      </w:r>
+    </w:p>
+    <w:p>
+      <w:pPr>
+        <w:pStyle w:val="FirstParagraph"/>
+      </w:pPr>
+      <w:r>
+        <w:t xml:space="preserve">Sólo con autorización y como una fuente de evidencia. Validar la cobertura y los resultados, proteger los productos, corregir las brechas confirmadas y volver a probar.</w:t>
+      </w:r>
+    </w:p>
+    <w:bookmarkEnd w:id="124"/>
+    <w:bookmarkStart w:id="125" w:name="cómo-priorizas-las-brechas"/>
+    <w:p>
+      <w:pPr>
+        <w:pStyle w:val="Heading2"/>
+      </w:pPr>
+      <w:r>
+        <w:t xml:space="preserve">¿Cómo priorizas las brechas?</w:t>
+      </w:r>
+    </w:p>
+    <w:p>
+      <w:pPr>
+        <w:pStyle w:val="FirstParagraph"/>
+      </w:pPr>
+      <w:r>
+        <w:t xml:space="preserve">Utilizar los efectos de la misión, la amenaza, la probabilidad, la crítica de activos y proveedores, las obligaciones, la exposición, las dependencias, los controles existentes, el costo, la viabilidad y el apetito de riesgo.</w:t>
+      </w:r>
+    </w:p>
     <w:p>
       <w:pPr>
         <w:pStyle w:val="BodyText"/>
@@ -9032,105 +9237,487 @@
           <w:bCs/>
           <w:b/>
         </w:rPr>
-        <w:t xml:space="preserve">Week</w:t>
-      </w:r>
-      <w:r>
-        <w:t xml:space="preserve"> </w:t>
-      </w:r>
-      <w:r>
-        <w:t xml:space="preserve">Silencio**</w:t>
-      </w:r>
-      <w:r>
-        <w:t xml:space="preserve"> </w:t>
-      </w:r>
-      <w:r>
-        <w:t xml:space="preserve">Silencio——————————————–</w:t>
-      </w:r>
-      <w:r>
-        <w:t xml:space="preserve"> </w:t>
-      </w:r>
-      <w:r>
-        <w:t xml:space="preserve">tención Semana 1 Silencio CSF propósito, Core, six Funciones, contexto, y activos peru Scope memo, mapa de los interesados, inventario de activos y datos</w:t>
-      </w:r>
-      <w:r>
-        <w:t xml:space="preserve"> </w:t>
-      </w:r>
-      <w:r>
-        <w:t xml:space="preserve">TEN Week 2 TENIDO Riesgo, Perfiles, Tiers, Gobernanza y cadena de suministro TENIDO Registro de riesgos, Perfiles actuales y de objetivos, Tiering de proveedores</w:t>
-      </w:r>
-      <w:r>
-        <w:t xml:space="preserve"> </w:t>
-      </w:r>
-      <w:r>
-        <w:t xml:space="preserve">tención semana 3 ← Salvaguardias, monitoreo, respuesta, recuperación, evidencia y pruebas TENENCIA Cinco pruebas de control, archivo de incidentes, evidencia de recuperación</w:t>
-      </w:r>
-      <w:r>
-        <w:t xml:space="preserve"> </w:t>
-      </w:r>
-      <w:r>
-        <w:t xml:space="preserve">Silencio Semana 4 Silencio Herramientas, reportajes, portafolio y entrevistas ← Portafolio Sanitizado, dashboard, respuestas practicadas</w:t>
-      </w:r>
-    </w:p>
+        <w:t xml:space="preserve">Respuesta de Manager de 60 segundos:</w:t>
+      </w:r>
+      <w:r>
+        <w:t xml:space="preserve"> </w:t>
+      </w:r>
+      <w:r>
+        <w:t xml:space="preserve">Uso CSF 2.0 para conectar la ciberseguridad con el riesgo de negocio. Definimos el alcance y las partes interesadas, seleccionamos los resultados aplicables, construimos perfiles de objetivos actuales y basados en riesgos, priorizamos las lagunas en el apetito y las obligaciones, los planes de acción de los fondos, las pruebas de funcionamiento, incluyen a los proveedores y informamos claramente sobre las decisiones y limitaciones. Las herramientas apoyan el trabajo, pero las personas siguen siendo responsables de su alcance, juicio, corrección y riesgo residual.</w:t>
+      </w:r>
+      <w:r>
+        <w:t xml:space="preserve"> </w:t>
+      </w:r>
+      <w:r>
+        <w:t xml:space="preserve">Respuesta</w:t>
+      </w:r>
+    </w:p>
+    <w:bookmarkEnd w:id="125"/>
+    <w:bookmarkEnd w:id="126"/>
+    <w:bookmarkStart w:id="132" w:name="plantillas-y-listas-de-verificación"/>
+    <w:p>
+      <w:pPr>
+        <w:pStyle w:val="Heading1"/>
+      </w:pPr>
+      <w:r>
+        <w:t xml:space="preserve">22. Plantillas y listas de verificación</w:t>
+      </w:r>
+    </w:p>
+    <w:p>
+      <w:pPr>
+        <w:numPr>
+          <w:ilvl w:val="0"/>
+          <w:numId w:val="1025"/>
+        </w:numPr>
+        <w:pStyle w:val="Compact"/>
+      </w:pPr>
+      <w:r>
+        <w:t xml:space="preserve">Estructuras útiles para un sistema de organización aprobado*.</w:t>
+      </w:r>
+    </w:p>
+    <w:bookmarkStart w:id="127" w:name="profile-record"/>
+    <w:p>
+      <w:pPr>
+        <w:pStyle w:val="Heading2"/>
+      </w:pPr>
+      <w:r>
+        <w:t xml:space="preserve">22.1 Profile record</w:t>
+      </w:r>
+    </w:p>
+    <w:p>
+      <w:pPr>
+        <w:numPr>
+          <w:ilvl w:val="0"/>
+          <w:numId w:val="1026"/>
+        </w:numPr>
+      </w:pPr>
+      <w:r>
+        <w:t xml:space="preserve">Alcance, propósito, propietario, patrocinador, partes interesadas, fecha y gatillo de revisión</w:t>
+      </w:r>
+    </w:p>
+    <w:p>
+      <w:pPr>
+        <w:numPr>
+          <w:ilvl w:val="0"/>
+          <w:numId w:val="1026"/>
+        </w:numPr>
+      </w:pPr>
+      <w:r>
+        <w:t xml:space="preserve">Función, categoría y identificador de subcategoría</w:t>
+      </w:r>
+    </w:p>
+    <w:p>
+      <w:pPr>
+        <w:numPr>
+          <w:ilvl w:val="0"/>
+          <w:numId w:val="1026"/>
+        </w:numPr>
+      </w:pPr>
+      <w:r>
+        <w:t xml:space="preserve">Aplicabilidad y racionalidad</w:t>
+      </w:r>
+    </w:p>
+    <w:p>
+      <w:pPr>
+        <w:numPr>
+          <w:ilvl w:val="0"/>
+          <w:numId w:val="1026"/>
+        </w:numPr>
+      </w:pPr>
+      <w:r>
+        <w:t xml:space="preserve">Situación actual, aplicación, propietario, evidencia, prueba, excepción y limitación</w:t>
+      </w:r>
+    </w:p>
+    <w:p>
+      <w:pPr>
+        <w:numPr>
+          <w:ilvl w:val="0"/>
+          <w:numId w:val="1026"/>
+        </w:numPr>
+      </w:pPr>
+      <w:r>
+        <w:t xml:space="preserve">Situación y prioridad de los objetivos</w:t>
+      </w:r>
+    </w:p>
+    <w:p>
+      <w:pPr>
+        <w:numPr>
+          <w:ilvl w:val="0"/>
+          <w:numId w:val="1026"/>
+        </w:numPr>
+      </w:pPr>
+      <w:r>
+        <w:t xml:space="preserve">Gap, risk, action, interim protection, owner, resources, date, dependency and retest</w:t>
+      </w:r>
+    </w:p>
+    <w:p>
+      <w:pPr>
+        <w:numPr>
+          <w:ilvl w:val="0"/>
+          <w:numId w:val="1026"/>
+        </w:numPr>
+      </w:pPr>
+      <w:r>
+        <w:t xml:space="preserve">Contexto actual y de destino donde útil</w:t>
+      </w:r>
+    </w:p>
+    <w:p>
+      <w:pPr>
+        <w:numPr>
+          <w:ilvl w:val="0"/>
+          <w:numId w:val="1026"/>
+        </w:numPr>
+      </w:pPr>
+      <w:r>
+        <w:t xml:space="preserve">Historial de aprobación y versión</w:t>
+      </w:r>
+    </w:p>
+    <w:bookmarkEnd w:id="127"/>
+    <w:bookmarkStart w:id="128" w:name="risk-register"/>
+    <w:p>
+      <w:pPr>
+        <w:pStyle w:val="Heading2"/>
+      </w:pPr>
+      <w:r>
+        <w:t xml:space="preserve">22.2 Risk register</w:t>
+      </w:r>
+    </w:p>
+    <w:p>
+      <w:pPr>
+        <w:numPr>
+          <w:ilvl w:val="0"/>
+          <w:numId w:val="1027"/>
+        </w:numPr>
+      </w:pPr>
+      <w:r>
+        <w:t xml:space="preserve">Objetivo, activo, servicio, datos, proveedor y propietario</w:t>
+      </w:r>
+    </w:p>
+    <w:p>
+      <w:pPr>
+        <w:numPr>
+          <w:ilvl w:val="0"/>
+          <w:numId w:val="1027"/>
+        </w:numPr>
+      </w:pPr>
+      <w:r>
+        <w:t xml:space="preserve">Amenaza, vulnerabilidad, escenario y resultados CSF afectados</w:t>
+      </w:r>
+    </w:p>
+    <w:p>
+      <w:pPr>
+        <w:numPr>
+          <w:ilvl w:val="0"/>
+          <w:numId w:val="1027"/>
+        </w:numPr>
+      </w:pPr>
+      <w:r>
+        <w:t xml:space="preserve">Controles y pruebas existentes</w:t>
+      </w:r>
+    </w:p>
+    <w:p>
+      <w:pPr>
+        <w:numPr>
+          <w:ilvl w:val="0"/>
+          <w:numId w:val="1027"/>
+        </w:numPr>
+      </w:pPr>
+      <w:r>
+        <w:t xml:space="preserve">probabilidad, impacto, riesgo inherente y método</w:t>
+      </w:r>
+    </w:p>
+    <w:p>
+      <w:pPr>
+        <w:numPr>
+          <w:ilvl w:val="0"/>
+          <w:numId w:val="1027"/>
+        </w:numPr>
+      </w:pPr>
+      <w:r>
+        <w:t xml:space="preserve">Respuesta, acción, propietario, recursos, fecha y dependencia</w:t>
+      </w:r>
+    </w:p>
+    <w:p>
+      <w:pPr>
+        <w:numPr>
+          <w:ilvl w:val="0"/>
+          <w:numId w:val="1027"/>
+        </w:numPr>
+      </w:pPr>
+      <w:r>
+        <w:t xml:space="preserve">Riesgo residual, comparación de apetito/tolerancia y autoridad de aceptación</w:t>
+      </w:r>
+    </w:p>
+    <w:p>
+      <w:pPr>
+        <w:numPr>
+          <w:ilvl w:val="0"/>
+          <w:numId w:val="1027"/>
+        </w:numPr>
+      </w:pPr>
+      <w:r>
+        <w:t xml:space="preserve">Indicador, gatillo de revisión, expiración de excepción y retest</w:t>
+      </w:r>
+    </w:p>
+    <w:bookmarkEnd w:id="128"/>
+    <w:bookmarkStart w:id="129" w:name="ficha-de-control"/>
+    <w:p>
+      <w:pPr>
+        <w:pStyle w:val="Heading2"/>
+      </w:pPr>
+      <w:r>
+        <w:t xml:space="preserve">22.3 Ficha de control</w:t>
+      </w:r>
+    </w:p>
+    <w:p>
+      <w:pPr>
+        <w:numPr>
+          <w:ilvl w:val="0"/>
+          <w:numId w:val="1028"/>
+        </w:numPr>
+      </w:pPr>
+      <w:r>
+        <w:t xml:space="preserve">Resultado, riesgo, control, propietario, frecuencia, sistemas, ubicaciones y periodo</w:t>
+      </w:r>
+    </w:p>
+    <w:p>
+      <w:pPr>
+        <w:numPr>
+          <w:ilvl w:val="0"/>
+          <w:numId w:val="1028"/>
+        </w:numPr>
+      </w:pPr>
+      <w:r>
+        <w:t xml:space="preserve">Criterios de diseño y pruebas esperadas</w:t>
+      </w:r>
+    </w:p>
+    <w:p>
+      <w:pPr>
+        <w:numPr>
+          <w:ilvl w:val="0"/>
+          <w:numId w:val="1028"/>
+        </w:numPr>
+      </w:pPr>
+      <w:r>
+        <w:t xml:space="preserve">Comprobación completa de población</w:t>
+      </w:r>
+    </w:p>
+    <w:p>
+      <w:pPr>
+        <w:numPr>
+          <w:ilvl w:val="0"/>
+          <w:numId w:val="1028"/>
+        </w:numPr>
+      </w:pPr>
+      <w:r>
+        <w:t xml:space="preserve">Método de muestra y elementos seleccionados</w:t>
+      </w:r>
+    </w:p>
+    <w:p>
+      <w:pPr>
+        <w:numPr>
+          <w:ilvl w:val="0"/>
+          <w:numId w:val="1028"/>
+        </w:numPr>
+      </w:pPr>
+      <w:r>
+        <w:t xml:space="preserve">Procedimiento, evidencia inspeccionada, reperformance y resultado</w:t>
+      </w:r>
+    </w:p>
+    <w:p>
+      <w:pPr>
+        <w:numPr>
+          <w:ilvl w:val="0"/>
+          <w:numId w:val="1028"/>
+        </w:numPr>
+      </w:pPr>
+      <w:r>
+        <w:t xml:space="preserve">Excepciones, causa, impacto, acción, propietario, fecha y protección provisional</w:t>
+      </w:r>
+    </w:p>
+    <w:p>
+      <w:pPr>
+        <w:numPr>
+          <w:ilvl w:val="0"/>
+          <w:numId w:val="1028"/>
+        </w:numPr>
+      </w:pPr>
+      <w:r>
+        <w:t xml:space="preserve">Retest, conclusión, limitaciones, revisor y aprobación</w:t>
+      </w:r>
+    </w:p>
+    <w:bookmarkEnd w:id="129"/>
+    <w:bookmarkStart w:id="130" w:name="revisión-del-proveedor"/>
+    <w:p>
+      <w:pPr>
+        <w:pStyle w:val="Heading2"/>
+      </w:pPr>
+      <w:r>
+        <w:t xml:space="preserve">22.4 Revisión del proveedor</w:t>
+      </w:r>
+    </w:p>
+    <w:p>
+      <w:pPr>
+        <w:numPr>
+          <w:ilvl w:val="0"/>
+          <w:numId w:val="1029"/>
+        </w:numPr>
+      </w:pPr>
+      <w:r>
+        <w:t xml:space="preserve">Servicio, propietario, crítica, acceso, datos, ubicaciones, subcontratistas, dependencias y alternativas</w:t>
+      </w:r>
+    </w:p>
+    <w:p>
+      <w:pPr>
+        <w:numPr>
+          <w:ilvl w:val="0"/>
+          <w:numId w:val="1029"/>
+        </w:numPr>
+      </w:pPr>
+      <w:r>
+        <w:t xml:space="preserve">debida diligencia, autenticidad, desarrollo seguro, vulnerabilidades, resiliencia, historial de incidentes y preocupaciones financieras o operacionales</w:t>
+      </w:r>
+    </w:p>
+    <w:p>
+      <w:pPr>
+        <w:numPr>
+          <w:ilvl w:val="0"/>
+          <w:numId w:val="1029"/>
+        </w:numPr>
+      </w:pPr>
+      <w:r>
+        <w:t xml:space="preserve">Requisitos contractuales, derechos de prueba, notificación, recuperación, retorno/destrucción y salida</w:t>
+      </w:r>
+    </w:p>
+    <w:p>
+      <w:pPr>
+        <w:numPr>
+          <w:ilvl w:val="0"/>
+          <w:numId w:val="1029"/>
+        </w:numPr>
+      </w:pPr>
+      <w:r>
+        <w:t xml:space="preserve">Vigilancia, hallazgos, excepciones, acciones correctivas, ejercicios, incidentes, cambios, renovación y terminación</w:t>
+      </w:r>
+    </w:p>
+    <w:bookmarkEnd w:id="130"/>
+    <w:bookmarkStart w:id="131" w:name="Xd154050ad2f858fb995bf5a81e185461cb3b560"/>
+    <w:p>
+      <w:pPr>
+        <w:pStyle w:val="Heading2"/>
+      </w:pPr>
+      <w:r>
+        <w:t xml:space="preserve">22.5 Lista de comprobación de la preparación del administrador</w:t>
+      </w:r>
+    </w:p>
+    <w:p>
+      <w:pPr>
+        <w:numPr>
+          <w:ilvl w:val="0"/>
+          <w:numId w:val="1030"/>
+        </w:numPr>
+      </w:pPr>
+      <w:r>
+        <w:t xml:space="preserve">Patrocinador, funciones, recursos, políticas y estrategia de riesgo aprobada</w:t>
+      </w:r>
+    </w:p>
+    <w:p>
+      <w:pPr>
+        <w:numPr>
+          <w:ilvl w:val="0"/>
+          <w:numId w:val="1030"/>
+        </w:numPr>
+      </w:pPr>
+      <w:r>
+        <w:t xml:space="preserve">Alcance, partes interesadas, obligaciones, servicios críticos, dependencias y proveedores actuales</w:t>
+      </w:r>
+    </w:p>
+    <w:p>
+      <w:pPr>
+        <w:numPr>
+          <w:ilvl w:val="0"/>
+          <w:numId w:val="1030"/>
+        </w:numPr>
+      </w:pPr>
+      <w:r>
+        <w:t xml:space="preserve">Activo, datos, sistema, servicio, identidad, vulnerabilidad y poblaciones de riesgo reconciliadas</w:t>
+      </w:r>
+    </w:p>
+    <w:p>
+      <w:pPr>
+        <w:numPr>
+          <w:ilvl w:val="0"/>
+          <w:numId w:val="1030"/>
+        </w:numPr>
+      </w:pPr>
+      <w:r>
+        <w:t xml:space="preserve">Perfiles actuales y de objetivos apoyados y aprobados</w:t>
+      </w:r>
+    </w:p>
+    <w:p>
+      <w:pPr>
+        <w:numPr>
+          <w:ilvl w:val="0"/>
+          <w:numId w:val="1030"/>
+        </w:numPr>
+      </w:pPr>
+      <w:r>
+        <w:t xml:space="preserve">Plan de acción basado en el riesgo financiado y seguido</w:t>
+      </w:r>
+    </w:p>
+    <w:p>
+      <w:pPr>
+        <w:numPr>
+          <w:ilvl w:val="0"/>
+          <w:numId w:val="1030"/>
+        </w:numPr>
+      </w:pPr>
+      <w:r>
+        <w:t xml:space="preserve">Pruebas de seguridad, vigilancia, incidentes y recuperación</w:t>
+      </w:r>
+    </w:p>
+    <w:p>
+      <w:pPr>
+        <w:numPr>
+          <w:ilvl w:val="0"/>
+          <w:numId w:val="1030"/>
+        </w:numPr>
+      </w:pPr>
+      <w:r>
+        <w:t xml:space="preserve">Controles de ciclo de vida del proveedor</w:t>
+      </w:r>
+    </w:p>
+    <w:p>
+      <w:pPr>
+        <w:numPr>
+          <w:ilvl w:val="0"/>
+          <w:numId w:val="1030"/>
+        </w:numPr>
+      </w:pPr>
+      <w:r>
+        <w:t xml:space="preserve">Métricas relacionadas con el riesgo y los resultados</w:t>
+      </w:r>
+    </w:p>
+    <w:p>
+      <w:pPr>
+        <w:numPr>
+          <w:ilvl w:val="0"/>
+          <w:numId w:val="1030"/>
+        </w:numPr>
+      </w:pPr>
+      <w:r>
+        <w:t xml:space="preserve">Excepciones, aceptaciones, limitaciones y pruebas visibles para los encargados de adoptar decisiones</w:t>
+      </w:r>
+    </w:p>
+    <w:bookmarkEnd w:id="131"/>
     <w:bookmarkEnd w:id="132"/>
-    <w:bookmarkStart w:id="133" w:name="hábitos-diarios"/>
-    <w:p>
-      <w:pPr>
-        <w:pStyle w:val="Heading2"/>
-      </w:pPr>
-      <w:r>
-        <w:t xml:space="preserve">20.1 hábitos diarios</w:t>
-      </w:r>
-    </w:p>
-    <w:p>
-      <w:pPr>
-        <w:pStyle w:val="FirstParagraph"/>
-      </w:pPr>
-      <w:r>
-        <w:t xml:space="preserve">Lea una sección oficial NIST o grupo de resultados.</w:t>
-      </w:r>
-    </w:p>
-    <w:p>
-      <w:pPr>
-        <w:pStyle w:val="BodyText"/>
-      </w:pPr>
-      <w:r>
-        <w:t xml:space="preserve">Explíquelo en lenguaje claro sin cambiar su significado.</w:t>
-      </w:r>
-    </w:p>
-    <w:p>
-      <w:pPr>
-        <w:pStyle w:val="BodyText"/>
-      </w:pPr>
-      <w:r>
-        <w:t xml:space="preserve">Crear un elemento de evidencia ficticia.</w:t>
-      </w:r>
-    </w:p>
-    <w:p>
-      <w:pPr>
-        <w:pStyle w:val="BodyText"/>
-      </w:pPr>
-      <w:r>
-        <w:t xml:space="preserve">Prueba su integridad, alcance, fecha, propiedad y fiabilidad.</w:t>
-      </w:r>
-    </w:p>
-    <w:p>
-      <w:pPr>
-        <w:pStyle w:val="BodyText"/>
-      </w:pPr>
-      <w:r>
-        <w:t xml:space="preserve">Escribe una conclusión, acción correctiva o lección.</w:t>
-      </w:r>
-    </w:p>
-    <w:p>
-      <w:pPr>
-        <w:numPr>
-          <w:ilvl w:val="0"/>
-          <w:numId w:val="1024"/>
-        </w:numPr>
-        <w:pStyle w:val="Compact"/>
-      </w:pPr>
-      <w:r>
-        <w:t xml:space="preserve">Preparación de entrevistas</w:t>
+    <w:bookmarkStart w:id="134" w:name="índice-de-glosario-y-asunto"/>
+    <w:p>
+      <w:pPr>
+        <w:pStyle w:val="Heading1"/>
+      </w:pPr>
+      <w:r>
+        <w:t xml:space="preserve">23. Índice de Glosario y Asunto</w:t>
       </w:r>
     </w:p>
     <w:p>
@@ -9142,984 +9729,291 @@
           <w:iCs/>
           <w:i/>
         </w:rPr>
-        <w:t xml:space="preserve">Respuestas rápidas y precisas para analistas y administradores junior</w:t>
+        <w:t xml:space="preserve">Definiciones en inglés y una guía para temas importantes</w:t>
       </w:r>
       <w:r>
         <w:t xml:space="preserve">.</w:t>
       </w:r>
     </w:p>
-    <w:bookmarkEnd w:id="133"/>
-    <w:bookmarkStart w:id="134" w:name="qué-es-nist-csf-2.0"/>
-    <w:p>
-      <w:pPr>
-        <w:pStyle w:val="Heading2"/>
-      </w:pPr>
-      <w:r>
-        <w:t xml:space="preserve">¿Qué es NIST CSF 2.0?</w:t>
-      </w:r>
-    </w:p>
-    <w:p>
-      <w:pPr>
-        <w:pStyle w:val="FirstParagraph"/>
-      </w:pPr>
-      <w:r>
-        <w:t xml:space="preserve">Un marco flexible centrado en los resultados que ayuda a las organizaciones a comprender, evaluar, priorizar y comunicar el riesgo de ciberseguridad utilizando el núcleo, los perfiles, los niveles y los recursos de apoyo.</w:t>
-      </w:r>
-    </w:p>
-    <w:bookmarkEnd w:id="134"/>
-    <w:bookmarkStart w:id="135" w:name="cuáles-son-las-seis-funciones"/>
-    <w:p>
-      <w:pPr>
-        <w:pStyle w:val="Heading2"/>
-      </w:pPr>
-      <w:r>
-        <w:t xml:space="preserve">¿Cuáles son las seis Funciones?</w:t>
-      </w:r>
-    </w:p>
-    <w:p>
-      <w:pPr>
-        <w:pStyle w:val="FirstParagraph"/>
-      </w:pPr>
-      <w:r>
-        <w:t xml:space="preserve">Govern, Identificar, Proteger, Detectar, Responder y Recover.</w:t>
-      </w:r>
-    </w:p>
-    <w:bookmarkEnd w:id="135"/>
-    <w:bookmarkStart w:id="136" w:name="por-qué-fue-agregado-govern"/>
-    <w:p>
-      <w:pPr>
-        <w:pStyle w:val="Heading2"/>
-      </w:pPr>
-      <w:r>
-        <w:t xml:space="preserve">¿Por qué fue agregado Govern?</w:t>
-      </w:r>
-    </w:p>
-    <w:p>
-      <w:pPr>
-        <w:pStyle w:val="FirstParagraph"/>
-      </w:pPr>
-      <w:r>
-        <w:t xml:space="preserve">Hace explícita la rendición de cuentas, la política, la estrategia de riesgo, la integración de los riesgos institucionales, la supervisión y el riesgo de cadena de suministro.</w:t>
-      </w:r>
-    </w:p>
-    <w:bookmarkEnd w:id="136"/>
-    <w:bookmarkStart w:id="137" w:name="qué-es-un-perfil-actual"/>
-    <w:p>
-      <w:pPr>
-        <w:pStyle w:val="Heading2"/>
-      </w:pPr>
-      <w:r>
-        <w:t xml:space="preserve">¿Qué es un perfil actual?</w:t>
-      </w:r>
-    </w:p>
-    <w:p>
-      <w:pPr>
-        <w:pStyle w:val="FirstParagraph"/>
-      </w:pPr>
-      <w:r>
-        <w:t xml:space="preserve">A description of Core outcomes a defined scope is currently achieving or attempting to achieve, including how or to what extent.</w:t>
-      </w:r>
-    </w:p>
-    <w:bookmarkEnd w:id="137"/>
-    <w:bookmarkStart w:id="138" w:name="qué-es-un-perfil-objetivo"/>
-    <w:p>
-      <w:pPr>
-        <w:pStyle w:val="Heading2"/>
-      </w:pPr>
-      <w:r>
-        <w:t xml:space="preserve">¿Qué es un perfil objetivo?</w:t>
-      </w:r>
-    </w:p>
-    <w:p>
-      <w:pPr>
-        <w:pStyle w:val="FirstParagraph"/>
-      </w:pPr>
-      <w:r>
-        <w:t xml:space="preserve">Los resultados básicos prioritarios que la organización selecciona para un estado futuro definido basado en la misión, el riesgo, las obligaciones, los interesados y los recursos.</w:t>
-      </w:r>
-    </w:p>
-    <w:bookmarkEnd w:id="138"/>
-    <w:bookmarkStart w:id="139" w:name="qué-son-los-tiers"/>
-    <w:p>
-      <w:pPr>
-        <w:pStyle w:val="Heading2"/>
-      </w:pPr>
-      <w:r>
-        <w:t xml:space="preserve">¿Qué son los Tiers?</w:t>
-      </w:r>
-    </w:p>
-    <w:p>
-      <w:pPr>
-        <w:pStyle w:val="FirstParagraph"/>
-      </w:pPr>
-      <w:r>
-        <w:t xml:space="preserve">Context for the rigor of cibersecurity risk governance and management practices: Partial, Risk Informed, Repible, and Adaptive.</w:t>
-      </w:r>
-    </w:p>
-    <w:bookmarkEnd w:id="139"/>
-    <w:bookmarkStart w:id="140" w:name="csf-certifica-el-cumplimiento"/>
-    <w:p>
-      <w:pPr>
-        <w:pStyle w:val="Heading2"/>
-      </w:pPr>
-      <w:r>
-        <w:t xml:space="preserve">¿CSF certifica el cumplimiento?</w:t>
-      </w:r>
-    </w:p>
-    <w:p>
-      <w:pPr>
-        <w:pStyle w:val="FirstParagraph"/>
-      </w:pPr>
-      <w:r>
-        <w:t xml:space="preserve">No. La alineación CSF no crea el cumplimiento legal ni la certificación NIST. Las obligaciones aplicables y los controles aplicados deben evaluarse por separado.</w:t>
-      </w:r>
-    </w:p>
-    <w:bookmarkEnd w:id="140"/>
-    <w:bookmarkStart w:id="141" w:name="cómo-verificas-un-resultado"/>
-    <w:p>
-      <w:pPr>
-        <w:pStyle w:val="Heading2"/>
-      </w:pPr>
-      <w:r>
-        <w:t xml:space="preserve">¿Cómo verificas un resultado?</w:t>
-      </w:r>
-    </w:p>
-    <w:p>
-      <w:pPr>
-        <w:pStyle w:val="FirstParagraph"/>
-      </w:pPr>
-      <w:r>
-        <w:t xml:space="preserve">Definir el alcance y los criterios, evaluar el diseño de control, obtener una población completa, muestra por riesgo, inspeccionar y repercutir, registrar excepciones, corregir, retest y declarar una conclusión apoyada.</w:t>
-      </w:r>
-    </w:p>
-    <w:bookmarkEnd w:id="141"/>
-    <w:bookmarkStart w:id="142" w:name="cómo-deben-usarse-las-herramientas"/>
-    <w:p>
-      <w:pPr>
-        <w:pStyle w:val="Heading2"/>
-      </w:pPr>
-      <w:r>
-        <w:t xml:space="preserve">¿Cómo deben usarse las herramientas?</w:t>
-      </w:r>
-    </w:p>
-    <w:p>
-      <w:pPr>
-        <w:pStyle w:val="FirstParagraph"/>
-      </w:pPr>
-      <w:r>
-        <w:t xml:space="preserve">Sólo con autorización y como una fuente de evidencia. Validar la cobertura y los resultados, proteger los productos, corregir las brechas confirmadas y volver a probar.</w:t>
-      </w:r>
-    </w:p>
-    <w:bookmarkEnd w:id="142"/>
-    <w:bookmarkStart w:id="143" w:name="cómo-priorizas-las-brechas"/>
-    <w:p>
-      <w:pPr>
-        <w:pStyle w:val="Heading2"/>
-      </w:pPr>
-      <w:r>
-        <w:t xml:space="preserve">¿Cómo priorizas las brechas?</w:t>
-      </w:r>
-    </w:p>
-    <w:p>
-      <w:pPr>
-        <w:pStyle w:val="FirstParagraph"/>
-      </w:pPr>
-      <w:r>
-        <w:t xml:space="preserve">Utilizar los efectos de la misión, la amenaza, la probabilidad, la crítica de activos y proveedores, las obligaciones, la exposición, las dependencias, los controles existentes, el costo, la viabilidad y el apetito de riesgo.</w:t>
-      </w:r>
-    </w:p>
-    <w:p>
-      <w:pPr>
-        <w:pStyle w:val="BodyText"/>
-      </w:pPr>
-      <w:r>
-        <w:t xml:space="preserve">Silencio</w:t>
-      </w:r>
-      <w:r>
-        <w:t xml:space="preserve"> </w:t>
-      </w:r>
-      <w:r>
-        <w:rPr>
-          <w:bCs/>
-          <w:b/>
-        </w:rPr>
-        <w:t xml:space="preserve">Respuesta de Manager de 60 segundos:</w:t>
-      </w:r>
-      <w:r>
-        <w:t xml:space="preserve"> </w:t>
-      </w:r>
-      <w:r>
-        <w:t xml:space="preserve">Uso CSF 2.0 para conectar la ciberseguridad con el riesgo de negocio. Definimos el alcance y las partes interesadas, seleccionamos los resultados aplicables, construimos perfiles de objetivos actuales y basados en riesgos, priorizamos las lagunas en el apetito y las obligaciones, los planes de acción de los fondos, las pruebas de funcionamiento, incluyen a los proveedores y informamos claramente sobre las decisiones y limitaciones. Las herramientas apoyan el trabajo, pero las personas siguen siendo responsables de su alcance, juicio, corrección y riesgo residual.</w:t>
-      </w:r>
-      <w:r>
-        <w:t xml:space="preserve"> </w:t>
-      </w:r>
-      <w:r>
-        <w:t xml:space="preserve">Respuesta</w:t>
-      </w:r>
-    </w:p>
-    <w:bookmarkEnd w:id="143"/>
-    <w:bookmarkEnd w:id="144"/>
-    <w:bookmarkStart w:id="150" w:name="plantillas-y-listas-de-verificación"/>
-    <w:p>
-      <w:pPr>
-        <w:pStyle w:val="Heading1"/>
-      </w:pPr>
-      <w:r>
-        <w:t xml:space="preserve">22. Plantillas y listas de verificación</w:t>
-      </w:r>
-    </w:p>
-    <w:p>
-      <w:pPr>
-        <w:numPr>
-          <w:ilvl w:val="0"/>
-          <w:numId w:val="1025"/>
-        </w:numPr>
-        <w:pStyle w:val="Compact"/>
-      </w:pPr>
-      <w:r>
-        <w:t xml:space="preserve">Estructuras útiles para un sistema de organización aprobado*.</w:t>
-      </w:r>
-    </w:p>
-    <w:bookmarkStart w:id="145" w:name="profile-record"/>
-    <w:p>
-      <w:pPr>
-        <w:pStyle w:val="Heading2"/>
-      </w:pPr>
-      <w:r>
-        <w:t xml:space="preserve">22.1 Profile record</w:t>
-      </w:r>
-    </w:p>
-    <w:p>
-      <w:pPr>
-        <w:numPr>
-          <w:ilvl w:val="0"/>
-          <w:numId w:val="1026"/>
-        </w:numPr>
-      </w:pPr>
-      <w:r>
-        <w:t xml:space="preserve">Alcance, propósito, propietario, patrocinador, partes interesadas, fecha y gatillo de revisión</w:t>
-      </w:r>
-    </w:p>
-    <w:p>
-      <w:pPr>
-        <w:numPr>
-          <w:ilvl w:val="0"/>
-          <w:numId w:val="1026"/>
-        </w:numPr>
-      </w:pPr>
-      <w:r>
-        <w:t xml:space="preserve">Función, categoría y identificador de subcategoría</w:t>
-      </w:r>
-    </w:p>
-    <w:p>
-      <w:pPr>
-        <w:numPr>
-          <w:ilvl w:val="0"/>
-          <w:numId w:val="1026"/>
-        </w:numPr>
-      </w:pPr>
-      <w:r>
-        <w:t xml:space="preserve">Aplicabilidad y racionalidad</w:t>
-      </w:r>
-    </w:p>
-    <w:p>
-      <w:pPr>
-        <w:numPr>
-          <w:ilvl w:val="0"/>
-          <w:numId w:val="1026"/>
-        </w:numPr>
-      </w:pPr>
-      <w:r>
-        <w:t xml:space="preserve">Situación actual, aplicación, propietario, evidencia, prueba, excepción y limitación</w:t>
-      </w:r>
-    </w:p>
-    <w:p>
-      <w:pPr>
-        <w:numPr>
-          <w:ilvl w:val="0"/>
-          <w:numId w:val="1026"/>
-        </w:numPr>
-      </w:pPr>
-      <w:r>
-        <w:t xml:space="preserve">Situación y prioridad de los objetivos</w:t>
-      </w:r>
-    </w:p>
-    <w:p>
-      <w:pPr>
-        <w:numPr>
-          <w:ilvl w:val="0"/>
-          <w:numId w:val="1026"/>
-        </w:numPr>
-      </w:pPr>
-      <w:r>
-        <w:t xml:space="preserve">Gap, risk, action, interim protection, owner, resources, date, dependency and retest</w:t>
-      </w:r>
-    </w:p>
-    <w:p>
-      <w:pPr>
-        <w:numPr>
-          <w:ilvl w:val="0"/>
-          <w:numId w:val="1026"/>
-        </w:numPr>
-      </w:pPr>
-      <w:r>
-        <w:t xml:space="preserve">Contexto actual y de destino donde útil</w:t>
-      </w:r>
-    </w:p>
-    <w:p>
-      <w:pPr>
-        <w:numPr>
-          <w:ilvl w:val="0"/>
-          <w:numId w:val="1026"/>
-        </w:numPr>
-      </w:pPr>
-      <w:r>
-        <w:t xml:space="preserve">Historial de aprobación y versión</w:t>
-      </w:r>
-    </w:p>
-    <w:bookmarkEnd w:id="145"/>
-    <w:bookmarkStart w:id="146" w:name="risk-register"/>
-    <w:p>
-      <w:pPr>
-        <w:pStyle w:val="Heading2"/>
-      </w:pPr>
-      <w:r>
-        <w:t xml:space="preserve">22.2 Risk register</w:t>
-      </w:r>
-    </w:p>
-    <w:p>
-      <w:pPr>
-        <w:numPr>
-          <w:ilvl w:val="0"/>
-          <w:numId w:val="1027"/>
-        </w:numPr>
-      </w:pPr>
-      <w:r>
-        <w:t xml:space="preserve">Objetivo, activo, servicio, datos, proveedor y propietario</w:t>
-      </w:r>
-    </w:p>
-    <w:p>
-      <w:pPr>
-        <w:numPr>
-          <w:ilvl w:val="0"/>
-          <w:numId w:val="1027"/>
-        </w:numPr>
-      </w:pPr>
-      <w:r>
-        <w:t xml:space="preserve">Amenaza, vulnerabilidad, escenario y resultados CSF afectados</w:t>
-      </w:r>
-    </w:p>
-    <w:p>
-      <w:pPr>
-        <w:numPr>
-          <w:ilvl w:val="0"/>
-          <w:numId w:val="1027"/>
-        </w:numPr>
-      </w:pPr>
-      <w:r>
-        <w:t xml:space="preserve">Controles y pruebas existentes</w:t>
-      </w:r>
-    </w:p>
-    <w:p>
-      <w:pPr>
-        <w:numPr>
-          <w:ilvl w:val="0"/>
-          <w:numId w:val="1027"/>
-        </w:numPr>
-      </w:pPr>
-      <w:r>
-        <w:t xml:space="preserve">probabilidad, impacto, riesgo inherente y método</w:t>
-      </w:r>
-    </w:p>
-    <w:p>
-      <w:pPr>
-        <w:numPr>
-          <w:ilvl w:val="0"/>
-          <w:numId w:val="1027"/>
-        </w:numPr>
-      </w:pPr>
-      <w:r>
-        <w:t xml:space="preserve">Respuesta, acción, propietario, recursos, fecha y dependencia</w:t>
-      </w:r>
-    </w:p>
-    <w:p>
-      <w:pPr>
-        <w:numPr>
-          <w:ilvl w:val="0"/>
-          <w:numId w:val="1027"/>
-        </w:numPr>
-      </w:pPr>
-      <w:r>
-        <w:t xml:space="preserve">Riesgo residual, comparación de apetito/tolerancia y autoridad de aceptación</w:t>
-      </w:r>
-    </w:p>
-    <w:p>
-      <w:pPr>
-        <w:numPr>
-          <w:ilvl w:val="0"/>
-          <w:numId w:val="1027"/>
-        </w:numPr>
-      </w:pPr>
-      <w:r>
-        <w:t xml:space="preserve">Indicador, gatillo de revisión, expiración de excepción y retest</w:t>
-      </w:r>
-    </w:p>
-    <w:bookmarkEnd w:id="146"/>
-    <w:bookmarkStart w:id="147" w:name="ficha-de-control"/>
-    <w:p>
-      <w:pPr>
-        <w:pStyle w:val="Heading2"/>
-      </w:pPr>
-      <w:r>
-        <w:t xml:space="preserve">22.3 Ficha de control</w:t>
-      </w:r>
-    </w:p>
-    <w:p>
-      <w:pPr>
-        <w:numPr>
-          <w:ilvl w:val="0"/>
-          <w:numId w:val="1028"/>
-        </w:numPr>
-      </w:pPr>
-      <w:r>
-        <w:t xml:space="preserve">Resultado, riesgo, control, propietario, frecuencia, sistemas, ubicaciones y periodo</w:t>
-      </w:r>
-    </w:p>
-    <w:p>
-      <w:pPr>
-        <w:numPr>
-          <w:ilvl w:val="0"/>
-          <w:numId w:val="1028"/>
-        </w:numPr>
-      </w:pPr>
-      <w:r>
-        <w:t xml:space="preserve">Criterios de diseño y pruebas esperadas</w:t>
-      </w:r>
-    </w:p>
-    <w:p>
-      <w:pPr>
-        <w:numPr>
-          <w:ilvl w:val="0"/>
-          <w:numId w:val="1028"/>
-        </w:numPr>
-      </w:pPr>
-      <w:r>
-        <w:t xml:space="preserve">Comprobación completa de población</w:t>
-      </w:r>
-    </w:p>
-    <w:p>
-      <w:pPr>
-        <w:numPr>
-          <w:ilvl w:val="0"/>
-          <w:numId w:val="1028"/>
-        </w:numPr>
-      </w:pPr>
-      <w:r>
-        <w:t xml:space="preserve">Método de muestra y elementos seleccionados</w:t>
-      </w:r>
-    </w:p>
-    <w:p>
-      <w:pPr>
-        <w:numPr>
-          <w:ilvl w:val="0"/>
-          <w:numId w:val="1028"/>
-        </w:numPr>
-      </w:pPr>
-      <w:r>
-        <w:t xml:space="preserve">Procedimiento, evidencia inspeccionada, reperformance y resultado</w:t>
-      </w:r>
-    </w:p>
-    <w:p>
-      <w:pPr>
-        <w:numPr>
-          <w:ilvl w:val="0"/>
-          <w:numId w:val="1028"/>
-        </w:numPr>
-      </w:pPr>
-      <w:r>
-        <w:t xml:space="preserve">Excepciones, causa, impacto, acción, propietario, fecha y protección provisional</w:t>
-      </w:r>
-    </w:p>
-    <w:p>
-      <w:pPr>
-        <w:numPr>
-          <w:ilvl w:val="0"/>
-          <w:numId w:val="1028"/>
-        </w:numPr>
-      </w:pPr>
-      <w:r>
-        <w:t xml:space="preserve">Retest, conclusión, limitaciones, revisor y aprobación</w:t>
-      </w:r>
-    </w:p>
-    <w:bookmarkEnd w:id="147"/>
-    <w:bookmarkStart w:id="148" w:name="revisión-del-proveedor"/>
-    <w:p>
-      <w:pPr>
-        <w:pStyle w:val="Heading2"/>
-      </w:pPr>
-      <w:r>
-        <w:t xml:space="preserve">22.4 Revisión del proveedor</w:t>
-      </w:r>
-    </w:p>
-    <w:p>
-      <w:pPr>
-        <w:numPr>
-          <w:ilvl w:val="0"/>
-          <w:numId w:val="1029"/>
-        </w:numPr>
-      </w:pPr>
-      <w:r>
-        <w:t xml:space="preserve">Servicio, propietario, crítica, acceso, datos, ubicaciones, subcontratistas, dependencias y alternativas</w:t>
-      </w:r>
-    </w:p>
-    <w:p>
-      <w:pPr>
-        <w:numPr>
-          <w:ilvl w:val="0"/>
-          <w:numId w:val="1029"/>
-        </w:numPr>
-      </w:pPr>
-      <w:r>
-        <w:t xml:space="preserve">debida diligencia, autenticidad, desarrollo seguro, vulnerabilidades, resiliencia, historial de incidentes y preocupaciones financieras o operacionales</w:t>
-      </w:r>
-    </w:p>
-    <w:p>
-      <w:pPr>
-        <w:numPr>
-          <w:ilvl w:val="0"/>
-          <w:numId w:val="1029"/>
-        </w:numPr>
-      </w:pPr>
-      <w:r>
-        <w:t xml:space="preserve">Requisitos contractuales, derechos de prueba, notificación, recuperación, retorno/destrucción y salida</w:t>
-      </w:r>
-    </w:p>
-    <w:p>
-      <w:pPr>
-        <w:numPr>
-          <w:ilvl w:val="0"/>
-          <w:numId w:val="1029"/>
-        </w:numPr>
-      </w:pPr>
-      <w:r>
-        <w:t xml:space="preserve">Vigilancia, hallazgos, excepciones, acciones correctivas, ejercicios, incidentes, cambios, renovación y terminación</w:t>
-      </w:r>
-    </w:p>
-    <w:bookmarkEnd w:id="148"/>
-    <w:bookmarkStart w:id="149" w:name="Xd154050ad2f858fb995bf5a81e185461cb3b560"/>
-    <w:p>
-      <w:pPr>
-        <w:pStyle w:val="Heading2"/>
-      </w:pPr>
-      <w:r>
-        <w:t xml:space="preserve">22.5 Lista de comprobación de la preparación del administrador</w:t>
-      </w:r>
-    </w:p>
-    <w:p>
-      <w:pPr>
-        <w:numPr>
-          <w:ilvl w:val="0"/>
-          <w:numId w:val="1030"/>
-        </w:numPr>
-      </w:pPr>
-      <w:r>
-        <w:t xml:space="preserve">Patrocinador, funciones, recursos, políticas y estrategia de riesgo aprobada</w:t>
-      </w:r>
-    </w:p>
-    <w:p>
-      <w:pPr>
-        <w:numPr>
-          <w:ilvl w:val="0"/>
-          <w:numId w:val="1030"/>
-        </w:numPr>
-      </w:pPr>
-      <w:r>
-        <w:t xml:space="preserve">Alcance, partes interesadas, obligaciones, servicios críticos, dependencias y proveedores actuales</w:t>
-      </w:r>
-    </w:p>
-    <w:p>
-      <w:pPr>
-        <w:numPr>
-          <w:ilvl w:val="0"/>
-          <w:numId w:val="1030"/>
-        </w:numPr>
-      </w:pPr>
-      <w:r>
-        <w:t xml:space="preserve">Activo, datos, sistema, servicio, identidad, vulnerabilidad y poblaciones de riesgo reconciliadas</w:t>
-      </w:r>
-    </w:p>
-    <w:p>
-      <w:pPr>
-        <w:numPr>
-          <w:ilvl w:val="0"/>
-          <w:numId w:val="1030"/>
-        </w:numPr>
-      </w:pPr>
-      <w:r>
-        <w:t xml:space="preserve">Perfiles actuales y de objetivos apoyados y aprobados</w:t>
-      </w:r>
-    </w:p>
-    <w:p>
-      <w:pPr>
-        <w:numPr>
-          <w:ilvl w:val="0"/>
-          <w:numId w:val="1030"/>
-        </w:numPr>
-      </w:pPr>
-      <w:r>
-        <w:t xml:space="preserve">Plan de acción basado en el riesgo financiado y seguido</w:t>
-      </w:r>
-    </w:p>
-    <w:p>
-      <w:pPr>
-        <w:numPr>
-          <w:ilvl w:val="0"/>
-          <w:numId w:val="1030"/>
-        </w:numPr>
-      </w:pPr>
-      <w:r>
-        <w:t xml:space="preserve">Pruebas de seguridad, vigilancia, incidentes y recuperación</w:t>
-      </w:r>
-    </w:p>
-    <w:p>
-      <w:pPr>
-        <w:numPr>
-          <w:ilvl w:val="0"/>
-          <w:numId w:val="1030"/>
-        </w:numPr>
-      </w:pPr>
-      <w:r>
-        <w:t xml:space="preserve">Controles de ciclo de vida del proveedor</w:t>
-      </w:r>
-    </w:p>
-    <w:p>
-      <w:pPr>
-        <w:numPr>
-          <w:ilvl w:val="0"/>
-          <w:numId w:val="1030"/>
-        </w:numPr>
-      </w:pPr>
-      <w:r>
-        <w:t xml:space="preserve">Métricas relacionadas con el riesgo y los resultados</w:t>
-      </w:r>
-    </w:p>
-    <w:p>
-      <w:pPr>
-        <w:numPr>
-          <w:ilvl w:val="0"/>
-          <w:numId w:val="1030"/>
-        </w:numPr>
-      </w:pPr>
-      <w:r>
-        <w:t xml:space="preserve">Excepciones, aceptaciones, limitaciones y pruebas visibles para los encargados de adoptar decisiones</w:t>
-      </w:r>
-    </w:p>
-    <w:bookmarkEnd w:id="149"/>
-    <w:bookmarkEnd w:id="150"/>
-    <w:bookmarkStart w:id="152" w:name="índice-de-glosario-y-asunto"/>
-    <w:p>
-      <w:pPr>
-        <w:pStyle w:val="Heading1"/>
-      </w:pPr>
-      <w:r>
-        <w:t xml:space="preserve">23. Índice de Glosario y Asunto</w:t>
-      </w:r>
-    </w:p>
-    <w:p>
-      <w:pPr>
-        <w:pStyle w:val="FirstParagraph"/>
+    <w:p>
+      <w:pPr>
+        <w:pStyle w:val="BodyText"/>
+      </w:pPr>
+      <w:r>
+        <w:t xml:space="preserve">Categorías. Un grupo de resultados relacionados con la ciberseguridad dentro de una función.</w:t>
+      </w:r>
+    </w:p>
+    <w:p>
+      <w:pPr>
+        <w:pStyle w:val="BodyText"/>
+      </w:pPr>
+      <w:r>
+        <w:t xml:space="preserve">** Perfil comunitario.** A published baseline of CSF outcomes for shared sector, technology, threat, or use-case needs.</w:t>
+      </w:r>
+    </w:p>
+    <w:p>
+      <w:pPr>
+        <w:pStyle w:val="BodyText"/>
+      </w:pPr>
+      <w:r>
+        <w:t xml:space="preserve">Tranquila. La jerarquía de Funciones, Categorías y Subcategorías que describe los resultados de la ciberseguridad.</w:t>
+      </w:r>
+    </w:p>
+    <w:p>
+      <w:pPr>
+        <w:pStyle w:val="BodyText"/>
+      </w:pPr>
+      <w:r>
+        <w:rPr>
+          <w:bCs/>
+          <w:b/>
+        </w:rPr>
+        <w:t xml:space="preserve">Perfil actual.</w:t>
+      </w:r>
+      <w:r>
+        <w:t xml:space="preserve"> </w:t>
+      </w:r>
+      <w:r>
+        <w:t xml:space="preserve">Los resultados de un alcance definido están alcanzando o tratando de alcanzar, incluyendo cómo o hasta qué punto.</w:t>
+      </w:r>
+    </w:p>
+    <w:p>
+      <w:pPr>
+        <w:pStyle w:val="BodyText"/>
+      </w:pPr>
+      <w:r>
+        <w:t xml:space="preserve">** Riesgo de seguridad.** The possible effect of uncertainty on information and technology and the related organizational objectives.</w:t>
+      </w:r>
+    </w:p>
+    <w:p>
+      <w:pPr>
+        <w:pStyle w:val="BodyText"/>
       </w:pPr>
       <w:r>
         <w:rPr>
           <w:iCs/>
           <w:i/>
         </w:rPr>
-        <w:t xml:space="preserve">Definiciones en inglés y una guía para temas importantes</w:t>
-      </w:r>
-      <w:r>
-        <w:t xml:space="preserve">.</w:t>
-      </w:r>
-    </w:p>
-    <w:p>
-      <w:pPr>
-        <w:pStyle w:val="BodyText"/>
-      </w:pPr>
-      <w:r>
-        <w:t xml:space="preserve">Categorías. Un grupo de resultados relacionados con la ciberseguridad dentro de una función.</w:t>
-      </w:r>
-    </w:p>
-    <w:p>
-      <w:pPr>
-        <w:pStyle w:val="BodyText"/>
-      </w:pPr>
-      <w:r>
-        <w:t xml:space="preserve">** Perfil comunitario.** A published baseline of CSF outcomes for shared sector, technology, threat, or use-case needs.</w:t>
-      </w:r>
-    </w:p>
-    <w:p>
-      <w:pPr>
-        <w:pStyle w:val="BodyText"/>
-      </w:pPr>
-      <w:r>
-        <w:t xml:space="preserve">Tranquila. La jerarquía de Funciones, Categorías y Subcategorías que describe los resultados de la ciberseguridad.</w:t>
-      </w:r>
-    </w:p>
-    <w:p>
-      <w:pPr>
-        <w:pStyle w:val="BodyText"/>
-      </w:pPr>
-      <w:r>
-        <w:rPr>
-          <w:bCs/>
-          <w:b/>
-        </w:rPr>
-        <w:t xml:space="preserve">Perfil actual.</w:t>
-      </w:r>
-      <w:r>
-        <w:t xml:space="preserve"> </w:t>
-      </w:r>
-      <w:r>
-        <w:t xml:space="preserve">Los resultados de un alcance definido están alcanzando o tratando de alcanzar, incluyendo cómo o hasta qué punto.</w:t>
-      </w:r>
-    </w:p>
-    <w:p>
-      <w:pPr>
-        <w:pStyle w:val="BodyText"/>
-      </w:pPr>
-      <w:r>
-        <w:t xml:space="preserve">** Riesgo de seguridad.** The possible effect of uncertainty on information and technology and the related organizational objectives.</w:t>
-      </w:r>
-    </w:p>
-    <w:p>
-      <w:pPr>
-        <w:pStyle w:val="BodyText"/>
+        <w:t xml:space="preserve">Función</w:t>
+      </w:r>
+      <w:r>
+        <w:t xml:space="preserve"> </w:t>
+      </w:r>
+      <w:r>
+        <w:t xml:space="preserve">El nivel de resultados CSF más alto: Govern, Identificar, Proteger, Detectar, Responder o Recuperar.</w:t>
+      </w:r>
+    </w:p>
+    <w:p>
+      <w:pPr>
+        <w:pStyle w:val="BodyText"/>
+      </w:pPr>
+      <w:r>
+        <w:t xml:space="preserve">** Ejemplo de implementación.** Una ilustración nocional y orientada a la acción de una posible manera de apoyar un resultado básico.</w:t>
+      </w:r>
+    </w:p>
+    <w:p>
+      <w:pPr>
+        <w:pStyle w:val="BodyText"/>
+      </w:pPr>
+      <w:r>
+        <w:rPr>
+          <w:bCs/>
+          <w:b/>
+        </w:rPr>
+        <w:t xml:space="preserve">Referencia informativa</w:t>
+      </w:r>
+      <w:r>
+        <w:t xml:space="preserve"> </w:t>
+      </w:r>
+      <w:r>
+        <w:t xml:space="preserve">Una asignación entre un resultado básico y otra norma, directriz, regulación o fuente.</w:t>
+      </w:r>
+    </w:p>
+    <w:p>
+      <w:pPr>
+        <w:pStyle w:val="BodyText"/>
+      </w:pPr>
+      <w:r>
+        <w:t xml:space="preserve">** Perfil organizacional.** Un mecanismo para describir la postura de ciberseguridad actual y/o dirigida utilizando los resultados básicos.</w:t>
+      </w:r>
+    </w:p>
+    <w:p>
+      <w:pPr>
+        <w:pStyle w:val="BodyText"/>
+      </w:pPr>
+      <w:r>
+        <w:t xml:space="preserve">** Riesgo residual.** El riesgo que queda después de que se examinen los controles y las respuestas.</w:t>
+      </w:r>
+    </w:p>
+    <w:p>
+      <w:pPr>
+        <w:pStyle w:val="BodyText"/>
+      </w:pPr>
+      <w:r>
+        <w:t xml:space="preserve">#Aguanta el apetito # La amplia cantidad y tipo de riesgo que una organización está dispuesta a perseguir o retener.</w:t>
+      </w:r>
+    </w:p>
+    <w:p>
+      <w:pPr>
+        <w:pStyle w:val="BodyText"/>
+      </w:pPr>
+      <w:r>
+        <w:t xml:space="preserve">Tolerancia de la tinta** Variación aceptable en torno a objetivos específicos o desempeño.</w:t>
+      </w:r>
+    </w:p>
+    <w:p>
+      <w:pPr>
+        <w:pStyle w:val="BodyText"/>
+      </w:pPr>
+      <w:r>
+        <w:t xml:space="preserve">Subcategoría. Un resultado específico de ciberseguridad dentro de una categoría.</w:t>
+      </w:r>
+    </w:p>
+    <w:p>
+      <w:pPr>
+        <w:pStyle w:val="BodyText"/>
+      </w:pPr>
+      <w:r>
+        <w:rPr>
+          <w:bCs/>
+          <w:b/>
+        </w:rPr>
+        <w:t xml:space="preserve">Perfil de Sargento.</w:t>
+      </w:r>
+      <w:r>
+        <w:t xml:space="preserve"> </w:t>
+      </w:r>
+      <w:r>
+        <w:t xml:space="preserve">Los resultados seleccionados y priorizados tienen por objeto alcanzar un alcance definido.</w:t>
+      </w:r>
+    </w:p>
+    <w:p>
+      <w:pPr>
+        <w:pStyle w:val="BodyText"/>
+      </w:pPr>
+      <w:r>
+        <w:t xml:space="preserve">Más. Context for the rigor of cibersecurity risk governance and risk-management practices.</w:t>
+      </w:r>
+    </w:p>
+    <w:bookmarkStart w:id="133" w:name="subject-index"/>
+    <w:p>
+      <w:pPr>
+        <w:pStyle w:val="Heading2"/>
+      </w:pPr>
+      <w:r>
+        <w:t xml:space="preserve">23.1 Subject index</w:t>
+      </w:r>
+    </w:p>
+    <w:p>
+      <w:pPr>
+        <w:pStyle w:val="FirstParagraph"/>
+      </w:pPr>
+      <w:r>
+        <w:rPr>
+          <w:bCs/>
+          <w:b/>
+        </w:rPr>
+        <w:t xml:space="preserve">Tema</w:t>
+      </w:r>
+      <w:r>
+        <w:t xml:space="preserve"> </w:t>
+      </w:r>
+      <w:r>
+        <w:t xml:space="preserve">Silencioso**</w:t>
+      </w:r>
+      <w:r>
+        <w:t xml:space="preserve"> </w:t>
+      </w:r>
+      <w:r>
+        <w:t xml:space="preserve">Silencio————————————————————</w:t>
+      </w:r>
+      <w:r>
+        <w:t xml:space="preserve"> </w:t>
+      </w:r>
+      <w:r>
+        <w:t xml:space="preserve">Silencioso control de acceso Silencio 6, 15–16, 22 Silenciosos Silenciosos 14, 17 Silencio</w:t>
+      </w:r>
+      <w:r>
+        <w:t xml:space="preserve"> </w:t>
+      </w:r>
+      <w:r>
+        <w:t xml:space="preserve">Silencio Inventario de Activos Silencioso 5, 15, 22 Silencio Herramientas de código abierto</w:t>
+      </w:r>
+      <w:r>
+        <w:t xml:space="preserve"> </w:t>
+      </w:r>
+      <w:r>
+        <w:t xml:space="preserve">tención de la auditoría TENIDO 14–15, 22 TENIDO Perfiles de organización TENIDO 2–3, 10 TENIDO</w:t>
+      </w:r>
+      <w:r>
+        <w:t xml:space="preserve"> </w:t>
+      </w:r>
+      <w:r>
+        <w:t xml:space="preserve">Silencio Silencio Silencio Silencio , 18 Silencio Silencio</w:t>
+      </w:r>
+      <w:r>
+        <w:t xml:space="preserve"> </w:t>
+      </w:r>
+      <w:r>
+        <w:t xml:space="preserve">TENIDO ANTERIOR ANTERIOR 2, 4-9 ANTE ANTERIOR ANTERITORIO ANTERIOR ANTERIOR ANTERIOR ANTERIOR ANTERIOR ANTERIOR ANTERIOR ANTERIOR ANTERIOR ANTE ANTERIOR ANTERIOR ANTERIOR ANTERIOR ANTERIOR ANTE 2, 4 ANTE 9</w:t>
+      </w:r>
+      <w:r>
+        <w:t xml:space="preserve"> </w:t>
+      </w:r>
+      <w:r>
+        <w:t xml:space="preserve">Silencioso Detección Silencioso 7 Silencioso apetito Silencio 4, 12</w:t>
+      </w:r>
+      <w:r>
+        <w:t xml:space="preserve"> </w:t>
+      </w:r>
+      <w:r>
+        <w:t xml:space="preserve">TENIDO Evidencia TENIDO 14–16 TENIDO Evaluación del riesgo TENIDO 5, 12, 22</w:t>
+      </w:r>
+      <w:r>
+        <w:t xml:space="preserve"> </w:t>
+      </w:r>
+      <w:r>
+        <w:t xml:space="preserve">Silencio Govern Silencio 4, 12–13, 17 Silencioso cadena de suministro</w:t>
+      </w:r>
+      <w:r>
+        <w:t xml:space="preserve"> </w:t>
+      </w:r>
+      <w:r>
+        <w:t xml:space="preserve">Silencio Identificar Apocalipsis 5 Silencioso Tiers Silencioso 2, 11</w:t>
+      </w:r>
+      <w:r>
+        <w:t xml:space="preserve"> </w:t>
+      </w:r>
+      <w:r>
+        <w:t xml:space="preserve">Silencio Respuesta del incidente Silencio 8, 15, 19 Silencio</w:t>
+      </w:r>
+      <w:r>
+        <w:t xml:space="preserve"> </w:t>
+      </w:r>
+      <w:r>
+        <w:t xml:space="preserve">Silencioso analista junior Silencio 18–21 Silencio Gestión de la Vulnerabilidad</w:t>
+      </w:r>
+    </w:p>
+    <w:bookmarkEnd w:id="133"/>
+    <w:bookmarkEnd w:id="134"/>
+    <w:bookmarkStart w:id="138" w:name="referencias-oficiales-y-estudio-ulterior"/>
+    <w:p>
+      <w:pPr>
+        <w:pStyle w:val="Heading1"/>
+      </w:pPr>
+      <w:r>
+        <w:t xml:space="preserve">24. Referencias oficiales y estudio ulterior</w:t>
+      </w:r>
+    </w:p>
+    <w:p>
+      <w:pPr>
+        <w:pStyle w:val="FirstParagraph"/>
       </w:pPr>
       <w:r>
         <w:rPr>
           <w:iCs/>
           <w:i/>
         </w:rPr>
-        <w:t xml:space="preserve">Función</w:t>
-      </w:r>
-      <w:r>
-        <w:t xml:space="preserve"> </w:t>
-      </w:r>
-      <w:r>
-        <w:t xml:space="preserve">El nivel de resultados CSF más alto: Govern, Identificar, Proteger, Detectar, Responder o Recuperar.</w:t>
-      </w:r>
-    </w:p>
-    <w:p>
-      <w:pPr>
-        <w:pStyle w:val="BodyText"/>
-      </w:pPr>
-      <w:r>
-        <w:t xml:space="preserve">** Ejemplo de implementación.** Una ilustración nocional y orientada a la acción de una posible manera de apoyar un resultado básico.</w:t>
-      </w:r>
-    </w:p>
-    <w:p>
-      <w:pPr>
-        <w:pStyle w:val="BodyText"/>
-      </w:pPr>
-      <w:r>
-        <w:rPr>
-          <w:bCs/>
-          <w:b/>
-        </w:rPr>
-        <w:t xml:space="preserve">Referencia informativa</w:t>
-      </w:r>
-      <w:r>
-        <w:t xml:space="preserve"> </w:t>
-      </w:r>
-      <w:r>
-        <w:t xml:space="preserve">Una asignación entre un resultado básico y otra norma, directriz, regulación o fuente.</w:t>
-      </w:r>
-    </w:p>
-    <w:p>
-      <w:pPr>
-        <w:pStyle w:val="BodyText"/>
-      </w:pPr>
-      <w:r>
-        <w:t xml:space="preserve">** Perfil organizacional.** Un mecanismo para describir la postura de ciberseguridad actual y/o dirigida utilizando los resultados básicos.</w:t>
-      </w:r>
-    </w:p>
-    <w:p>
-      <w:pPr>
-        <w:pStyle w:val="BodyText"/>
-      </w:pPr>
-      <w:r>
-        <w:t xml:space="preserve">** Riesgo residual.** El riesgo que queda después de que se examinen los controles y las respuestas.</w:t>
-      </w:r>
-    </w:p>
-    <w:p>
-      <w:pPr>
-        <w:pStyle w:val="BodyText"/>
-      </w:pPr>
-      <w:r>
-        <w:t xml:space="preserve">#Aguanta el apetito # La amplia cantidad y tipo de riesgo que una organización está dispuesta a perseguir o retener.</w:t>
-      </w:r>
-    </w:p>
-    <w:p>
-      <w:pPr>
-        <w:pStyle w:val="BodyText"/>
-      </w:pPr>
-      <w:r>
-        <w:t xml:space="preserve">Tolerancia de la tinta** Variación aceptable en torno a objetivos específicos o desempeño.</w:t>
-      </w:r>
-    </w:p>
-    <w:p>
-      <w:pPr>
-        <w:pStyle w:val="BodyText"/>
-      </w:pPr>
-      <w:r>
-        <w:t xml:space="preserve">Subcategoría. Un resultado específico de ciberseguridad dentro de una categoría.</w:t>
-      </w:r>
-    </w:p>
-    <w:p>
-      <w:pPr>
-        <w:pStyle w:val="BodyText"/>
-      </w:pPr>
-      <w:r>
-        <w:rPr>
-          <w:bCs/>
-          <w:b/>
-        </w:rPr>
-        <w:t xml:space="preserve">Perfil de Sargento.</w:t>
-      </w:r>
-      <w:r>
-        <w:t xml:space="preserve"> </w:t>
-      </w:r>
-      <w:r>
-        <w:t xml:space="preserve">Los resultados seleccionados y priorizados tienen por objeto alcanzar un alcance definido.</w:t>
-      </w:r>
-    </w:p>
-    <w:p>
-      <w:pPr>
-        <w:pStyle w:val="BodyText"/>
-      </w:pPr>
-      <w:r>
-        <w:t xml:space="preserve">Más. Context for the rigor of cibersecurity risk governance and risk-management practices.</w:t>
-      </w:r>
-    </w:p>
-    <w:bookmarkStart w:id="151" w:name="subject-index"/>
-    <w:p>
-      <w:pPr>
-        <w:pStyle w:val="Heading2"/>
-      </w:pPr>
-      <w:r>
-        <w:t xml:space="preserve">23.1 Subject index</w:t>
-      </w:r>
-    </w:p>
-    <w:p>
-      <w:pPr>
-        <w:pStyle w:val="FirstParagraph"/>
-      </w:pPr>
-      <w:r>
-        <w:rPr>
-          <w:bCs/>
-          <w:b/>
-        </w:rPr>
-        <w:t xml:space="preserve">Tema</w:t>
-      </w:r>
-      <w:r>
-        <w:t xml:space="preserve"> </w:t>
-      </w:r>
-      <w:r>
-        <w:t xml:space="preserve">Silencioso**</w:t>
-      </w:r>
-      <w:r>
-        <w:t xml:space="preserve"> </w:t>
-      </w:r>
-      <w:r>
-        <w:t xml:space="preserve">Silencio————————————————————</w:t>
-      </w:r>
-      <w:r>
-        <w:t xml:space="preserve"> </w:t>
-      </w:r>
-      <w:r>
-        <w:t xml:space="preserve">Silencioso control de acceso Silencio 6, 15–16, 22 Silenciosos Silenciosos 14, 17 Silencio</w:t>
-      </w:r>
-      <w:r>
-        <w:t xml:space="preserve"> </w:t>
-      </w:r>
-      <w:r>
-        <w:t xml:space="preserve">Silencio Inventario de Activos Silencioso 5, 15, 22 Silencio Herramientas de código abierto</w:t>
-      </w:r>
-      <w:r>
-        <w:t xml:space="preserve"> </w:t>
-      </w:r>
-      <w:r>
-        <w:t xml:space="preserve">tención de la auditoría TENIDO 14–15, 22 TENIDO Perfiles de organización TENIDO 2–3, 10 TENIDO</w:t>
-      </w:r>
-      <w:r>
-        <w:t xml:space="preserve"> </w:t>
-      </w:r>
-      <w:r>
-        <w:t xml:space="preserve">Silencio Silencio Silencio Silencio , 18 Silencio Silencio</w:t>
-      </w:r>
-      <w:r>
-        <w:t xml:space="preserve"> </w:t>
-      </w:r>
-      <w:r>
-        <w:t xml:space="preserve">TENIDO ANTERIOR ANTERIOR 2, 4-9 ANTE ANTERIOR ANTERITORIO ANTERIOR ANTERIOR ANTERIOR ANTERIOR ANTERIOR ANTERIOR ANTERIOR ANTERIOR ANTERIOR ANTE ANTERIOR ANTERIOR ANTERIOR ANTERIOR ANTERIOR ANTE 2, 4 ANTE 9</w:t>
-      </w:r>
-      <w:r>
-        <w:t xml:space="preserve"> </w:t>
-      </w:r>
-      <w:r>
-        <w:t xml:space="preserve">Silencioso Detección Silencioso 7 Silencioso apetito Silencio 4, 12</w:t>
-      </w:r>
-      <w:r>
-        <w:t xml:space="preserve"> </w:t>
-      </w:r>
-      <w:r>
-        <w:t xml:space="preserve">TENIDO Evidencia TENIDO 14–16 TENIDO Evaluación del riesgo TENIDO 5, 12, 22</w:t>
-      </w:r>
-      <w:r>
-        <w:t xml:space="preserve"> </w:t>
-      </w:r>
-      <w:r>
-        <w:t xml:space="preserve">Silencio Govern Silencio 4, 12–13, 17 Silencioso cadena de suministro</w:t>
-      </w:r>
-      <w:r>
-        <w:t xml:space="preserve"> </w:t>
-      </w:r>
-      <w:r>
-        <w:t xml:space="preserve">Silencio Identificar Apocalipsis 5 Silencioso Tiers Silencioso 2, 11</w:t>
-      </w:r>
-      <w:r>
-        <w:t xml:space="preserve"> </w:t>
-      </w:r>
-      <w:r>
-        <w:t xml:space="preserve">Silencio Respuesta del incidente Silencio 8, 15, 19 Silencio</w:t>
-      </w:r>
-      <w:r>
-        <w:t xml:space="preserve"> </w:t>
-      </w:r>
-      <w:r>
-        <w:t xml:space="preserve">Silencioso analista junior Silencio 18–21 Silencio Gestión de la Vulnerabilidad</w:t>
-      </w:r>
-    </w:p>
-    <w:bookmarkEnd w:id="151"/>
-    <w:bookmarkEnd w:id="152"/>
-    <w:bookmarkStart w:id="156" w:name="referencias-oficiales-y-estudio-ulterior"/>
-    <w:p>
-      <w:pPr>
-        <w:pStyle w:val="Heading1"/>
-      </w:pPr>
-      <w:r>
-        <w:t xml:space="preserve">24. Referencias oficiales y estudio ulterior</w:t>
-      </w:r>
-    </w:p>
-    <w:p>
-      <w:pPr>
-        <w:pStyle w:val="FirstParagraph"/>
-      </w:pPr>
-      <w:r>
-        <w:rPr>
-          <w:iCs/>
-          <w:i/>
-        </w:rPr>
         <w:t xml:space="preserve">Características actuales NIST publicaciones, herramientas y documentación de proyectos utilizados para la verificación.</w:t>
       </w:r>
     </w:p>
@@ -10159,7 +10053,7 @@
       <w:pPr>
         <w:pStyle w:val="BodyText"/>
       </w:pPr>
-      <w:hyperlink r:id="rId153">
+      <w:hyperlink r:id="rId135">
         <w:r>
           <w:rPr>
             <w:rStyle w:val="Hyperlink"/>
@@ -10194,7 +10088,7 @@
       <w:r>
         <w:t xml:space="preserve"> </w:t>
       </w:r>
-      <w:hyperlink r:id="rId154">
+      <w:hyperlink r:id="rId136">
         <w:r>
           <w:rPr>
             <w:rStyle w:val="Hyperlink"/>
@@ -10255,7 +10149,7 @@
       <w:pPr>
         <w:pStyle w:val="BodyText"/>
       </w:pPr>
-      <w:hyperlink r:id="rId155">
+      <w:hyperlink r:id="rId137">
         <w:r>
           <w:rPr>
             <w:rStyle w:val="Hyperlink"/>
@@ -10294,7 +10188,7 @@
         <w:t xml:space="preserve">Silencio.</w:t>
       </w:r>
     </w:p>
-    <w:bookmarkEnd w:id="156"/>
+    <w:bookmarkEnd w:id="138"/>
     <w:sectPr/>
   </w:body>
 </w:document>

--- a/01-foundations/NIST_CSF_2/Espanol/NIST_CSF_2_Practical_GRC_and_Junior_Analyst_Manual_Espanol_v1.0.docx
+++ b/01-foundations/NIST_CSF_2/Espanol/NIST_CSF_2_Practical_GRC_and_Junior_Analyst_Manual_Espanol_v1.0.docx
@@ -2,6 +2,32 @@
 <file path=word/document.xml><?xml version="1.0" encoding="utf-8"?>
 <w:document xmlns:w="http://schemas.openxmlformats.org/wordprocessingml/2006/main" xmlns:m="http://schemas.openxmlformats.org/officeDocument/2006/math" xmlns:r="http://schemas.openxmlformats.org/officeDocument/2006/relationships" xmlns:o="urn:schemas-microsoft-com:office:office" xmlns:v="urn:schemas-microsoft-com:vml" xmlns:w10="urn:schemas-microsoft-com:office:word" xmlns:a="http://schemas.openxmlformats.org/drawingml/2006/main" xmlns:pic="http://schemas.openxmlformats.org/drawingml/2006/picture" xmlns:wp="http://schemas.openxmlformats.org/drawingml/2006/wordprocessingDrawing">
   <w:body>
+    <w:sdt>
+      <w:sdtPr>
+        <w:docPartObj>
+          <w:docPartGallery w:val="Table of Contents"/>
+          <w:docPartUnique/>
+        </w:docPartObj>
+      </w:sdtPr>
+      <w:sdtContent>
+        <w:p>
+          <w:pPr>
+            <w:pStyle w:val="TOCHeading"/>
+          </w:pPr>
+          <w:r>
+            <w:t xml:space="preserve">Table of Contents</w:t>
+          </w:r>
+        </w:p>
+        <w:p>
+          <w:r>
+            <w:fldChar w:fldCharType="begin" w:dirty="true"/>
+            <w:instrText xml:space="preserve">TOC \o "1-3" \h \z \u</w:instrText>
+            <w:fldChar w:fldCharType="separate"/>
+            <w:fldChar w:fldCharType="end"/>
+          </w:r>
+        </w:p>
+      </w:sdtContent>
+    </w:sdt>
     <w:bookmarkStart w:id="21" w:name="nist-cybersecurity-framework-2.0"/>
     <w:p>
       <w:pPr>

--- a/01-foundations/NIST_CSF_2/Espanol/NIST_CSF_2_Practical_GRC_and_Junior_Analyst_Manual_Espanol_v1.0.docx
+++ b/01-foundations/NIST_CSF_2/Espanol/NIST_CSF_2_Practical_GRC_and_Junior_Analyst_Manual_Espanol_v1.0.docx
@@ -2,32 +2,6 @@
 <file path=word/document.xml><?xml version="1.0" encoding="utf-8"?>
 <w:document xmlns:w="http://schemas.openxmlformats.org/wordprocessingml/2006/main" xmlns:m="http://schemas.openxmlformats.org/officeDocument/2006/math" xmlns:r="http://schemas.openxmlformats.org/officeDocument/2006/relationships" xmlns:o="urn:schemas-microsoft-com:office:office" xmlns:v="urn:schemas-microsoft-com:vml" xmlns:w10="urn:schemas-microsoft-com:office:word" xmlns:a="http://schemas.openxmlformats.org/drawingml/2006/main" xmlns:pic="http://schemas.openxmlformats.org/drawingml/2006/picture" xmlns:wp="http://schemas.openxmlformats.org/drawingml/2006/wordprocessingDrawing">
   <w:body>
-    <w:sdt>
-      <w:sdtPr>
-        <w:docPartObj>
-          <w:docPartGallery w:val="Table of Contents"/>
-          <w:docPartUnique/>
-        </w:docPartObj>
-      </w:sdtPr>
-      <w:sdtContent>
-        <w:p>
-          <w:pPr>
-            <w:pStyle w:val="TOCHeading"/>
-          </w:pPr>
-          <w:r>
-            <w:t xml:space="preserve">Table of Contents</w:t>
-          </w:r>
-        </w:p>
-        <w:p>
-          <w:r>
-            <w:fldChar w:fldCharType="begin" w:dirty="true"/>
-            <w:instrText xml:space="preserve">TOC \o "1-3" \h \z \u</w:instrText>
-            <w:fldChar w:fldCharType="separate"/>
-            <w:fldChar w:fldCharType="end"/>
-          </w:r>
-        </w:p>
-      </w:sdtContent>
-    </w:sdt>
     <w:bookmarkStart w:id="21" w:name="nist-cybersecurity-framework-2.0"/>
     <w:p>
       <w:pPr>

--- a/01-foundations/NIST_CSF_2/Espanol/NIST_CSF_2_Practical_GRC_and_Junior_Analyst_Manual_Espanol_v1.0.docx
+++ b/01-foundations/NIST_CSF_2/Espanol/NIST_CSF_2_Practical_GRC_and_Junior_Analyst_Manual_Espanol_v1.0.docx
@@ -2,6 +2,32 @@
 <file path=word/document.xml><?xml version="1.0" encoding="utf-8"?>
 <w:document xmlns:w="http://schemas.openxmlformats.org/wordprocessingml/2006/main" xmlns:m="http://schemas.openxmlformats.org/officeDocument/2006/math" xmlns:r="http://schemas.openxmlformats.org/officeDocument/2006/relationships" xmlns:o="urn:schemas-microsoft-com:office:office" xmlns:v="urn:schemas-microsoft-com:vml" xmlns:w10="urn:schemas-microsoft-com:office:word" xmlns:a="http://schemas.openxmlformats.org/drawingml/2006/main" xmlns:pic="http://schemas.openxmlformats.org/drawingml/2006/picture" xmlns:wp="http://schemas.openxmlformats.org/drawingml/2006/wordprocessingDrawing">
   <w:body>
+    <w:sdt>
+      <w:sdtPr>
+        <w:docPartObj>
+          <w:docPartGallery w:val="Table of Contents"/>
+          <w:docPartUnique/>
+        </w:docPartObj>
+      </w:sdtPr>
+      <w:sdtContent>
+        <w:p>
+          <w:pPr>
+            <w:pStyle w:val="TOCHeading"/>
+          </w:pPr>
+          <w:r>
+            <w:t xml:space="preserve">Table of Contents</w:t>
+          </w:r>
+        </w:p>
+        <w:p>
+          <w:r>
+            <w:fldChar w:fldCharType="begin" w:dirty="true"/>
+            <w:instrText xml:space="preserve">TOC \o "1-3" \h \z \u</w:instrText>
+            <w:fldChar w:fldCharType="separate"/>
+            <w:fldChar w:fldCharType="end"/>
+          </w:r>
+        </w:p>
+      </w:sdtContent>
+    </w:sdt>
     <w:bookmarkStart w:id="21" w:name="nist-cybersecurity-framework-2.0"/>
     <w:p>
       <w:pPr>
@@ -317,7 +343,7 @@
       </w:tr>
     </w:tbl>
     <w:bookmarkEnd w:id="26"/>
-    <w:bookmarkStart w:id="33" w:name="fundamentos-del-nist-csf-2.0"/>
+    <w:bookmarkStart w:id="30" w:name="fundamentos-del-nist-csf-2.0"/>
     <w:p>
       <w:pPr>
         <w:pStyle w:val="Heading1"/>
@@ -338,53 +364,31 @@
         <w:t xml:space="preserve">Qué es el marco, qué cambió y qué no afirma.</w:t>
       </w:r>
     </w:p>
-    <w:p>
-      <w:pPr>
-        <w:pStyle w:val="CaptionedFigure"/>
-      </w:pPr>
-      <w:r>
-        <w:drawing>
-          <wp:inline>
-            <wp:extent cx="5334000" cy="2945452"/>
-            <wp:effectExtent b="0" l="0" r="0" t="0"/>
-            <wp:docPr descr="Las Funciones Gobernar, Identificar, Proteger, Detectar, Responder y Recuperar operan como un sistema conectado." title="" id="28" name="Picture"/>
-            <a:graphic>
-              <a:graphicData uri="http://schemas.openxmlformats.org/drawingml/2006/picture">
-                <pic:pic>
-                  <pic:nvPicPr>
-                    <pic:cNvPr descr="media/image1_es-419.png" id="29" name="Picture"/>
-                    <pic:cNvPicPr>
-                      <a:picLocks noChangeArrowheads="1" noChangeAspect="1"/>
-                    </pic:cNvPicPr>
-                  </pic:nvPicPr>
-                  <pic:blipFill>
-                    <a:blip r:embed="rId27"/>
-                    <a:stretch>
-                      <a:fillRect/>
-                    </a:stretch>
-                  </pic:blipFill>
-                  <pic:spPr bwMode="auto">
-                    <a:xfrm>
-                      <a:off x="0" y="0"/>
-                      <a:ext cx="5334000" cy="2945452"/>
-                    </a:xfrm>
-                    <a:prstGeom prst="rect">
-                      <a:avLst/>
-                    </a:prstGeom>
-                    <a:noFill/>
-                    <a:ln w="9525">
-                      <a:noFill/>
-                      <a:headEnd/>
-                      <a:tailEnd/>
-                    </a:ln>
-                  </pic:spPr>
-                </pic:pic>
-              </a:graphicData>
-            </a:graphic>
-          </wp:inline>
-        </w:drawing>
-      </w:r>
-    </w:p>
+    <w:tbl>
+      <w:tblPr>
+        <w:tblStyle w:val="FigureTable"/>
+        <w:tblW w:type="auto" w:w="0"/>
+        <w:tblLook w:firstRow="0" w:lastRow="0" w:firstColumn="0" w:lastColumn="0"/>
+        <w:jc w:val="center"/>
+      </w:tblPr>
+      <w:tblGrid>
+        <w:gridCol w:w="7920"/>
+      </w:tblGrid>
+      <w:tr>
+        <w:tc>
+          <w:tcPr/>
+          <w:p>
+            <w:pPr>
+              <w:pStyle w:val="Compact"/>
+              <w:jc w:val="center"/>
+            </w:pPr>
+            <w:r>
+              <w:t xml:space="preserve">Las Funciones Gobernar, Identificar, Proteger, Detectar, Responder y Recuperar operan como un sistema conectado.</w:t>
+            </w:r>
+          </w:p>
+        </w:tc>
+      </w:tr>
+    </w:tbl>
     <w:p>
       <w:pPr>
         <w:pStyle w:val="ImageCaption"/>
@@ -401,7 +405,7 @@
         <w:t xml:space="preserve">Figura 1. Las seis Funciones del NIST CSF 2.0</w:t>
       </w:r>
     </w:p>
-    <w:bookmarkStart w:id="30" w:name="qué-es-el-csf-2.0"/>
+    <w:bookmarkStart w:id="27" w:name="qué-es-el-csf-2.0"/>
     <w:p>
       <w:pPr>
         <w:pStyle w:val="Heading2"/>
@@ -418,8 +422,8 @@
         <w:t xml:space="preserve">NIST publicó el CSF 2.0 el 26 de febrero de 2024. Está diseñado para organizaciones de cualquier tamaño, sector y nivel de sofisticación técnica. Sus resultados son neutrales respecto del país, el sector y la tecnología. Una organización puede adoptarlo voluntariamente o porque una política, un contrato, un regulador, un cliente o una norma interna así lo requieran.</w:t>
       </w:r>
     </w:p>
-    <w:bookmarkEnd w:id="30"/>
-    <w:bookmarkStart w:id="31" w:name="qué-cambió-respecto-del-csf-1.1"/>
+    <w:bookmarkEnd w:id="27"/>
+    <w:bookmarkStart w:id="28" w:name="qué-cambió-respecto-del-csf-1.1"/>
     <w:p>
       <w:pPr>
         <w:pStyle w:val="Heading2"/>
@@ -498,8 +502,8 @@
         <w:t xml:space="preserve">Algunas numeraciones de Subcategorías contienen espacios intencionales porque ciertos contenidos del CSF 1.1 se trasladaron dentro del CSF 2.0.</w:t>
       </w:r>
     </w:p>
-    <w:bookmarkEnd w:id="31"/>
-    <w:bookmarkStart w:id="32" w:name="qué-no-es-el-csf-2.0"/>
+    <w:bookmarkEnd w:id="28"/>
+    <w:bookmarkStart w:id="29" w:name="qué-no-es-el-csf-2.0"/>
     <w:p>
       <w:pPr>
         <w:pStyle w:val="Heading2"/>
@@ -580,9 +584,9 @@
         <w:t xml:space="preserve">Relacionar una práctica con un resultado del CSF no demuestra que ese resultado se haya alcanzado.</w:t>
       </w:r>
     </w:p>
-    <w:bookmarkEnd w:id="32"/>
-    <w:bookmarkEnd w:id="33"/>
-    <w:bookmarkStart w:id="37" w:name="Xa319909eba674c1f3aaa51ec84ef2b8864a3ca8"/>
+    <w:bookmarkEnd w:id="29"/>
+    <w:bookmarkEnd w:id="30"/>
+    <w:bookmarkStart w:id="31" w:name="Xa319909eba674c1f3aaa51ec84ef2b8864a3ca8"/>
     <w:p>
       <w:pPr>
         <w:pStyle w:val="Heading1"/>
@@ -603,53 +607,31 @@
         <w:t xml:space="preserve">Los componentes del CSF 2.0 y cómo se relacionan entre sí.</w:t>
       </w:r>
     </w:p>
-    <w:p>
-      <w:pPr>
-        <w:pStyle w:val="CaptionedFigure"/>
-      </w:pPr>
-      <w:r>
-        <w:drawing>
-          <wp:inline>
-            <wp:extent cx="5334000" cy="2306456"/>
-            <wp:effectExtent b="0" l="0" r="0" t="0"/>
-            <wp:docPr descr="Las Funciones contienen Categorías, y las Categorías contienen Subcategorías específicas centradas en resultados." title="" id="35" name="Picture"/>
-            <a:graphic>
-              <a:graphicData uri="http://schemas.openxmlformats.org/drawingml/2006/picture">
-                <pic:pic>
-                  <pic:nvPicPr>
-                    <pic:cNvPr descr="media/image2_es-419.png" id="36" name="Picture"/>
-                    <pic:cNvPicPr>
-                      <a:picLocks noChangeArrowheads="1" noChangeAspect="1"/>
-                    </pic:cNvPicPr>
-                  </pic:nvPicPr>
-                  <pic:blipFill>
-                    <a:blip r:embed="rId34"/>
-                    <a:stretch>
-                      <a:fillRect/>
-                    </a:stretch>
-                  </pic:blipFill>
-                  <pic:spPr bwMode="auto">
-                    <a:xfrm>
-                      <a:off x="0" y="0"/>
-                      <a:ext cx="5334000" cy="2306456"/>
-                    </a:xfrm>
-                    <a:prstGeom prst="rect">
-                      <a:avLst/>
-                    </a:prstGeom>
-                    <a:noFill/>
-                    <a:ln w="9525">
-                      <a:noFill/>
-                      <a:headEnd/>
-                      <a:tailEnd/>
-                    </a:ln>
-                  </pic:spPr>
-                </pic:pic>
-              </a:graphicData>
-            </a:graphic>
-          </wp:inline>
-        </w:drawing>
-      </w:r>
-    </w:p>
+    <w:tbl>
+      <w:tblPr>
+        <w:tblStyle w:val="FigureTable"/>
+        <w:tblW w:type="auto" w:w="0"/>
+        <w:tblLook w:firstRow="0" w:lastRow="0" w:firstColumn="0" w:lastColumn="0"/>
+        <w:jc w:val="center"/>
+      </w:tblPr>
+      <w:tblGrid>
+        <w:gridCol w:w="7920"/>
+      </w:tblGrid>
+      <w:tr>
+        <w:tc>
+          <w:tcPr/>
+          <w:p>
+            <w:pPr>
+              <w:pStyle w:val="Compact"/>
+              <w:jc w:val="center"/>
+            </w:pPr>
+            <w:r>
+              <w:t xml:space="preserve">Las Funciones contienen Categorías, y las Categorías contienen Subcategorías específicas centradas en resultados.</w:t>
+            </w:r>
+          </w:p>
+        </w:tc>
+      </w:tr>
+    </w:tbl>
     <w:p>
       <w:pPr>
         <w:pStyle w:val="ImageCaption"/>
@@ -1037,8 +1019,8 @@
         </w:tc>
       </w:tr>
     </w:tbl>
-    <w:bookmarkEnd w:id="37"/>
-    <w:bookmarkStart w:id="38" w:name="hoja-de-ruta-práctica-de-implementación"/>
+    <w:bookmarkEnd w:id="31"/>
+    <w:bookmarkStart w:id="32" w:name="hoja-de-ruta-práctica-de-implementación"/>
     <w:p>
       <w:pPr>
         <w:pStyle w:val="Heading1"/>
@@ -1229,8 +1211,8 @@
         </w:tc>
       </w:tr>
     </w:tbl>
-    <w:bookmarkEnd w:id="38"/>
-    <w:bookmarkStart w:id="45" w:name="función-gobernar"/>
+    <w:bookmarkEnd w:id="32"/>
+    <w:bookmarkStart w:id="39" w:name="función-gobernar"/>
     <w:p>
       <w:pPr>
         <w:pStyle w:val="Heading1"/>
@@ -1289,7 +1271,7 @@
         </w:tc>
       </w:tr>
     </w:tbl>
-    <w:bookmarkStart w:id="39" w:name="contexto-organizacional-gv.oc"/>
+    <w:bookmarkStart w:id="33" w:name="contexto-organizacional-gv.oc"/>
     <w:p>
       <w:pPr>
         <w:pStyle w:val="Heading2"/>
@@ -1649,8 +1631,8 @@
         <w:t xml:space="preserve">Los resultados del CSF no son una lista de tecnologías obligatorias. Seleccione métodos de implementación y controles de acuerdo con el riesgo, la misión, las obligaciones, los recursos y el Perfil Objetivo definido.</w:t>
       </w:r>
     </w:p>
-    <w:bookmarkEnd w:id="39"/>
-    <w:bookmarkStart w:id="40" w:name="estrategia-de-gestión-de-riesgos-gv.rm"/>
+    <w:bookmarkEnd w:id="33"/>
+    <w:bookmarkStart w:id="34" w:name="estrategia-de-gestión-de-riesgos-gv.rm"/>
     <w:p>
       <w:pPr>
         <w:pStyle w:val="Heading2"/>
@@ -2092,8 +2074,8 @@
         </w:tc>
       </w:tr>
     </w:tbl>
-    <w:bookmarkEnd w:id="40"/>
-    <w:bookmarkStart w:id="41" w:name="Xf02e97df8dc71455eab339672663964af007449"/>
+    <w:bookmarkEnd w:id="34"/>
+    <w:bookmarkStart w:id="35" w:name="Xf02e97df8dc71455eab339672663964af007449"/>
     <w:p>
       <w:pPr>
         <w:pStyle w:val="Heading2"/>
@@ -2385,8 +2367,8 @@
         </w:tc>
       </w:tr>
     </w:tbl>
-    <w:bookmarkEnd w:id="41"/>
-    <w:bookmarkStart w:id="42" w:name="política-gv.po"/>
+    <w:bookmarkEnd w:id="35"/>
+    <w:bookmarkStart w:id="36" w:name="política-gv.po"/>
     <w:p>
       <w:pPr>
         <w:pStyle w:val="Heading2"/>
@@ -2578,8 +2560,8 @@
         </w:tc>
       </w:tr>
     </w:tbl>
-    <w:bookmarkEnd w:id="42"/>
-    <w:bookmarkStart w:id="43" w:name="supervisión-gv.ov"/>
+    <w:bookmarkEnd w:id="36"/>
+    <w:bookmarkStart w:id="37" w:name="supervisión-gv.ov"/>
     <w:p>
       <w:pPr>
         <w:pStyle w:val="Heading2"/>
@@ -2821,8 +2803,8 @@
         </w:tc>
       </w:tr>
     </w:tbl>
-    <w:bookmarkEnd w:id="43"/>
-    <w:bookmarkStart w:id="44" w:name="Xaa8997ad6db840a4731d387a48deb080c02b291"/>
+    <w:bookmarkEnd w:id="37"/>
+    <w:bookmarkStart w:id="38" w:name="Xaa8997ad6db840a4731d387a48deb080c02b291"/>
     <w:p>
       <w:pPr>
         <w:pStyle w:val="Heading2"/>
@@ -3414,9 +3396,9 @@
         </w:tc>
       </w:tr>
     </w:tbl>
-    <w:bookmarkEnd w:id="44"/>
-    <w:bookmarkEnd w:id="45"/>
-    <w:bookmarkStart w:id="49" w:name="función-identificar"/>
+    <w:bookmarkEnd w:id="38"/>
+    <w:bookmarkEnd w:id="39"/>
+    <w:bookmarkStart w:id="43" w:name="función-identificar"/>
     <w:p>
       <w:pPr>
         <w:pStyle w:val="Heading1"/>
@@ -3475,7 +3457,7 @@
         </w:tc>
       </w:tr>
     </w:tbl>
-    <w:bookmarkStart w:id="46" w:name="gestión-de-activos-id.am"/>
+    <w:bookmarkStart w:id="40" w:name="gestión-de-activos-id.am"/>
     <w:p>
       <w:pPr>
         <w:pStyle w:val="Heading2"/>
@@ -3917,8 +3899,8 @@
         </w:tc>
       </w:tr>
     </w:tbl>
-    <w:bookmarkEnd w:id="46"/>
-    <w:bookmarkStart w:id="47" w:name="evaluación-de-riesgos-id.ra"/>
+    <w:bookmarkEnd w:id="40"/>
+    <w:bookmarkStart w:id="41" w:name="evaluación-de-riesgos-id.ra"/>
     <w:p>
       <w:pPr>
         <w:pStyle w:val="Heading2"/>
@@ -4510,8 +4492,8 @@
         </w:tc>
       </w:tr>
     </w:tbl>
-    <w:bookmarkEnd w:id="47"/>
-    <w:bookmarkStart w:id="48" w:name="mejora-id.im"/>
+    <w:bookmarkEnd w:id="41"/>
+    <w:bookmarkStart w:id="42" w:name="mejora-id.im"/>
     <w:p>
       <w:pPr>
         <w:pStyle w:val="Heading2"/>
@@ -4821,9 +4803,9 @@
         <w:t xml:space="preserve">Traducción humana revisada para integración. Conserva los identificadores oficiales del NIST CSF 2.0. Este archivo sustituye únicamente el contenido textual de los capítulos 6–9; la edición completa todavía requiere integración, regeneración de DOCX/PDF y revisión visual.</w:t>
       </w:r>
     </w:p>
-    <w:bookmarkEnd w:id="48"/>
-    <w:bookmarkEnd w:id="49"/>
-    <w:bookmarkStart w:id="55" w:name="función-proteger"/>
+    <w:bookmarkEnd w:id="42"/>
+    <w:bookmarkEnd w:id="43"/>
+    <w:bookmarkStart w:id="49" w:name="función-proteger"/>
     <w:p>
       <w:pPr>
         <w:pStyle w:val="Heading1"/>
@@ -4882,7 +4864,7 @@
         </w:tc>
       </w:tr>
     </w:tbl>
-    <w:bookmarkStart w:id="50" w:name="X4e2d5efdfb6da706ec78481f354d7493855c50c"/>
+    <w:bookmarkStart w:id="44" w:name="X4e2d5efdfb6da706ec78481f354d7493855c50c"/>
     <w:p>
       <w:pPr>
         <w:pStyle w:val="Heading2"/>
@@ -5274,8 +5256,8 @@
         </w:tc>
       </w:tr>
     </w:tbl>
-    <w:bookmarkEnd w:id="50"/>
-    <w:bookmarkStart w:id="51" w:name="concientización-y-capacitación-pr.at"/>
+    <w:bookmarkEnd w:id="44"/>
+    <w:bookmarkStart w:id="45" w:name="concientización-y-capacitación-pr.at"/>
     <w:p>
       <w:pPr>
         <w:pStyle w:val="Heading2"/>
@@ -5467,8 +5449,8 @@
         </w:tc>
       </w:tr>
     </w:tbl>
-    <w:bookmarkEnd w:id="51"/>
-    <w:bookmarkStart w:id="52" w:name="seguridad-de-los-datos-pr.ds"/>
+    <w:bookmarkEnd w:id="45"/>
+    <w:bookmarkStart w:id="46" w:name="seguridad-de-los-datos-pr.ds"/>
     <w:p>
       <w:pPr>
         <w:pStyle w:val="Heading2"/>
@@ -5760,8 +5742,8 @@
         </w:tc>
       </w:tr>
     </w:tbl>
-    <w:bookmarkEnd w:id="52"/>
-    <w:bookmarkStart w:id="53" w:name="seguridad-de-plataformas-pr.ps"/>
+    <w:bookmarkEnd w:id="46"/>
+    <w:bookmarkStart w:id="47" w:name="seguridad-de-plataformas-pr.ps"/>
     <w:p>
       <w:pPr>
         <w:pStyle w:val="Heading2"/>
@@ -6153,8 +6135,8 @@
         </w:tc>
       </w:tr>
     </w:tbl>
-    <w:bookmarkEnd w:id="53"/>
-    <w:bookmarkStart w:id="54" w:name="X6bac3c49e3408660c347cec3614852728c9bcb0"/>
+    <w:bookmarkEnd w:id="47"/>
+    <w:bookmarkStart w:id="48" w:name="X6bac3c49e3408660c347cec3614852728c9bcb0"/>
     <w:p>
       <w:pPr>
         <w:pStyle w:val="Heading2"/>
@@ -6446,9 +6428,9 @@
         </w:tc>
       </w:tr>
     </w:tbl>
-    <w:bookmarkEnd w:id="54"/>
-    <w:bookmarkEnd w:id="55"/>
-    <w:bookmarkStart w:id="58" w:name="función-detectar"/>
+    <w:bookmarkEnd w:id="48"/>
+    <w:bookmarkEnd w:id="49"/>
+    <w:bookmarkStart w:id="52" w:name="función-detectar"/>
     <w:p>
       <w:pPr>
         <w:pStyle w:val="Heading1"/>
@@ -6507,7 +6489,7 @@
         </w:tc>
       </w:tr>
     </w:tbl>
-    <w:bookmarkStart w:id="56" w:name="monitoreo-continuo-de.cm"/>
+    <w:bookmarkStart w:id="50" w:name="monitoreo-continuo-de.cm"/>
     <w:p>
       <w:pPr>
         <w:pStyle w:val="Heading2"/>
@@ -6849,8 +6831,8 @@
         </w:tc>
       </w:tr>
     </w:tbl>
-    <w:bookmarkEnd w:id="56"/>
-    <w:bookmarkStart w:id="57" w:name="análisis-de-eventos-adversos-de.ae"/>
+    <w:bookmarkEnd w:id="50"/>
+    <w:bookmarkStart w:id="51" w:name="análisis-de-eventos-adversos-de.ae"/>
     <w:p>
       <w:pPr>
         <w:pStyle w:val="Heading2"/>
@@ -7242,9 +7224,9 @@
         </w:tc>
       </w:tr>
     </w:tbl>
-    <w:bookmarkEnd w:id="57"/>
-    <w:bookmarkEnd w:id="58"/>
-    <w:bookmarkStart w:id="63" w:name="función-responder"/>
+    <w:bookmarkEnd w:id="51"/>
+    <w:bookmarkEnd w:id="52"/>
+    <w:bookmarkStart w:id="57" w:name="función-responder"/>
     <w:p>
       <w:pPr>
         <w:pStyle w:val="Heading1"/>
@@ -7303,7 +7285,7 @@
         </w:tc>
       </w:tr>
     </w:tbl>
-    <w:bookmarkStart w:id="59" w:name="gestión-de-incidentes-rs.ma"/>
+    <w:bookmarkStart w:id="53" w:name="gestión-de-incidentes-rs.ma"/>
     <w:p>
       <w:pPr>
         <w:pStyle w:val="Heading2"/>
@@ -7645,8 +7627,8 @@
         </w:tc>
       </w:tr>
     </w:tbl>
-    <w:bookmarkEnd w:id="59"/>
-    <w:bookmarkStart w:id="60" w:name="análisis-de-incidentes-rs.an"/>
+    <w:bookmarkEnd w:id="53"/>
+    <w:bookmarkStart w:id="54" w:name="análisis-de-incidentes-rs.an"/>
     <w:p>
       <w:pPr>
         <w:pStyle w:val="Heading2"/>
@@ -7938,8 +7920,8 @@
         </w:tc>
       </w:tr>
     </w:tbl>
-    <w:bookmarkEnd w:id="60"/>
-    <w:bookmarkStart w:id="61" w:name="X4e9b5aa881a3aa685111d930461d5214af37ef4"/>
+    <w:bookmarkEnd w:id="54"/>
+    <w:bookmarkStart w:id="55" w:name="X4e9b5aa881a3aa685111d930461d5214af37ef4"/>
     <w:p>
       <w:pPr>
         <w:pStyle w:val="Heading2"/>
@@ -8131,8 +8113,8 @@
         </w:tc>
       </w:tr>
     </w:tbl>
-    <w:bookmarkEnd w:id="61"/>
-    <w:bookmarkStart w:id="62" w:name="mitigación-de-incidentes-rs.mi"/>
+    <w:bookmarkEnd w:id="55"/>
+    <w:bookmarkStart w:id="56" w:name="mitigación-de-incidentes-rs.mi"/>
     <w:p>
       <w:pPr>
         <w:pStyle w:val="Heading2"/>
@@ -8324,9 +8306,9 @@
         </w:tc>
       </w:tr>
     </w:tbl>
-    <w:bookmarkEnd w:id="62"/>
-    <w:bookmarkEnd w:id="63"/>
-    <w:bookmarkStart w:id="66" w:name="función-recuperar"/>
+    <w:bookmarkEnd w:id="56"/>
+    <w:bookmarkEnd w:id="57"/>
+    <w:bookmarkStart w:id="60" w:name="función-recuperar"/>
     <w:p>
       <w:pPr>
         <w:pStyle w:val="Heading1"/>
@@ -8385,7 +8367,7 @@
         </w:tc>
       </w:tr>
     </w:tbl>
-    <w:bookmarkStart w:id="64" w:name="Xa29e6b1b0cd5c8eb476ea124c42ace3854f3ef3"/>
+    <w:bookmarkStart w:id="58" w:name="Xa29e6b1b0cd5c8eb476ea124c42ace3854f3ef3"/>
     <w:p>
       <w:pPr>
         <w:pStyle w:val="Heading2"/>
@@ -8777,8 +8759,8 @@
         </w:tc>
       </w:tr>
     </w:tbl>
-    <w:bookmarkEnd w:id="64"/>
-    <w:bookmarkStart w:id="65" w:name="X5205afd999eef8b637eb623ca5c59b6c471231e"/>
+    <w:bookmarkEnd w:id="58"/>
+    <w:bookmarkStart w:id="59" w:name="X5205afd999eef8b637eb623ca5c59b6c471231e"/>
     <w:p>
       <w:pPr>
         <w:pStyle w:val="Heading2"/>
@@ -8988,9 +8970,9 @@
         <w:t xml:space="preserve">Los resultados del CSF no constituyen una lista de tecnologías obligatorias. Los métodos de implementación y los controles deben seleccionarse según el riesgo, la misión, las obligaciones, los recursos y el Perfil Objetivo definido para el alcance.</w:t>
       </w:r>
     </w:p>
-    <w:bookmarkEnd w:id="65"/>
-    <w:bookmarkEnd w:id="66"/>
-    <w:bookmarkStart w:id="73" w:name="perfiles-organizacionales"/>
+    <w:bookmarkEnd w:id="59"/>
+    <w:bookmarkEnd w:id="60"/>
+    <w:bookmarkStart w:id="64" w:name="perfiles-organizacionales"/>
     <w:p>
       <w:pPr>
         <w:pStyle w:val="Heading1"/>
@@ -9011,53 +8993,31 @@
         <w:t xml:space="preserve">Cómo describir la postura actual, establecer un objetivo y crear un plan de acción priorizado.</w:t>
       </w:r>
     </w:p>
-    <w:p>
-      <w:pPr>
-        <w:pStyle w:val="CaptionedFigure"/>
-      </w:pPr>
-      <w:r>
-        <w:drawing>
-          <wp:inline>
-            <wp:extent cx="5334000" cy="2945452"/>
-            <wp:effectExtent b="0" l="0" r="0" t="0"/>
-            <wp:docPr descr="Un Perfil Objetivo es útil cuando sus brechas se convierten en acciones basadas en riesgo, con responsables y financiamiento definidos." title="" id="68" name="Picture"/>
-            <a:graphic>
-              <a:graphicData uri="http://schemas.openxmlformats.org/drawingml/2006/picture">
-                <pic:pic>
-                  <pic:nvPicPr>
-                    <pic:cNvPr descr="media/image3_es-419.png" id="69" name="Picture"/>
-                    <pic:cNvPicPr>
-                      <a:picLocks noChangeArrowheads="1" noChangeAspect="1"/>
-                    </pic:cNvPicPr>
-                  </pic:nvPicPr>
-                  <pic:blipFill>
-                    <a:blip r:embed="rId67"/>
-                    <a:stretch>
-                      <a:fillRect/>
-                    </a:stretch>
-                  </pic:blipFill>
-                  <pic:spPr bwMode="auto">
-                    <a:xfrm>
-                      <a:off x="0" y="0"/>
-                      <a:ext cx="5334000" cy="2945452"/>
-                    </a:xfrm>
-                    <a:prstGeom prst="rect">
-                      <a:avLst/>
-                    </a:prstGeom>
-                    <a:noFill/>
-                    <a:ln w="9525">
-                      <a:noFill/>
-                      <a:headEnd/>
-                      <a:tailEnd/>
-                    </a:ln>
-                  </pic:spPr>
-                </pic:pic>
-              </a:graphicData>
-            </a:graphic>
-          </wp:inline>
-        </w:drawing>
-      </w:r>
-    </w:p>
+    <w:tbl>
+      <w:tblPr>
+        <w:tblStyle w:val="FigureTable"/>
+        <w:tblW w:type="auto" w:w="0"/>
+        <w:tblLook w:firstRow="0" w:lastRow="0" w:firstColumn="0" w:lastColumn="0"/>
+        <w:jc w:val="center"/>
+      </w:tblPr>
+      <w:tblGrid>
+        <w:gridCol w:w="7920"/>
+      </w:tblGrid>
+      <w:tr>
+        <w:tc>
+          <w:tcPr/>
+          <w:p>
+            <w:pPr>
+              <w:pStyle w:val="Compact"/>
+              <w:jc w:val="center"/>
+            </w:pPr>
+            <w:r>
+              <w:t xml:space="preserve">Un Perfil Objetivo es útil cuando sus brechas se convierten en acciones basadas en riesgo, con responsables y financiamiento definidos.</w:t>
+            </w:r>
+          </w:p>
+        </w:tc>
+      </w:tr>
+    </w:tbl>
     <w:p>
       <w:pPr>
         <w:pStyle w:val="ImageCaption"/>
@@ -9078,7 +9038,7 @@
         <w:t xml:space="preserve">Figura 3. Del Perfil Actual al plan de acción</w:t>
       </w:r>
     </w:p>
-    <w:bookmarkStart w:id="70" w:name="declaración-del-alcance-del-perfil"/>
+    <w:bookmarkStart w:id="61" w:name="declaración-del-alcance-del-perfil"/>
     <w:p>
       <w:pPr>
         <w:pStyle w:val="Heading3"/>
@@ -9159,8 +9119,8 @@
         <w:t xml:space="preserve">Supuestos, exclusiones, dependencias y limitaciones.</w:t>
       </w:r>
     </w:p>
-    <w:bookmarkEnd w:id="70"/>
-    <w:bookmarkStart w:id="71" w:name="estado-de-los-resultados"/>
+    <w:bookmarkEnd w:id="61"/>
+    <w:bookmarkStart w:id="62" w:name="estado-de-los-resultados"/>
     <w:p>
       <w:pPr>
         <w:pStyle w:val="Heading3"/>
@@ -9425,8 +9385,8 @@
         </w:tc>
       </w:tr>
     </w:tbl>
-    <w:bookmarkEnd w:id="71"/>
-    <w:bookmarkStart w:id="72" w:name="priorización-de-brechas"/>
+    <w:bookmarkEnd w:id="62"/>
+    <w:bookmarkStart w:id="63" w:name="priorización-de-brechas"/>
     <w:p>
       <w:pPr>
         <w:pStyle w:val="Heading3"/>
@@ -9443,9 +9403,9 @@
         <w:t xml:space="preserve">Priorice las brechas considerando el impacto sobre la misión, la probabilidad de amenaza, la criticidad de los activos, las obligaciones legales y contractuales, la exposición, las dependencias, la seguridad física, la privacidad, los controles actuales, el tiempo estimado para explotación, el esfuerzo de remediación y los recursos disponibles. No clasifique las brechas únicamente por la severidad indicada por una herramienta de escaneo.</w:t>
       </w:r>
     </w:p>
-    <w:bookmarkEnd w:id="72"/>
-    <w:bookmarkEnd w:id="73"/>
-    <w:bookmarkStart w:id="77" w:name="niveles-del-csf"/>
+    <w:bookmarkEnd w:id="63"/>
+    <w:bookmarkEnd w:id="64"/>
+    <w:bookmarkStart w:id="65" w:name="niveles-del-csf"/>
     <w:p>
       <w:pPr>
         <w:pStyle w:val="Heading1"/>
@@ -9466,53 +9426,31 @@
         <w:t xml:space="preserve">Cómo utilizar Parcial, Informado por el Riesgo, Repetible y Adaptativo sin convertirlos en una puntuación.</w:t>
       </w:r>
     </w:p>
-    <w:p>
-      <w:pPr>
-        <w:pStyle w:val="CaptionedFigure"/>
-      </w:pPr>
-      <w:r>
-        <w:drawing>
-          <wp:inline>
-            <wp:extent cx="5334000" cy="2912060"/>
-            <wp:effectExtent b="0" l="0" r="0" t="0"/>
-            <wp:docPr descr="Los Niveles del CSF ofrecen contexto sobre el rigor de la gobernanza y de las prácticas de gestión del riesgo." title="" id="75" name="Picture"/>
-            <a:graphic>
-              <a:graphicData uri="http://schemas.openxmlformats.org/drawingml/2006/picture">
-                <pic:pic>
-                  <pic:nvPicPr>
-                    <pic:cNvPr descr="media/image4_es-419.png" id="76" name="Picture"/>
-                    <pic:cNvPicPr>
-                      <a:picLocks noChangeArrowheads="1" noChangeAspect="1"/>
-                    </pic:cNvPicPr>
-                  </pic:nvPicPr>
-                  <pic:blipFill>
-                    <a:blip r:embed="rId74"/>
-                    <a:stretch>
-                      <a:fillRect/>
-                    </a:stretch>
-                  </pic:blipFill>
-                  <pic:spPr bwMode="auto">
-                    <a:xfrm>
-                      <a:off x="0" y="0"/>
-                      <a:ext cx="5334000" cy="2912060"/>
-                    </a:xfrm>
-                    <a:prstGeom prst="rect">
-                      <a:avLst/>
-                    </a:prstGeom>
-                    <a:noFill/>
-                    <a:ln w="9525">
-                      <a:noFill/>
-                      <a:headEnd/>
-                      <a:tailEnd/>
-                    </a:ln>
-                  </pic:spPr>
-                </pic:pic>
-              </a:graphicData>
-            </a:graphic>
-          </wp:inline>
-        </w:drawing>
-      </w:r>
-    </w:p>
+    <w:tbl>
+      <w:tblPr>
+        <w:tblStyle w:val="FigureTable"/>
+        <w:tblW w:type="auto" w:w="0"/>
+        <w:tblLook w:firstRow="0" w:lastRow="0" w:firstColumn="0" w:lastColumn="0"/>
+        <w:jc w:val="center"/>
+      </w:tblPr>
+      <w:tblGrid>
+        <w:gridCol w:w="7920"/>
+      </w:tblGrid>
+      <w:tr>
+        <w:tc>
+          <w:tcPr/>
+          <w:p>
+            <w:pPr>
+              <w:pStyle w:val="Compact"/>
+              <w:jc w:val="center"/>
+            </w:pPr>
+            <w:r>
+              <w:t xml:space="preserve">Los Niveles del CSF ofrecen contexto sobre el rigor de la gobernanza y de las prácticas de gestión del riesgo.</w:t>
+            </w:r>
+          </w:p>
+        </w:tc>
+      </w:tr>
+    </w:tbl>
     <w:p>
       <w:pPr>
         <w:pStyle w:val="ImageCaption"/>
@@ -9811,8 +9749,8 @@
         <w:t xml:space="preserve">Reevalúe cuando cambien de forma material el riesgo, la misión, los proveedores o la tecnología.</w:t>
       </w:r>
     </w:p>
-    <w:bookmarkEnd w:id="77"/>
-    <w:bookmarkStart w:id="80" w:name="X48c76e1bba47613906c4c0248cba3bcf972f53a"/>
+    <w:bookmarkEnd w:id="65"/>
+    <w:bookmarkStart w:id="68" w:name="X48c76e1bba47613906c4c0248cba3bcf972f53a"/>
     <w:p>
       <w:pPr>
         <w:pStyle w:val="Heading1"/>
@@ -10127,7 +10065,7 @@
         </w:tc>
       </w:tr>
     </w:tbl>
-    <w:bookmarkStart w:id="78" w:name="declaración-ejecutiva-de-riesgo"/>
+    <w:bookmarkStart w:id="66" w:name="declaración-ejecutiva-de-riesgo"/>
     <w:p>
       <w:pPr>
         <w:pStyle w:val="Heading2"/>
@@ -10154,8 +10092,8 @@
         <w:t xml:space="preserve">Debido a que [amenaza] podría explotar [vulnerabilidad] y afectar [activo u objetivo], la organización podría experimentar [impacto empresarial]. Los controles existentes [resumen] dejan [exposición residual]. La dirección debería [respuesta] antes de [fecha], bajo la responsabilidad de [función], y monitorear [medida].</w:t>
       </w:r>
     </w:p>
-    <w:bookmarkEnd w:id="78"/>
-    <w:bookmarkStart w:id="79" w:name="preguntas-para-el-órgano-de-gobierno"/>
+    <w:bookmarkEnd w:id="66"/>
+    <w:bookmarkStart w:id="67" w:name="preguntas-para-el-órgano-de-gobierno"/>
     <w:p>
       <w:pPr>
         <w:pStyle w:val="Heading2"/>
@@ -10248,9 +10186,9 @@
         <w:t xml:space="preserve">¿Se han demostrado las capacidades de recuperación para los servicios más importantes?</w:t>
       </w:r>
     </w:p>
-    <w:bookmarkEnd w:id="79"/>
-    <w:bookmarkEnd w:id="80"/>
-    <w:bookmarkStart w:id="84" w:name="Xf0be7b02eafb22048f057e55395debc32cfbc8e"/>
+    <w:bookmarkEnd w:id="67"/>
+    <w:bookmarkEnd w:id="68"/>
+    <w:bookmarkStart w:id="69" w:name="Xf0be7b02eafb22048f057e55395debc32cfbc8e"/>
     <w:p>
       <w:pPr>
         <w:pStyle w:val="Heading1"/>
@@ -10271,53 +10209,31 @@
         <w:t xml:space="preserve">Cómo gestionar proveedores, productos, servicios y dependencias durante todo el ciclo de vida.</w:t>
       </w:r>
     </w:p>
-    <w:p>
-      <w:pPr>
-        <w:pStyle w:val="CaptionedFigure"/>
-      </w:pPr>
-      <w:r>
-        <w:drawing>
-          <wp:inline>
-            <wp:extent cx="5334000" cy="2787322"/>
-            <wp:effectExtent b="0" l="0" r="0" t="0"/>
-            <wp:docPr descr="Planificar, seleccionar, contratar, monitorear y finalizar relaciones con responsabilidades de seguridad claramente definidas." title="" id="82" name="Picture"/>
-            <a:graphic>
-              <a:graphicData uri="http://schemas.openxmlformats.org/drawingml/2006/picture">
-                <pic:pic>
-                  <pic:nvPicPr>
-                    <pic:cNvPr descr="media/image5_es-419.png" id="83" name="Picture"/>
-                    <pic:cNvPicPr>
-                      <a:picLocks noChangeArrowheads="1" noChangeAspect="1"/>
-                    </pic:cNvPicPr>
-                  </pic:nvPicPr>
-                  <pic:blipFill>
-                    <a:blip r:embed="rId81"/>
-                    <a:stretch>
-                      <a:fillRect/>
-                    </a:stretch>
-                  </pic:blipFill>
-                  <pic:spPr bwMode="auto">
-                    <a:xfrm>
-                      <a:off x="0" y="0"/>
-                      <a:ext cx="5334000" cy="2787322"/>
-                    </a:xfrm>
-                    <a:prstGeom prst="rect">
-                      <a:avLst/>
-                    </a:prstGeom>
-                    <a:noFill/>
-                    <a:ln w="9525">
-                      <a:noFill/>
-                      <a:headEnd/>
-                      <a:tailEnd/>
-                    </a:ln>
-                  </pic:spPr>
-                </pic:pic>
-              </a:graphicData>
-            </a:graphic>
-          </wp:inline>
-        </w:drawing>
-      </w:r>
-    </w:p>
+    <w:tbl>
+      <w:tblPr>
+        <w:tblStyle w:val="FigureTable"/>
+        <w:tblW w:type="auto" w:w="0"/>
+        <w:tblLook w:firstRow="0" w:lastRow="0" w:firstColumn="0" w:lastColumn="0"/>
+        <w:jc w:val="center"/>
+      </w:tblPr>
+      <w:tblGrid>
+        <w:gridCol w:w="7920"/>
+      </w:tblGrid>
+      <w:tr>
+        <w:tc>
+          <w:tcPr/>
+          <w:p>
+            <w:pPr>
+              <w:pStyle w:val="Compact"/>
+              <w:jc w:val="center"/>
+            </w:pPr>
+            <w:r>
+              <w:t xml:space="preserve">Planificar, seleccionar, contratar, monitorear y finalizar relaciones con responsabilidades de seguridad claramente definidas.</w:t>
+            </w:r>
+          </w:p>
+        </w:tc>
+      </w:tr>
+    </w:tbl>
     <w:p>
       <w:pPr>
         <w:pStyle w:val="ImageCaption"/>
@@ -10440,8 +10356,8 @@
         <w:t xml:space="preserve">Un cuestionario o una cláusula contractual no demuestran por sí solos que los controles del proveedor funcionen. Combine los derechos contractuales con evidencia basada en riesgo, monitoreo, información de incidentes y seguimiento de acciones correctivas.</w:t>
       </w:r>
     </w:p>
-    <w:bookmarkEnd w:id="84"/>
-    <w:bookmarkStart w:id="89" w:name="métricas-evidencia-e-informes"/>
+    <w:bookmarkEnd w:id="69"/>
+    <w:bookmarkStart w:id="71" w:name="métricas-evidencia-e-informes"/>
     <w:p>
       <w:pPr>
         <w:pStyle w:val="Heading1"/>
@@ -10756,53 +10672,31 @@
         </w:tc>
       </w:tr>
     </w:tbl>
-    <w:p>
-      <w:pPr>
-        <w:pStyle w:val="CaptionedFigure"/>
-      </w:pPr>
-      <w:r>
-        <w:drawing>
-          <wp:inline>
-            <wp:extent cx="5334000" cy="2370074"/>
-            <wp:effectExtent b="0" l="0" r="0" t="0"/>
-            <wp:docPr descr="Una correspondencia es confiable cuando los controles y la evidencia operativa se someten a pruebas." title="" id="86" name="Picture"/>
-            <a:graphic>
-              <a:graphicData uri="http://schemas.openxmlformats.org/drawingml/2006/picture">
-                <pic:pic>
-                  <pic:nvPicPr>
-                    <pic:cNvPr descr="media/image6_es-419.png" id="87" name="Picture"/>
-                    <pic:cNvPicPr>
-                      <a:picLocks noChangeArrowheads="1" noChangeAspect="1"/>
-                    </pic:cNvPicPr>
-                  </pic:nvPicPr>
-                  <pic:blipFill>
-                    <a:blip r:embed="rId85"/>
-                    <a:stretch>
-                      <a:fillRect/>
-                    </a:stretch>
-                  </pic:blipFill>
-                  <pic:spPr bwMode="auto">
-                    <a:xfrm>
-                      <a:off x="0" y="0"/>
-                      <a:ext cx="5334000" cy="2370074"/>
-                    </a:xfrm>
-                    <a:prstGeom prst="rect">
-                      <a:avLst/>
-                    </a:prstGeom>
-                    <a:noFill/>
-                    <a:ln w="9525">
-                      <a:noFill/>
-                      <a:headEnd/>
-                      <a:tailEnd/>
-                    </a:ln>
-                  </pic:spPr>
-                </pic:pic>
-              </a:graphicData>
-            </a:graphic>
-          </wp:inline>
-        </w:drawing>
-      </w:r>
-    </w:p>
+    <w:tbl>
+      <w:tblPr>
+        <w:tblStyle w:val="FigureTable"/>
+        <w:tblW w:type="auto" w:w="0"/>
+        <w:tblLook w:firstRow="0" w:lastRow="0" w:firstColumn="0" w:lastColumn="0"/>
+        <w:jc w:val="center"/>
+      </w:tblPr>
+      <w:tblGrid>
+        <w:gridCol w:w="7920"/>
+      </w:tblGrid>
+      <w:tr>
+        <w:tc>
+          <w:tcPr/>
+          <w:p>
+            <w:pPr>
+              <w:pStyle w:val="Compact"/>
+              <w:jc w:val="center"/>
+            </w:pPr>
+            <w:r>
+              <w:t xml:space="preserve">Una correspondencia es confiable cuando los controles y la evidencia operativa se someten a pruebas.</w:t>
+            </w:r>
+          </w:p>
+        </w:tc>
+      </w:tr>
+    </w:tbl>
     <w:p>
       <w:pPr>
         <w:pStyle w:val="ImageCaption"/>
@@ -10823,7 +10717,7 @@
         <w:t xml:space="preserve">Figura 6. Cadena del resultado a la evidencia</w:t>
       </w:r>
     </w:p>
-    <w:bookmarkStart w:id="88" w:name="calidad-de-la-evidencia"/>
+    <w:bookmarkStart w:id="70" w:name="calidad-de-la-evidencia"/>
     <w:p>
       <w:pPr>
         <w:pStyle w:val="Heading2"/>
@@ -11012,9 +10906,9 @@
         </w:tc>
       </w:tr>
     </w:tbl>
-    <w:bookmarkEnd w:id="88"/>
-    <w:bookmarkEnd w:id="89"/>
-    <w:bookmarkStart w:id="92" w:name="X690cf9203589d9c4deb0bdd4f7d017bc2e61e73"/>
+    <w:bookmarkEnd w:id="70"/>
+    <w:bookmarkEnd w:id="71"/>
+    <w:bookmarkStart w:id="74" w:name="X690cf9203589d9c4deb0bdd4f7d017bc2e61e73"/>
     <w:p>
       <w:pPr>
         <w:pStyle w:val="Heading1"/>
@@ -11149,7 +11043,7 @@
         <w:t xml:space="preserve">Repita la prueba sobre la población afectada y redacte una conclusión clara con sus limitaciones.</w:t>
       </w:r>
     </w:p>
-    <w:bookmarkStart w:id="90" w:name="pruebas-prácticas-de-verificación"/>
+    <w:bookmarkStart w:id="72" w:name="pruebas-prácticas-de-verificación"/>
     <w:p>
       <w:pPr>
         <w:pStyle w:val="Heading2"/>
@@ -11641,8 +11535,8 @@
         </w:tc>
       </w:tr>
     </w:tbl>
-    <w:bookmarkEnd w:id="90"/>
-    <w:bookmarkStart w:id="91" w:name="lenguaje-de-conclusión"/>
+    <w:bookmarkEnd w:id="72"/>
+    <w:bookmarkStart w:id="73" w:name="lenguaje-de-conclusión"/>
     <w:p>
       <w:pPr>
         <w:pStyle w:val="Heading2"/>
@@ -11669,9 +11563,9 @@
         <w:t xml:space="preserve">Para el servicio y periodo de revisión definidos, el control estuvo adecuadamente diseñado y operó según lo previsto en 37 de 40 eventos incluidos en la muestra. Tres bajas de acceso se ejecutaron fuera de la tolerancia aprobada. La dirección asignó una acción correctiva, incorporó escalamiento automatizado y la nueva prueba confirmó la eliminación oportuna en la población completa posterior. La conclusión no cubre los sistemas excluidos del alcance declarado.</w:t>
       </w:r>
     </w:p>
-    <w:bookmarkEnd w:id="91"/>
-    <w:bookmarkEnd w:id="92"/>
-    <w:bookmarkStart w:id="100" w:name="X1db050876a828a5527580209c31f002dbed5aaa"/>
+    <w:bookmarkEnd w:id="73"/>
+    <w:bookmarkEnd w:id="74"/>
+    <w:bookmarkStart w:id="79" w:name="X1db050876a828a5527580209c31f002dbed5aaa"/>
     <w:p>
       <w:pPr>
         <w:pStyle w:val="Heading1"/>
@@ -11692,53 +11586,31 @@
         <w:t xml:space="preserve">Enlaces oficiales, inicios rápidos seguros, apoyo posible al CSF, evidencia y limitaciones.</w:t>
       </w:r>
     </w:p>
-    <w:p>
-      <w:pPr>
-        <w:pStyle w:val="CaptionedFigure"/>
-      </w:pPr>
-      <w:r>
-        <w:drawing>
-          <wp:inline>
-            <wp:extent cx="5334000" cy="2945452"/>
-            <wp:effectExtent b="0" l="0" r="0" t="0"/>
-            <wp:docPr descr="La autorización, la validación, la acción correctiva y la repetición de pruebas convierten los resultados técnicos en evidencia útil." title="" id="94" name="Picture"/>
-            <a:graphic>
-              <a:graphicData uri="http://schemas.openxmlformats.org/drawingml/2006/picture">
-                <pic:pic>
-                  <pic:nvPicPr>
-                    <pic:cNvPr descr="media/image7_es-419.png" id="95" name="Picture"/>
-                    <pic:cNvPicPr>
-                      <a:picLocks noChangeArrowheads="1" noChangeAspect="1"/>
-                    </pic:cNvPicPr>
-                  </pic:nvPicPr>
-                  <pic:blipFill>
-                    <a:blip r:embed="rId93"/>
-                    <a:stretch>
-                      <a:fillRect/>
-                    </a:stretch>
-                  </pic:blipFill>
-                  <pic:spPr bwMode="auto">
-                    <a:xfrm>
-                      <a:off x="0" y="0"/>
-                      <a:ext cx="5334000" cy="2945452"/>
-                    </a:xfrm>
-                    <a:prstGeom prst="rect">
-                      <a:avLst/>
-                    </a:prstGeom>
-                    <a:noFill/>
-                    <a:ln w="9525">
-                      <a:noFill/>
-                      <a:headEnd/>
-                      <a:tailEnd/>
-                    </a:ln>
-                  </pic:spPr>
-                </pic:pic>
-              </a:graphicData>
-            </a:graphic>
-          </wp:inline>
-        </w:drawing>
-      </w:r>
-    </w:p>
+    <w:tbl>
+      <w:tblPr>
+        <w:tblStyle w:val="FigureTable"/>
+        <w:tblW w:type="auto" w:w="0"/>
+        <w:tblLook w:firstRow="0" w:lastRow="0" w:firstColumn="0" w:lastColumn="0"/>
+        <w:jc w:val="center"/>
+      </w:tblPr>
+      <w:tblGrid>
+        <w:gridCol w:w="7920"/>
+      </w:tblGrid>
+      <w:tr>
+        <w:tc>
+          <w:tcPr/>
+          <w:p>
+            <w:pPr>
+              <w:pStyle w:val="Compact"/>
+              <w:jc w:val="center"/>
+            </w:pPr>
+            <w:r>
+              <w:t xml:space="preserve">La autorización, la validación, la acción correctiva y la repetición de pruebas convierten los resultados técnicos en evidencia útil.</w:t>
+            </w:r>
+          </w:p>
+        </w:tc>
+      </w:tr>
+    </w:tbl>
     <w:p>
       <w:pPr>
         <w:pStyle w:val="ImageCaption"/>
@@ -12277,7 +12149,7 @@
         </w:tc>
       </w:tr>
     </w:tbl>
-    <w:bookmarkStart w:id="96" w:name="X7c775d53bbf42aa7e33f3e6caaf1c80213e35d6"/>
+    <w:bookmarkStart w:id="75" w:name="X7c775d53bbf42aa7e33f3e6caaf1c80213e35d6"/>
     <w:p>
       <w:pPr>
         <w:pStyle w:val="Heading2"/>
@@ -12382,8 +12254,8 @@
         <w:t xml:space="preserve">Revalidar después de actualizaciones importantes, cambios de integración o configuración, o fallas.</w:t>
       </w:r>
     </w:p>
-    <w:bookmarkEnd w:id="96"/>
-    <w:bookmarkStart w:id="98" w:name="guía-común-para-las-herramientas"/>
+    <w:bookmarkEnd w:id="75"/>
+    <w:bookmarkStart w:id="77" w:name="guía-común-para-las-herramientas"/>
     <w:p>
       <w:pPr>
         <w:pStyle w:val="Heading2"/>
@@ -12460,7 +12332,7 @@
         <w:t xml:space="preserve">No presentar el resultado de una herramienta como certificación, cumplimiento legal, cobertura completa o conclusión de auditoría.</w:t>
       </w:r>
     </w:p>
-    <w:bookmarkStart w:id="97" w:name="inicios-rápidos-revisados"/>
+    <w:bookmarkStart w:id="76" w:name="inicios-rápidos-revisados"/>
     <w:p>
       <w:pPr>
         <w:pStyle w:val="Heading3"/>
@@ -12733,9 +12605,9 @@
         <w:t xml:space="preserve">cargar eventos sintéticos, crear una búsqueda y un tablero, y documentar cobertura, acceso, retención y limitaciones.</w:t>
       </w:r>
     </w:p>
-    <w:bookmarkEnd w:id="97"/>
-    <w:bookmarkEnd w:id="98"/>
-    <w:bookmarkStart w:id="99" w:name="herramientas-oficiales-de-nist"/>
+    <w:bookmarkEnd w:id="76"/>
+    <w:bookmarkEnd w:id="77"/>
+    <w:bookmarkStart w:id="78" w:name="herramientas-oficiales-de-nist"/>
     <w:p>
       <w:pPr>
         <w:pStyle w:val="Heading2"/>
@@ -12788,9 +12660,9 @@
         <w:t xml:space="preserve">usar la orientación y las plantillas oficiales de NIST.</w:t>
       </w:r>
     </w:p>
-    <w:bookmarkEnd w:id="99"/>
-    <w:bookmarkEnd w:id="100"/>
-    <w:bookmarkStart w:id="104" w:name="guía-práctica-del-csf-para-gerentes"/>
+    <w:bookmarkEnd w:id="78"/>
+    <w:bookmarkEnd w:id="79"/>
+    <w:bookmarkStart w:id="83" w:name="guía-práctica-del-csf-para-gerentes"/>
     <w:p>
       <w:pPr>
         <w:pStyle w:val="Heading1"/>
@@ -12799,7 +12671,7 @@
         <w:t xml:space="preserve">17. Guía práctica del CSF para gerentes</w:t>
       </w:r>
     </w:p>
-    <w:bookmarkStart w:id="101" w:name="preguntas-mensuales"/>
+    <w:bookmarkStart w:id="80" w:name="preguntas-mensuales"/>
     <w:p>
       <w:pPr>
         <w:pStyle w:val="Heading2"/>
@@ -12904,8 +12776,8 @@
         <w:t xml:space="preserve">¿Qué limitaciones debe comprender la dirección antes de confiar en el tablero?</w:t>
       </w:r>
     </w:p>
-    <w:bookmarkEnd w:id="101"/>
-    <w:bookmarkStart w:id="102" w:name="tablero"/>
+    <w:bookmarkEnd w:id="80"/>
+    <w:bookmarkStart w:id="81" w:name="tablero"/>
     <w:p>
       <w:pPr>
         <w:pStyle w:val="Heading2"/>
@@ -13322,8 +13194,8 @@
         </w:tc>
       </w:tr>
     </w:tbl>
-    <w:bookmarkEnd w:id="102"/>
-    <w:bookmarkStart w:id="103" w:name="errores-comunes"/>
+    <w:bookmarkEnd w:id="81"/>
+    <w:bookmarkStart w:id="82" w:name="errores-comunes"/>
     <w:p>
       <w:pPr>
         <w:pStyle w:val="Heading2"/>
@@ -13440,9 +13312,9 @@
         <w:t xml:space="preserve">Presentar la alineación con el CSF como cumplimiento legal o certificación de NIST.</w:t>
       </w:r>
     </w:p>
-    <w:bookmarkEnd w:id="103"/>
-    <w:bookmarkEnd w:id="104"/>
-    <w:bookmarkStart w:id="111" w:name="de-principiante-a-analista-junior"/>
+    <w:bookmarkEnd w:id="82"/>
+    <w:bookmarkEnd w:id="83"/>
+    <w:bookmarkStart w:id="87" w:name="de-principiante-a-analista-junior"/>
     <w:p>
       <w:pPr>
         <w:pStyle w:val="Heading1"/>
@@ -13451,53 +13323,31 @@
         <w:t xml:space="preserve">18. De principiante a analista junior</w:t>
       </w:r>
     </w:p>
-    <w:p>
-      <w:pPr>
-        <w:pStyle w:val="CaptionedFigure"/>
-      </w:pPr>
-      <w:r>
-        <w:drawing>
-          <wp:inline>
-            <wp:extent cx="5334000" cy="2778320"/>
-            <wp:effectExtent b="0" l="0" r="0" t="0"/>
-            <wp:docPr descr="Aprender, mapear, probar, informar y postularse con evidencia honesta de portafolio." title="" id="106" name="Picture"/>
-            <a:graphic>
-              <a:graphicData uri="http://schemas.openxmlformats.org/drawingml/2006/picture">
-                <pic:pic>
-                  <pic:nvPicPr>
-                    <pic:cNvPr descr="media/image8_es-419.png" id="107" name="Picture"/>
-                    <pic:cNvPicPr>
-                      <a:picLocks noChangeArrowheads="1" noChangeAspect="1"/>
-                    </pic:cNvPicPr>
-                  </pic:nvPicPr>
-                  <pic:blipFill>
-                    <a:blip r:embed="rId105"/>
-                    <a:stretch>
-                      <a:fillRect/>
-                    </a:stretch>
-                  </pic:blipFill>
-                  <pic:spPr bwMode="auto">
-                    <a:xfrm>
-                      <a:off x="0" y="0"/>
-                      <a:ext cx="5334000" cy="2778320"/>
-                    </a:xfrm>
-                    <a:prstGeom prst="rect">
-                      <a:avLst/>
-                    </a:prstGeom>
-                    <a:noFill/>
-                    <a:ln w="9525">
-                      <a:noFill/>
-                      <a:headEnd/>
-                      <a:tailEnd/>
-                    </a:ln>
-                  </pic:spPr>
-                </pic:pic>
-              </a:graphicData>
-            </a:graphic>
-          </wp:inline>
-        </w:drawing>
-      </w:r>
-    </w:p>
+    <w:tbl>
+      <w:tblPr>
+        <w:tblStyle w:val="FigureTable"/>
+        <w:tblW w:type="auto" w:w="0"/>
+        <w:tblLook w:firstRow="0" w:lastRow="0" w:firstColumn="0" w:lastColumn="0"/>
+        <w:jc w:val="center"/>
+      </w:tblPr>
+      <w:tblGrid>
+        <w:gridCol w:w="7920"/>
+      </w:tblGrid>
+      <w:tr>
+        <w:tc>
+          <w:tcPr/>
+          <w:p>
+            <w:pPr>
+              <w:pStyle w:val="Compact"/>
+              <w:jc w:val="center"/>
+            </w:pPr>
+            <w:r>
+              <w:t xml:space="preserve">Aprender, mapear, probar, informar y postularse con evidencia honesta de portafolio.</w:t>
+            </w:r>
+          </w:p>
+        </w:tc>
+      </w:tr>
+    </w:tbl>
     <w:p>
       <w:pPr>
         <w:pStyle w:val="ImageCaption"/>
@@ -13514,7 +13364,7 @@
         <w:t xml:space="preserve">Figura 8. Ruta hacia el puesto de analista junior</w:t>
       </w:r>
     </w:p>
-    <w:bookmarkStart w:id="108" w:name="puestos-de-nivel-inicial"/>
+    <w:bookmarkStart w:id="84" w:name="puestos-de-nivel-inicial"/>
     <w:p>
       <w:pPr>
         <w:pStyle w:val="Heading2"/>
@@ -13531,8 +13381,8 @@
         <w:t xml:space="preserve">Analista junior de GRC; analista de riesgo de ciberseguridad; analista de cumplimiento; analista de controles de seguridad; analista de riesgo de terceros; analista de aseguramiento de seguridad; analista de programas de ciberseguridad; analista junior de seguridad; analista de preparación para auditorías.</w:t>
       </w:r>
     </w:p>
-    <w:bookmarkEnd w:id="108"/>
-    <w:bookmarkStart w:id="109" w:name="Xc6ed9c321f6a15dc00580ae02ab0b284c685801"/>
+    <w:bookmarkEnd w:id="84"/>
+    <w:bookmarkStart w:id="85" w:name="Xc6ed9c321f6a15dc00580ae02ab0b284c685801"/>
     <w:p>
       <w:pPr>
         <w:pStyle w:val="Heading2"/>
@@ -13637,8 +13487,8 @@
         <w:t xml:space="preserve">Proteger información confidencial y respetar los límites de autorización.</w:t>
       </w:r>
     </w:p>
-    <w:bookmarkEnd w:id="109"/>
-    <w:bookmarkStart w:id="110" w:name="evidencia-de-portafolio"/>
+    <w:bookmarkEnd w:id="85"/>
+    <w:bookmarkStart w:id="86" w:name="evidencia-de-portafolio"/>
     <w:p>
       <w:pPr>
         <w:pStyle w:val="Heading2"/>
@@ -13904,9 +13754,9 @@
         </w:tc>
       </w:tr>
     </w:tbl>
-    <w:bookmarkEnd w:id="110"/>
-    <w:bookmarkEnd w:id="111"/>
-    <w:bookmarkStart w:id="112" w:name="laboratorio-ficticio-y-portafolio"/>
+    <w:bookmarkEnd w:id="86"/>
+    <w:bookmarkEnd w:id="87"/>
+    <w:bookmarkStart w:id="88" w:name="laboratorio-ficticio-y-portafolio"/>
     <w:p>
       <w:pPr>
         <w:pStyle w:val="Heading1"/>
@@ -14117,8 +13967,8 @@
         <w:t xml:space="preserve">identificar todo como entrenamiento ficticio. Nunca publicar información real de empleadores, clientes, pacientes, empleados, proveedores, arquitecturas, vulnerabilidades, credenciales o incidentes sin autorización expresa.</w:t>
       </w:r>
     </w:p>
-    <w:bookmarkEnd w:id="112"/>
-    <w:bookmarkStart w:id="114" w:name="plan-de-aprendizaje-de-treinta-días"/>
+    <w:bookmarkEnd w:id="88"/>
+    <w:bookmarkStart w:id="90" w:name="plan-de-aprendizaje-de-treinta-días"/>
     <w:p>
       <w:pPr>
         <w:pStyle w:val="Heading1"/>
@@ -14345,7 +14195,7 @@
         </w:tc>
       </w:tr>
     </w:tbl>
-    <w:bookmarkStart w:id="113" w:name="hábito-diario"/>
+    <w:bookmarkStart w:id="89" w:name="hábito-diario"/>
     <w:p>
       <w:pPr>
         <w:pStyle w:val="Heading2"/>
@@ -14362,9 +14212,9 @@
         <w:t xml:space="preserve">Leer una sección oficial de NIST o un grupo de resultados; explicarlo en lenguaje sencillo sin alterar el significado; crear una evidencia ficticia; comprobar integridad, alcance, fecha, propiedad y confiabilidad; escribir una conclusión, acción correctiva o lección.</w:t>
       </w:r>
     </w:p>
-    <w:bookmarkEnd w:id="113"/>
-    <w:bookmarkEnd w:id="114"/>
-    <w:bookmarkStart w:id="115" w:name="preparación-para-entrevistas"/>
+    <w:bookmarkEnd w:id="89"/>
+    <w:bookmarkEnd w:id="90"/>
+    <w:bookmarkStart w:id="91" w:name="preparación-para-entrevistas"/>
     <w:p>
       <w:pPr>
         <w:pStyle w:val="Heading1"/>
@@ -14611,8 +14461,8 @@
         <w:t xml:space="preserve">Uso el CSF 2.0 para conectar la ciberseguridad con el riesgo empresarial. Definimos alcance y partes interesadas, seleccionamos resultados aplicables, construimos Perfiles actual y objetivo, priorizamos brechas, financiamos planes, probamos evidencia operativa, incluimos proveedores y comunicamos decisiones y limitaciones. Las herramientas apoyan el trabajo, pero las personas siguen siendo responsables del alcance, juicio, corrección y riesgo residual.</w:t>
       </w:r>
     </w:p>
-    <w:bookmarkEnd w:id="115"/>
-    <w:bookmarkStart w:id="121" w:name="plantillas-y-listas-de-verificación"/>
+    <w:bookmarkEnd w:id="91"/>
+    <w:bookmarkStart w:id="97" w:name="plantillas-y-listas-de-verificación"/>
     <w:p>
       <w:pPr>
         <w:pStyle w:val="Heading1"/>
@@ -14621,7 +14471,7 @@
         <w:t xml:space="preserve">22. Plantillas y listas de verificación</w:t>
       </w:r>
     </w:p>
-    <w:bookmarkStart w:id="116" w:name="registro-de-perfil"/>
+    <w:bookmarkStart w:id="92" w:name="registro-de-perfil"/>
     <w:p>
       <w:pPr>
         <w:pStyle w:val="Heading2"/>
@@ -14638,8 +14488,8 @@
         <w:t xml:space="preserve">Alcance, propósito, responsable, patrocinador, partes interesadas, fecha, activador de revisión; identificador de Función, Categoría y Subcategoría; aplicabilidad; estado actual; implementación; evidencia; prueba; excepción; limitación; estado objetivo; prioridad; brecha; riesgo; acción; protección provisional; recursos; fecha; dependencia; repetición de prueba; contexto de Nivel; aprobación e historial de versiones.</w:t>
       </w:r>
     </w:p>
-    <w:bookmarkEnd w:id="116"/>
-    <w:bookmarkStart w:id="117" w:name="registro-de-riesgos"/>
+    <w:bookmarkEnd w:id="92"/>
+    <w:bookmarkStart w:id="93" w:name="registro-de-riesgos"/>
     <w:p>
       <w:pPr>
         <w:pStyle w:val="Heading2"/>
@@ -14656,8 +14506,8 @@
         <w:t xml:space="preserve">Objetivo, activo, servicio, datos, proveedor y responsable; amenaza, vulnerabilidad, escenario y resultados afectados; controles y evidencia; probabilidad, impacto y riesgo inherente; respuesta, acción, recursos y fecha; riesgo residual, comparación con apetito/tolerancia y autoridad de aceptación; indicador, activador de revisión, vencimiento de excepción y repetición de prueba.</w:t>
       </w:r>
     </w:p>
-    <w:bookmarkEnd w:id="117"/>
-    <w:bookmarkStart w:id="118" w:name="hoja-de-prueba-de-control"/>
+    <w:bookmarkEnd w:id="93"/>
+    <w:bookmarkStart w:id="94" w:name="hoja-de-prueba-de-control"/>
     <w:p>
       <w:pPr>
         <w:pStyle w:val="Heading2"/>
@@ -14674,8 +14524,8 @@
         <w:t xml:space="preserve">Resultado, riesgo, control, responsable, frecuencia, sistemas, ubicaciones y periodo; criterios de diseño; evidencia esperada; población completa; comprobación de integridad; método de muestra; procedimiento; evidencia inspeccionada; repetición; excepciones; causa; impacto; acción; protección provisional; nueva prueba; conclusión; limitaciones; revisor y aprobación.</w:t>
       </w:r>
     </w:p>
-    <w:bookmarkEnd w:id="118"/>
-    <w:bookmarkStart w:id="119" w:name="revisión-de-proveedores"/>
+    <w:bookmarkEnd w:id="94"/>
+    <w:bookmarkStart w:id="95" w:name="revisión-de-proveedores"/>
     <w:p>
       <w:pPr>
         <w:pStyle w:val="Heading2"/>
@@ -14692,8 +14542,8 @@
         <w:t xml:space="preserve">Servicio, responsable, criticidad, acceso, datos, ubicaciones, subcontratistas, dependencias y alternativas; debida diligencia, autenticidad, desarrollo seguro, vulnerabilidades, resiliencia, historial de incidentes y situación financiera/operativa; requisitos contractuales, derechos de evidencia, notificación, recuperación, devolución/destrucción y salida; monitoreo, hallazgos, excepciones, acciones, ejercicios, incidentes, cambios, renovación y terminación.</w:t>
       </w:r>
     </w:p>
-    <w:bookmarkEnd w:id="119"/>
-    <w:bookmarkStart w:id="120" w:name="lista-de-preparación-para-gerentes"/>
+    <w:bookmarkEnd w:id="95"/>
+    <w:bookmarkStart w:id="96" w:name="lista-de-preparación-para-gerentes"/>
     <w:p>
       <w:pPr>
         <w:pStyle w:val="Heading2"/>
@@ -14710,9 +14560,9 @@
         <w:t xml:space="preserve">Patrocinador, roles, recursos, política y estrategia aprobados; alcance, partes interesadas, obligaciones, servicios críticos, dependencias y proveedores actualizados; poblaciones reconciliadas; Perfiles respaldados y aprobados; plan financiado; evidencia probada; controles de proveedores operando; métricas vinculadas a riesgo; excepciones, aceptaciones, limitaciones y nuevas pruebas visibles.</w:t>
       </w:r>
     </w:p>
-    <w:bookmarkEnd w:id="120"/>
-    <w:bookmarkEnd w:id="121"/>
-    <w:bookmarkStart w:id="123" w:name="glosario-e-índice-temático"/>
+    <w:bookmarkEnd w:id="96"/>
+    <w:bookmarkEnd w:id="97"/>
+    <w:bookmarkStart w:id="99" w:name="glosario-e-índice-temático"/>
     <w:p>
       <w:pPr>
         <w:pStyle w:val="Heading1"/>
@@ -14963,7 +14813,7 @@
         <w:t xml:space="preserve">contexto del rigor de gobernanza y gestión del riesgo.</w:t>
       </w:r>
     </w:p>
-    <w:bookmarkStart w:id="122" w:name="índice-temático"/>
+    <w:bookmarkStart w:id="98" w:name="índice-temático"/>
     <w:p>
       <w:pPr>
         <w:pStyle w:val="Heading2"/>
@@ -15605,9 +15455,9 @@
         </w:tc>
       </w:tr>
     </w:tbl>
-    <w:bookmarkEnd w:id="122"/>
-    <w:bookmarkEnd w:id="123"/>
-    <w:bookmarkStart w:id="124" w:name="Xe133084b593ef74a45cdaaebbf7d6bd7938ab4b"/>
+    <w:bookmarkEnd w:id="98"/>
+    <w:bookmarkEnd w:id="99"/>
+    <w:bookmarkStart w:id="100" w:name="Xe133084b593ef74a45cdaaebbf7d6bd7938ab4b"/>
     <w:p>
       <w:pPr>
         <w:pStyle w:val="Heading1"/>
@@ -15814,7 +15664,7 @@
         <w:t xml:space="preserve">el Núcleo del CSF es estable, pero los ejemplos de implementación, referencias informativas, guías, mapeos, amenazas, tecnologías y obligaciones pueden cambiar. Verificar siempre las fuentes oficiales vigentes de NIST y los requisitos específicos de la organización antes de actuar.</w:t>
       </w:r>
     </w:p>
-    <w:bookmarkEnd w:id="124"/>
+    <w:bookmarkEnd w:id="100"/>
     <w:sectPr/>
   </w:body>
 </w:document>

--- a/01-foundations/NIST_CSF_2/Espanol/NIST_CSF_2_Practical_GRC_and_Junior_Analyst_Manual_Espanol_v1.0.docx
+++ b/01-foundations/NIST_CSF_2/Espanol/NIST_CSF_2_Practical_GRC_and_Junior_Analyst_Manual_Espanol_v1.0.docx
@@ -2,32 +2,6 @@
 <file path=word/document.xml><?xml version="1.0" encoding="utf-8"?>
 <w:document xmlns:w="http://schemas.openxmlformats.org/wordprocessingml/2006/main" xmlns:m="http://schemas.openxmlformats.org/officeDocument/2006/math" xmlns:r="http://schemas.openxmlformats.org/officeDocument/2006/relationships" xmlns:o="urn:schemas-microsoft-com:office:office" xmlns:v="urn:schemas-microsoft-com:vml" xmlns:w10="urn:schemas-microsoft-com:office:word" xmlns:a="http://schemas.openxmlformats.org/drawingml/2006/main" xmlns:pic="http://schemas.openxmlformats.org/drawingml/2006/picture" xmlns:wp="http://schemas.openxmlformats.org/drawingml/2006/wordprocessingDrawing">
   <w:body>
-    <w:sdt>
-      <w:sdtPr>
-        <w:docPartObj>
-          <w:docPartGallery w:val="Table of Contents"/>
-          <w:docPartUnique/>
-        </w:docPartObj>
-      </w:sdtPr>
-      <w:sdtContent>
-        <w:p>
-          <w:pPr>
-            <w:pStyle w:val="TOCHeading"/>
-          </w:pPr>
-          <w:r>
-            <w:t xml:space="preserve">Table of Contents</w:t>
-          </w:r>
-        </w:p>
-        <w:p>
-          <w:r>
-            <w:fldChar w:fldCharType="begin" w:dirty="true"/>
-            <w:instrText xml:space="preserve">TOC \o "1-3" \h \z \u</w:instrText>
-            <w:fldChar w:fldCharType="separate"/>
-            <w:fldChar w:fldCharType="end"/>
-          </w:r>
-        </w:p>
-      </w:sdtContent>
-    </w:sdt>
     <w:bookmarkStart w:id="21" w:name="nist-cybersecurity-framework-2.0"/>
     <w:p>
       <w:pPr>
@@ -343,7 +317,7 @@
       </w:tr>
     </w:tbl>
     <w:bookmarkEnd w:id="26"/>
-    <w:bookmarkStart w:id="30" w:name="fundamentos-del-nist-csf-2.0"/>
+    <w:bookmarkStart w:id="33" w:name="fundamentos-del-nist-csf-2.0"/>
     <w:p>
       <w:pPr>
         <w:pStyle w:val="Heading1"/>
@@ -364,31 +338,53 @@
         <w:t xml:space="preserve">Qué es el marco, qué cambió y qué no afirma.</w:t>
       </w:r>
     </w:p>
-    <w:tbl>
-      <w:tblPr>
-        <w:tblStyle w:val="FigureTable"/>
-        <w:tblW w:type="auto" w:w="0"/>
-        <w:tblLook w:firstRow="0" w:lastRow="0" w:firstColumn="0" w:lastColumn="0"/>
-        <w:jc w:val="center"/>
-      </w:tblPr>
-      <w:tblGrid>
-        <w:gridCol w:w="7920"/>
-      </w:tblGrid>
-      <w:tr>
-        <w:tc>
-          <w:tcPr/>
-          <w:p>
-            <w:pPr>
-              <w:pStyle w:val="Compact"/>
-              <w:jc w:val="center"/>
-            </w:pPr>
-            <w:r>
-              <w:t xml:space="preserve">Las Funciones Gobernar, Identificar, Proteger, Detectar, Responder y Recuperar operan como un sistema conectado.</w:t>
-            </w:r>
-          </w:p>
-        </w:tc>
-      </w:tr>
-    </w:tbl>
+    <w:p>
+      <w:pPr>
+        <w:pStyle w:val="CaptionedFigure"/>
+      </w:pPr>
+      <w:r>
+        <w:drawing>
+          <wp:inline>
+            <wp:extent cx="5334000" cy="2945452"/>
+            <wp:effectExtent b="0" l="0" r="0" t="0"/>
+            <wp:docPr descr="Las Funciones Gobernar, Identificar, Proteger, Detectar, Responder y Recuperar operan como un sistema conectado." title="" id="28" name="Picture"/>
+            <a:graphic>
+              <a:graphicData uri="http://schemas.openxmlformats.org/drawingml/2006/picture">
+                <pic:pic>
+                  <pic:nvPicPr>
+                    <pic:cNvPr descr="media/image1_es-419.png" id="29" name="Picture"/>
+                    <pic:cNvPicPr>
+                      <a:picLocks noChangeArrowheads="1" noChangeAspect="1"/>
+                    </pic:cNvPicPr>
+                  </pic:nvPicPr>
+                  <pic:blipFill>
+                    <a:blip r:embed="rId27"/>
+                    <a:stretch>
+                      <a:fillRect/>
+                    </a:stretch>
+                  </pic:blipFill>
+                  <pic:spPr bwMode="auto">
+                    <a:xfrm>
+                      <a:off x="0" y="0"/>
+                      <a:ext cx="5334000" cy="2945452"/>
+                    </a:xfrm>
+                    <a:prstGeom prst="rect">
+                      <a:avLst/>
+                    </a:prstGeom>
+                    <a:noFill/>
+                    <a:ln w="9525">
+                      <a:noFill/>
+                      <a:headEnd/>
+                      <a:tailEnd/>
+                    </a:ln>
+                  </pic:spPr>
+                </pic:pic>
+              </a:graphicData>
+            </a:graphic>
+          </wp:inline>
+        </w:drawing>
+      </w:r>
+    </w:p>
     <w:p>
       <w:pPr>
         <w:pStyle w:val="ImageCaption"/>
@@ -405,7 +401,7 @@
         <w:t xml:space="preserve">Figura 1. Las seis Funciones del NIST CSF 2.0</w:t>
       </w:r>
     </w:p>
-    <w:bookmarkStart w:id="27" w:name="qué-es-el-csf-2.0"/>
+    <w:bookmarkStart w:id="30" w:name="qué-es-el-csf-2.0"/>
     <w:p>
       <w:pPr>
         <w:pStyle w:val="Heading2"/>
@@ -422,8 +418,8 @@
         <w:t xml:space="preserve">NIST publicó el CSF 2.0 el 26 de febrero de 2024. Está diseñado para organizaciones de cualquier tamaño, sector y nivel de sofisticación técnica. Sus resultados son neutrales respecto del país, el sector y la tecnología. Una organización puede adoptarlo voluntariamente o porque una política, un contrato, un regulador, un cliente o una norma interna así lo requieran.</w:t>
       </w:r>
     </w:p>
-    <w:bookmarkEnd w:id="27"/>
-    <w:bookmarkStart w:id="28" w:name="qué-cambió-respecto-del-csf-1.1"/>
+    <w:bookmarkEnd w:id="30"/>
+    <w:bookmarkStart w:id="31" w:name="qué-cambió-respecto-del-csf-1.1"/>
     <w:p>
       <w:pPr>
         <w:pStyle w:val="Heading2"/>
@@ -502,8 +498,8 @@
         <w:t xml:space="preserve">Algunas numeraciones de Subcategorías contienen espacios intencionales porque ciertos contenidos del CSF 1.1 se trasladaron dentro del CSF 2.0.</w:t>
       </w:r>
     </w:p>
-    <w:bookmarkEnd w:id="28"/>
-    <w:bookmarkStart w:id="29" w:name="qué-no-es-el-csf-2.0"/>
+    <w:bookmarkEnd w:id="31"/>
+    <w:bookmarkStart w:id="32" w:name="qué-no-es-el-csf-2.0"/>
     <w:p>
       <w:pPr>
         <w:pStyle w:val="Heading2"/>
@@ -584,9 +580,9 @@
         <w:t xml:space="preserve">Relacionar una práctica con un resultado del CSF no demuestra que ese resultado se haya alcanzado.</w:t>
       </w:r>
     </w:p>
-    <w:bookmarkEnd w:id="29"/>
-    <w:bookmarkEnd w:id="30"/>
-    <w:bookmarkStart w:id="31" w:name="Xa319909eba674c1f3aaa51ec84ef2b8864a3ca8"/>
+    <w:bookmarkEnd w:id="32"/>
+    <w:bookmarkEnd w:id="33"/>
+    <w:bookmarkStart w:id="37" w:name="Xa319909eba674c1f3aaa51ec84ef2b8864a3ca8"/>
     <w:p>
       <w:pPr>
         <w:pStyle w:val="Heading1"/>
@@ -607,31 +603,53 @@
         <w:t xml:space="preserve">Los componentes del CSF 2.0 y cómo se relacionan entre sí.</w:t>
       </w:r>
     </w:p>
-    <w:tbl>
-      <w:tblPr>
-        <w:tblStyle w:val="FigureTable"/>
-        <w:tblW w:type="auto" w:w="0"/>
-        <w:tblLook w:firstRow="0" w:lastRow="0" w:firstColumn="0" w:lastColumn="0"/>
-        <w:jc w:val="center"/>
-      </w:tblPr>
-      <w:tblGrid>
-        <w:gridCol w:w="7920"/>
-      </w:tblGrid>
-      <w:tr>
-        <w:tc>
-          <w:tcPr/>
-          <w:p>
-            <w:pPr>
-              <w:pStyle w:val="Compact"/>
-              <w:jc w:val="center"/>
-            </w:pPr>
-            <w:r>
-              <w:t xml:space="preserve">Las Funciones contienen Categorías, y las Categorías contienen Subcategorías específicas centradas en resultados.</w:t>
-            </w:r>
-          </w:p>
-        </w:tc>
-      </w:tr>
-    </w:tbl>
+    <w:p>
+      <w:pPr>
+        <w:pStyle w:val="CaptionedFigure"/>
+      </w:pPr>
+      <w:r>
+        <w:drawing>
+          <wp:inline>
+            <wp:extent cx="5334000" cy="2306456"/>
+            <wp:effectExtent b="0" l="0" r="0" t="0"/>
+            <wp:docPr descr="Las Funciones contienen Categorías, y las Categorías contienen Subcategorías específicas centradas en resultados." title="" id="35" name="Picture"/>
+            <a:graphic>
+              <a:graphicData uri="http://schemas.openxmlformats.org/drawingml/2006/picture">
+                <pic:pic>
+                  <pic:nvPicPr>
+                    <pic:cNvPr descr="media/image2_es-419.png" id="36" name="Picture"/>
+                    <pic:cNvPicPr>
+                      <a:picLocks noChangeArrowheads="1" noChangeAspect="1"/>
+                    </pic:cNvPicPr>
+                  </pic:nvPicPr>
+                  <pic:blipFill>
+                    <a:blip r:embed="rId34"/>
+                    <a:stretch>
+                      <a:fillRect/>
+                    </a:stretch>
+                  </pic:blipFill>
+                  <pic:spPr bwMode="auto">
+                    <a:xfrm>
+                      <a:off x="0" y="0"/>
+                      <a:ext cx="5334000" cy="2306456"/>
+                    </a:xfrm>
+                    <a:prstGeom prst="rect">
+                      <a:avLst/>
+                    </a:prstGeom>
+                    <a:noFill/>
+                    <a:ln w="9525">
+                      <a:noFill/>
+                      <a:headEnd/>
+                      <a:tailEnd/>
+                    </a:ln>
+                  </pic:spPr>
+                </pic:pic>
+              </a:graphicData>
+            </a:graphic>
+          </wp:inline>
+        </w:drawing>
+      </w:r>
+    </w:p>
     <w:p>
       <w:pPr>
         <w:pStyle w:val="ImageCaption"/>
@@ -1019,8 +1037,8 @@
         </w:tc>
       </w:tr>
     </w:tbl>
-    <w:bookmarkEnd w:id="31"/>
-    <w:bookmarkStart w:id="32" w:name="hoja-de-ruta-práctica-de-implementación"/>
+    <w:bookmarkEnd w:id="37"/>
+    <w:bookmarkStart w:id="38" w:name="hoja-de-ruta-práctica-de-implementación"/>
     <w:p>
       <w:pPr>
         <w:pStyle w:val="Heading1"/>
@@ -1211,8 +1229,8 @@
         </w:tc>
       </w:tr>
     </w:tbl>
-    <w:bookmarkEnd w:id="32"/>
-    <w:bookmarkStart w:id="39" w:name="función-gobernar"/>
+    <w:bookmarkEnd w:id="38"/>
+    <w:bookmarkStart w:id="45" w:name="función-gobernar"/>
     <w:p>
       <w:pPr>
         <w:pStyle w:val="Heading1"/>
@@ -1271,7 +1289,7 @@
         </w:tc>
       </w:tr>
     </w:tbl>
-    <w:bookmarkStart w:id="33" w:name="contexto-organizacional-gv.oc"/>
+    <w:bookmarkStart w:id="39" w:name="contexto-organizacional-gv.oc"/>
     <w:p>
       <w:pPr>
         <w:pStyle w:val="Heading2"/>
@@ -1631,8 +1649,8 @@
         <w:t xml:space="preserve">Los resultados del CSF no son una lista de tecnologías obligatorias. Seleccione métodos de implementación y controles de acuerdo con el riesgo, la misión, las obligaciones, los recursos y el Perfil Objetivo definido.</w:t>
       </w:r>
     </w:p>
-    <w:bookmarkEnd w:id="33"/>
-    <w:bookmarkStart w:id="34" w:name="estrategia-de-gestión-de-riesgos-gv.rm"/>
+    <w:bookmarkEnd w:id="39"/>
+    <w:bookmarkStart w:id="40" w:name="estrategia-de-gestión-de-riesgos-gv.rm"/>
     <w:p>
       <w:pPr>
         <w:pStyle w:val="Heading2"/>
@@ -2074,8 +2092,8 @@
         </w:tc>
       </w:tr>
     </w:tbl>
-    <w:bookmarkEnd w:id="34"/>
-    <w:bookmarkStart w:id="35" w:name="Xf02e97df8dc71455eab339672663964af007449"/>
+    <w:bookmarkEnd w:id="40"/>
+    <w:bookmarkStart w:id="41" w:name="Xf02e97df8dc71455eab339672663964af007449"/>
     <w:p>
       <w:pPr>
         <w:pStyle w:val="Heading2"/>
@@ -2367,8 +2385,8 @@
         </w:tc>
       </w:tr>
     </w:tbl>
-    <w:bookmarkEnd w:id="35"/>
-    <w:bookmarkStart w:id="36" w:name="política-gv.po"/>
+    <w:bookmarkEnd w:id="41"/>
+    <w:bookmarkStart w:id="42" w:name="política-gv.po"/>
     <w:p>
       <w:pPr>
         <w:pStyle w:val="Heading2"/>
@@ -2560,8 +2578,8 @@
         </w:tc>
       </w:tr>
     </w:tbl>
-    <w:bookmarkEnd w:id="36"/>
-    <w:bookmarkStart w:id="37" w:name="supervisión-gv.ov"/>
+    <w:bookmarkEnd w:id="42"/>
+    <w:bookmarkStart w:id="43" w:name="supervisión-gv.ov"/>
     <w:p>
       <w:pPr>
         <w:pStyle w:val="Heading2"/>
@@ -2803,8 +2821,8 @@
         </w:tc>
       </w:tr>
     </w:tbl>
-    <w:bookmarkEnd w:id="37"/>
-    <w:bookmarkStart w:id="38" w:name="Xaa8997ad6db840a4731d387a48deb080c02b291"/>
+    <w:bookmarkEnd w:id="43"/>
+    <w:bookmarkStart w:id="44" w:name="Xaa8997ad6db840a4731d387a48deb080c02b291"/>
     <w:p>
       <w:pPr>
         <w:pStyle w:val="Heading2"/>
@@ -3396,9 +3414,9 @@
         </w:tc>
       </w:tr>
     </w:tbl>
-    <w:bookmarkEnd w:id="38"/>
-    <w:bookmarkEnd w:id="39"/>
-    <w:bookmarkStart w:id="43" w:name="función-identificar"/>
+    <w:bookmarkEnd w:id="44"/>
+    <w:bookmarkEnd w:id="45"/>
+    <w:bookmarkStart w:id="49" w:name="función-identificar"/>
     <w:p>
       <w:pPr>
         <w:pStyle w:val="Heading1"/>
@@ -3457,7 +3475,7 @@
         </w:tc>
       </w:tr>
     </w:tbl>
-    <w:bookmarkStart w:id="40" w:name="gestión-de-activos-id.am"/>
+    <w:bookmarkStart w:id="46" w:name="gestión-de-activos-id.am"/>
     <w:p>
       <w:pPr>
         <w:pStyle w:val="Heading2"/>
@@ -3899,8 +3917,8 @@
         </w:tc>
       </w:tr>
     </w:tbl>
-    <w:bookmarkEnd w:id="40"/>
-    <w:bookmarkStart w:id="41" w:name="evaluación-de-riesgos-id.ra"/>
+    <w:bookmarkEnd w:id="46"/>
+    <w:bookmarkStart w:id="47" w:name="evaluación-de-riesgos-id.ra"/>
     <w:p>
       <w:pPr>
         <w:pStyle w:val="Heading2"/>
@@ -4492,8 +4510,8 @@
         </w:tc>
       </w:tr>
     </w:tbl>
-    <w:bookmarkEnd w:id="41"/>
-    <w:bookmarkStart w:id="42" w:name="mejora-id.im"/>
+    <w:bookmarkEnd w:id="47"/>
+    <w:bookmarkStart w:id="48" w:name="mejora-id.im"/>
     <w:p>
       <w:pPr>
         <w:pStyle w:val="Heading2"/>
@@ -4803,9 +4821,9 @@
         <w:t xml:space="preserve">Traducción humana revisada para integración. Conserva los identificadores oficiales del NIST CSF 2.0. Este archivo sustituye únicamente el contenido textual de los capítulos 6–9; la edición completa todavía requiere integración, regeneración de DOCX/PDF y revisión visual.</w:t>
       </w:r>
     </w:p>
-    <w:bookmarkEnd w:id="42"/>
-    <w:bookmarkEnd w:id="43"/>
-    <w:bookmarkStart w:id="49" w:name="función-proteger"/>
+    <w:bookmarkEnd w:id="48"/>
+    <w:bookmarkEnd w:id="49"/>
+    <w:bookmarkStart w:id="55" w:name="función-proteger"/>
     <w:p>
       <w:pPr>
         <w:pStyle w:val="Heading1"/>
@@ -4864,7 +4882,7 @@
         </w:tc>
       </w:tr>
     </w:tbl>
-    <w:bookmarkStart w:id="44" w:name="X4e2d5efdfb6da706ec78481f354d7493855c50c"/>
+    <w:bookmarkStart w:id="50" w:name="X4e2d5efdfb6da706ec78481f354d7493855c50c"/>
     <w:p>
       <w:pPr>
         <w:pStyle w:val="Heading2"/>
@@ -5256,8 +5274,8 @@
         </w:tc>
       </w:tr>
     </w:tbl>
-    <w:bookmarkEnd w:id="44"/>
-    <w:bookmarkStart w:id="45" w:name="concientización-y-capacitación-pr.at"/>
+    <w:bookmarkEnd w:id="50"/>
+    <w:bookmarkStart w:id="51" w:name="concientización-y-capacitación-pr.at"/>
     <w:p>
       <w:pPr>
         <w:pStyle w:val="Heading2"/>
@@ -5449,8 +5467,8 @@
         </w:tc>
       </w:tr>
     </w:tbl>
-    <w:bookmarkEnd w:id="45"/>
-    <w:bookmarkStart w:id="46" w:name="seguridad-de-los-datos-pr.ds"/>
+    <w:bookmarkEnd w:id="51"/>
+    <w:bookmarkStart w:id="52" w:name="seguridad-de-los-datos-pr.ds"/>
     <w:p>
       <w:pPr>
         <w:pStyle w:val="Heading2"/>
@@ -5742,8 +5760,8 @@
         </w:tc>
       </w:tr>
     </w:tbl>
-    <w:bookmarkEnd w:id="46"/>
-    <w:bookmarkStart w:id="47" w:name="seguridad-de-plataformas-pr.ps"/>
+    <w:bookmarkEnd w:id="52"/>
+    <w:bookmarkStart w:id="53" w:name="seguridad-de-plataformas-pr.ps"/>
     <w:p>
       <w:pPr>
         <w:pStyle w:val="Heading2"/>
@@ -6135,8 +6153,8 @@
         </w:tc>
       </w:tr>
     </w:tbl>
-    <w:bookmarkEnd w:id="47"/>
-    <w:bookmarkStart w:id="48" w:name="X6bac3c49e3408660c347cec3614852728c9bcb0"/>
+    <w:bookmarkEnd w:id="53"/>
+    <w:bookmarkStart w:id="54" w:name="X6bac3c49e3408660c347cec3614852728c9bcb0"/>
     <w:p>
       <w:pPr>
         <w:pStyle w:val="Heading2"/>
@@ -6428,9 +6446,9 @@
         </w:tc>
       </w:tr>
     </w:tbl>
-    <w:bookmarkEnd w:id="48"/>
-    <w:bookmarkEnd w:id="49"/>
-    <w:bookmarkStart w:id="52" w:name="función-detectar"/>
+    <w:bookmarkEnd w:id="54"/>
+    <w:bookmarkEnd w:id="55"/>
+    <w:bookmarkStart w:id="58" w:name="función-detectar"/>
     <w:p>
       <w:pPr>
         <w:pStyle w:val="Heading1"/>
@@ -6489,7 +6507,7 @@
         </w:tc>
       </w:tr>
     </w:tbl>
-    <w:bookmarkStart w:id="50" w:name="monitoreo-continuo-de.cm"/>
+    <w:bookmarkStart w:id="56" w:name="monitoreo-continuo-de.cm"/>
     <w:p>
       <w:pPr>
         <w:pStyle w:val="Heading2"/>
@@ -6831,8 +6849,8 @@
         </w:tc>
       </w:tr>
     </w:tbl>
-    <w:bookmarkEnd w:id="50"/>
-    <w:bookmarkStart w:id="51" w:name="análisis-de-eventos-adversos-de.ae"/>
+    <w:bookmarkEnd w:id="56"/>
+    <w:bookmarkStart w:id="57" w:name="análisis-de-eventos-adversos-de.ae"/>
     <w:p>
       <w:pPr>
         <w:pStyle w:val="Heading2"/>
@@ -7224,9 +7242,9 @@
         </w:tc>
       </w:tr>
     </w:tbl>
-    <w:bookmarkEnd w:id="51"/>
-    <w:bookmarkEnd w:id="52"/>
-    <w:bookmarkStart w:id="57" w:name="función-responder"/>
+    <w:bookmarkEnd w:id="57"/>
+    <w:bookmarkEnd w:id="58"/>
+    <w:bookmarkStart w:id="63" w:name="función-responder"/>
     <w:p>
       <w:pPr>
         <w:pStyle w:val="Heading1"/>
@@ -7285,7 +7303,7 @@
         </w:tc>
       </w:tr>
     </w:tbl>
-    <w:bookmarkStart w:id="53" w:name="gestión-de-incidentes-rs.ma"/>
+    <w:bookmarkStart w:id="59" w:name="gestión-de-incidentes-rs.ma"/>
     <w:p>
       <w:pPr>
         <w:pStyle w:val="Heading2"/>
@@ -7627,8 +7645,8 @@
         </w:tc>
       </w:tr>
     </w:tbl>
-    <w:bookmarkEnd w:id="53"/>
-    <w:bookmarkStart w:id="54" w:name="análisis-de-incidentes-rs.an"/>
+    <w:bookmarkEnd w:id="59"/>
+    <w:bookmarkStart w:id="60" w:name="análisis-de-incidentes-rs.an"/>
     <w:p>
       <w:pPr>
         <w:pStyle w:val="Heading2"/>
@@ -7920,8 +7938,8 @@
         </w:tc>
       </w:tr>
     </w:tbl>
-    <w:bookmarkEnd w:id="54"/>
-    <w:bookmarkStart w:id="55" w:name="X4e9b5aa881a3aa685111d930461d5214af37ef4"/>
+    <w:bookmarkEnd w:id="60"/>
+    <w:bookmarkStart w:id="61" w:name="X4e9b5aa881a3aa685111d930461d5214af37ef4"/>
     <w:p>
       <w:pPr>
         <w:pStyle w:val="Heading2"/>
@@ -8113,8 +8131,8 @@
         </w:tc>
       </w:tr>
     </w:tbl>
-    <w:bookmarkEnd w:id="55"/>
-    <w:bookmarkStart w:id="56" w:name="mitigación-de-incidentes-rs.mi"/>
+    <w:bookmarkEnd w:id="61"/>
+    <w:bookmarkStart w:id="62" w:name="mitigación-de-incidentes-rs.mi"/>
     <w:p>
       <w:pPr>
         <w:pStyle w:val="Heading2"/>
@@ -8306,9 +8324,9 @@
         </w:tc>
       </w:tr>
     </w:tbl>
-    <w:bookmarkEnd w:id="56"/>
-    <w:bookmarkEnd w:id="57"/>
-    <w:bookmarkStart w:id="60" w:name="función-recuperar"/>
+    <w:bookmarkEnd w:id="62"/>
+    <w:bookmarkEnd w:id="63"/>
+    <w:bookmarkStart w:id="66" w:name="función-recuperar"/>
     <w:p>
       <w:pPr>
         <w:pStyle w:val="Heading1"/>
@@ -8367,7 +8385,7 @@
         </w:tc>
       </w:tr>
     </w:tbl>
-    <w:bookmarkStart w:id="58" w:name="Xa29e6b1b0cd5c8eb476ea124c42ace3854f3ef3"/>
+    <w:bookmarkStart w:id="64" w:name="Xa29e6b1b0cd5c8eb476ea124c42ace3854f3ef3"/>
     <w:p>
       <w:pPr>
         <w:pStyle w:val="Heading2"/>
@@ -8759,8 +8777,8 @@
         </w:tc>
       </w:tr>
     </w:tbl>
-    <w:bookmarkEnd w:id="58"/>
-    <w:bookmarkStart w:id="59" w:name="X5205afd999eef8b637eb623ca5c59b6c471231e"/>
+    <w:bookmarkEnd w:id="64"/>
+    <w:bookmarkStart w:id="65" w:name="X5205afd999eef8b637eb623ca5c59b6c471231e"/>
     <w:p>
       <w:pPr>
         <w:pStyle w:val="Heading2"/>
@@ -8970,9 +8988,9 @@
         <w:t xml:space="preserve">Los resultados del CSF no constituyen una lista de tecnologías obligatorias. Los métodos de implementación y los controles deben seleccionarse según el riesgo, la misión, las obligaciones, los recursos y el Perfil Objetivo definido para el alcance.</w:t>
       </w:r>
     </w:p>
-    <w:bookmarkEnd w:id="59"/>
-    <w:bookmarkEnd w:id="60"/>
-    <w:bookmarkStart w:id="64" w:name="perfiles-organizacionales"/>
+    <w:bookmarkEnd w:id="65"/>
+    <w:bookmarkEnd w:id="66"/>
+    <w:bookmarkStart w:id="73" w:name="perfiles-organizacionales"/>
     <w:p>
       <w:pPr>
         <w:pStyle w:val="Heading1"/>
@@ -8993,31 +9011,53 @@
         <w:t xml:space="preserve">Cómo describir la postura actual, establecer un objetivo y crear un plan de acción priorizado.</w:t>
       </w:r>
     </w:p>
-    <w:tbl>
-      <w:tblPr>
-        <w:tblStyle w:val="FigureTable"/>
-        <w:tblW w:type="auto" w:w="0"/>
-        <w:tblLook w:firstRow="0" w:lastRow="0" w:firstColumn="0" w:lastColumn="0"/>
-        <w:jc w:val="center"/>
-      </w:tblPr>
-      <w:tblGrid>
-        <w:gridCol w:w="7920"/>
-      </w:tblGrid>
-      <w:tr>
-        <w:tc>
-          <w:tcPr/>
-          <w:p>
-            <w:pPr>
-              <w:pStyle w:val="Compact"/>
-              <w:jc w:val="center"/>
-            </w:pPr>
-            <w:r>
-              <w:t xml:space="preserve">Un Perfil Objetivo es útil cuando sus brechas se convierten en acciones basadas en riesgo, con responsables y financiamiento definidos.</w:t>
-            </w:r>
-          </w:p>
-        </w:tc>
-      </w:tr>
-    </w:tbl>
+    <w:p>
+      <w:pPr>
+        <w:pStyle w:val="CaptionedFigure"/>
+      </w:pPr>
+      <w:r>
+        <w:drawing>
+          <wp:inline>
+            <wp:extent cx="5334000" cy="2945452"/>
+            <wp:effectExtent b="0" l="0" r="0" t="0"/>
+            <wp:docPr descr="Un Perfil Objetivo es útil cuando sus brechas se convierten en acciones basadas en riesgo, con responsables y financiamiento definidos." title="" id="68" name="Picture"/>
+            <a:graphic>
+              <a:graphicData uri="http://schemas.openxmlformats.org/drawingml/2006/picture">
+                <pic:pic>
+                  <pic:nvPicPr>
+                    <pic:cNvPr descr="media/image3_es-419.png" id="69" name="Picture"/>
+                    <pic:cNvPicPr>
+                      <a:picLocks noChangeArrowheads="1" noChangeAspect="1"/>
+                    </pic:cNvPicPr>
+                  </pic:nvPicPr>
+                  <pic:blipFill>
+                    <a:blip r:embed="rId67"/>
+                    <a:stretch>
+                      <a:fillRect/>
+                    </a:stretch>
+                  </pic:blipFill>
+                  <pic:spPr bwMode="auto">
+                    <a:xfrm>
+                      <a:off x="0" y="0"/>
+                      <a:ext cx="5334000" cy="2945452"/>
+                    </a:xfrm>
+                    <a:prstGeom prst="rect">
+                      <a:avLst/>
+                    </a:prstGeom>
+                    <a:noFill/>
+                    <a:ln w="9525">
+                      <a:noFill/>
+                      <a:headEnd/>
+                      <a:tailEnd/>
+                    </a:ln>
+                  </pic:spPr>
+                </pic:pic>
+              </a:graphicData>
+            </a:graphic>
+          </wp:inline>
+        </w:drawing>
+      </w:r>
+    </w:p>
     <w:p>
       <w:pPr>
         <w:pStyle w:val="ImageCaption"/>
@@ -9038,7 +9078,7 @@
         <w:t xml:space="preserve">Figura 3. Del Perfil Actual al plan de acción</w:t>
       </w:r>
     </w:p>
-    <w:bookmarkStart w:id="61" w:name="declaración-del-alcance-del-perfil"/>
+    <w:bookmarkStart w:id="70" w:name="declaración-del-alcance-del-perfil"/>
     <w:p>
       <w:pPr>
         <w:pStyle w:val="Heading3"/>
@@ -9119,8 +9159,8 @@
         <w:t xml:space="preserve">Supuestos, exclusiones, dependencias y limitaciones.</w:t>
       </w:r>
     </w:p>
-    <w:bookmarkEnd w:id="61"/>
-    <w:bookmarkStart w:id="62" w:name="estado-de-los-resultados"/>
+    <w:bookmarkEnd w:id="70"/>
+    <w:bookmarkStart w:id="71" w:name="estado-de-los-resultados"/>
     <w:p>
       <w:pPr>
         <w:pStyle w:val="Heading3"/>
@@ -9385,8 +9425,8 @@
         </w:tc>
       </w:tr>
     </w:tbl>
-    <w:bookmarkEnd w:id="62"/>
-    <w:bookmarkStart w:id="63" w:name="priorización-de-brechas"/>
+    <w:bookmarkEnd w:id="71"/>
+    <w:bookmarkStart w:id="72" w:name="priorización-de-brechas"/>
     <w:p>
       <w:pPr>
         <w:pStyle w:val="Heading3"/>
@@ -9403,9 +9443,9 @@
         <w:t xml:space="preserve">Priorice las brechas considerando el impacto sobre la misión, la probabilidad de amenaza, la criticidad de los activos, las obligaciones legales y contractuales, la exposición, las dependencias, la seguridad física, la privacidad, los controles actuales, el tiempo estimado para explotación, el esfuerzo de remediación y los recursos disponibles. No clasifique las brechas únicamente por la severidad indicada por una herramienta de escaneo.</w:t>
       </w:r>
     </w:p>
-    <w:bookmarkEnd w:id="63"/>
-    <w:bookmarkEnd w:id="64"/>
-    <w:bookmarkStart w:id="65" w:name="niveles-del-csf"/>
+    <w:bookmarkEnd w:id="72"/>
+    <w:bookmarkEnd w:id="73"/>
+    <w:bookmarkStart w:id="77" w:name="niveles-del-csf"/>
     <w:p>
       <w:pPr>
         <w:pStyle w:val="Heading1"/>
@@ -9426,31 +9466,53 @@
         <w:t xml:space="preserve">Cómo utilizar Parcial, Informado por el Riesgo, Repetible y Adaptativo sin convertirlos en una puntuación.</w:t>
       </w:r>
     </w:p>
-    <w:tbl>
-      <w:tblPr>
-        <w:tblStyle w:val="FigureTable"/>
-        <w:tblW w:type="auto" w:w="0"/>
-        <w:tblLook w:firstRow="0" w:lastRow="0" w:firstColumn="0" w:lastColumn="0"/>
-        <w:jc w:val="center"/>
-      </w:tblPr>
-      <w:tblGrid>
-        <w:gridCol w:w="7920"/>
-      </w:tblGrid>
-      <w:tr>
-        <w:tc>
-          <w:tcPr/>
-          <w:p>
-            <w:pPr>
-              <w:pStyle w:val="Compact"/>
-              <w:jc w:val="center"/>
-            </w:pPr>
-            <w:r>
-              <w:t xml:space="preserve">Los Niveles del CSF ofrecen contexto sobre el rigor de la gobernanza y de las prácticas de gestión del riesgo.</w:t>
-            </w:r>
-          </w:p>
-        </w:tc>
-      </w:tr>
-    </w:tbl>
+    <w:p>
+      <w:pPr>
+        <w:pStyle w:val="CaptionedFigure"/>
+      </w:pPr>
+      <w:r>
+        <w:drawing>
+          <wp:inline>
+            <wp:extent cx="5334000" cy="2912060"/>
+            <wp:effectExtent b="0" l="0" r="0" t="0"/>
+            <wp:docPr descr="Los Niveles del CSF ofrecen contexto sobre el rigor de la gobernanza y de las prácticas de gestión del riesgo." title="" id="75" name="Picture"/>
+            <a:graphic>
+              <a:graphicData uri="http://schemas.openxmlformats.org/drawingml/2006/picture">
+                <pic:pic>
+                  <pic:nvPicPr>
+                    <pic:cNvPr descr="media/image4_es-419.png" id="76" name="Picture"/>
+                    <pic:cNvPicPr>
+                      <a:picLocks noChangeArrowheads="1" noChangeAspect="1"/>
+                    </pic:cNvPicPr>
+                  </pic:nvPicPr>
+                  <pic:blipFill>
+                    <a:blip r:embed="rId74"/>
+                    <a:stretch>
+                      <a:fillRect/>
+                    </a:stretch>
+                  </pic:blipFill>
+                  <pic:spPr bwMode="auto">
+                    <a:xfrm>
+                      <a:off x="0" y="0"/>
+                      <a:ext cx="5334000" cy="2912060"/>
+                    </a:xfrm>
+                    <a:prstGeom prst="rect">
+                      <a:avLst/>
+                    </a:prstGeom>
+                    <a:noFill/>
+                    <a:ln w="9525">
+                      <a:noFill/>
+                      <a:headEnd/>
+                      <a:tailEnd/>
+                    </a:ln>
+                  </pic:spPr>
+                </pic:pic>
+              </a:graphicData>
+            </a:graphic>
+          </wp:inline>
+        </w:drawing>
+      </w:r>
+    </w:p>
     <w:p>
       <w:pPr>
         <w:pStyle w:val="ImageCaption"/>
@@ -9749,8 +9811,8 @@
         <w:t xml:space="preserve">Reevalúe cuando cambien de forma material el riesgo, la misión, los proveedores o la tecnología.</w:t>
       </w:r>
     </w:p>
-    <w:bookmarkEnd w:id="65"/>
-    <w:bookmarkStart w:id="68" w:name="X48c76e1bba47613906c4c0248cba3bcf972f53a"/>
+    <w:bookmarkEnd w:id="77"/>
+    <w:bookmarkStart w:id="80" w:name="X48c76e1bba47613906c4c0248cba3bcf972f53a"/>
     <w:p>
       <w:pPr>
         <w:pStyle w:val="Heading1"/>
@@ -10065,7 +10127,7 @@
         </w:tc>
       </w:tr>
     </w:tbl>
-    <w:bookmarkStart w:id="66" w:name="declaración-ejecutiva-de-riesgo"/>
+    <w:bookmarkStart w:id="78" w:name="declaración-ejecutiva-de-riesgo"/>
     <w:p>
       <w:pPr>
         <w:pStyle w:val="Heading2"/>
@@ -10092,8 +10154,8 @@
         <w:t xml:space="preserve">Debido a que [amenaza] podría explotar [vulnerabilidad] y afectar [activo u objetivo], la organización podría experimentar [impacto empresarial]. Los controles existentes [resumen] dejan [exposición residual]. La dirección debería [respuesta] antes de [fecha], bajo la responsabilidad de [función], y monitorear [medida].</w:t>
       </w:r>
     </w:p>
-    <w:bookmarkEnd w:id="66"/>
-    <w:bookmarkStart w:id="67" w:name="preguntas-para-el-órgano-de-gobierno"/>
+    <w:bookmarkEnd w:id="78"/>
+    <w:bookmarkStart w:id="79" w:name="preguntas-para-el-órgano-de-gobierno"/>
     <w:p>
       <w:pPr>
         <w:pStyle w:val="Heading2"/>
@@ -10186,9 +10248,9 @@
         <w:t xml:space="preserve">¿Se han demostrado las capacidades de recuperación para los servicios más importantes?</w:t>
       </w:r>
     </w:p>
-    <w:bookmarkEnd w:id="67"/>
-    <w:bookmarkEnd w:id="68"/>
-    <w:bookmarkStart w:id="69" w:name="Xf0be7b02eafb22048f057e55395debc32cfbc8e"/>
+    <w:bookmarkEnd w:id="79"/>
+    <w:bookmarkEnd w:id="80"/>
+    <w:bookmarkStart w:id="84" w:name="Xf0be7b02eafb22048f057e55395debc32cfbc8e"/>
     <w:p>
       <w:pPr>
         <w:pStyle w:val="Heading1"/>
@@ -10209,31 +10271,53 @@
         <w:t xml:space="preserve">Cómo gestionar proveedores, productos, servicios y dependencias durante todo el ciclo de vida.</w:t>
       </w:r>
     </w:p>
-    <w:tbl>
-      <w:tblPr>
-        <w:tblStyle w:val="FigureTable"/>
-        <w:tblW w:type="auto" w:w="0"/>
-        <w:tblLook w:firstRow="0" w:lastRow="0" w:firstColumn="0" w:lastColumn="0"/>
-        <w:jc w:val="center"/>
-      </w:tblPr>
-      <w:tblGrid>
-        <w:gridCol w:w="7920"/>
-      </w:tblGrid>
-      <w:tr>
-        <w:tc>
-          <w:tcPr/>
-          <w:p>
-            <w:pPr>
-              <w:pStyle w:val="Compact"/>
-              <w:jc w:val="center"/>
-            </w:pPr>
-            <w:r>
-              <w:t xml:space="preserve">Planificar, seleccionar, contratar, monitorear y finalizar relaciones con responsabilidades de seguridad claramente definidas.</w:t>
-            </w:r>
-          </w:p>
-        </w:tc>
-      </w:tr>
-    </w:tbl>
+    <w:p>
+      <w:pPr>
+        <w:pStyle w:val="CaptionedFigure"/>
+      </w:pPr>
+      <w:r>
+        <w:drawing>
+          <wp:inline>
+            <wp:extent cx="5334000" cy="2787322"/>
+            <wp:effectExtent b="0" l="0" r="0" t="0"/>
+            <wp:docPr descr="Planificar, seleccionar, contratar, monitorear y finalizar relaciones con responsabilidades de seguridad claramente definidas." title="" id="82" name="Picture"/>
+            <a:graphic>
+              <a:graphicData uri="http://schemas.openxmlformats.org/drawingml/2006/picture">
+                <pic:pic>
+                  <pic:nvPicPr>
+                    <pic:cNvPr descr="media/image5_es-419.png" id="83" name="Picture"/>
+                    <pic:cNvPicPr>
+                      <a:picLocks noChangeArrowheads="1" noChangeAspect="1"/>
+                    </pic:cNvPicPr>
+                  </pic:nvPicPr>
+                  <pic:blipFill>
+                    <a:blip r:embed="rId81"/>
+                    <a:stretch>
+                      <a:fillRect/>
+                    </a:stretch>
+                  </pic:blipFill>
+                  <pic:spPr bwMode="auto">
+                    <a:xfrm>
+                      <a:off x="0" y="0"/>
+                      <a:ext cx="5334000" cy="2787322"/>
+                    </a:xfrm>
+                    <a:prstGeom prst="rect">
+                      <a:avLst/>
+                    </a:prstGeom>
+                    <a:noFill/>
+                    <a:ln w="9525">
+                      <a:noFill/>
+                      <a:headEnd/>
+                      <a:tailEnd/>
+                    </a:ln>
+                  </pic:spPr>
+                </pic:pic>
+              </a:graphicData>
+            </a:graphic>
+          </wp:inline>
+        </w:drawing>
+      </w:r>
+    </w:p>
     <w:p>
       <w:pPr>
         <w:pStyle w:val="ImageCaption"/>
@@ -10356,8 +10440,8 @@
         <w:t xml:space="preserve">Un cuestionario o una cláusula contractual no demuestran por sí solos que los controles del proveedor funcionen. Combine los derechos contractuales con evidencia basada en riesgo, monitoreo, información de incidentes y seguimiento de acciones correctivas.</w:t>
       </w:r>
     </w:p>
-    <w:bookmarkEnd w:id="69"/>
-    <w:bookmarkStart w:id="71" w:name="métricas-evidencia-e-informes"/>
+    <w:bookmarkEnd w:id="84"/>
+    <w:bookmarkStart w:id="89" w:name="métricas-evidencia-e-informes"/>
     <w:p>
       <w:pPr>
         <w:pStyle w:val="Heading1"/>
@@ -10672,31 +10756,53 @@
         </w:tc>
       </w:tr>
     </w:tbl>
-    <w:tbl>
-      <w:tblPr>
-        <w:tblStyle w:val="FigureTable"/>
-        <w:tblW w:type="auto" w:w="0"/>
-        <w:tblLook w:firstRow="0" w:lastRow="0" w:firstColumn="0" w:lastColumn="0"/>
-        <w:jc w:val="center"/>
-      </w:tblPr>
-      <w:tblGrid>
-        <w:gridCol w:w="7920"/>
-      </w:tblGrid>
-      <w:tr>
-        <w:tc>
-          <w:tcPr/>
-          <w:p>
-            <w:pPr>
-              <w:pStyle w:val="Compact"/>
-              <w:jc w:val="center"/>
-            </w:pPr>
-            <w:r>
-              <w:t xml:space="preserve">Una correspondencia es confiable cuando los controles y la evidencia operativa se someten a pruebas.</w:t>
-            </w:r>
-          </w:p>
-        </w:tc>
-      </w:tr>
-    </w:tbl>
+    <w:p>
+      <w:pPr>
+        <w:pStyle w:val="CaptionedFigure"/>
+      </w:pPr>
+      <w:r>
+        <w:drawing>
+          <wp:inline>
+            <wp:extent cx="5334000" cy="2370074"/>
+            <wp:effectExtent b="0" l="0" r="0" t="0"/>
+            <wp:docPr descr="Una correspondencia es confiable cuando los controles y la evidencia operativa se someten a pruebas." title="" id="86" name="Picture"/>
+            <a:graphic>
+              <a:graphicData uri="http://schemas.openxmlformats.org/drawingml/2006/picture">
+                <pic:pic>
+                  <pic:nvPicPr>
+                    <pic:cNvPr descr="media/image6_es-419.png" id="87" name="Picture"/>
+                    <pic:cNvPicPr>
+                      <a:picLocks noChangeArrowheads="1" noChangeAspect="1"/>
+                    </pic:cNvPicPr>
+                  </pic:nvPicPr>
+                  <pic:blipFill>
+                    <a:blip r:embed="rId85"/>
+                    <a:stretch>
+                      <a:fillRect/>
+                    </a:stretch>
+                  </pic:blipFill>
+                  <pic:spPr bwMode="auto">
+                    <a:xfrm>
+                      <a:off x="0" y="0"/>
+                      <a:ext cx="5334000" cy="2370074"/>
+                    </a:xfrm>
+                    <a:prstGeom prst="rect">
+                      <a:avLst/>
+                    </a:prstGeom>
+                    <a:noFill/>
+                    <a:ln w="9525">
+                      <a:noFill/>
+                      <a:headEnd/>
+                      <a:tailEnd/>
+                    </a:ln>
+                  </pic:spPr>
+                </pic:pic>
+              </a:graphicData>
+            </a:graphic>
+          </wp:inline>
+        </w:drawing>
+      </w:r>
+    </w:p>
     <w:p>
       <w:pPr>
         <w:pStyle w:val="ImageCaption"/>
@@ -10717,7 +10823,7 @@
         <w:t xml:space="preserve">Figura 6. Cadena del resultado a la evidencia</w:t>
       </w:r>
     </w:p>
-    <w:bookmarkStart w:id="70" w:name="calidad-de-la-evidencia"/>
+    <w:bookmarkStart w:id="88" w:name="calidad-de-la-evidencia"/>
     <w:p>
       <w:pPr>
         <w:pStyle w:val="Heading2"/>
@@ -10906,9 +11012,9 @@
         </w:tc>
       </w:tr>
     </w:tbl>
-    <w:bookmarkEnd w:id="70"/>
-    <w:bookmarkEnd w:id="71"/>
-    <w:bookmarkStart w:id="74" w:name="X690cf9203589d9c4deb0bdd4f7d017bc2e61e73"/>
+    <w:bookmarkEnd w:id="88"/>
+    <w:bookmarkEnd w:id="89"/>
+    <w:bookmarkStart w:id="92" w:name="X690cf9203589d9c4deb0bdd4f7d017bc2e61e73"/>
     <w:p>
       <w:pPr>
         <w:pStyle w:val="Heading1"/>
@@ -11043,7 +11149,7 @@
         <w:t xml:space="preserve">Repita la prueba sobre la población afectada y redacte una conclusión clara con sus limitaciones.</w:t>
       </w:r>
     </w:p>
-    <w:bookmarkStart w:id="72" w:name="pruebas-prácticas-de-verificación"/>
+    <w:bookmarkStart w:id="90" w:name="pruebas-prácticas-de-verificación"/>
     <w:p>
       <w:pPr>
         <w:pStyle w:val="Heading2"/>
@@ -11535,8 +11641,8 @@
         </w:tc>
       </w:tr>
     </w:tbl>
-    <w:bookmarkEnd w:id="72"/>
-    <w:bookmarkStart w:id="73" w:name="lenguaje-de-conclusión"/>
+    <w:bookmarkEnd w:id="90"/>
+    <w:bookmarkStart w:id="91" w:name="lenguaje-de-conclusión"/>
     <w:p>
       <w:pPr>
         <w:pStyle w:val="Heading2"/>
@@ -11563,9 +11669,9 @@
         <w:t xml:space="preserve">Para el servicio y periodo de revisión definidos, el control estuvo adecuadamente diseñado y operó según lo previsto en 37 de 40 eventos incluidos en la muestra. Tres bajas de acceso se ejecutaron fuera de la tolerancia aprobada. La dirección asignó una acción correctiva, incorporó escalamiento automatizado y la nueva prueba confirmó la eliminación oportuna en la población completa posterior. La conclusión no cubre los sistemas excluidos del alcance declarado.</w:t>
       </w:r>
     </w:p>
-    <w:bookmarkEnd w:id="73"/>
-    <w:bookmarkEnd w:id="74"/>
-    <w:bookmarkStart w:id="79" w:name="X1db050876a828a5527580209c31f002dbed5aaa"/>
+    <w:bookmarkEnd w:id="91"/>
+    <w:bookmarkEnd w:id="92"/>
+    <w:bookmarkStart w:id="100" w:name="X1db050876a828a5527580209c31f002dbed5aaa"/>
     <w:p>
       <w:pPr>
         <w:pStyle w:val="Heading1"/>
@@ -11586,31 +11692,53 @@
         <w:t xml:space="preserve">Enlaces oficiales, inicios rápidos seguros, apoyo posible al CSF, evidencia y limitaciones.</w:t>
       </w:r>
     </w:p>
-    <w:tbl>
-      <w:tblPr>
-        <w:tblStyle w:val="FigureTable"/>
-        <w:tblW w:type="auto" w:w="0"/>
-        <w:tblLook w:firstRow="0" w:lastRow="0" w:firstColumn="0" w:lastColumn="0"/>
-        <w:jc w:val="center"/>
-      </w:tblPr>
-      <w:tblGrid>
-        <w:gridCol w:w="7920"/>
-      </w:tblGrid>
-      <w:tr>
-        <w:tc>
-          <w:tcPr/>
-          <w:p>
-            <w:pPr>
-              <w:pStyle w:val="Compact"/>
-              <w:jc w:val="center"/>
-            </w:pPr>
-            <w:r>
-              <w:t xml:space="preserve">La autorización, la validación, la acción correctiva y la repetición de pruebas convierten los resultados técnicos en evidencia útil.</w:t>
-            </w:r>
-          </w:p>
-        </w:tc>
-      </w:tr>
-    </w:tbl>
+    <w:p>
+      <w:pPr>
+        <w:pStyle w:val="CaptionedFigure"/>
+      </w:pPr>
+      <w:r>
+        <w:drawing>
+          <wp:inline>
+            <wp:extent cx="5334000" cy="2945452"/>
+            <wp:effectExtent b="0" l="0" r="0" t="0"/>
+            <wp:docPr descr="La autorización, la validación, la acción correctiva y la repetición de pruebas convierten los resultados técnicos en evidencia útil." title="" id="94" name="Picture"/>
+            <a:graphic>
+              <a:graphicData uri="http://schemas.openxmlformats.org/drawingml/2006/picture">
+                <pic:pic>
+                  <pic:nvPicPr>
+                    <pic:cNvPr descr="media/image7_es-419.png" id="95" name="Picture"/>
+                    <pic:cNvPicPr>
+                      <a:picLocks noChangeArrowheads="1" noChangeAspect="1"/>
+                    </pic:cNvPicPr>
+                  </pic:nvPicPr>
+                  <pic:blipFill>
+                    <a:blip r:embed="rId93"/>
+                    <a:stretch>
+                      <a:fillRect/>
+                    </a:stretch>
+                  </pic:blipFill>
+                  <pic:spPr bwMode="auto">
+                    <a:xfrm>
+                      <a:off x="0" y="0"/>
+                      <a:ext cx="5334000" cy="2945452"/>
+                    </a:xfrm>
+                    <a:prstGeom prst="rect">
+                      <a:avLst/>
+                    </a:prstGeom>
+                    <a:noFill/>
+                    <a:ln w="9525">
+                      <a:noFill/>
+                      <a:headEnd/>
+                      <a:tailEnd/>
+                    </a:ln>
+                  </pic:spPr>
+                </pic:pic>
+              </a:graphicData>
+            </a:graphic>
+          </wp:inline>
+        </w:drawing>
+      </w:r>
+    </w:p>
     <w:p>
       <w:pPr>
         <w:pStyle w:val="ImageCaption"/>
@@ -12149,7 +12277,7 @@
         </w:tc>
       </w:tr>
     </w:tbl>
-    <w:bookmarkStart w:id="75" w:name="X7c775d53bbf42aa7e33f3e6caaf1c80213e35d6"/>
+    <w:bookmarkStart w:id="96" w:name="X7c775d53bbf42aa7e33f3e6caaf1c80213e35d6"/>
     <w:p>
       <w:pPr>
         <w:pStyle w:val="Heading2"/>
@@ -12254,8 +12382,8 @@
         <w:t xml:space="preserve">Revalidar después de actualizaciones importantes, cambios de integración o configuración, o fallas.</w:t>
       </w:r>
     </w:p>
-    <w:bookmarkEnd w:id="75"/>
-    <w:bookmarkStart w:id="77" w:name="guía-común-para-las-herramientas"/>
+    <w:bookmarkEnd w:id="96"/>
+    <w:bookmarkStart w:id="98" w:name="guía-común-para-las-herramientas"/>
     <w:p>
       <w:pPr>
         <w:pStyle w:val="Heading2"/>
@@ -12332,7 +12460,7 @@
         <w:t xml:space="preserve">No presentar el resultado de una herramienta como certificación, cumplimiento legal, cobertura completa o conclusión de auditoría.</w:t>
       </w:r>
     </w:p>
-    <w:bookmarkStart w:id="76" w:name="inicios-rápidos-revisados"/>
+    <w:bookmarkStart w:id="97" w:name="inicios-rápidos-revisados"/>
     <w:p>
       <w:pPr>
         <w:pStyle w:val="Heading3"/>
@@ -12605,9 +12733,9 @@
         <w:t xml:space="preserve">cargar eventos sintéticos, crear una búsqueda y un tablero, y documentar cobertura, acceso, retención y limitaciones.</w:t>
       </w:r>
     </w:p>
-    <w:bookmarkEnd w:id="76"/>
-    <w:bookmarkEnd w:id="77"/>
-    <w:bookmarkStart w:id="78" w:name="herramientas-oficiales-de-nist"/>
+    <w:bookmarkEnd w:id="97"/>
+    <w:bookmarkEnd w:id="98"/>
+    <w:bookmarkStart w:id="99" w:name="herramientas-oficiales-de-nist"/>
     <w:p>
       <w:pPr>
         <w:pStyle w:val="Heading2"/>
@@ -12660,9 +12788,9 @@
         <w:t xml:space="preserve">usar la orientación y las plantillas oficiales de NIST.</w:t>
       </w:r>
     </w:p>
-    <w:bookmarkEnd w:id="78"/>
-    <w:bookmarkEnd w:id="79"/>
-    <w:bookmarkStart w:id="83" w:name="guía-práctica-del-csf-para-gerentes"/>
+    <w:bookmarkEnd w:id="99"/>
+    <w:bookmarkEnd w:id="100"/>
+    <w:bookmarkStart w:id="104" w:name="guía-práctica-del-csf-para-gerentes"/>
     <w:p>
       <w:pPr>
         <w:pStyle w:val="Heading1"/>
@@ -12671,7 +12799,7 @@
         <w:t xml:space="preserve">17. Guía práctica del CSF para gerentes</w:t>
       </w:r>
     </w:p>
-    <w:bookmarkStart w:id="80" w:name="preguntas-mensuales"/>
+    <w:bookmarkStart w:id="101" w:name="preguntas-mensuales"/>
     <w:p>
       <w:pPr>
         <w:pStyle w:val="Heading2"/>
@@ -12776,8 +12904,8 @@
         <w:t xml:space="preserve">¿Qué limitaciones debe comprender la dirección antes de confiar en el tablero?</w:t>
       </w:r>
     </w:p>
-    <w:bookmarkEnd w:id="80"/>
-    <w:bookmarkStart w:id="81" w:name="tablero"/>
+    <w:bookmarkEnd w:id="101"/>
+    <w:bookmarkStart w:id="102" w:name="tablero"/>
     <w:p>
       <w:pPr>
         <w:pStyle w:val="Heading2"/>
@@ -13194,8 +13322,8 @@
         </w:tc>
       </w:tr>
     </w:tbl>
-    <w:bookmarkEnd w:id="81"/>
-    <w:bookmarkStart w:id="82" w:name="errores-comunes"/>
+    <w:bookmarkEnd w:id="102"/>
+    <w:bookmarkStart w:id="103" w:name="errores-comunes"/>
     <w:p>
       <w:pPr>
         <w:pStyle w:val="Heading2"/>
@@ -13312,9 +13440,9 @@
         <w:t xml:space="preserve">Presentar la alineación con el CSF como cumplimiento legal o certificación de NIST.</w:t>
       </w:r>
     </w:p>
-    <w:bookmarkEnd w:id="82"/>
-    <w:bookmarkEnd w:id="83"/>
-    <w:bookmarkStart w:id="87" w:name="de-principiante-a-analista-junior"/>
+    <w:bookmarkEnd w:id="103"/>
+    <w:bookmarkEnd w:id="104"/>
+    <w:bookmarkStart w:id="111" w:name="de-principiante-a-analista-junior"/>
     <w:p>
       <w:pPr>
         <w:pStyle w:val="Heading1"/>
@@ -13323,31 +13451,53 @@
         <w:t xml:space="preserve">18. De principiante a analista junior</w:t>
       </w:r>
     </w:p>
-    <w:tbl>
-      <w:tblPr>
-        <w:tblStyle w:val="FigureTable"/>
-        <w:tblW w:type="auto" w:w="0"/>
-        <w:tblLook w:firstRow="0" w:lastRow="0" w:firstColumn="0" w:lastColumn="0"/>
-        <w:jc w:val="center"/>
-      </w:tblPr>
-      <w:tblGrid>
-        <w:gridCol w:w="7920"/>
-      </w:tblGrid>
-      <w:tr>
-        <w:tc>
-          <w:tcPr/>
-          <w:p>
-            <w:pPr>
-              <w:pStyle w:val="Compact"/>
-              <w:jc w:val="center"/>
-            </w:pPr>
-            <w:r>
-              <w:t xml:space="preserve">Aprender, mapear, probar, informar y postularse con evidencia honesta de portafolio.</w:t>
-            </w:r>
-          </w:p>
-        </w:tc>
-      </w:tr>
-    </w:tbl>
+    <w:p>
+      <w:pPr>
+        <w:pStyle w:val="CaptionedFigure"/>
+      </w:pPr>
+      <w:r>
+        <w:drawing>
+          <wp:inline>
+            <wp:extent cx="5334000" cy="2778320"/>
+            <wp:effectExtent b="0" l="0" r="0" t="0"/>
+            <wp:docPr descr="Aprender, mapear, probar, informar y postularse con evidencia honesta de portafolio." title="" id="106" name="Picture"/>
+            <a:graphic>
+              <a:graphicData uri="http://schemas.openxmlformats.org/drawingml/2006/picture">
+                <pic:pic>
+                  <pic:nvPicPr>
+                    <pic:cNvPr descr="media/image8_es-419.png" id="107" name="Picture"/>
+                    <pic:cNvPicPr>
+                      <a:picLocks noChangeArrowheads="1" noChangeAspect="1"/>
+                    </pic:cNvPicPr>
+                  </pic:nvPicPr>
+                  <pic:blipFill>
+                    <a:blip r:embed="rId105"/>
+                    <a:stretch>
+                      <a:fillRect/>
+                    </a:stretch>
+                  </pic:blipFill>
+                  <pic:spPr bwMode="auto">
+                    <a:xfrm>
+                      <a:off x="0" y="0"/>
+                      <a:ext cx="5334000" cy="2778320"/>
+                    </a:xfrm>
+                    <a:prstGeom prst="rect">
+                      <a:avLst/>
+                    </a:prstGeom>
+                    <a:noFill/>
+                    <a:ln w="9525">
+                      <a:noFill/>
+                      <a:headEnd/>
+                      <a:tailEnd/>
+                    </a:ln>
+                  </pic:spPr>
+                </pic:pic>
+              </a:graphicData>
+            </a:graphic>
+          </wp:inline>
+        </w:drawing>
+      </w:r>
+    </w:p>
     <w:p>
       <w:pPr>
         <w:pStyle w:val="ImageCaption"/>
@@ -13364,7 +13514,7 @@
         <w:t xml:space="preserve">Figura 8. Ruta hacia el puesto de analista junior</w:t>
       </w:r>
     </w:p>
-    <w:bookmarkStart w:id="84" w:name="puestos-de-nivel-inicial"/>
+    <w:bookmarkStart w:id="108" w:name="puestos-de-nivel-inicial"/>
     <w:p>
       <w:pPr>
         <w:pStyle w:val="Heading2"/>
@@ -13381,8 +13531,8 @@
         <w:t xml:space="preserve">Analista junior de GRC; analista de riesgo de ciberseguridad; analista de cumplimiento; analista de controles de seguridad; analista de riesgo de terceros; analista de aseguramiento de seguridad; analista de programas de ciberseguridad; analista junior de seguridad; analista de preparación para auditorías.</w:t>
       </w:r>
     </w:p>
-    <w:bookmarkEnd w:id="84"/>
-    <w:bookmarkStart w:id="85" w:name="Xc6ed9c321f6a15dc00580ae02ab0b284c685801"/>
+    <w:bookmarkEnd w:id="108"/>
+    <w:bookmarkStart w:id="109" w:name="Xc6ed9c321f6a15dc00580ae02ab0b284c685801"/>
     <w:p>
       <w:pPr>
         <w:pStyle w:val="Heading2"/>
@@ -13487,8 +13637,8 @@
         <w:t xml:space="preserve">Proteger información confidencial y respetar los límites de autorización.</w:t>
       </w:r>
     </w:p>
-    <w:bookmarkEnd w:id="85"/>
-    <w:bookmarkStart w:id="86" w:name="evidencia-de-portafolio"/>
+    <w:bookmarkEnd w:id="109"/>
+    <w:bookmarkStart w:id="110" w:name="evidencia-de-portafolio"/>
     <w:p>
       <w:pPr>
         <w:pStyle w:val="Heading2"/>
@@ -13754,9 +13904,9 @@
         </w:tc>
       </w:tr>
     </w:tbl>
-    <w:bookmarkEnd w:id="86"/>
-    <w:bookmarkEnd w:id="87"/>
-    <w:bookmarkStart w:id="88" w:name="laboratorio-ficticio-y-portafolio"/>
+    <w:bookmarkEnd w:id="110"/>
+    <w:bookmarkEnd w:id="111"/>
+    <w:bookmarkStart w:id="112" w:name="laboratorio-ficticio-y-portafolio"/>
     <w:p>
       <w:pPr>
         <w:pStyle w:val="Heading1"/>
@@ -13967,8 +14117,8 @@
         <w:t xml:space="preserve">identificar todo como entrenamiento ficticio. Nunca publicar información real de empleadores, clientes, pacientes, empleados, proveedores, arquitecturas, vulnerabilidades, credenciales o incidentes sin autorización expresa.</w:t>
       </w:r>
     </w:p>
-    <w:bookmarkEnd w:id="88"/>
-    <w:bookmarkStart w:id="90" w:name="plan-de-aprendizaje-de-treinta-días"/>
+    <w:bookmarkEnd w:id="112"/>
+    <w:bookmarkStart w:id="114" w:name="plan-de-aprendizaje-de-treinta-días"/>
     <w:p>
       <w:pPr>
         <w:pStyle w:val="Heading1"/>
@@ -14195,7 +14345,7 @@
         </w:tc>
       </w:tr>
     </w:tbl>
-    <w:bookmarkStart w:id="89" w:name="hábito-diario"/>
+    <w:bookmarkStart w:id="113" w:name="hábito-diario"/>
     <w:p>
       <w:pPr>
         <w:pStyle w:val="Heading2"/>
@@ -14212,9 +14362,9 @@
         <w:t xml:space="preserve">Leer una sección oficial de NIST o un grupo de resultados; explicarlo en lenguaje sencillo sin alterar el significado; crear una evidencia ficticia; comprobar integridad, alcance, fecha, propiedad y confiabilidad; escribir una conclusión, acción correctiva o lección.</w:t>
       </w:r>
     </w:p>
-    <w:bookmarkEnd w:id="89"/>
-    <w:bookmarkEnd w:id="90"/>
-    <w:bookmarkStart w:id="91" w:name="preparación-para-entrevistas"/>
+    <w:bookmarkEnd w:id="113"/>
+    <w:bookmarkEnd w:id="114"/>
+    <w:bookmarkStart w:id="115" w:name="preparación-para-entrevistas"/>
     <w:p>
       <w:pPr>
         <w:pStyle w:val="Heading1"/>
@@ -14461,8 +14611,8 @@
         <w:t xml:space="preserve">Uso el CSF 2.0 para conectar la ciberseguridad con el riesgo empresarial. Definimos alcance y partes interesadas, seleccionamos resultados aplicables, construimos Perfiles actual y objetivo, priorizamos brechas, financiamos planes, probamos evidencia operativa, incluimos proveedores y comunicamos decisiones y limitaciones. Las herramientas apoyan el trabajo, pero las personas siguen siendo responsables del alcance, juicio, corrección y riesgo residual.</w:t>
       </w:r>
     </w:p>
-    <w:bookmarkEnd w:id="91"/>
-    <w:bookmarkStart w:id="97" w:name="plantillas-y-listas-de-verificación"/>
+    <w:bookmarkEnd w:id="115"/>
+    <w:bookmarkStart w:id="121" w:name="plantillas-y-listas-de-verificación"/>
     <w:p>
       <w:pPr>
         <w:pStyle w:val="Heading1"/>
@@ -14471,7 +14621,7 @@
         <w:t xml:space="preserve">22. Plantillas y listas de verificación</w:t>
       </w:r>
     </w:p>
-    <w:bookmarkStart w:id="92" w:name="registro-de-perfil"/>
+    <w:bookmarkStart w:id="116" w:name="registro-de-perfil"/>
     <w:p>
       <w:pPr>
         <w:pStyle w:val="Heading2"/>
@@ -14488,8 +14638,8 @@
         <w:t xml:space="preserve">Alcance, propósito, responsable, patrocinador, partes interesadas, fecha, activador de revisión; identificador de Función, Categoría y Subcategoría; aplicabilidad; estado actual; implementación; evidencia; prueba; excepción; limitación; estado objetivo; prioridad; brecha; riesgo; acción; protección provisional; recursos; fecha; dependencia; repetición de prueba; contexto de Nivel; aprobación e historial de versiones.</w:t>
       </w:r>
     </w:p>
-    <w:bookmarkEnd w:id="92"/>
-    <w:bookmarkStart w:id="93" w:name="registro-de-riesgos"/>
+    <w:bookmarkEnd w:id="116"/>
+    <w:bookmarkStart w:id="117" w:name="registro-de-riesgos"/>
     <w:p>
       <w:pPr>
         <w:pStyle w:val="Heading2"/>
@@ -14506,8 +14656,8 @@
         <w:t xml:space="preserve">Objetivo, activo, servicio, datos, proveedor y responsable; amenaza, vulnerabilidad, escenario y resultados afectados; controles y evidencia; probabilidad, impacto y riesgo inherente; respuesta, acción, recursos y fecha; riesgo residual, comparación con apetito/tolerancia y autoridad de aceptación; indicador, activador de revisión, vencimiento de excepción y repetición de prueba.</w:t>
       </w:r>
     </w:p>
-    <w:bookmarkEnd w:id="93"/>
-    <w:bookmarkStart w:id="94" w:name="hoja-de-prueba-de-control"/>
+    <w:bookmarkEnd w:id="117"/>
+    <w:bookmarkStart w:id="118" w:name="hoja-de-prueba-de-control"/>
     <w:p>
       <w:pPr>
         <w:pStyle w:val="Heading2"/>
@@ -14524,8 +14674,8 @@
         <w:t xml:space="preserve">Resultado, riesgo, control, responsable, frecuencia, sistemas, ubicaciones y periodo; criterios de diseño; evidencia esperada; población completa; comprobación de integridad; método de muestra; procedimiento; evidencia inspeccionada; repetición; excepciones; causa; impacto; acción; protección provisional; nueva prueba; conclusión; limitaciones; revisor y aprobación.</w:t>
       </w:r>
     </w:p>
-    <w:bookmarkEnd w:id="94"/>
-    <w:bookmarkStart w:id="95" w:name="revisión-de-proveedores"/>
+    <w:bookmarkEnd w:id="118"/>
+    <w:bookmarkStart w:id="119" w:name="revisión-de-proveedores"/>
     <w:p>
       <w:pPr>
         <w:pStyle w:val="Heading2"/>
@@ -14542,8 +14692,8 @@
         <w:t xml:space="preserve">Servicio, responsable, criticidad, acceso, datos, ubicaciones, subcontratistas, dependencias y alternativas; debida diligencia, autenticidad, desarrollo seguro, vulnerabilidades, resiliencia, historial de incidentes y situación financiera/operativa; requisitos contractuales, derechos de evidencia, notificación, recuperación, devolución/destrucción y salida; monitoreo, hallazgos, excepciones, acciones, ejercicios, incidentes, cambios, renovación y terminación.</w:t>
       </w:r>
     </w:p>
-    <w:bookmarkEnd w:id="95"/>
-    <w:bookmarkStart w:id="96" w:name="lista-de-preparación-para-gerentes"/>
+    <w:bookmarkEnd w:id="119"/>
+    <w:bookmarkStart w:id="120" w:name="lista-de-preparación-para-gerentes"/>
     <w:p>
       <w:pPr>
         <w:pStyle w:val="Heading2"/>
@@ -14560,9 +14710,9 @@
         <w:t xml:space="preserve">Patrocinador, roles, recursos, política y estrategia aprobados; alcance, partes interesadas, obligaciones, servicios críticos, dependencias y proveedores actualizados; poblaciones reconciliadas; Perfiles respaldados y aprobados; plan financiado; evidencia probada; controles de proveedores operando; métricas vinculadas a riesgo; excepciones, aceptaciones, limitaciones y nuevas pruebas visibles.</w:t>
       </w:r>
     </w:p>
-    <w:bookmarkEnd w:id="96"/>
-    <w:bookmarkEnd w:id="97"/>
-    <w:bookmarkStart w:id="99" w:name="glosario-e-índice-temático"/>
+    <w:bookmarkEnd w:id="120"/>
+    <w:bookmarkEnd w:id="121"/>
+    <w:bookmarkStart w:id="123" w:name="glosario-e-índice-temático"/>
     <w:p>
       <w:pPr>
         <w:pStyle w:val="Heading1"/>
@@ -14813,7 +14963,7 @@
         <w:t xml:space="preserve">contexto del rigor de gobernanza y gestión del riesgo.</w:t>
       </w:r>
     </w:p>
-    <w:bookmarkStart w:id="98" w:name="índice-temático"/>
+    <w:bookmarkStart w:id="122" w:name="índice-temático"/>
     <w:p>
       <w:pPr>
         <w:pStyle w:val="Heading2"/>
@@ -15455,9 +15605,9 @@
         </w:tc>
       </w:tr>
     </w:tbl>
-    <w:bookmarkEnd w:id="98"/>
-    <w:bookmarkEnd w:id="99"/>
-    <w:bookmarkStart w:id="100" w:name="Xe133084b593ef74a45cdaaebbf7d6bd7938ab4b"/>
+    <w:bookmarkEnd w:id="122"/>
+    <w:bookmarkEnd w:id="123"/>
+    <w:bookmarkStart w:id="124" w:name="Xe133084b593ef74a45cdaaebbf7d6bd7938ab4b"/>
     <w:p>
       <w:pPr>
         <w:pStyle w:val="Heading1"/>
@@ -15664,7 +15814,7 @@
         <w:t xml:space="preserve">el Núcleo del CSF es estable, pero los ejemplos de implementación, referencias informativas, guías, mapeos, amenazas, tecnologías y obligaciones pueden cambiar. Verificar siempre las fuentes oficiales vigentes de NIST y los requisitos específicos de la organización antes de actuar.</w:t>
       </w:r>
     </w:p>
-    <w:bookmarkEnd w:id="100"/>
+    <w:bookmarkEnd w:id="124"/>
     <w:sectPr/>
   </w:body>
 </w:document>

--- a/01-foundations/NIST_CSF_2/Espanol/NIST_CSF_2_Practical_GRC_and_Junior_Analyst_Manual_Espanol_v1.0.docx
+++ b/01-foundations/NIST_CSF_2/Espanol/NIST_CSF_2_Practical_GRC_and_Junior_Analyst_Manual_Espanol_v1.0.docx
@@ -16257,7 +16257,7 @@
         <w:rFonts w:asciiTheme="minorHAnsi" w:cstheme="minorBidi" w:eastAsiaTheme="minorHAnsi" w:hAnsiTheme="minorHAnsi"/>
         <w:sz w:val="24"/>
         <w:szCs w:val="24"/>
-        <w:lang w:bidi="ar-SA" w:eastAsia="en-US" w:val="en-US"/>
+        <w:lang w:bidi="ar-SA" w:eastAsia="es-419" w:val="es-419"/>
       </w:rPr>
     </w:rPrDefault>
     <w:pPrDefault>
